--- a/Requirements .docx
+++ b/Requirements .docx
@@ -64,37 +64,624 @@
       <w:r>
         <w:t>In the wards and beds when we discharge a patient how we know that we discharge this patient</w:t>
       </w:r>
+    </w:p>
+    <w:p>
+      <w:pPr>
+        <w:pStyle w:val="ListParagraph"/>
+        <w:numPr>
+          <w:ilvl w:val="0"/>
+          <w:numId w:val="1"/>
+        </w:numPr>
+      </w:pPr>
+      <w:r>
+        <w:t xml:space="preserve">We make the modules </w:t>
+      </w:r>
+    </w:p>
+    <w:p>
+      <w:pPr>
+        <w:pStyle w:val="ListParagraph"/>
+        <w:numPr>
+          <w:ilvl w:val="1"/>
+          <w:numId w:val="2"/>
+        </w:numPr>
+        <w:rPr>
+          <w:b/>
+        </w:rPr>
+      </w:pPr>
+      <w:r>
+        <w:rPr>
+          <w:b/>
+        </w:rPr>
+        <w:t>Doctors</w:t>
+      </w:r>
+    </w:p>
+    <w:p>
+      <w:pPr>
+        <w:pStyle w:val="ListParagraph"/>
+        <w:numPr>
+          <w:ilvl w:val="1"/>
+          <w:numId w:val="2"/>
+        </w:numPr>
+        <w:rPr>
+          <w:b/>
+        </w:rPr>
+      </w:pPr>
+      <w:r>
+        <w:rPr>
+          <w:b/>
+        </w:rPr>
+        <w:t>Patients</w:t>
+      </w:r>
+    </w:p>
+    <w:p>
+      <w:pPr>
+        <w:pStyle w:val="ListParagraph"/>
+        <w:numPr>
+          <w:ilvl w:val="1"/>
+          <w:numId w:val="2"/>
+        </w:numPr>
+        <w:rPr>
+          <w:b/>
+        </w:rPr>
+      </w:pPr>
+      <w:r>
+        <w:rPr>
+          <w:b/>
+        </w:rPr>
+        <w:t>Appointments</w:t>
+      </w:r>
+    </w:p>
+    <w:p>
+      <w:pPr>
+        <w:pStyle w:val="ListParagraph"/>
+        <w:numPr>
+          <w:ilvl w:val="1"/>
+          <w:numId w:val="2"/>
+        </w:numPr>
+        <w:rPr>
+          <w:b/>
+        </w:rPr>
+      </w:pPr>
+      <w:r>
+        <w:rPr>
+          <w:b/>
+        </w:rPr>
+        <w:t>Wards and Beds</w:t>
+      </w:r>
+    </w:p>
+    <w:p>
+      <w:pPr>
+        <w:pStyle w:val="ListParagraph"/>
+        <w:numPr>
+          <w:ilvl w:val="1"/>
+          <w:numId w:val="2"/>
+        </w:numPr>
+        <w:rPr>
+          <w:b/>
+        </w:rPr>
+      </w:pPr>
+      <w:r>
+        <w:rPr>
+          <w:b/>
+        </w:rPr>
+        <w:t>Medicine</w:t>
+      </w:r>
+    </w:p>
+    <w:p>
+      <w:pPr>
+        <w:pStyle w:val="ListParagraph"/>
+        <w:numPr>
+          <w:ilvl w:val="1"/>
+          <w:numId w:val="2"/>
+        </w:numPr>
+        <w:rPr>
+          <w:b/>
+        </w:rPr>
+      </w:pPr>
+      <w:r>
+        <w:rPr>
+          <w:b/>
+        </w:rPr>
+        <w:t>Prescriptions</w:t>
+      </w:r>
+    </w:p>
+    <w:p>
+      <w:pPr>
+        <w:pStyle w:val="ListParagraph"/>
+        <w:numPr>
+          <w:ilvl w:val="1"/>
+          <w:numId w:val="2"/>
+        </w:numPr>
+        <w:rPr>
+          <w:b/>
+        </w:rPr>
+      </w:pPr>
+      <w:r>
+        <w:rPr>
+          <w:b/>
+        </w:rPr>
+        <w:t>Lab Orders</w:t>
+      </w:r>
+    </w:p>
+    <w:p>
+      <w:pPr>
+        <w:pStyle w:val="ListParagraph"/>
+        <w:numPr>
+          <w:ilvl w:val="1"/>
+          <w:numId w:val="2"/>
+        </w:numPr>
+        <w:rPr>
+          <w:b/>
+        </w:rPr>
+      </w:pPr>
+      <w:r>
+        <w:rPr>
+          <w:b/>
+        </w:rPr>
+        <w:t>Radiology</w:t>
+      </w:r>
+    </w:p>
+    <w:p>
+      <w:pPr>
+        <w:pStyle w:val="ListParagraph"/>
+        <w:ind w:left="1440"/>
+        <w:rPr>
+          <w:b/>
+        </w:rPr>
+      </w:pPr>
+    </w:p>
+    <w:p>
+      <w:pPr>
+        <w:pStyle w:val="ListParagraph"/>
+        <w:ind w:left="1440"/>
+        <w:rPr>
+          <w:b/>
+        </w:rPr>
+      </w:pPr>
+    </w:p>
+    <w:p>
+      <w:pPr>
+        <w:rPr>
+          <w:b/>
+        </w:rPr>
+      </w:pPr>
+      <w:proofErr w:type="gramStart"/>
+      <w:r>
+        <w:rPr>
+          <w:b/>
+        </w:rPr>
+        <w:t>when</w:t>
+      </w:r>
+      <w:proofErr w:type="gramEnd"/>
+      <w:r>
+        <w:rPr>
+          <w:b/>
+        </w:rPr>
+        <w:t xml:space="preserve"> the tests Radiology performs the results will be show to the doctor there will be the dashboard for the doctors to see the patient histories and tests Radiology </w:t>
+      </w:r>
       <w:bookmarkStart w:id="0" w:name="_GoBack"/>
       <w:bookmarkEnd w:id="0"/>
+      <w:r>
+        <w:rPr>
+          <w:b/>
+        </w:rPr>
+        <w:t xml:space="preserve">reposts </w:t>
+      </w:r>
+    </w:p>
+    <w:p>
+      <w:pPr>
+        <w:pStyle w:val="ListParagraph"/>
+        <w:ind w:left="1440"/>
+        <w:rPr>
+          <w:b/>
+        </w:rPr>
+      </w:pPr>
+    </w:p>
+    <w:p>
+      <w:pPr>
+        <w:pStyle w:val="ListParagraph"/>
+        <w:ind w:left="1440"/>
+        <w:rPr>
+          <w:b/>
+        </w:rPr>
+      </w:pPr>
+    </w:p>
+    <w:p>
+      <w:pPr>
+        <w:pStyle w:val="ListParagraph"/>
+        <w:ind w:left="1440"/>
+        <w:rPr>
+          <w:b/>
+        </w:rPr>
+      </w:pPr>
+    </w:p>
+    <w:p>
+      <w:pPr>
+        <w:pStyle w:val="ListParagraph"/>
+        <w:ind w:left="1440"/>
+        <w:rPr>
+          <w:b/>
+        </w:rPr>
+      </w:pPr>
+    </w:p>
+    <w:p>
+      <w:pPr>
+        <w:pStyle w:val="ListParagraph"/>
+        <w:ind w:left="1440"/>
+        <w:rPr>
+          <w:b/>
+        </w:rPr>
+      </w:pPr>
+    </w:p>
+    <w:p>
+      <w:pPr>
+        <w:pStyle w:val="ListParagraph"/>
+        <w:ind w:left="1440"/>
+        <w:rPr>
+          <w:b/>
+        </w:rPr>
+      </w:pPr>
+    </w:p>
+    <w:p>
+      <w:pPr>
+        <w:pStyle w:val="ListParagraph"/>
+        <w:ind w:left="1440"/>
+        <w:rPr>
+          <w:b/>
+        </w:rPr>
+      </w:pPr>
+    </w:p>
+    <w:p>
+      <w:pPr>
+        <w:pStyle w:val="ListParagraph"/>
+        <w:ind w:left="1440"/>
+        <w:rPr>
+          <w:b/>
+        </w:rPr>
+      </w:pPr>
+    </w:p>
+    <w:p>
+      <w:pPr>
+        <w:pStyle w:val="ListParagraph"/>
+        <w:ind w:left="1440"/>
+        <w:rPr>
+          <w:b/>
+        </w:rPr>
+      </w:pPr>
+    </w:p>
+    <w:p>
+      <w:pPr>
+        <w:pStyle w:val="ListParagraph"/>
+        <w:ind w:left="1440"/>
+        <w:rPr>
+          <w:b/>
+        </w:rPr>
+      </w:pPr>
+    </w:p>
+    <w:p>
+      <w:pPr>
+        <w:pStyle w:val="ListParagraph"/>
+        <w:ind w:left="1440"/>
+        <w:rPr>
+          <w:b/>
+        </w:rPr>
+      </w:pPr>
+    </w:p>
+    <w:p>
+      <w:pPr>
+        <w:pStyle w:val="ListParagraph"/>
+        <w:ind w:left="1440"/>
+        <w:rPr>
+          <w:b/>
+        </w:rPr>
+      </w:pPr>
+    </w:p>
+    <w:p>
+      <w:pPr>
+        <w:pStyle w:val="ListParagraph"/>
+        <w:ind w:left="1440"/>
+        <w:rPr>
+          <w:b/>
+        </w:rPr>
+      </w:pPr>
+    </w:p>
+    <w:p>
+      <w:pPr>
+        <w:pStyle w:val="ListParagraph"/>
+        <w:ind w:left="1440"/>
+        <w:rPr>
+          <w:b/>
+        </w:rPr>
+      </w:pPr>
+    </w:p>
+    <w:p>
+      <w:pPr>
+        <w:pStyle w:val="ListParagraph"/>
+        <w:ind w:left="1440"/>
+        <w:rPr>
+          <w:b/>
+        </w:rPr>
+      </w:pPr>
+    </w:p>
+    <w:p>
+      <w:pPr>
+        <w:pStyle w:val="ListParagraph"/>
+        <w:ind w:left="1440"/>
+        <w:rPr>
+          <w:b/>
+        </w:rPr>
+      </w:pPr>
+    </w:p>
+    <w:p>
+      <w:pPr>
+        <w:pStyle w:val="ListParagraph"/>
+        <w:ind w:left="1440"/>
+        <w:rPr>
+          <w:b/>
+        </w:rPr>
+      </w:pPr>
+    </w:p>
+    <w:p>
+      <w:pPr>
+        <w:pStyle w:val="ListParagraph"/>
+        <w:ind w:left="1440"/>
+        <w:rPr>
+          <w:b/>
+        </w:rPr>
+      </w:pPr>
+    </w:p>
+    <w:p>
+      <w:pPr>
+        <w:pStyle w:val="ListParagraph"/>
+        <w:ind w:left="1440"/>
+        <w:rPr>
+          <w:b/>
+        </w:rPr>
+      </w:pPr>
+    </w:p>
+    <w:p>
+      <w:pPr>
+        <w:pStyle w:val="ListParagraph"/>
+        <w:ind w:left="1440"/>
+        <w:rPr>
+          <w:b/>
+        </w:rPr>
+      </w:pPr>
+    </w:p>
+    <w:p>
+      <w:pPr>
+        <w:pStyle w:val="ListParagraph"/>
+        <w:ind w:left="1440"/>
+        <w:rPr>
+          <w:b/>
+        </w:rPr>
+      </w:pPr>
+    </w:p>
+    <w:p>
+      <w:pPr>
+        <w:pStyle w:val="ListParagraph"/>
+        <w:ind w:left="1440"/>
+        <w:rPr>
+          <w:b/>
+        </w:rPr>
+      </w:pPr>
+    </w:p>
+    <w:p>
+      <w:pPr>
+        <w:pStyle w:val="ListParagraph"/>
+        <w:ind w:left="1440"/>
+        <w:rPr>
+          <w:b/>
+        </w:rPr>
+      </w:pPr>
+    </w:p>
+    <w:p>
+      <w:pPr>
+        <w:rPr>
+          <w:b/>
+        </w:rPr>
+      </w:pPr>
     </w:p>
     <w:p>
       <w:pPr>
         <w:pStyle w:val="ListParagraph"/>
         <w:numPr>
           <w:ilvl w:val="0"/>
-          <w:numId w:val="1"/>
-        </w:numPr>
-      </w:pPr>
-      <w:r>
-        <w:t xml:space="preserve">We make the modules </w:t>
-      </w:r>
+          <w:numId w:val="4"/>
+        </w:numPr>
+        <w:rPr>
+          <w:b/>
+          <w:sz w:val="28"/>
+          <w:szCs w:val="28"/>
+        </w:rPr>
+      </w:pPr>
+      <w:proofErr w:type="spellStart"/>
+      <w:r>
+        <w:rPr>
+          <w:b/>
+          <w:sz w:val="28"/>
+          <w:szCs w:val="28"/>
+        </w:rPr>
+        <w:t>Mera</w:t>
+      </w:r>
+      <w:proofErr w:type="spellEnd"/>
+      <w:r>
+        <w:rPr>
+          <w:b/>
+          <w:sz w:val="28"/>
+          <w:szCs w:val="28"/>
+        </w:rPr>
+        <w:t xml:space="preserve"> Hospital Management System </w:t>
+      </w:r>
+      <w:proofErr w:type="spellStart"/>
+      <w:r>
+        <w:rPr>
+          <w:b/>
+          <w:sz w:val="28"/>
+          <w:szCs w:val="28"/>
+        </w:rPr>
+        <w:t>Laravel</w:t>
+      </w:r>
+      <w:proofErr w:type="spellEnd"/>
+      <w:r>
+        <w:rPr>
+          <w:b/>
+          <w:sz w:val="28"/>
+          <w:szCs w:val="28"/>
+        </w:rPr>
+        <w:t xml:space="preserve"> 11 + </w:t>
+      </w:r>
+      <w:proofErr w:type="spellStart"/>
+      <w:r>
+        <w:rPr>
+          <w:b/>
+          <w:sz w:val="28"/>
+          <w:szCs w:val="28"/>
+        </w:rPr>
+        <w:t>PostgreSQL</w:t>
+      </w:r>
+      <w:proofErr w:type="spellEnd"/>
+      <w:r>
+        <w:rPr>
+          <w:b/>
+          <w:sz w:val="28"/>
+          <w:szCs w:val="28"/>
+        </w:rPr>
+        <w:t xml:space="preserve"> + </w:t>
+      </w:r>
+    </w:p>
+    <w:p>
+      <w:pPr>
+        <w:pStyle w:val="ListParagraph"/>
+        <w:numPr>
+          <w:ilvl w:val="0"/>
+          <w:numId w:val="4"/>
+        </w:numPr>
+        <w:rPr>
+          <w:b/>
+          <w:sz w:val="28"/>
+          <w:szCs w:val="28"/>
+        </w:rPr>
+      </w:pPr>
+      <w:r>
+        <w:rPr>
+          <w:b/>
+          <w:sz w:val="28"/>
+          <w:szCs w:val="28"/>
+        </w:rPr>
+        <w:t xml:space="preserve">Bootstrap 5 + Tailwind CSS (CDN) + Bootstrap Icons </w:t>
+      </w:r>
+      <w:proofErr w:type="spellStart"/>
+      <w:r>
+        <w:rPr>
+          <w:b/>
+          <w:sz w:val="28"/>
+          <w:szCs w:val="28"/>
+        </w:rPr>
+        <w:t>hai</w:t>
+      </w:r>
+      <w:proofErr w:type="spellEnd"/>
+      <w:r>
+        <w:rPr>
+          <w:b/>
+          <w:sz w:val="28"/>
+          <w:szCs w:val="28"/>
+        </w:rPr>
+        <w:t>.</w:t>
+      </w:r>
+    </w:p>
+    <w:p>
+      <w:pPr>
+        <w:pStyle w:val="ListParagraph"/>
+        <w:numPr>
+          <w:ilvl w:val="0"/>
+          <w:numId w:val="4"/>
+        </w:numPr>
+        <w:rPr>
+          <w:b/>
+          <w:sz w:val="28"/>
+          <w:szCs w:val="28"/>
+        </w:rPr>
+      </w:pPr>
+      <w:r>
+        <w:rPr>
+          <w:b/>
+          <w:sz w:val="28"/>
+          <w:szCs w:val="28"/>
+        </w:rPr>
+        <w:t>Architecture: MVC pattern</w:t>
+      </w:r>
+    </w:p>
+    <w:p>
+      <w:pPr>
+        <w:pStyle w:val="ListParagraph"/>
+        <w:numPr>
+          <w:ilvl w:val="0"/>
+          <w:numId w:val="4"/>
+        </w:numPr>
+        <w:rPr>
+          <w:b/>
+          <w:sz w:val="28"/>
+          <w:szCs w:val="28"/>
+        </w:rPr>
+      </w:pPr>
+      <w:r>
+        <w:rPr>
+          <w:b/>
+          <w:sz w:val="28"/>
+          <w:szCs w:val="28"/>
+        </w:rPr>
+        <w:t>Master layout: resources/views/layouts/</w:t>
+      </w:r>
+      <w:proofErr w:type="spellStart"/>
+      <w:r>
+        <w:rPr>
+          <w:b/>
+          <w:sz w:val="28"/>
+          <w:szCs w:val="28"/>
+        </w:rPr>
+        <w:t>master.blade.php</w:t>
+      </w:r>
+      <w:proofErr w:type="spellEnd"/>
     </w:p>
     <w:p>
       <w:pPr>
         <w:pStyle w:val="ListParagraph"/>
         <w:numPr>
           <w:ilvl w:val="1"/>
-          <w:numId w:val="2"/>
-        </w:numPr>
-        <w:rPr>
-          <w:b/>
-        </w:rPr>
-      </w:pPr>
-      <w:r>
-        <w:rPr>
-          <w:b/>
-        </w:rPr>
-        <w:t>Doctors</w:t>
+          <w:numId w:val="4"/>
+        </w:numPr>
+        <w:rPr>
+          <w:b/>
+          <w:sz w:val="28"/>
+          <w:szCs w:val="28"/>
+        </w:rPr>
+      </w:pPr>
+      <w:r>
+        <w:rPr>
+          <w:b/>
+          <w:sz w:val="28"/>
+          <w:szCs w:val="28"/>
+        </w:rPr>
+        <w:t xml:space="preserve">Sidebar with </w:t>
+      </w:r>
+      <w:proofErr w:type="spellStart"/>
+      <w:r>
+        <w:rPr>
+          <w:b/>
+          <w:sz w:val="28"/>
+          <w:szCs w:val="28"/>
+        </w:rPr>
+        <w:t>nav</w:t>
+      </w:r>
+      <w:proofErr w:type="spellEnd"/>
+      <w:r>
+        <w:rPr>
+          <w:b/>
+          <w:sz w:val="28"/>
+          <w:szCs w:val="28"/>
+        </w:rPr>
+        <w:t>-item active classes</w:t>
       </w:r>
     </w:p>
     <w:p>
@@ -102,17 +689,31 @@
         <w:pStyle w:val="ListParagraph"/>
         <w:numPr>
           <w:ilvl w:val="1"/>
-          <w:numId w:val="2"/>
-        </w:numPr>
-        <w:rPr>
-          <w:b/>
-        </w:rPr>
-      </w:pPr>
-      <w:r>
-        <w:rPr>
-          <w:b/>
-        </w:rPr>
-        <w:t>Patients</w:t>
+          <w:numId w:val="4"/>
+        </w:numPr>
+        <w:rPr>
+          <w:b/>
+          <w:sz w:val="28"/>
+          <w:szCs w:val="28"/>
+        </w:rPr>
+      </w:pPr>
+      <w:proofErr w:type="spellStart"/>
+      <w:r>
+        <w:rPr>
+          <w:b/>
+          <w:sz w:val="28"/>
+          <w:szCs w:val="28"/>
+        </w:rPr>
+        <w:t>Topbar</w:t>
+      </w:r>
+      <w:proofErr w:type="spellEnd"/>
+      <w:r>
+        <w:rPr>
+          <w:b/>
+          <w:sz w:val="28"/>
+          <w:szCs w:val="28"/>
+        </w:rPr>
+        <w:t xml:space="preserve"> with page-title and breadcrumb</w:t>
       </w:r>
     </w:p>
     <w:p>
@@ -120,17 +721,21 @@
         <w:pStyle w:val="ListParagraph"/>
         <w:numPr>
           <w:ilvl w:val="1"/>
-          <w:numId w:val="2"/>
-        </w:numPr>
-        <w:rPr>
-          <w:b/>
-        </w:rPr>
-      </w:pPr>
-      <w:r>
-        <w:rPr>
-          <w:b/>
-        </w:rPr>
-        <w:t>Appointments</w:t>
+          <w:numId w:val="4"/>
+        </w:numPr>
+        <w:rPr>
+          <w:b/>
+          <w:sz w:val="28"/>
+          <w:szCs w:val="28"/>
+        </w:rPr>
+      </w:pPr>
+      <w:r>
+        <w:rPr>
+          <w:b/>
+          <w:sz w:val="28"/>
+          <w:szCs w:val="28"/>
+        </w:rPr>
+        <w:t>@yield('content') for page content</w:t>
       </w:r>
     </w:p>
     <w:p>
@@ -138,17 +743,43 @@
         <w:pStyle w:val="ListParagraph"/>
         <w:numPr>
           <w:ilvl w:val="1"/>
-          <w:numId w:val="2"/>
-        </w:numPr>
-        <w:rPr>
-          <w:b/>
-        </w:rPr>
-      </w:pPr>
-      <w:r>
-        <w:rPr>
-          <w:b/>
-        </w:rPr>
-        <w:t>Wards and Beds</w:t>
+          <w:numId w:val="4"/>
+        </w:numPr>
+        <w:rPr>
+          <w:b/>
+          <w:sz w:val="28"/>
+          <w:szCs w:val="28"/>
+        </w:rPr>
+      </w:pPr>
+      <w:r>
+        <w:rPr>
+          <w:b/>
+          <w:sz w:val="28"/>
+          <w:szCs w:val="28"/>
+        </w:rPr>
+        <w:t>@push('styles') and @push('scripts') for extra CSS/JS</w:t>
+      </w:r>
+    </w:p>
+    <w:p>
+      <w:pPr>
+        <w:pStyle w:val="ListParagraph"/>
+        <w:numPr>
+          <w:ilvl w:val="0"/>
+          <w:numId w:val="4"/>
+        </w:numPr>
+        <w:rPr>
+          <w:b/>
+          <w:sz w:val="28"/>
+          <w:szCs w:val="28"/>
+        </w:rPr>
+      </w:pPr>
+      <w:r>
+        <w:rPr>
+          <w:b/>
+          <w:sz w:val="28"/>
+          <w:szCs w:val="28"/>
+        </w:rPr>
+        <w:t>Design system:</w:t>
       </w:r>
     </w:p>
     <w:p>
@@ -156,17 +787,21 @@
         <w:pStyle w:val="ListParagraph"/>
         <w:numPr>
           <w:ilvl w:val="1"/>
-          <w:numId w:val="2"/>
-        </w:numPr>
-        <w:rPr>
-          <w:b/>
-        </w:rPr>
-      </w:pPr>
-      <w:r>
-        <w:rPr>
-          <w:b/>
-        </w:rPr>
-        <w:t>Medicine</w:t>
+          <w:numId w:val="4"/>
+        </w:numPr>
+        <w:rPr>
+          <w:b/>
+          <w:sz w:val="28"/>
+          <w:szCs w:val="28"/>
+        </w:rPr>
+      </w:pPr>
+      <w:r>
+        <w:rPr>
+          <w:b/>
+          <w:sz w:val="28"/>
+          <w:szCs w:val="28"/>
+        </w:rPr>
+        <w:t>Primary: #1d4ed8, Success: #16a34a, Warning: #d97706, Danger: #dc2626</w:t>
       </w:r>
     </w:p>
     <w:p>
@@ -174,17 +809,21 @@
         <w:pStyle w:val="ListParagraph"/>
         <w:numPr>
           <w:ilvl w:val="1"/>
-          <w:numId w:val="2"/>
-        </w:numPr>
-        <w:rPr>
-          <w:b/>
-        </w:rPr>
-      </w:pPr>
-      <w:r>
-        <w:rPr>
-          <w:b/>
-        </w:rPr>
-        <w:t>Prescriptions</w:t>
+          <w:numId w:val="4"/>
+        </w:numPr>
+        <w:rPr>
+          <w:b/>
+          <w:sz w:val="28"/>
+          <w:szCs w:val="28"/>
+        </w:rPr>
+      </w:pPr>
+      <w:r>
+        <w:rPr>
+          <w:b/>
+          <w:sz w:val="28"/>
+          <w:szCs w:val="28"/>
+        </w:rPr>
+        <w:t>Cards: border:1px solid #e2e8f0, border-radius:12px</w:t>
       </w:r>
     </w:p>
     <w:p>
@@ -192,36 +831,406 @@
         <w:pStyle w:val="ListParagraph"/>
         <w:numPr>
           <w:ilvl w:val="1"/>
-          <w:numId w:val="2"/>
-        </w:numPr>
-        <w:rPr>
-          <w:b/>
-        </w:rPr>
-      </w:pPr>
-      <w:r>
-        <w:rPr>
-          <w:b/>
-        </w:rPr>
-        <w:t>Lab Orders</w:t>
-      </w:r>
-    </w:p>
-    <w:p>
-      <w:pPr>
-        <w:pStyle w:val="ListParagraph"/>
-        <w:ind w:left="1170"/>
-        <w:rPr>
-          <w:b/>
-        </w:rPr>
-      </w:pPr>
-    </w:p>
-    <w:p>
-      <w:pPr>
-        <w:pStyle w:val="ListParagraph"/>
-        <w:ind w:left="1170"/>
-        <w:rPr>
-          <w:b/>
-        </w:rPr>
-      </w:pPr>
+          <w:numId w:val="4"/>
+        </w:numPr>
+        <w:rPr>
+          <w:b/>
+          <w:sz w:val="28"/>
+          <w:szCs w:val="28"/>
+        </w:rPr>
+      </w:pPr>
+      <w:r>
+        <w:rPr>
+          <w:b/>
+          <w:sz w:val="28"/>
+          <w:szCs w:val="28"/>
+        </w:rPr>
+        <w:t>Tables: .table-clean class</w:t>
+      </w:r>
+    </w:p>
+    <w:p>
+      <w:pPr>
+        <w:pStyle w:val="ListParagraph"/>
+        <w:numPr>
+          <w:ilvl w:val="1"/>
+          <w:numId w:val="4"/>
+        </w:numPr>
+        <w:rPr>
+          <w:b/>
+          <w:sz w:val="28"/>
+          <w:szCs w:val="28"/>
+        </w:rPr>
+      </w:pPr>
+      <w:r>
+        <w:rPr>
+          <w:b/>
+          <w:sz w:val="28"/>
+          <w:szCs w:val="28"/>
+        </w:rPr>
+        <w:t>Stats: .stat-pill cards at top</w:t>
+      </w:r>
+    </w:p>
+    <w:p>
+      <w:pPr>
+        <w:pStyle w:val="ListParagraph"/>
+        <w:numPr>
+          <w:ilvl w:val="1"/>
+          <w:numId w:val="4"/>
+        </w:numPr>
+        <w:rPr>
+          <w:b/>
+          <w:sz w:val="28"/>
+          <w:szCs w:val="28"/>
+        </w:rPr>
+      </w:pPr>
+      <w:r>
+        <w:rPr>
+          <w:b/>
+          <w:sz w:val="28"/>
+          <w:szCs w:val="28"/>
+        </w:rPr>
+        <w:t>Inputs: height:36px, border-radius:8px, font-size:13px</w:t>
+      </w:r>
+    </w:p>
+    <w:p>
+      <w:pPr>
+        <w:pStyle w:val="ListParagraph"/>
+        <w:numPr>
+          <w:ilvl w:val="1"/>
+          <w:numId w:val="4"/>
+        </w:numPr>
+        <w:rPr>
+          <w:b/>
+          <w:sz w:val="28"/>
+          <w:szCs w:val="28"/>
+        </w:rPr>
+      </w:pPr>
+      <w:r>
+        <w:rPr>
+          <w:b/>
+          <w:sz w:val="28"/>
+          <w:szCs w:val="28"/>
+        </w:rPr>
+        <w:t>Status badges: colored pills (background + color same ramp)</w:t>
+      </w:r>
+    </w:p>
+    <w:p>
+      <w:pPr>
+        <w:pStyle w:val="ListParagraph"/>
+        <w:numPr>
+          <w:ilvl w:val="1"/>
+          <w:numId w:val="4"/>
+        </w:numPr>
+        <w:rPr>
+          <w:b/>
+          <w:sz w:val="28"/>
+          <w:szCs w:val="28"/>
+        </w:rPr>
+      </w:pPr>
+      <w:r>
+        <w:rPr>
+          <w:b/>
+          <w:sz w:val="28"/>
+          <w:szCs w:val="28"/>
+        </w:rPr>
+        <w:t>Font: Segoe UI, body 13px</w:t>
+      </w:r>
+    </w:p>
+    <w:p>
+      <w:pPr>
+        <w:pStyle w:val="ListParagraph"/>
+        <w:numPr>
+          <w:ilvl w:val="0"/>
+          <w:numId w:val="4"/>
+        </w:numPr>
+        <w:rPr>
+          <w:b/>
+          <w:sz w:val="28"/>
+          <w:szCs w:val="28"/>
+        </w:rPr>
+      </w:pPr>
+      <w:r>
+        <w:rPr>
+          <w:b/>
+          <w:sz w:val="28"/>
+          <w:szCs w:val="28"/>
+        </w:rPr>
+        <w:t xml:space="preserve">Completed modules: Dashboard, Doctors, Patients, </w:t>
+      </w:r>
+    </w:p>
+    <w:p>
+      <w:pPr>
+        <w:pStyle w:val="ListParagraph"/>
+        <w:numPr>
+          <w:ilvl w:val="0"/>
+          <w:numId w:val="4"/>
+        </w:numPr>
+        <w:rPr>
+          <w:b/>
+          <w:sz w:val="28"/>
+          <w:szCs w:val="28"/>
+        </w:rPr>
+      </w:pPr>
+      <w:r>
+        <w:rPr>
+          <w:b/>
+          <w:sz w:val="28"/>
+          <w:szCs w:val="28"/>
+        </w:rPr>
+        <w:t>Appointments, Wards &amp; Beds, Pharmacy (Medicine + Prescription + Dispensing)</w:t>
+      </w:r>
+    </w:p>
+    <w:p>
+      <w:pPr>
+        <w:pStyle w:val="ListParagraph"/>
+        <w:numPr>
+          <w:ilvl w:val="0"/>
+          <w:numId w:val="4"/>
+        </w:numPr>
+        <w:rPr>
+          <w:b/>
+          <w:sz w:val="28"/>
+          <w:szCs w:val="28"/>
+        </w:rPr>
+      </w:pPr>
+      <w:proofErr w:type="spellStart"/>
+      <w:r>
+        <w:rPr>
+          <w:b/>
+          <w:sz w:val="28"/>
+          <w:szCs w:val="28"/>
+        </w:rPr>
+        <w:t>Har</w:t>
+      </w:r>
+      <w:proofErr w:type="spellEnd"/>
+      <w:r>
+        <w:rPr>
+          <w:b/>
+          <w:sz w:val="28"/>
+          <w:szCs w:val="28"/>
+        </w:rPr>
+        <w:t xml:space="preserve"> module </w:t>
+      </w:r>
+      <w:proofErr w:type="spellStart"/>
+      <w:r>
+        <w:rPr>
+          <w:b/>
+          <w:sz w:val="28"/>
+          <w:szCs w:val="28"/>
+        </w:rPr>
+        <w:t>mein</w:t>
+      </w:r>
+      <w:proofErr w:type="spellEnd"/>
+      <w:r>
+        <w:rPr>
+          <w:b/>
+          <w:sz w:val="28"/>
+          <w:szCs w:val="28"/>
+        </w:rPr>
+        <w:t>:</w:t>
+      </w:r>
+    </w:p>
+    <w:p>
+      <w:pPr>
+        <w:pStyle w:val="ListParagraph"/>
+        <w:numPr>
+          <w:ilvl w:val="1"/>
+          <w:numId w:val="4"/>
+        </w:numPr>
+        <w:rPr>
+          <w:b/>
+          <w:sz w:val="28"/>
+          <w:szCs w:val="28"/>
+        </w:rPr>
+      </w:pPr>
+      <w:r>
+        <w:rPr>
+          <w:b/>
+          <w:sz w:val="28"/>
+          <w:szCs w:val="28"/>
+        </w:rPr>
+        <w:t xml:space="preserve">Migration (with </w:t>
+      </w:r>
+      <w:proofErr w:type="spellStart"/>
+      <w:r>
+        <w:rPr>
+          <w:b/>
+          <w:sz w:val="28"/>
+          <w:szCs w:val="28"/>
+        </w:rPr>
+        <w:t>softDeletes</w:t>
+      </w:r>
+      <w:proofErr w:type="spellEnd"/>
+      <w:r>
+        <w:rPr>
+          <w:b/>
+          <w:sz w:val="28"/>
+          <w:szCs w:val="28"/>
+        </w:rPr>
+        <w:t xml:space="preserve"> + timestamps + auto-code generation)</w:t>
+      </w:r>
+    </w:p>
+    <w:p>
+      <w:pPr>
+        <w:pStyle w:val="ListParagraph"/>
+        <w:numPr>
+          <w:ilvl w:val="1"/>
+          <w:numId w:val="4"/>
+        </w:numPr>
+        <w:rPr>
+          <w:b/>
+          <w:sz w:val="28"/>
+          <w:szCs w:val="28"/>
+        </w:rPr>
+      </w:pPr>
+      <w:r>
+        <w:rPr>
+          <w:b/>
+          <w:sz w:val="28"/>
+          <w:szCs w:val="28"/>
+        </w:rPr>
+        <w:t xml:space="preserve">Model (fillable, casts, boot, relationships, scopes, </w:t>
+      </w:r>
+      <w:proofErr w:type="spellStart"/>
+      <w:r>
+        <w:rPr>
+          <w:b/>
+          <w:sz w:val="28"/>
+          <w:szCs w:val="28"/>
+        </w:rPr>
+        <w:t>accessors</w:t>
+      </w:r>
+      <w:proofErr w:type="spellEnd"/>
+      <w:r>
+        <w:rPr>
+          <w:b/>
+          <w:sz w:val="28"/>
+          <w:szCs w:val="28"/>
+        </w:rPr>
+        <w:t>)</w:t>
+      </w:r>
+    </w:p>
+    <w:p>
+      <w:pPr>
+        <w:pStyle w:val="ListParagraph"/>
+        <w:numPr>
+          <w:ilvl w:val="1"/>
+          <w:numId w:val="4"/>
+        </w:numPr>
+        <w:rPr>
+          <w:b/>
+          <w:sz w:val="28"/>
+          <w:szCs w:val="28"/>
+        </w:rPr>
+      </w:pPr>
+      <w:r>
+        <w:rPr>
+          <w:b/>
+          <w:sz w:val="28"/>
+          <w:szCs w:val="28"/>
+        </w:rPr>
+        <w:t>Controller (index/create/store/show/edit/update/destroy)</w:t>
+      </w:r>
+    </w:p>
+    <w:p>
+      <w:pPr>
+        <w:pStyle w:val="ListParagraph"/>
+        <w:numPr>
+          <w:ilvl w:val="1"/>
+          <w:numId w:val="4"/>
+        </w:numPr>
+        <w:rPr>
+          <w:b/>
+          <w:sz w:val="28"/>
+          <w:szCs w:val="28"/>
+        </w:rPr>
+      </w:pPr>
+      <w:r>
+        <w:rPr>
+          <w:b/>
+          <w:sz w:val="28"/>
+          <w:szCs w:val="28"/>
+        </w:rPr>
+        <w:t xml:space="preserve">Blade views (index, create, show, edit) extending </w:t>
+      </w:r>
+      <w:proofErr w:type="spellStart"/>
+      <w:r>
+        <w:rPr>
+          <w:b/>
+          <w:sz w:val="28"/>
+          <w:szCs w:val="28"/>
+        </w:rPr>
+        <w:t>layouts.master</w:t>
+      </w:r>
+      <w:proofErr w:type="spellEnd"/>
+    </w:p>
+    <w:p>
+      <w:pPr>
+        <w:pStyle w:val="ListParagraph"/>
+        <w:numPr>
+          <w:ilvl w:val="0"/>
+          <w:numId w:val="4"/>
+        </w:numPr>
+        <w:rPr>
+          <w:b/>
+          <w:sz w:val="28"/>
+          <w:szCs w:val="28"/>
+        </w:rPr>
+      </w:pPr>
+      <w:proofErr w:type="spellStart"/>
+      <w:r>
+        <w:rPr>
+          <w:b/>
+          <w:sz w:val="28"/>
+          <w:szCs w:val="28"/>
+        </w:rPr>
+        <w:t>Ab</w:t>
+      </w:r>
+      <w:proofErr w:type="spellEnd"/>
+      <w:r>
+        <w:rPr>
+          <w:b/>
+          <w:sz w:val="28"/>
+          <w:szCs w:val="28"/>
+        </w:rPr>
+        <w:t xml:space="preserve"> [MODULE NAME] banana </w:t>
+      </w:r>
+      <w:proofErr w:type="spellStart"/>
+      <w:r>
+        <w:rPr>
+          <w:b/>
+          <w:sz w:val="28"/>
+          <w:szCs w:val="28"/>
+        </w:rPr>
+        <w:t>hai</w:t>
+      </w:r>
+      <w:proofErr w:type="spellEnd"/>
+      <w:r>
+        <w:rPr>
+          <w:b/>
+          <w:sz w:val="28"/>
+          <w:szCs w:val="28"/>
+        </w:rPr>
+        <w:t xml:space="preserve"> same pattern </w:t>
+      </w:r>
+      <w:proofErr w:type="spellStart"/>
+      <w:r>
+        <w:rPr>
+          <w:b/>
+          <w:sz w:val="28"/>
+          <w:szCs w:val="28"/>
+        </w:rPr>
+        <w:t>mein</w:t>
+      </w:r>
+      <w:proofErr w:type="spellEnd"/>
+      <w:r>
+        <w:rPr>
+          <w:b/>
+          <w:sz w:val="28"/>
+          <w:szCs w:val="28"/>
+        </w:rPr>
+        <w:t>.</w:t>
+      </w:r>
     </w:p>
     <w:sectPr>
       <w:pgSz w:w="12240" w:h="15840"/>
@@ -462,6 +1471,118 @@
     </w:lvl>
   </w:abstractNum>
   <w:abstractNum w:abstractNumId="2">
+    <w:nsid w:val="15871845"/>
+    <w:multiLevelType w:val="hybridMultilevel"/>
+    <w:tmpl w:val="25A0BA42"/>
+    <w:lvl w:ilvl="0" w:tplc="04090001">
+      <w:start w:val="1"/>
+      <w:numFmt w:val="bullet"/>
+      <w:lvlText w:val=""/>
+      <w:lvlJc w:val="left"/>
+      <w:pPr>
+        <w:ind w:left="720" w:hanging="360"/>
+      </w:pPr>
+      <w:rPr>
+        <w:rFonts w:ascii="Symbol" w:hAnsi="Symbol" w:hint="default"/>
+      </w:rPr>
+    </w:lvl>
+    <w:lvl w:ilvl="1" w:tplc="EC1227C4">
+      <w:numFmt w:val="bullet"/>
+      <w:lvlText w:val="-"/>
+      <w:lvlJc w:val="left"/>
+      <w:pPr>
+        <w:ind w:left="1440" w:hanging="360"/>
+      </w:pPr>
+      <w:rPr>
+        <w:rFonts w:ascii="Calibri" w:eastAsiaTheme="minorHAnsi" w:hAnsi="Calibri" w:cs="Calibri" w:hint="default"/>
+      </w:rPr>
+    </w:lvl>
+    <w:lvl w:ilvl="2" w:tplc="04090005" w:tentative="1">
+      <w:start w:val="1"/>
+      <w:numFmt w:val="bullet"/>
+      <w:lvlText w:val=""/>
+      <w:lvlJc w:val="left"/>
+      <w:pPr>
+        <w:ind w:left="2160" w:hanging="360"/>
+      </w:pPr>
+      <w:rPr>
+        <w:rFonts w:ascii="Wingdings" w:hAnsi="Wingdings" w:hint="default"/>
+      </w:rPr>
+    </w:lvl>
+    <w:lvl w:ilvl="3" w:tplc="04090001" w:tentative="1">
+      <w:start w:val="1"/>
+      <w:numFmt w:val="bullet"/>
+      <w:lvlText w:val=""/>
+      <w:lvlJc w:val="left"/>
+      <w:pPr>
+        <w:ind w:left="2880" w:hanging="360"/>
+      </w:pPr>
+      <w:rPr>
+        <w:rFonts w:ascii="Symbol" w:hAnsi="Symbol" w:hint="default"/>
+      </w:rPr>
+    </w:lvl>
+    <w:lvl w:ilvl="4" w:tplc="04090003" w:tentative="1">
+      <w:start w:val="1"/>
+      <w:numFmt w:val="bullet"/>
+      <w:lvlText w:val="o"/>
+      <w:lvlJc w:val="left"/>
+      <w:pPr>
+        <w:ind w:left="3600" w:hanging="360"/>
+      </w:pPr>
+      <w:rPr>
+        <w:rFonts w:ascii="Courier New" w:hAnsi="Courier New" w:cs="Courier New" w:hint="default"/>
+      </w:rPr>
+    </w:lvl>
+    <w:lvl w:ilvl="5" w:tplc="04090005" w:tentative="1">
+      <w:start w:val="1"/>
+      <w:numFmt w:val="bullet"/>
+      <w:lvlText w:val=""/>
+      <w:lvlJc w:val="left"/>
+      <w:pPr>
+        <w:ind w:left="4320" w:hanging="360"/>
+      </w:pPr>
+      <w:rPr>
+        <w:rFonts w:ascii="Wingdings" w:hAnsi="Wingdings" w:hint="default"/>
+      </w:rPr>
+    </w:lvl>
+    <w:lvl w:ilvl="6" w:tplc="04090001" w:tentative="1">
+      <w:start w:val="1"/>
+      <w:numFmt w:val="bullet"/>
+      <w:lvlText w:val=""/>
+      <w:lvlJc w:val="left"/>
+      <w:pPr>
+        <w:ind w:left="5040" w:hanging="360"/>
+      </w:pPr>
+      <w:rPr>
+        <w:rFonts w:ascii="Symbol" w:hAnsi="Symbol" w:hint="default"/>
+      </w:rPr>
+    </w:lvl>
+    <w:lvl w:ilvl="7" w:tplc="04090003" w:tentative="1">
+      <w:start w:val="1"/>
+      <w:numFmt w:val="bullet"/>
+      <w:lvlText w:val="o"/>
+      <w:lvlJc w:val="left"/>
+      <w:pPr>
+        <w:ind w:left="5760" w:hanging="360"/>
+      </w:pPr>
+      <w:rPr>
+        <w:rFonts w:ascii="Courier New" w:hAnsi="Courier New" w:cs="Courier New" w:hint="default"/>
+      </w:rPr>
+    </w:lvl>
+    <w:lvl w:ilvl="8" w:tplc="04090005" w:tentative="1">
+      <w:start w:val="1"/>
+      <w:numFmt w:val="bullet"/>
+      <w:lvlText w:val=""/>
+      <w:lvlJc w:val="left"/>
+      <w:pPr>
+        <w:ind w:left="6480" w:hanging="360"/>
+      </w:pPr>
+      <w:rPr>
+        <w:rFonts w:ascii="Wingdings" w:hAnsi="Wingdings" w:hint="default"/>
+      </w:rPr>
+    </w:lvl>
+  </w:abstractNum>
+  <w:abstractNum w:abstractNumId="3">
     <w:nsid w:val="61A968C9"/>
     <w:multiLevelType w:val="hybridMultilevel"/>
     <w:tmpl w:val="4C5E131A"/>
@@ -575,13 +1696,16 @@
     </w:lvl>
   </w:abstractNum>
   <w:num w:numId="1">
-    <w:abstractNumId w:val="2"/>
+    <w:abstractNumId w:val="3"/>
   </w:num>
   <w:num w:numId="2">
     <w:abstractNumId w:val="1"/>
   </w:num>
   <w:num w:numId="3">
     <w:abstractNumId w:val="0"/>
+  </w:num>
+  <w:num w:numId="4">
+    <w:abstractNumId w:val="2"/>
   </w:num>
 </w:numbering>
 </file>

--- a/Requirements .docx
+++ b/Requirements .docx
@@ -257,15 +257,75 @@
         <w:rPr>
           <w:b/>
         </w:rPr>
-        <w:t xml:space="preserve"> the tests Radiology performs the results will be show to the doctor there will be the dashboard for the doctors to see the patient histories and tests Radiology </w:t>
-      </w:r>
-      <w:bookmarkStart w:id="0" w:name="_GoBack"/>
-      <w:bookmarkEnd w:id="0"/>
-      <w:r>
-        <w:rPr>
-          <w:b/>
-        </w:rPr>
-        <w:t xml:space="preserve">reposts </w:t>
+        <w:t xml:space="preserve"> the tests Radiology performs the results will be show to the doctor there will be the dashboard for the doctors to see the patient histories and tests Radiology reposts </w:t>
+      </w:r>
+    </w:p>
+    <w:p>
+      <w:pPr>
+        <w:pStyle w:val="ListParagraph"/>
+        <w:numPr>
+          <w:ilvl w:val="0"/>
+          <w:numId w:val="5"/>
+        </w:numPr>
+        <w:rPr>
+          <w:b/>
+        </w:rPr>
+      </w:pPr>
+      <w:r>
+        <w:rPr>
+          <w:b/>
+        </w:rPr>
+        <w:t xml:space="preserve">There is the problem in the prescription because when we dispense the medicines the amount have added when we add the stock so need to manage this module </w:t>
+      </w:r>
+    </w:p>
+    <w:p>
+      <w:pPr>
+        <w:pStyle w:val="ListParagraph"/>
+        <w:numPr>
+          <w:ilvl w:val="0"/>
+          <w:numId w:val="5"/>
+        </w:numPr>
+        <w:rPr>
+          <w:b/>
+        </w:rPr>
+      </w:pPr>
+      <w:r>
+        <w:rPr>
+          <w:b/>
+        </w:rPr>
+        <w:t xml:space="preserve">In the radiology when find </w:t>
+      </w:r>
+      <w:proofErr w:type="spellStart"/>
+      <w:r>
+        <w:rPr>
+          <w:b/>
+        </w:rPr>
+        <w:t>some thing</w:t>
+      </w:r>
+      <w:proofErr w:type="spellEnd"/>
+      <w:r>
+        <w:rPr>
+          <w:b/>
+        </w:rPr>
+        <w:t xml:space="preserve"> critical then need to make the system like this to notify by the doctor</w:t>
+      </w:r>
+    </w:p>
+    <w:p>
+      <w:pPr>
+        <w:pStyle w:val="ListParagraph"/>
+        <w:numPr>
+          <w:ilvl w:val="0"/>
+          <w:numId w:val="5"/>
+        </w:numPr>
+        <w:rPr>
+          <w:b/>
+        </w:rPr>
+      </w:pPr>
+      <w:r>
+        <w:rPr>
+          <w:b/>
+        </w:rPr>
+        <w:t xml:space="preserve">We will make the doctor module to perform the test and to notify by radiology department to notify the doctor there will be a notification for the doctor </w:t>
       </w:r>
     </w:p>
     <w:p>
@@ -337,18 +397,1433 @@
         <w:ind w:left="1440"/>
         <w:rPr>
           <w:b/>
-        </w:rPr>
-      </w:pPr>
-    </w:p>
-    <w:p>
-      <w:pPr>
-        <w:pStyle w:val="ListParagraph"/>
-        <w:ind w:left="1440"/>
-        <w:rPr>
-          <w:b/>
-        </w:rPr>
-      </w:pPr>
-    </w:p>
+          <w:i/>
+          <w:color w:val="FF0000"/>
+          <w:sz w:val="32"/>
+          <w:szCs w:val="32"/>
+        </w:rPr>
+      </w:pPr>
+      <w:proofErr w:type="gramStart"/>
+      <w:r>
+        <w:rPr>
+          <w:b/>
+          <w:i/>
+          <w:color w:val="FF0000"/>
+          <w:sz w:val="32"/>
+          <w:szCs w:val="32"/>
+        </w:rPr>
+        <w:t>Remaining  Module</w:t>
+      </w:r>
+      <w:proofErr w:type="gramEnd"/>
+    </w:p>
+    <w:p>
+      <w:pPr>
+        <w:spacing w:before="100" w:beforeAutospacing="1" w:after="100" w:afterAutospacing="1" w:line="240" w:lineRule="auto"/>
+        <w:outlineLvl w:val="2"/>
+        <w:rPr>
+          <w:rFonts w:ascii="Times New Roman" w:eastAsia="Times New Roman" w:hAnsi="Times New Roman" w:cs="Times New Roman"/>
+          <w:b/>
+          <w:bCs/>
+          <w:sz w:val="27"/>
+          <w:szCs w:val="27"/>
+        </w:rPr>
+      </w:pPr>
+      <w:proofErr w:type="spellStart"/>
+      <w:r>
+        <w:rPr>
+          <w:rFonts w:ascii="Times New Roman" w:eastAsia="Times New Roman" w:hAnsi="Times New Roman" w:cs="Times New Roman"/>
+          <w:b/>
+          <w:bCs/>
+          <w:sz w:val="27"/>
+          <w:szCs w:val="27"/>
+        </w:rPr>
+        <w:t>Ab</w:t>
+      </w:r>
+      <w:proofErr w:type="spellEnd"/>
+      <w:r>
+        <w:rPr>
+          <w:rFonts w:ascii="Times New Roman" w:eastAsia="Times New Roman" w:hAnsi="Times New Roman" w:cs="Times New Roman"/>
+          <w:b/>
+          <w:bCs/>
+          <w:sz w:val="27"/>
+          <w:szCs w:val="27"/>
+        </w:rPr>
+        <w:t xml:space="preserve"> Remaining Modules — Priority Order</w:t>
+      </w:r>
+    </w:p>
+    <w:p>
+      <w:pPr>
+        <w:spacing w:before="100" w:beforeAutospacing="1" w:after="100" w:afterAutospacing="1" w:line="240" w:lineRule="auto"/>
+        <w:outlineLvl w:val="3"/>
+        <w:rPr>
+          <w:rFonts w:ascii="Times New Roman" w:eastAsia="Times New Roman" w:hAnsi="Times New Roman" w:cs="Times New Roman"/>
+          <w:b/>
+          <w:bCs/>
+          <w:sz w:val="24"/>
+          <w:szCs w:val="24"/>
+        </w:rPr>
+      </w:pPr>
+      <w:r>
+        <w:rPr>
+          <w:rFonts w:ascii="Segoe UI Symbol" w:eastAsia="Times New Roman" w:hAnsi="Segoe UI Symbol" w:cs="Segoe UI Symbol"/>
+          <w:b/>
+          <w:bCs/>
+          <w:sz w:val="24"/>
+          <w:szCs w:val="24"/>
+        </w:rPr>
+        <w:t>🔴</w:t>
+      </w:r>
+      <w:r>
+        <w:rPr>
+          <w:rFonts w:ascii="Times New Roman" w:eastAsia="Times New Roman" w:hAnsi="Times New Roman" w:cs="Times New Roman"/>
+          <w:b/>
+          <w:bCs/>
+          <w:sz w:val="24"/>
+          <w:szCs w:val="24"/>
+        </w:rPr>
+        <w:t xml:space="preserve"> HIGH — </w:t>
+      </w:r>
+      <w:proofErr w:type="spellStart"/>
+      <w:r>
+        <w:rPr>
+          <w:rFonts w:ascii="Times New Roman" w:eastAsia="Times New Roman" w:hAnsi="Times New Roman" w:cs="Times New Roman"/>
+          <w:b/>
+          <w:bCs/>
+          <w:sz w:val="24"/>
+          <w:szCs w:val="24"/>
+        </w:rPr>
+        <w:t>Zaroor</w:t>
+      </w:r>
+      <w:proofErr w:type="spellEnd"/>
+      <w:r>
+        <w:rPr>
+          <w:rFonts w:ascii="Times New Roman" w:eastAsia="Times New Roman" w:hAnsi="Times New Roman" w:cs="Times New Roman"/>
+          <w:b/>
+          <w:bCs/>
+          <w:sz w:val="24"/>
+          <w:szCs w:val="24"/>
+        </w:rPr>
+        <w:t xml:space="preserve"> banana </w:t>
+      </w:r>
+      <w:proofErr w:type="spellStart"/>
+      <w:r>
+        <w:rPr>
+          <w:rFonts w:ascii="Times New Roman" w:eastAsia="Times New Roman" w:hAnsi="Times New Roman" w:cs="Times New Roman"/>
+          <w:b/>
+          <w:bCs/>
+          <w:sz w:val="24"/>
+          <w:szCs w:val="24"/>
+        </w:rPr>
+        <w:t>hai</w:t>
+      </w:r>
+      <w:proofErr w:type="spellEnd"/>
+    </w:p>
+    <w:tbl>
+      <w:tblPr>
+        <w:tblW w:w="0" w:type="auto"/>
+        <w:tblCellSpacing w:w="15" w:type="dxa"/>
+        <w:tblCellMar>
+          <w:top w:w="15" w:type="dxa"/>
+          <w:left w:w="15" w:type="dxa"/>
+          <w:bottom w:w="15" w:type="dxa"/>
+          <w:right w:w="15" w:type="dxa"/>
+        </w:tblCellMar>
+        <w:tblLook w:val="04A0" w:firstRow="1" w:lastRow="0" w:firstColumn="1" w:lastColumn="0" w:noHBand="0" w:noVBand="1"/>
+      </w:tblPr>
+      <w:tblGrid>
+        <w:gridCol w:w="195"/>
+        <w:gridCol w:w="2553"/>
+        <w:gridCol w:w="5587"/>
+      </w:tblGrid>
+      <w:tr>
+        <w:trPr>
+          <w:tblHeader/>
+          <w:tblCellSpacing w:w="15" w:type="dxa"/>
+        </w:trPr>
+        <w:tc>
+          <w:tcPr>
+            <w:tcW w:w="0" w:type="auto"/>
+            <w:vAlign w:val="center"/>
+            <w:hideMark/>
+          </w:tcPr>
+          <w:p>
+            <w:pPr>
+              <w:spacing w:after="0" w:line="240" w:lineRule="auto"/>
+              <w:jc w:val="center"/>
+              <w:rPr>
+                <w:rFonts w:ascii="Times New Roman" w:eastAsia="Times New Roman" w:hAnsi="Times New Roman" w:cs="Times New Roman"/>
+                <w:b/>
+                <w:bCs/>
+                <w:sz w:val="24"/>
+                <w:szCs w:val="24"/>
+              </w:rPr>
+            </w:pPr>
+            <w:r>
+              <w:rPr>
+                <w:rFonts w:ascii="Times New Roman" w:eastAsia="Times New Roman" w:hAnsi="Times New Roman" w:cs="Times New Roman"/>
+                <w:b/>
+                <w:bCs/>
+                <w:sz w:val="24"/>
+                <w:szCs w:val="24"/>
+              </w:rPr>
+              <w:t>#</w:t>
+            </w:r>
+          </w:p>
+        </w:tc>
+        <w:tc>
+          <w:tcPr>
+            <w:tcW w:w="0" w:type="auto"/>
+            <w:vAlign w:val="center"/>
+            <w:hideMark/>
+          </w:tcPr>
+          <w:p>
+            <w:pPr>
+              <w:spacing w:after="0" w:line="240" w:lineRule="auto"/>
+              <w:jc w:val="center"/>
+              <w:rPr>
+                <w:rFonts w:ascii="Times New Roman" w:eastAsia="Times New Roman" w:hAnsi="Times New Roman" w:cs="Times New Roman"/>
+                <w:b/>
+                <w:bCs/>
+                <w:sz w:val="24"/>
+                <w:szCs w:val="24"/>
+              </w:rPr>
+            </w:pPr>
+            <w:r>
+              <w:rPr>
+                <w:rFonts w:ascii="Times New Roman" w:eastAsia="Times New Roman" w:hAnsi="Times New Roman" w:cs="Times New Roman"/>
+                <w:b/>
+                <w:bCs/>
+                <w:sz w:val="24"/>
+                <w:szCs w:val="24"/>
+              </w:rPr>
+              <w:t>Module</w:t>
+            </w:r>
+          </w:p>
+        </w:tc>
+        <w:tc>
+          <w:tcPr>
+            <w:tcW w:w="0" w:type="auto"/>
+            <w:vAlign w:val="center"/>
+            <w:hideMark/>
+          </w:tcPr>
+          <w:p>
+            <w:pPr>
+              <w:spacing w:after="0" w:line="240" w:lineRule="auto"/>
+              <w:jc w:val="center"/>
+              <w:rPr>
+                <w:rFonts w:ascii="Times New Roman" w:eastAsia="Times New Roman" w:hAnsi="Times New Roman" w:cs="Times New Roman"/>
+                <w:b/>
+                <w:bCs/>
+                <w:sz w:val="24"/>
+                <w:szCs w:val="24"/>
+              </w:rPr>
+            </w:pPr>
+            <w:proofErr w:type="spellStart"/>
+            <w:r>
+              <w:rPr>
+                <w:rFonts w:ascii="Times New Roman" w:eastAsia="Times New Roman" w:hAnsi="Times New Roman" w:cs="Times New Roman"/>
+                <w:b/>
+                <w:bCs/>
+                <w:sz w:val="24"/>
+                <w:szCs w:val="24"/>
+              </w:rPr>
+              <w:t>Kyun</w:t>
+            </w:r>
+            <w:proofErr w:type="spellEnd"/>
+            <w:r>
+              <w:rPr>
+                <w:rFonts w:ascii="Times New Roman" w:eastAsia="Times New Roman" w:hAnsi="Times New Roman" w:cs="Times New Roman"/>
+                <w:b/>
+                <w:bCs/>
+                <w:sz w:val="24"/>
+                <w:szCs w:val="24"/>
+              </w:rPr>
+              <w:t xml:space="preserve"> </w:t>
+            </w:r>
+            <w:proofErr w:type="spellStart"/>
+            <w:r>
+              <w:rPr>
+                <w:rFonts w:ascii="Times New Roman" w:eastAsia="Times New Roman" w:hAnsi="Times New Roman" w:cs="Times New Roman"/>
+                <w:b/>
+                <w:bCs/>
+                <w:sz w:val="24"/>
+                <w:szCs w:val="24"/>
+              </w:rPr>
+              <w:t>Zaroori</w:t>
+            </w:r>
+            <w:proofErr w:type="spellEnd"/>
+          </w:p>
+        </w:tc>
+      </w:tr>
+      <w:tr>
+        <w:trPr>
+          <w:tblCellSpacing w:w="15" w:type="dxa"/>
+        </w:trPr>
+        <w:tc>
+          <w:tcPr>
+            <w:tcW w:w="0" w:type="auto"/>
+            <w:vAlign w:val="center"/>
+            <w:hideMark/>
+          </w:tcPr>
+          <w:p>
+            <w:pPr>
+              <w:spacing w:after="0" w:line="240" w:lineRule="auto"/>
+              <w:rPr>
+                <w:rFonts w:ascii="Times New Roman" w:eastAsia="Times New Roman" w:hAnsi="Times New Roman" w:cs="Times New Roman"/>
+                <w:sz w:val="24"/>
+                <w:szCs w:val="24"/>
+              </w:rPr>
+            </w:pPr>
+            <w:r>
+              <w:rPr>
+                <w:rFonts w:ascii="Times New Roman" w:eastAsia="Times New Roman" w:hAnsi="Times New Roman" w:cs="Times New Roman"/>
+                <w:sz w:val="24"/>
+                <w:szCs w:val="24"/>
+              </w:rPr>
+              <w:t>1</w:t>
+            </w:r>
+          </w:p>
+        </w:tc>
+        <w:tc>
+          <w:tcPr>
+            <w:tcW w:w="0" w:type="auto"/>
+            <w:vAlign w:val="center"/>
+            <w:hideMark/>
+          </w:tcPr>
+          <w:p>
+            <w:pPr>
+              <w:spacing w:after="0" w:line="240" w:lineRule="auto"/>
+              <w:rPr>
+                <w:rFonts w:ascii="Times New Roman" w:eastAsia="Times New Roman" w:hAnsi="Times New Roman" w:cs="Times New Roman"/>
+                <w:sz w:val="24"/>
+                <w:szCs w:val="24"/>
+              </w:rPr>
+            </w:pPr>
+            <w:r>
+              <w:rPr>
+                <w:rFonts w:ascii="Times New Roman" w:eastAsia="Times New Roman" w:hAnsi="Times New Roman" w:cs="Times New Roman"/>
+                <w:b/>
+                <w:bCs/>
+                <w:sz w:val="24"/>
+                <w:szCs w:val="24"/>
+              </w:rPr>
+              <w:t>Operation Theatre (OT)</w:t>
+            </w:r>
+          </w:p>
+        </w:tc>
+        <w:tc>
+          <w:tcPr>
+            <w:tcW w:w="0" w:type="auto"/>
+            <w:vAlign w:val="center"/>
+            <w:hideMark/>
+          </w:tcPr>
+          <w:p>
+            <w:pPr>
+              <w:spacing w:after="0" w:line="240" w:lineRule="auto"/>
+              <w:rPr>
+                <w:rFonts w:ascii="Times New Roman" w:eastAsia="Times New Roman" w:hAnsi="Times New Roman" w:cs="Times New Roman"/>
+                <w:sz w:val="24"/>
+                <w:szCs w:val="24"/>
+              </w:rPr>
+            </w:pPr>
+            <w:r>
+              <w:rPr>
+                <w:rFonts w:ascii="Times New Roman" w:eastAsia="Times New Roman" w:hAnsi="Times New Roman" w:cs="Times New Roman"/>
+                <w:sz w:val="24"/>
+                <w:szCs w:val="24"/>
+              </w:rPr>
+              <w:t>Surgery scheduling, OT notes, anesthesia — core clinical</w:t>
+            </w:r>
+          </w:p>
+        </w:tc>
+      </w:tr>
+      <w:tr>
+        <w:trPr>
+          <w:tblCellSpacing w:w="15" w:type="dxa"/>
+        </w:trPr>
+        <w:tc>
+          <w:tcPr>
+            <w:tcW w:w="0" w:type="auto"/>
+            <w:vAlign w:val="center"/>
+            <w:hideMark/>
+          </w:tcPr>
+          <w:p>
+            <w:pPr>
+              <w:spacing w:after="0" w:line="240" w:lineRule="auto"/>
+              <w:rPr>
+                <w:rFonts w:ascii="Times New Roman" w:eastAsia="Times New Roman" w:hAnsi="Times New Roman" w:cs="Times New Roman"/>
+                <w:sz w:val="24"/>
+                <w:szCs w:val="24"/>
+              </w:rPr>
+            </w:pPr>
+            <w:r>
+              <w:rPr>
+                <w:rFonts w:ascii="Times New Roman" w:eastAsia="Times New Roman" w:hAnsi="Times New Roman" w:cs="Times New Roman"/>
+                <w:sz w:val="24"/>
+                <w:szCs w:val="24"/>
+              </w:rPr>
+              <w:t>2</w:t>
+            </w:r>
+          </w:p>
+        </w:tc>
+        <w:tc>
+          <w:tcPr>
+            <w:tcW w:w="0" w:type="auto"/>
+            <w:vAlign w:val="center"/>
+            <w:hideMark/>
+          </w:tcPr>
+          <w:p>
+            <w:pPr>
+              <w:spacing w:after="0" w:line="240" w:lineRule="auto"/>
+              <w:rPr>
+                <w:rFonts w:ascii="Times New Roman" w:eastAsia="Times New Roman" w:hAnsi="Times New Roman" w:cs="Times New Roman"/>
+                <w:sz w:val="24"/>
+                <w:szCs w:val="24"/>
+              </w:rPr>
+            </w:pPr>
+            <w:r>
+              <w:rPr>
+                <w:rFonts w:ascii="Times New Roman" w:eastAsia="Times New Roman" w:hAnsi="Times New Roman" w:cs="Times New Roman"/>
+                <w:b/>
+                <w:bCs/>
+                <w:sz w:val="24"/>
+                <w:szCs w:val="24"/>
+              </w:rPr>
+              <w:t>Blood Bank</w:t>
+            </w:r>
+          </w:p>
+        </w:tc>
+        <w:tc>
+          <w:tcPr>
+            <w:tcW w:w="0" w:type="auto"/>
+            <w:vAlign w:val="center"/>
+            <w:hideMark/>
+          </w:tcPr>
+          <w:p>
+            <w:pPr>
+              <w:spacing w:after="0" w:line="240" w:lineRule="auto"/>
+              <w:rPr>
+                <w:rFonts w:ascii="Times New Roman" w:eastAsia="Times New Roman" w:hAnsi="Times New Roman" w:cs="Times New Roman"/>
+                <w:sz w:val="24"/>
+                <w:szCs w:val="24"/>
+              </w:rPr>
+            </w:pPr>
+            <w:r>
+              <w:rPr>
+                <w:rFonts w:ascii="Times New Roman" w:eastAsia="Times New Roman" w:hAnsi="Times New Roman" w:cs="Times New Roman"/>
+                <w:sz w:val="24"/>
+                <w:szCs w:val="24"/>
+              </w:rPr>
+              <w:t xml:space="preserve">Patient surgery/emergency </w:t>
+            </w:r>
+            <w:proofErr w:type="spellStart"/>
+            <w:r>
+              <w:rPr>
+                <w:rFonts w:ascii="Times New Roman" w:eastAsia="Times New Roman" w:hAnsi="Times New Roman" w:cs="Times New Roman"/>
+                <w:sz w:val="24"/>
+                <w:szCs w:val="24"/>
+              </w:rPr>
+              <w:t>ke</w:t>
+            </w:r>
+            <w:proofErr w:type="spellEnd"/>
+            <w:r>
+              <w:rPr>
+                <w:rFonts w:ascii="Times New Roman" w:eastAsia="Times New Roman" w:hAnsi="Times New Roman" w:cs="Times New Roman"/>
+                <w:sz w:val="24"/>
+                <w:szCs w:val="24"/>
+              </w:rPr>
+              <w:t xml:space="preserve"> </w:t>
+            </w:r>
+            <w:proofErr w:type="spellStart"/>
+            <w:r>
+              <w:rPr>
+                <w:rFonts w:ascii="Times New Roman" w:eastAsia="Times New Roman" w:hAnsi="Times New Roman" w:cs="Times New Roman"/>
+                <w:sz w:val="24"/>
+                <w:szCs w:val="24"/>
+              </w:rPr>
+              <w:t>liye</w:t>
+            </w:r>
+            <w:proofErr w:type="spellEnd"/>
+            <w:r>
+              <w:rPr>
+                <w:rFonts w:ascii="Times New Roman" w:eastAsia="Times New Roman" w:hAnsi="Times New Roman" w:cs="Times New Roman"/>
+                <w:sz w:val="24"/>
+                <w:szCs w:val="24"/>
+              </w:rPr>
+              <w:t xml:space="preserve"> must-have</w:t>
+            </w:r>
+          </w:p>
+        </w:tc>
+      </w:tr>
+      <w:tr>
+        <w:trPr>
+          <w:tblCellSpacing w:w="15" w:type="dxa"/>
+        </w:trPr>
+        <w:tc>
+          <w:tcPr>
+            <w:tcW w:w="0" w:type="auto"/>
+            <w:vAlign w:val="center"/>
+            <w:hideMark/>
+          </w:tcPr>
+          <w:p>
+            <w:pPr>
+              <w:spacing w:after="0" w:line="240" w:lineRule="auto"/>
+              <w:rPr>
+                <w:rFonts w:ascii="Times New Roman" w:eastAsia="Times New Roman" w:hAnsi="Times New Roman" w:cs="Times New Roman"/>
+                <w:sz w:val="24"/>
+                <w:szCs w:val="24"/>
+              </w:rPr>
+            </w:pPr>
+            <w:r>
+              <w:rPr>
+                <w:rFonts w:ascii="Times New Roman" w:eastAsia="Times New Roman" w:hAnsi="Times New Roman" w:cs="Times New Roman"/>
+                <w:sz w:val="24"/>
+                <w:szCs w:val="24"/>
+              </w:rPr>
+              <w:t>3</w:t>
+            </w:r>
+          </w:p>
+        </w:tc>
+        <w:tc>
+          <w:tcPr>
+            <w:tcW w:w="0" w:type="auto"/>
+            <w:vAlign w:val="center"/>
+            <w:hideMark/>
+          </w:tcPr>
+          <w:p>
+            <w:pPr>
+              <w:spacing w:after="0" w:line="240" w:lineRule="auto"/>
+              <w:rPr>
+                <w:rFonts w:ascii="Times New Roman" w:eastAsia="Times New Roman" w:hAnsi="Times New Roman" w:cs="Times New Roman"/>
+                <w:sz w:val="24"/>
+                <w:szCs w:val="24"/>
+              </w:rPr>
+            </w:pPr>
+            <w:r>
+              <w:rPr>
+                <w:rFonts w:ascii="Times New Roman" w:eastAsia="Times New Roman" w:hAnsi="Times New Roman" w:cs="Times New Roman"/>
+                <w:b/>
+                <w:bCs/>
+                <w:sz w:val="24"/>
+                <w:szCs w:val="24"/>
+              </w:rPr>
+              <w:t>Insurance Management</w:t>
+            </w:r>
+          </w:p>
+        </w:tc>
+        <w:tc>
+          <w:tcPr>
+            <w:tcW w:w="0" w:type="auto"/>
+            <w:vAlign w:val="center"/>
+            <w:hideMark/>
+          </w:tcPr>
+          <w:p>
+            <w:pPr>
+              <w:spacing w:after="0" w:line="240" w:lineRule="auto"/>
+              <w:rPr>
+                <w:rFonts w:ascii="Times New Roman" w:eastAsia="Times New Roman" w:hAnsi="Times New Roman" w:cs="Times New Roman"/>
+                <w:sz w:val="24"/>
+                <w:szCs w:val="24"/>
+              </w:rPr>
+            </w:pPr>
+            <w:r>
+              <w:rPr>
+                <w:rFonts w:ascii="Times New Roman" w:eastAsia="Times New Roman" w:hAnsi="Times New Roman" w:cs="Times New Roman"/>
+                <w:sz w:val="24"/>
+                <w:szCs w:val="24"/>
+              </w:rPr>
+              <w:t xml:space="preserve">Patients </w:t>
+            </w:r>
+            <w:proofErr w:type="spellStart"/>
+            <w:r>
+              <w:rPr>
+                <w:rFonts w:ascii="Times New Roman" w:eastAsia="Times New Roman" w:hAnsi="Times New Roman" w:cs="Times New Roman"/>
+                <w:sz w:val="24"/>
+                <w:szCs w:val="24"/>
+              </w:rPr>
+              <w:t>ka</w:t>
+            </w:r>
+            <w:proofErr w:type="spellEnd"/>
+            <w:r>
+              <w:rPr>
+                <w:rFonts w:ascii="Times New Roman" w:eastAsia="Times New Roman" w:hAnsi="Times New Roman" w:cs="Times New Roman"/>
+                <w:sz w:val="24"/>
+                <w:szCs w:val="24"/>
+              </w:rPr>
+              <w:t xml:space="preserve"> insurance, claims — billing se </w:t>
+            </w:r>
+            <w:proofErr w:type="spellStart"/>
+            <w:r>
+              <w:rPr>
+                <w:rFonts w:ascii="Times New Roman" w:eastAsia="Times New Roman" w:hAnsi="Times New Roman" w:cs="Times New Roman"/>
+                <w:sz w:val="24"/>
+                <w:szCs w:val="24"/>
+              </w:rPr>
+              <w:t>pehle</w:t>
+            </w:r>
+            <w:proofErr w:type="spellEnd"/>
+            <w:r>
+              <w:rPr>
+                <w:rFonts w:ascii="Times New Roman" w:eastAsia="Times New Roman" w:hAnsi="Times New Roman" w:cs="Times New Roman"/>
+                <w:sz w:val="24"/>
+                <w:szCs w:val="24"/>
+              </w:rPr>
+              <w:t xml:space="preserve"> </w:t>
+            </w:r>
+            <w:proofErr w:type="spellStart"/>
+            <w:r>
+              <w:rPr>
+                <w:rFonts w:ascii="Times New Roman" w:eastAsia="Times New Roman" w:hAnsi="Times New Roman" w:cs="Times New Roman"/>
+                <w:sz w:val="24"/>
+                <w:szCs w:val="24"/>
+              </w:rPr>
+              <w:t>chahiye</w:t>
+            </w:r>
+            <w:proofErr w:type="spellEnd"/>
+          </w:p>
+        </w:tc>
+      </w:tr>
+    </w:tbl>
+    <w:p>
+      <w:pPr>
+        <w:spacing w:before="100" w:beforeAutospacing="1" w:after="100" w:afterAutospacing="1" w:line="240" w:lineRule="auto"/>
+        <w:outlineLvl w:val="3"/>
+        <w:rPr>
+          <w:rFonts w:ascii="Times New Roman" w:eastAsia="Times New Roman" w:hAnsi="Times New Roman" w:cs="Times New Roman"/>
+          <w:b/>
+          <w:bCs/>
+          <w:sz w:val="24"/>
+          <w:szCs w:val="24"/>
+        </w:rPr>
+      </w:pPr>
+      <w:r>
+        <w:rPr>
+          <w:rFonts w:ascii="Times New Roman" w:eastAsia="Times New Roman" w:hAnsi="Times New Roman" w:cs="Times New Roman"/>
+          <w:b/>
+          <w:bCs/>
+          <w:sz w:val="24"/>
+          <w:szCs w:val="24"/>
+        </w:rPr>
+        <w:t xml:space="preserve">🟡 MEDIUM — Banana </w:t>
+      </w:r>
+      <w:proofErr w:type="spellStart"/>
+      <w:r>
+        <w:rPr>
+          <w:rFonts w:ascii="Times New Roman" w:eastAsia="Times New Roman" w:hAnsi="Times New Roman" w:cs="Times New Roman"/>
+          <w:b/>
+          <w:bCs/>
+          <w:sz w:val="24"/>
+          <w:szCs w:val="24"/>
+        </w:rPr>
+        <w:t>chahiye</w:t>
+      </w:r>
+      <w:proofErr w:type="spellEnd"/>
+    </w:p>
+    <w:tbl>
+      <w:tblPr>
+        <w:tblW w:w="0" w:type="auto"/>
+        <w:tblCellSpacing w:w="15" w:type="dxa"/>
+        <w:tblCellMar>
+          <w:top w:w="15" w:type="dxa"/>
+          <w:left w:w="15" w:type="dxa"/>
+          <w:bottom w:w="15" w:type="dxa"/>
+          <w:right w:w="15" w:type="dxa"/>
+        </w:tblCellMar>
+        <w:tblLook w:val="04A0" w:firstRow="1" w:lastRow="0" w:firstColumn="1" w:lastColumn="0" w:noHBand="0" w:noVBand="1"/>
+      </w:tblPr>
+      <w:tblGrid>
+        <w:gridCol w:w="195"/>
+        <w:gridCol w:w="2333"/>
+        <w:gridCol w:w="5267"/>
+      </w:tblGrid>
+      <w:tr>
+        <w:trPr>
+          <w:tblHeader/>
+          <w:tblCellSpacing w:w="15" w:type="dxa"/>
+        </w:trPr>
+        <w:tc>
+          <w:tcPr>
+            <w:tcW w:w="0" w:type="auto"/>
+            <w:vAlign w:val="center"/>
+            <w:hideMark/>
+          </w:tcPr>
+          <w:p>
+            <w:pPr>
+              <w:spacing w:after="0" w:line="240" w:lineRule="auto"/>
+              <w:jc w:val="center"/>
+              <w:rPr>
+                <w:rFonts w:ascii="Times New Roman" w:eastAsia="Times New Roman" w:hAnsi="Times New Roman" w:cs="Times New Roman"/>
+                <w:b/>
+                <w:bCs/>
+                <w:sz w:val="24"/>
+                <w:szCs w:val="24"/>
+              </w:rPr>
+            </w:pPr>
+            <w:r>
+              <w:rPr>
+                <w:rFonts w:ascii="Times New Roman" w:eastAsia="Times New Roman" w:hAnsi="Times New Roman" w:cs="Times New Roman"/>
+                <w:b/>
+                <w:bCs/>
+                <w:sz w:val="24"/>
+                <w:szCs w:val="24"/>
+              </w:rPr>
+              <w:t>#</w:t>
+            </w:r>
+          </w:p>
+        </w:tc>
+        <w:tc>
+          <w:tcPr>
+            <w:tcW w:w="0" w:type="auto"/>
+            <w:vAlign w:val="center"/>
+            <w:hideMark/>
+          </w:tcPr>
+          <w:p>
+            <w:pPr>
+              <w:spacing w:after="0" w:line="240" w:lineRule="auto"/>
+              <w:jc w:val="center"/>
+              <w:rPr>
+                <w:rFonts w:ascii="Times New Roman" w:eastAsia="Times New Roman" w:hAnsi="Times New Roman" w:cs="Times New Roman"/>
+                <w:b/>
+                <w:bCs/>
+                <w:sz w:val="24"/>
+                <w:szCs w:val="24"/>
+              </w:rPr>
+            </w:pPr>
+            <w:r>
+              <w:rPr>
+                <w:rFonts w:ascii="Times New Roman" w:eastAsia="Times New Roman" w:hAnsi="Times New Roman" w:cs="Times New Roman"/>
+                <w:b/>
+                <w:bCs/>
+                <w:sz w:val="24"/>
+                <w:szCs w:val="24"/>
+              </w:rPr>
+              <w:t>Module</w:t>
+            </w:r>
+          </w:p>
+        </w:tc>
+        <w:tc>
+          <w:tcPr>
+            <w:tcW w:w="0" w:type="auto"/>
+            <w:vAlign w:val="center"/>
+            <w:hideMark/>
+          </w:tcPr>
+          <w:p>
+            <w:pPr>
+              <w:spacing w:after="0" w:line="240" w:lineRule="auto"/>
+              <w:jc w:val="center"/>
+              <w:rPr>
+                <w:rFonts w:ascii="Times New Roman" w:eastAsia="Times New Roman" w:hAnsi="Times New Roman" w:cs="Times New Roman"/>
+                <w:b/>
+                <w:bCs/>
+                <w:sz w:val="24"/>
+                <w:szCs w:val="24"/>
+              </w:rPr>
+            </w:pPr>
+            <w:proofErr w:type="spellStart"/>
+            <w:r>
+              <w:rPr>
+                <w:rFonts w:ascii="Times New Roman" w:eastAsia="Times New Roman" w:hAnsi="Times New Roman" w:cs="Times New Roman"/>
+                <w:b/>
+                <w:bCs/>
+                <w:sz w:val="24"/>
+                <w:szCs w:val="24"/>
+              </w:rPr>
+              <w:t>Kyun</w:t>
+            </w:r>
+            <w:proofErr w:type="spellEnd"/>
+          </w:p>
+        </w:tc>
+      </w:tr>
+      <w:tr>
+        <w:trPr>
+          <w:tblCellSpacing w:w="15" w:type="dxa"/>
+        </w:trPr>
+        <w:tc>
+          <w:tcPr>
+            <w:tcW w:w="0" w:type="auto"/>
+            <w:vAlign w:val="center"/>
+            <w:hideMark/>
+          </w:tcPr>
+          <w:p>
+            <w:pPr>
+              <w:spacing w:after="0" w:line="240" w:lineRule="auto"/>
+              <w:rPr>
+                <w:rFonts w:ascii="Times New Roman" w:eastAsia="Times New Roman" w:hAnsi="Times New Roman" w:cs="Times New Roman"/>
+                <w:sz w:val="24"/>
+                <w:szCs w:val="24"/>
+              </w:rPr>
+            </w:pPr>
+            <w:r>
+              <w:rPr>
+                <w:rFonts w:ascii="Times New Roman" w:eastAsia="Times New Roman" w:hAnsi="Times New Roman" w:cs="Times New Roman"/>
+                <w:sz w:val="24"/>
+                <w:szCs w:val="24"/>
+              </w:rPr>
+              <w:t>4</w:t>
+            </w:r>
+          </w:p>
+        </w:tc>
+        <w:tc>
+          <w:tcPr>
+            <w:tcW w:w="0" w:type="auto"/>
+            <w:vAlign w:val="center"/>
+            <w:hideMark/>
+          </w:tcPr>
+          <w:p>
+            <w:pPr>
+              <w:spacing w:after="0" w:line="240" w:lineRule="auto"/>
+              <w:rPr>
+                <w:rFonts w:ascii="Times New Roman" w:eastAsia="Times New Roman" w:hAnsi="Times New Roman" w:cs="Times New Roman"/>
+                <w:sz w:val="24"/>
+                <w:szCs w:val="24"/>
+              </w:rPr>
+            </w:pPr>
+            <w:r>
+              <w:rPr>
+                <w:rFonts w:ascii="Times New Roman" w:eastAsia="Times New Roman" w:hAnsi="Times New Roman" w:cs="Times New Roman"/>
+                <w:b/>
+                <w:bCs/>
+                <w:sz w:val="24"/>
+                <w:szCs w:val="24"/>
+              </w:rPr>
+              <w:t>Physiotherapy</w:t>
+            </w:r>
+            <w:r>
+              <w:rPr>
+                <w:rFonts w:ascii="Times New Roman" w:eastAsia="Times New Roman" w:hAnsi="Times New Roman" w:cs="Times New Roman"/>
+                <w:b/>
+                <w:bCs/>
+                <w:sz w:val="24"/>
+                <w:szCs w:val="24"/>
+              </w:rPr>
+              <w:t xml:space="preserve">                 </w:t>
+            </w:r>
+            <w:bookmarkStart w:id="0" w:name="_GoBack"/>
+            <w:bookmarkEnd w:id="0"/>
+          </w:p>
+        </w:tc>
+        <w:tc>
+          <w:tcPr>
+            <w:tcW w:w="0" w:type="auto"/>
+            <w:vAlign w:val="center"/>
+            <w:hideMark/>
+          </w:tcPr>
+          <w:p>
+            <w:pPr>
+              <w:spacing w:after="0" w:line="240" w:lineRule="auto"/>
+              <w:rPr>
+                <w:rFonts w:ascii="Times New Roman" w:eastAsia="Times New Roman" w:hAnsi="Times New Roman" w:cs="Times New Roman"/>
+                <w:sz w:val="24"/>
+                <w:szCs w:val="24"/>
+              </w:rPr>
+            </w:pPr>
+            <w:r>
+              <w:rPr>
+                <w:rFonts w:ascii="Times New Roman" w:eastAsia="Times New Roman" w:hAnsi="Times New Roman" w:cs="Times New Roman"/>
+                <w:sz w:val="24"/>
+                <w:szCs w:val="24"/>
+              </w:rPr>
+              <w:t xml:space="preserve">OT </w:t>
+            </w:r>
+            <w:proofErr w:type="spellStart"/>
+            <w:r>
+              <w:rPr>
+                <w:rFonts w:ascii="Times New Roman" w:eastAsia="Times New Roman" w:hAnsi="Times New Roman" w:cs="Times New Roman"/>
+                <w:sz w:val="24"/>
+                <w:szCs w:val="24"/>
+              </w:rPr>
+              <w:t>ke</w:t>
+            </w:r>
+            <w:proofErr w:type="spellEnd"/>
+            <w:r>
+              <w:rPr>
+                <w:rFonts w:ascii="Times New Roman" w:eastAsia="Times New Roman" w:hAnsi="Times New Roman" w:cs="Times New Roman"/>
+                <w:sz w:val="24"/>
+                <w:szCs w:val="24"/>
+              </w:rPr>
+              <w:t xml:space="preserve"> </w:t>
+            </w:r>
+            <w:proofErr w:type="spellStart"/>
+            <w:r>
+              <w:rPr>
+                <w:rFonts w:ascii="Times New Roman" w:eastAsia="Times New Roman" w:hAnsi="Times New Roman" w:cs="Times New Roman"/>
+                <w:sz w:val="24"/>
+                <w:szCs w:val="24"/>
+              </w:rPr>
+              <w:t>baad</w:t>
+            </w:r>
+            <w:proofErr w:type="spellEnd"/>
+            <w:r>
+              <w:rPr>
+                <w:rFonts w:ascii="Times New Roman" w:eastAsia="Times New Roman" w:hAnsi="Times New Roman" w:cs="Times New Roman"/>
+                <w:sz w:val="24"/>
+                <w:szCs w:val="24"/>
+              </w:rPr>
+              <w:t xml:space="preserve"> recovery — common department</w:t>
+            </w:r>
+          </w:p>
+        </w:tc>
+      </w:tr>
+      <w:tr>
+        <w:trPr>
+          <w:tblCellSpacing w:w="15" w:type="dxa"/>
+        </w:trPr>
+        <w:tc>
+          <w:tcPr>
+            <w:tcW w:w="0" w:type="auto"/>
+            <w:vAlign w:val="center"/>
+            <w:hideMark/>
+          </w:tcPr>
+          <w:p>
+            <w:pPr>
+              <w:spacing w:after="0" w:line="240" w:lineRule="auto"/>
+              <w:rPr>
+                <w:rFonts w:ascii="Times New Roman" w:eastAsia="Times New Roman" w:hAnsi="Times New Roman" w:cs="Times New Roman"/>
+                <w:sz w:val="24"/>
+                <w:szCs w:val="24"/>
+              </w:rPr>
+            </w:pPr>
+            <w:r>
+              <w:rPr>
+                <w:rFonts w:ascii="Times New Roman" w:eastAsia="Times New Roman" w:hAnsi="Times New Roman" w:cs="Times New Roman"/>
+                <w:sz w:val="24"/>
+                <w:szCs w:val="24"/>
+              </w:rPr>
+              <w:t>5</w:t>
+            </w:r>
+          </w:p>
+        </w:tc>
+        <w:tc>
+          <w:tcPr>
+            <w:tcW w:w="0" w:type="auto"/>
+            <w:vAlign w:val="center"/>
+            <w:hideMark/>
+          </w:tcPr>
+          <w:p>
+            <w:pPr>
+              <w:spacing w:after="0" w:line="240" w:lineRule="auto"/>
+              <w:rPr>
+                <w:rFonts w:ascii="Times New Roman" w:eastAsia="Times New Roman" w:hAnsi="Times New Roman" w:cs="Times New Roman"/>
+                <w:sz w:val="24"/>
+                <w:szCs w:val="24"/>
+              </w:rPr>
+            </w:pPr>
+            <w:r>
+              <w:rPr>
+                <w:rFonts w:ascii="Times New Roman" w:eastAsia="Times New Roman" w:hAnsi="Times New Roman" w:cs="Times New Roman"/>
+                <w:b/>
+                <w:bCs/>
+                <w:sz w:val="24"/>
+                <w:szCs w:val="24"/>
+              </w:rPr>
+              <w:t>Diet &amp; Nutrition</w:t>
+            </w:r>
+          </w:p>
+        </w:tc>
+        <w:tc>
+          <w:tcPr>
+            <w:tcW w:w="0" w:type="auto"/>
+            <w:vAlign w:val="center"/>
+            <w:hideMark/>
+          </w:tcPr>
+          <w:p>
+            <w:pPr>
+              <w:spacing w:after="0" w:line="240" w:lineRule="auto"/>
+              <w:rPr>
+                <w:rFonts w:ascii="Times New Roman" w:eastAsia="Times New Roman" w:hAnsi="Times New Roman" w:cs="Times New Roman"/>
+                <w:sz w:val="24"/>
+                <w:szCs w:val="24"/>
+              </w:rPr>
+            </w:pPr>
+            <w:r>
+              <w:rPr>
+                <w:rFonts w:ascii="Times New Roman" w:eastAsia="Times New Roman" w:hAnsi="Times New Roman" w:cs="Times New Roman"/>
+                <w:sz w:val="24"/>
+                <w:szCs w:val="24"/>
+              </w:rPr>
+              <w:t xml:space="preserve">IPD patients </w:t>
+            </w:r>
+            <w:proofErr w:type="spellStart"/>
+            <w:r>
+              <w:rPr>
+                <w:rFonts w:ascii="Times New Roman" w:eastAsia="Times New Roman" w:hAnsi="Times New Roman" w:cs="Times New Roman"/>
+                <w:sz w:val="24"/>
+                <w:szCs w:val="24"/>
+              </w:rPr>
+              <w:t>ke</w:t>
+            </w:r>
+            <w:proofErr w:type="spellEnd"/>
+            <w:r>
+              <w:rPr>
+                <w:rFonts w:ascii="Times New Roman" w:eastAsia="Times New Roman" w:hAnsi="Times New Roman" w:cs="Times New Roman"/>
+                <w:sz w:val="24"/>
+                <w:szCs w:val="24"/>
+              </w:rPr>
+              <w:t xml:space="preserve"> </w:t>
+            </w:r>
+            <w:proofErr w:type="spellStart"/>
+            <w:r>
+              <w:rPr>
+                <w:rFonts w:ascii="Times New Roman" w:eastAsia="Times New Roman" w:hAnsi="Times New Roman" w:cs="Times New Roman"/>
+                <w:sz w:val="24"/>
+                <w:szCs w:val="24"/>
+              </w:rPr>
+              <w:t>liye</w:t>
+            </w:r>
+            <w:proofErr w:type="spellEnd"/>
+            <w:r>
+              <w:rPr>
+                <w:rFonts w:ascii="Times New Roman" w:eastAsia="Times New Roman" w:hAnsi="Times New Roman" w:cs="Times New Roman"/>
+                <w:sz w:val="24"/>
+                <w:szCs w:val="24"/>
+              </w:rPr>
+              <w:t xml:space="preserve"> diet plans</w:t>
+            </w:r>
+          </w:p>
+        </w:tc>
+      </w:tr>
+      <w:tr>
+        <w:trPr>
+          <w:tblCellSpacing w:w="15" w:type="dxa"/>
+        </w:trPr>
+        <w:tc>
+          <w:tcPr>
+            <w:tcW w:w="0" w:type="auto"/>
+            <w:vAlign w:val="center"/>
+            <w:hideMark/>
+          </w:tcPr>
+          <w:p>
+            <w:pPr>
+              <w:spacing w:after="0" w:line="240" w:lineRule="auto"/>
+              <w:rPr>
+                <w:rFonts w:ascii="Times New Roman" w:eastAsia="Times New Roman" w:hAnsi="Times New Roman" w:cs="Times New Roman"/>
+                <w:sz w:val="24"/>
+                <w:szCs w:val="24"/>
+              </w:rPr>
+            </w:pPr>
+            <w:r>
+              <w:rPr>
+                <w:rFonts w:ascii="Times New Roman" w:eastAsia="Times New Roman" w:hAnsi="Times New Roman" w:cs="Times New Roman"/>
+                <w:sz w:val="24"/>
+                <w:szCs w:val="24"/>
+              </w:rPr>
+              <w:t>6</w:t>
+            </w:r>
+          </w:p>
+        </w:tc>
+        <w:tc>
+          <w:tcPr>
+            <w:tcW w:w="0" w:type="auto"/>
+            <w:vAlign w:val="center"/>
+            <w:hideMark/>
+          </w:tcPr>
+          <w:p>
+            <w:pPr>
+              <w:spacing w:after="0" w:line="240" w:lineRule="auto"/>
+              <w:rPr>
+                <w:rFonts w:ascii="Times New Roman" w:eastAsia="Times New Roman" w:hAnsi="Times New Roman" w:cs="Times New Roman"/>
+                <w:sz w:val="24"/>
+                <w:szCs w:val="24"/>
+              </w:rPr>
+            </w:pPr>
+            <w:r>
+              <w:rPr>
+                <w:rFonts w:ascii="Times New Roman" w:eastAsia="Times New Roman" w:hAnsi="Times New Roman" w:cs="Times New Roman"/>
+                <w:b/>
+                <w:bCs/>
+                <w:sz w:val="24"/>
+                <w:szCs w:val="24"/>
+              </w:rPr>
+              <w:t>Referral Management</w:t>
+            </w:r>
+          </w:p>
+        </w:tc>
+        <w:tc>
+          <w:tcPr>
+            <w:tcW w:w="0" w:type="auto"/>
+            <w:vAlign w:val="center"/>
+            <w:hideMark/>
+          </w:tcPr>
+          <w:p>
+            <w:pPr>
+              <w:spacing w:after="0" w:line="240" w:lineRule="auto"/>
+              <w:rPr>
+                <w:rFonts w:ascii="Times New Roman" w:eastAsia="Times New Roman" w:hAnsi="Times New Roman" w:cs="Times New Roman"/>
+                <w:sz w:val="24"/>
+                <w:szCs w:val="24"/>
+              </w:rPr>
+            </w:pPr>
+            <w:r>
+              <w:rPr>
+                <w:rFonts w:ascii="Times New Roman" w:eastAsia="Times New Roman" w:hAnsi="Times New Roman" w:cs="Times New Roman"/>
+                <w:sz w:val="24"/>
+                <w:szCs w:val="24"/>
+              </w:rPr>
+              <w:t>Doctor-to-doctor, internal/external referrals</w:t>
+            </w:r>
+          </w:p>
+        </w:tc>
+      </w:tr>
+      <w:tr>
+        <w:trPr>
+          <w:tblCellSpacing w:w="15" w:type="dxa"/>
+        </w:trPr>
+        <w:tc>
+          <w:tcPr>
+            <w:tcW w:w="0" w:type="auto"/>
+            <w:vAlign w:val="center"/>
+            <w:hideMark/>
+          </w:tcPr>
+          <w:p>
+            <w:pPr>
+              <w:spacing w:after="0" w:line="240" w:lineRule="auto"/>
+              <w:rPr>
+                <w:rFonts w:ascii="Times New Roman" w:eastAsia="Times New Roman" w:hAnsi="Times New Roman" w:cs="Times New Roman"/>
+                <w:sz w:val="24"/>
+                <w:szCs w:val="24"/>
+              </w:rPr>
+            </w:pPr>
+            <w:r>
+              <w:rPr>
+                <w:rFonts w:ascii="Times New Roman" w:eastAsia="Times New Roman" w:hAnsi="Times New Roman" w:cs="Times New Roman"/>
+                <w:sz w:val="24"/>
+                <w:szCs w:val="24"/>
+              </w:rPr>
+              <w:t>7</w:t>
+            </w:r>
+          </w:p>
+        </w:tc>
+        <w:tc>
+          <w:tcPr>
+            <w:tcW w:w="0" w:type="auto"/>
+            <w:vAlign w:val="center"/>
+            <w:hideMark/>
+          </w:tcPr>
+          <w:p>
+            <w:pPr>
+              <w:spacing w:after="0" w:line="240" w:lineRule="auto"/>
+              <w:rPr>
+                <w:rFonts w:ascii="Times New Roman" w:eastAsia="Times New Roman" w:hAnsi="Times New Roman" w:cs="Times New Roman"/>
+                <w:sz w:val="24"/>
+                <w:szCs w:val="24"/>
+              </w:rPr>
+            </w:pPr>
+            <w:r>
+              <w:rPr>
+                <w:rFonts w:ascii="Times New Roman" w:eastAsia="Times New Roman" w:hAnsi="Times New Roman" w:cs="Times New Roman"/>
+                <w:b/>
+                <w:bCs/>
+                <w:sz w:val="24"/>
+                <w:szCs w:val="24"/>
+              </w:rPr>
+              <w:t>Mortuary</w:t>
+            </w:r>
+          </w:p>
+        </w:tc>
+        <w:tc>
+          <w:tcPr>
+            <w:tcW w:w="0" w:type="auto"/>
+            <w:vAlign w:val="center"/>
+            <w:hideMark/>
+          </w:tcPr>
+          <w:p>
+            <w:pPr>
+              <w:spacing w:after="0" w:line="240" w:lineRule="auto"/>
+              <w:rPr>
+                <w:rFonts w:ascii="Times New Roman" w:eastAsia="Times New Roman" w:hAnsi="Times New Roman" w:cs="Times New Roman"/>
+                <w:sz w:val="24"/>
+                <w:szCs w:val="24"/>
+              </w:rPr>
+            </w:pPr>
+            <w:r>
+              <w:rPr>
+                <w:rFonts w:ascii="Times New Roman" w:eastAsia="Times New Roman" w:hAnsi="Times New Roman" w:cs="Times New Roman"/>
+                <w:sz w:val="24"/>
+                <w:szCs w:val="24"/>
+              </w:rPr>
+              <w:t>Death certificate, body handover — legal requirement</w:t>
+            </w:r>
+          </w:p>
+        </w:tc>
+      </w:tr>
+    </w:tbl>
+    <w:p>
+      <w:pPr>
+        <w:spacing w:before="100" w:beforeAutospacing="1" w:after="100" w:afterAutospacing="1" w:line="240" w:lineRule="auto"/>
+        <w:outlineLvl w:val="3"/>
+        <w:rPr>
+          <w:rFonts w:ascii="Times New Roman" w:eastAsia="Times New Roman" w:hAnsi="Times New Roman" w:cs="Times New Roman"/>
+          <w:b/>
+          <w:bCs/>
+          <w:sz w:val="24"/>
+          <w:szCs w:val="24"/>
+        </w:rPr>
+      </w:pPr>
+      <w:r>
+        <w:rPr>
+          <w:rFonts w:ascii="Times New Roman" w:eastAsia="Times New Roman" w:hAnsi="Times New Roman" w:cs="Times New Roman"/>
+          <w:b/>
+          <w:bCs/>
+          <w:sz w:val="24"/>
+          <w:szCs w:val="24"/>
+        </w:rPr>
+        <w:t>🟢 LOW — Optional</w:t>
+      </w:r>
+    </w:p>
+    <w:tbl>
+      <w:tblPr>
+        <w:tblW w:w="0" w:type="auto"/>
+        <w:tblCellSpacing w:w="15" w:type="dxa"/>
+        <w:tblCellMar>
+          <w:top w:w="15" w:type="dxa"/>
+          <w:left w:w="15" w:type="dxa"/>
+          <w:bottom w:w="15" w:type="dxa"/>
+          <w:right w:w="15" w:type="dxa"/>
+        </w:tblCellMar>
+        <w:tblLook w:val="04A0" w:firstRow="1" w:lastRow="0" w:firstColumn="1" w:lastColumn="0" w:noHBand="0" w:noVBand="1"/>
+      </w:tblPr>
+      <w:tblGrid>
+        <w:gridCol w:w="315"/>
+        <w:gridCol w:w="2655"/>
+      </w:tblGrid>
+      <w:tr>
+        <w:trPr>
+          <w:tblHeader/>
+          <w:tblCellSpacing w:w="15" w:type="dxa"/>
+        </w:trPr>
+        <w:tc>
+          <w:tcPr>
+            <w:tcW w:w="0" w:type="auto"/>
+            <w:vAlign w:val="center"/>
+            <w:hideMark/>
+          </w:tcPr>
+          <w:p>
+            <w:pPr>
+              <w:spacing w:after="0" w:line="240" w:lineRule="auto"/>
+              <w:jc w:val="center"/>
+              <w:rPr>
+                <w:rFonts w:ascii="Times New Roman" w:eastAsia="Times New Roman" w:hAnsi="Times New Roman" w:cs="Times New Roman"/>
+                <w:b/>
+                <w:bCs/>
+                <w:sz w:val="24"/>
+                <w:szCs w:val="24"/>
+              </w:rPr>
+            </w:pPr>
+            <w:r>
+              <w:rPr>
+                <w:rFonts w:ascii="Times New Roman" w:eastAsia="Times New Roman" w:hAnsi="Times New Roman" w:cs="Times New Roman"/>
+                <w:b/>
+                <w:bCs/>
+                <w:sz w:val="24"/>
+                <w:szCs w:val="24"/>
+              </w:rPr>
+              <w:t>#</w:t>
+            </w:r>
+          </w:p>
+        </w:tc>
+        <w:tc>
+          <w:tcPr>
+            <w:tcW w:w="0" w:type="auto"/>
+            <w:vAlign w:val="center"/>
+            <w:hideMark/>
+          </w:tcPr>
+          <w:p>
+            <w:pPr>
+              <w:spacing w:after="0" w:line="240" w:lineRule="auto"/>
+              <w:jc w:val="center"/>
+              <w:rPr>
+                <w:rFonts w:ascii="Times New Roman" w:eastAsia="Times New Roman" w:hAnsi="Times New Roman" w:cs="Times New Roman"/>
+                <w:b/>
+                <w:bCs/>
+                <w:sz w:val="24"/>
+                <w:szCs w:val="24"/>
+              </w:rPr>
+            </w:pPr>
+            <w:r>
+              <w:rPr>
+                <w:rFonts w:ascii="Times New Roman" w:eastAsia="Times New Roman" w:hAnsi="Times New Roman" w:cs="Times New Roman"/>
+                <w:b/>
+                <w:bCs/>
+                <w:sz w:val="24"/>
+                <w:szCs w:val="24"/>
+              </w:rPr>
+              <w:t>Module</w:t>
+            </w:r>
+          </w:p>
+        </w:tc>
+      </w:tr>
+      <w:tr>
+        <w:trPr>
+          <w:tblCellSpacing w:w="15" w:type="dxa"/>
+        </w:trPr>
+        <w:tc>
+          <w:tcPr>
+            <w:tcW w:w="0" w:type="auto"/>
+            <w:vAlign w:val="center"/>
+            <w:hideMark/>
+          </w:tcPr>
+          <w:p>
+            <w:pPr>
+              <w:spacing w:after="0" w:line="240" w:lineRule="auto"/>
+              <w:rPr>
+                <w:rFonts w:ascii="Times New Roman" w:eastAsia="Times New Roman" w:hAnsi="Times New Roman" w:cs="Times New Roman"/>
+                <w:sz w:val="24"/>
+                <w:szCs w:val="24"/>
+              </w:rPr>
+            </w:pPr>
+            <w:r>
+              <w:rPr>
+                <w:rFonts w:ascii="Times New Roman" w:eastAsia="Times New Roman" w:hAnsi="Times New Roman" w:cs="Times New Roman"/>
+                <w:sz w:val="24"/>
+                <w:szCs w:val="24"/>
+              </w:rPr>
+              <w:t>8</w:t>
+            </w:r>
+          </w:p>
+        </w:tc>
+        <w:tc>
+          <w:tcPr>
+            <w:tcW w:w="0" w:type="auto"/>
+            <w:vAlign w:val="center"/>
+            <w:hideMark/>
+          </w:tcPr>
+          <w:p>
+            <w:pPr>
+              <w:spacing w:after="0" w:line="240" w:lineRule="auto"/>
+              <w:rPr>
+                <w:rFonts w:ascii="Times New Roman" w:eastAsia="Times New Roman" w:hAnsi="Times New Roman" w:cs="Times New Roman"/>
+                <w:sz w:val="24"/>
+                <w:szCs w:val="24"/>
+              </w:rPr>
+            </w:pPr>
+            <w:r>
+              <w:rPr>
+                <w:rFonts w:ascii="Times New Roman" w:eastAsia="Times New Roman" w:hAnsi="Times New Roman" w:cs="Times New Roman"/>
+                <w:b/>
+                <w:bCs/>
+                <w:sz w:val="24"/>
+                <w:szCs w:val="24"/>
+              </w:rPr>
+              <w:t>Ambulance Management</w:t>
+            </w:r>
+          </w:p>
+        </w:tc>
+      </w:tr>
+      <w:tr>
+        <w:trPr>
+          <w:tblCellSpacing w:w="15" w:type="dxa"/>
+        </w:trPr>
+        <w:tc>
+          <w:tcPr>
+            <w:tcW w:w="0" w:type="auto"/>
+            <w:vAlign w:val="center"/>
+            <w:hideMark/>
+          </w:tcPr>
+          <w:p>
+            <w:pPr>
+              <w:spacing w:after="0" w:line="240" w:lineRule="auto"/>
+              <w:rPr>
+                <w:rFonts w:ascii="Times New Roman" w:eastAsia="Times New Roman" w:hAnsi="Times New Roman" w:cs="Times New Roman"/>
+                <w:sz w:val="24"/>
+                <w:szCs w:val="24"/>
+              </w:rPr>
+            </w:pPr>
+            <w:r>
+              <w:rPr>
+                <w:rFonts w:ascii="Times New Roman" w:eastAsia="Times New Roman" w:hAnsi="Times New Roman" w:cs="Times New Roman"/>
+                <w:sz w:val="24"/>
+                <w:szCs w:val="24"/>
+              </w:rPr>
+              <w:t>9</w:t>
+            </w:r>
+          </w:p>
+        </w:tc>
+        <w:tc>
+          <w:tcPr>
+            <w:tcW w:w="0" w:type="auto"/>
+            <w:vAlign w:val="center"/>
+            <w:hideMark/>
+          </w:tcPr>
+          <w:p>
+            <w:pPr>
+              <w:spacing w:after="0" w:line="240" w:lineRule="auto"/>
+              <w:rPr>
+                <w:rFonts w:ascii="Times New Roman" w:eastAsia="Times New Roman" w:hAnsi="Times New Roman" w:cs="Times New Roman"/>
+                <w:sz w:val="24"/>
+                <w:szCs w:val="24"/>
+              </w:rPr>
+            </w:pPr>
+            <w:r>
+              <w:rPr>
+                <w:rFonts w:ascii="Times New Roman" w:eastAsia="Times New Roman" w:hAnsi="Times New Roman" w:cs="Times New Roman"/>
+                <w:b/>
+                <w:bCs/>
+                <w:sz w:val="24"/>
+                <w:szCs w:val="24"/>
+              </w:rPr>
+              <w:t>Maintenance / Assets</w:t>
+            </w:r>
+          </w:p>
+        </w:tc>
+      </w:tr>
+      <w:tr>
+        <w:trPr>
+          <w:tblCellSpacing w:w="15" w:type="dxa"/>
+        </w:trPr>
+        <w:tc>
+          <w:tcPr>
+            <w:tcW w:w="0" w:type="auto"/>
+            <w:vAlign w:val="center"/>
+            <w:hideMark/>
+          </w:tcPr>
+          <w:p>
+            <w:pPr>
+              <w:spacing w:after="0" w:line="240" w:lineRule="auto"/>
+              <w:rPr>
+                <w:rFonts w:ascii="Times New Roman" w:eastAsia="Times New Roman" w:hAnsi="Times New Roman" w:cs="Times New Roman"/>
+                <w:sz w:val="24"/>
+                <w:szCs w:val="24"/>
+              </w:rPr>
+            </w:pPr>
+            <w:r>
+              <w:rPr>
+                <w:rFonts w:ascii="Times New Roman" w:eastAsia="Times New Roman" w:hAnsi="Times New Roman" w:cs="Times New Roman"/>
+                <w:sz w:val="24"/>
+                <w:szCs w:val="24"/>
+              </w:rPr>
+              <w:t>10</w:t>
+            </w:r>
+          </w:p>
+        </w:tc>
+        <w:tc>
+          <w:tcPr>
+            <w:tcW w:w="0" w:type="auto"/>
+            <w:vAlign w:val="center"/>
+            <w:hideMark/>
+          </w:tcPr>
+          <w:p>
+            <w:pPr>
+              <w:spacing w:after="0" w:line="240" w:lineRule="auto"/>
+              <w:rPr>
+                <w:rFonts w:ascii="Times New Roman" w:eastAsia="Times New Roman" w:hAnsi="Times New Roman" w:cs="Times New Roman"/>
+                <w:sz w:val="24"/>
+                <w:szCs w:val="24"/>
+              </w:rPr>
+            </w:pPr>
+            <w:r>
+              <w:rPr>
+                <w:rFonts w:ascii="Times New Roman" w:eastAsia="Times New Roman" w:hAnsi="Times New Roman" w:cs="Times New Roman"/>
+                <w:b/>
+                <w:bCs/>
+                <w:sz w:val="24"/>
+                <w:szCs w:val="24"/>
+              </w:rPr>
+              <w:t>SMS / Notifications</w:t>
+            </w:r>
+          </w:p>
+        </w:tc>
+      </w:tr>
+    </w:tbl>
     <w:p>
       <w:pPr>
         <w:pStyle w:val="ListParagraph"/>
@@ -1695,6 +3170,119 @@
       </w:rPr>
     </w:lvl>
   </w:abstractNum>
+  <w:abstractNum w:abstractNumId="4">
+    <w:nsid w:val="7C8B3C07"/>
+    <w:multiLevelType w:val="hybridMultilevel"/>
+    <w:tmpl w:val="437AF4A4"/>
+    <w:lvl w:ilvl="0" w:tplc="04090001">
+      <w:start w:val="1"/>
+      <w:numFmt w:val="bullet"/>
+      <w:lvlText w:val=""/>
+      <w:lvlJc w:val="left"/>
+      <w:pPr>
+        <w:ind w:left="720" w:hanging="360"/>
+      </w:pPr>
+      <w:rPr>
+        <w:rFonts w:ascii="Symbol" w:hAnsi="Symbol" w:hint="default"/>
+      </w:rPr>
+    </w:lvl>
+    <w:lvl w:ilvl="1" w:tplc="04090003" w:tentative="1">
+      <w:start w:val="1"/>
+      <w:numFmt w:val="bullet"/>
+      <w:lvlText w:val="o"/>
+      <w:lvlJc w:val="left"/>
+      <w:pPr>
+        <w:ind w:left="1440" w:hanging="360"/>
+      </w:pPr>
+      <w:rPr>
+        <w:rFonts w:ascii="Courier New" w:hAnsi="Courier New" w:cs="Courier New" w:hint="default"/>
+      </w:rPr>
+    </w:lvl>
+    <w:lvl w:ilvl="2" w:tplc="04090005" w:tentative="1">
+      <w:start w:val="1"/>
+      <w:numFmt w:val="bullet"/>
+      <w:lvlText w:val=""/>
+      <w:lvlJc w:val="left"/>
+      <w:pPr>
+        <w:ind w:left="2160" w:hanging="360"/>
+      </w:pPr>
+      <w:rPr>
+        <w:rFonts w:ascii="Wingdings" w:hAnsi="Wingdings" w:hint="default"/>
+      </w:rPr>
+    </w:lvl>
+    <w:lvl w:ilvl="3" w:tplc="04090001" w:tentative="1">
+      <w:start w:val="1"/>
+      <w:numFmt w:val="bullet"/>
+      <w:lvlText w:val=""/>
+      <w:lvlJc w:val="left"/>
+      <w:pPr>
+        <w:ind w:left="2880" w:hanging="360"/>
+      </w:pPr>
+      <w:rPr>
+        <w:rFonts w:ascii="Symbol" w:hAnsi="Symbol" w:hint="default"/>
+      </w:rPr>
+    </w:lvl>
+    <w:lvl w:ilvl="4" w:tplc="04090003" w:tentative="1">
+      <w:start w:val="1"/>
+      <w:numFmt w:val="bullet"/>
+      <w:lvlText w:val="o"/>
+      <w:lvlJc w:val="left"/>
+      <w:pPr>
+        <w:ind w:left="3600" w:hanging="360"/>
+      </w:pPr>
+      <w:rPr>
+        <w:rFonts w:ascii="Courier New" w:hAnsi="Courier New" w:cs="Courier New" w:hint="default"/>
+      </w:rPr>
+    </w:lvl>
+    <w:lvl w:ilvl="5" w:tplc="04090005" w:tentative="1">
+      <w:start w:val="1"/>
+      <w:numFmt w:val="bullet"/>
+      <w:lvlText w:val=""/>
+      <w:lvlJc w:val="left"/>
+      <w:pPr>
+        <w:ind w:left="4320" w:hanging="360"/>
+      </w:pPr>
+      <w:rPr>
+        <w:rFonts w:ascii="Wingdings" w:hAnsi="Wingdings" w:hint="default"/>
+      </w:rPr>
+    </w:lvl>
+    <w:lvl w:ilvl="6" w:tplc="04090001" w:tentative="1">
+      <w:start w:val="1"/>
+      <w:numFmt w:val="bullet"/>
+      <w:lvlText w:val=""/>
+      <w:lvlJc w:val="left"/>
+      <w:pPr>
+        <w:ind w:left="5040" w:hanging="360"/>
+      </w:pPr>
+      <w:rPr>
+        <w:rFonts w:ascii="Symbol" w:hAnsi="Symbol" w:hint="default"/>
+      </w:rPr>
+    </w:lvl>
+    <w:lvl w:ilvl="7" w:tplc="04090003" w:tentative="1">
+      <w:start w:val="1"/>
+      <w:numFmt w:val="bullet"/>
+      <w:lvlText w:val="o"/>
+      <w:lvlJc w:val="left"/>
+      <w:pPr>
+        <w:ind w:left="5760" w:hanging="360"/>
+      </w:pPr>
+      <w:rPr>
+        <w:rFonts w:ascii="Courier New" w:hAnsi="Courier New" w:cs="Courier New" w:hint="default"/>
+      </w:rPr>
+    </w:lvl>
+    <w:lvl w:ilvl="8" w:tplc="04090005" w:tentative="1">
+      <w:start w:val="1"/>
+      <w:numFmt w:val="bullet"/>
+      <w:lvlText w:val=""/>
+      <w:lvlJc w:val="left"/>
+      <w:pPr>
+        <w:ind w:left="6480" w:hanging="360"/>
+      </w:pPr>
+      <w:rPr>
+        <w:rFonts w:ascii="Wingdings" w:hAnsi="Wingdings" w:hint="default"/>
+      </w:rPr>
+    </w:lvl>
+  </w:abstractNum>
   <w:num w:numId="1">
     <w:abstractNumId w:val="3"/>
   </w:num>
@@ -1706,6 +3294,9 @@
   </w:num>
   <w:num w:numId="4">
     <w:abstractNumId w:val="2"/>
+  </w:num>
+  <w:num w:numId="5">
+    <w:abstractNumId w:val="4"/>
   </w:num>
 </w:numbering>
 </file>
@@ -2104,6 +3695,44 @@
     <w:name w:val="Normal"/>
     <w:qFormat/>
   </w:style>
+  <w:style w:type="paragraph" w:styleId="Heading3">
+    <w:name w:val="heading 3"/>
+    <w:basedOn w:val="Normal"/>
+    <w:link w:val="Heading3Char"/>
+    <w:uiPriority w:val="9"/>
+    <w:qFormat/>
+    <w:rsid w:val="00861E5F"/>
+    <w:pPr>
+      <w:spacing w:before="100" w:beforeAutospacing="1" w:after="100" w:afterAutospacing="1" w:line="240" w:lineRule="auto"/>
+      <w:outlineLvl w:val="2"/>
+    </w:pPr>
+    <w:rPr>
+      <w:rFonts w:ascii="Times New Roman" w:eastAsia="Times New Roman" w:hAnsi="Times New Roman" w:cs="Times New Roman"/>
+      <w:b/>
+      <w:bCs/>
+      <w:sz w:val="27"/>
+      <w:szCs w:val="27"/>
+    </w:rPr>
+  </w:style>
+  <w:style w:type="paragraph" w:styleId="Heading4">
+    <w:name w:val="heading 4"/>
+    <w:basedOn w:val="Normal"/>
+    <w:link w:val="Heading4Char"/>
+    <w:uiPriority w:val="9"/>
+    <w:qFormat/>
+    <w:rsid w:val="00861E5F"/>
+    <w:pPr>
+      <w:spacing w:before="100" w:beforeAutospacing="1" w:after="100" w:afterAutospacing="1" w:line="240" w:lineRule="auto"/>
+      <w:outlineLvl w:val="3"/>
+    </w:pPr>
+    <w:rPr>
+      <w:rFonts w:ascii="Times New Roman" w:eastAsia="Times New Roman" w:hAnsi="Times New Roman" w:cs="Times New Roman"/>
+      <w:b/>
+      <w:bCs/>
+      <w:sz w:val="24"/>
+      <w:szCs w:val="24"/>
+    </w:rPr>
+  </w:style>
   <w:style w:type="character" w:default="1" w:styleId="DefaultParagraphFont">
     <w:name w:val="Default Paragraph Font"/>
     <w:uiPriority w:val="1"/>
@@ -2141,6 +3770,45 @@
       <w:ind w:left="720"/>
       <w:contextualSpacing/>
     </w:pPr>
+  </w:style>
+  <w:style w:type="character" w:customStyle="1" w:styleId="Heading3Char">
+    <w:name w:val="Heading 3 Char"/>
+    <w:basedOn w:val="DefaultParagraphFont"/>
+    <w:link w:val="Heading3"/>
+    <w:uiPriority w:val="9"/>
+    <w:rsid w:val="00861E5F"/>
+    <w:rPr>
+      <w:rFonts w:ascii="Times New Roman" w:eastAsia="Times New Roman" w:hAnsi="Times New Roman" w:cs="Times New Roman"/>
+      <w:b/>
+      <w:bCs/>
+      <w:sz w:val="27"/>
+      <w:szCs w:val="27"/>
+    </w:rPr>
+  </w:style>
+  <w:style w:type="character" w:customStyle="1" w:styleId="Heading4Char">
+    <w:name w:val="Heading 4 Char"/>
+    <w:basedOn w:val="DefaultParagraphFont"/>
+    <w:link w:val="Heading4"/>
+    <w:uiPriority w:val="9"/>
+    <w:rsid w:val="00861E5F"/>
+    <w:rPr>
+      <w:rFonts w:ascii="Times New Roman" w:eastAsia="Times New Roman" w:hAnsi="Times New Roman" w:cs="Times New Roman"/>
+      <w:b/>
+      <w:bCs/>
+      <w:sz w:val="24"/>
+      <w:szCs w:val="24"/>
+    </w:rPr>
+  </w:style>
+  <w:style w:type="character" w:styleId="Strong">
+    <w:name w:val="Strong"/>
+    <w:basedOn w:val="DefaultParagraphFont"/>
+    <w:uiPriority w:val="22"/>
+    <w:qFormat/>
+    <w:rsid w:val="00861E5F"/>
+    <w:rPr>
+      <w:b/>
+      <w:bCs/>
+    </w:rPr>
   </w:style>
 </w:styles>
 </file>

--- a/Requirements .docx
+++ b/Requirements .docx
@@ -119,7 +119,7 @@
           <w:sz w:val="22"/>
           <w:shd w:fill="auto" w:val="clear"/>
         </w:rPr>
-        <w:t xml:space="preserve">In the wards and beds when we discharge a patient how we know that we discharge this patient</w:t>
+        <w:t xml:space="preserve">We make the modules </w:t>
       </w:r>
     </w:p>
     <w:p>
@@ -129,27 +129,29 @@
           <w:numId w:val="2"/>
         </w:numPr>
         <w:spacing w:before="0" w:after="160" w:line="259"/>
-        <w:ind w:right="0" w:left="720" w:hanging="360"/>
-        <w:jc w:val="left"/>
-        <w:rPr>
-          <w:rFonts w:ascii="Calibri" w:hAnsi="Calibri" w:cs="Calibri" w:eastAsia="Calibri"/>
-          <w:color w:val="auto"/>
-          <w:spacing w:val="0"/>
-          <w:position w:val="0"/>
-          <w:sz w:val="22"/>
-          <w:shd w:fill="auto" w:val="clear"/>
-        </w:rPr>
-      </w:pPr>
-      <w:r>
-        <w:rPr>
-          <w:rFonts w:ascii="Calibri" w:hAnsi="Calibri" w:cs="Calibri" w:eastAsia="Calibri"/>
-          <w:color w:val="auto"/>
-          <w:spacing w:val="0"/>
-          <w:position w:val="0"/>
-          <w:sz w:val="22"/>
-          <w:shd w:fill="auto" w:val="clear"/>
-        </w:rPr>
-        <w:t xml:space="preserve">We make the modules </w:t>
+        <w:ind w:right="0" w:left="1440" w:hanging="360"/>
+        <w:jc w:val="left"/>
+        <w:rPr>
+          <w:rFonts w:ascii="Calibri" w:hAnsi="Calibri" w:cs="Calibri" w:eastAsia="Calibri"/>
+          <w:b/>
+          <w:color w:val="auto"/>
+          <w:spacing w:val="0"/>
+          <w:position w:val="0"/>
+          <w:sz w:val="22"/>
+          <w:shd w:fill="auto" w:val="clear"/>
+        </w:rPr>
+      </w:pPr>
+      <w:r>
+        <w:rPr>
+          <w:rFonts w:ascii="Calibri" w:hAnsi="Calibri" w:cs="Calibri" w:eastAsia="Calibri"/>
+          <w:b/>
+          <w:color w:val="auto"/>
+          <w:spacing w:val="0"/>
+          <w:position w:val="0"/>
+          <w:sz w:val="22"/>
+          <w:shd w:fill="auto" w:val="clear"/>
+        </w:rPr>
+        <w:t xml:space="preserve">Doctors</w:t>
       </w:r>
     </w:p>
     <w:p>
@@ -181,7 +183,7 @@
           <w:sz w:val="22"/>
           <w:shd w:fill="auto" w:val="clear"/>
         </w:rPr>
-        <w:t xml:space="preserve">Doctors</w:t>
+        <w:t xml:space="preserve">Patients</w:t>
       </w:r>
     </w:p>
     <w:p>
@@ -213,7 +215,7 @@
           <w:sz w:val="22"/>
           <w:shd w:fill="auto" w:val="clear"/>
         </w:rPr>
-        <w:t xml:space="preserve">Patients</w:t>
+        <w:t xml:space="preserve">Appointments</w:t>
       </w:r>
     </w:p>
     <w:p>
@@ -245,7 +247,7 @@
           <w:sz w:val="22"/>
           <w:shd w:fill="auto" w:val="clear"/>
         </w:rPr>
-        <w:t xml:space="preserve">Appointments</w:t>
+        <w:t xml:space="preserve">Wards and Beds</w:t>
       </w:r>
     </w:p>
     <w:p>
@@ -277,7 +279,7 @@
           <w:sz w:val="22"/>
           <w:shd w:fill="auto" w:val="clear"/>
         </w:rPr>
-        <w:t xml:space="preserve">Wards and Beds</w:t>
+        <w:t xml:space="preserve">Medicine</w:t>
       </w:r>
     </w:p>
     <w:p>
@@ -309,7 +311,7 @@
           <w:sz w:val="22"/>
           <w:shd w:fill="auto" w:val="clear"/>
         </w:rPr>
-        <w:t xml:space="preserve">Medicine</w:t>
+        <w:t xml:space="preserve">Prescriptions</w:t>
       </w:r>
     </w:p>
     <w:p>
@@ -341,7 +343,7 @@
           <w:sz w:val="22"/>
           <w:shd w:fill="auto" w:val="clear"/>
         </w:rPr>
-        <w:t xml:space="preserve">Prescriptions</w:t>
+        <w:t xml:space="preserve">Lab Orders</w:t>
       </w:r>
     </w:p>
     <w:p>
@@ -373,7 +375,7 @@
           <w:sz w:val="22"/>
           <w:shd w:fill="auto" w:val="clear"/>
         </w:rPr>
-        <w:t xml:space="preserve">Lab Orders</w:t>
+        <w:t xml:space="preserve">Radiology</w:t>
       </w:r>
     </w:p>
     <w:p>
@@ -405,7 +407,39 @@
           <w:sz w:val="22"/>
           <w:shd w:fill="auto" w:val="clear"/>
         </w:rPr>
-        <w:t xml:space="preserve">Radiology</w:t>
+        <w:t xml:space="preserve">billing </w:t>
+      </w:r>
+    </w:p>
+    <w:p>
+      <w:pPr>
+        <w:numPr>
+          <w:ilvl w:val="0"/>
+          <w:numId w:val="2"/>
+        </w:numPr>
+        <w:spacing w:before="0" w:after="160" w:line="259"/>
+        <w:ind w:right="0" w:left="1440" w:hanging="360"/>
+        <w:jc w:val="left"/>
+        <w:rPr>
+          <w:rFonts w:ascii="Calibri" w:hAnsi="Calibri" w:cs="Calibri" w:eastAsia="Calibri"/>
+          <w:b/>
+          <w:color w:val="auto"/>
+          <w:spacing w:val="0"/>
+          <w:position w:val="0"/>
+          <w:sz w:val="22"/>
+          <w:shd w:fill="auto" w:val="clear"/>
+        </w:rPr>
+      </w:pPr>
+      <w:r>
+        <w:rPr>
+          <w:rFonts w:ascii="Calibri" w:hAnsi="Calibri" w:cs="Calibri" w:eastAsia="Calibri"/>
+          <w:b/>
+          <w:color w:val="auto"/>
+          <w:spacing w:val="0"/>
+          <w:position w:val="0"/>
+          <w:sz w:val="22"/>
+          <w:shd w:fill="auto" w:val="clear"/>
+        </w:rPr>
+        <w:t xml:space="preserve">employees</w:t>
       </w:r>
     </w:p>
     <w:p>
@@ -703,6 +737,38 @@
           <w:shd w:fill="auto" w:val="clear"/>
         </w:rPr>
         <w:t xml:space="preserve">there is one file show is missing in the dispensing so make it </w:t>
+      </w:r>
+    </w:p>
+    <w:p>
+      <w:pPr>
+        <w:numPr>
+          <w:ilvl w:val="0"/>
+          <w:numId w:val="6"/>
+        </w:numPr>
+        <w:spacing w:before="0" w:after="160" w:line="259"/>
+        <w:ind w:right="0" w:left="720" w:hanging="360"/>
+        <w:jc w:val="left"/>
+        <w:rPr>
+          <w:rFonts w:ascii="Calibri" w:hAnsi="Calibri" w:cs="Calibri" w:eastAsia="Calibri"/>
+          <w:b/>
+          <w:color w:val="auto"/>
+          <w:spacing w:val="0"/>
+          <w:position w:val="0"/>
+          <w:sz w:val="22"/>
+          <w:shd w:fill="auto" w:val="clear"/>
+        </w:rPr>
+      </w:pPr>
+      <w:r>
+        <w:rPr>
+          <w:rFonts w:ascii="Calibri" w:hAnsi="Calibri" w:cs="Calibri" w:eastAsia="Calibri"/>
+          <w:b/>
+          <w:color w:val="auto"/>
+          <w:spacing w:val="0"/>
+          <w:position w:val="0"/>
+          <w:sz w:val="22"/>
+          <w:shd w:fill="auto" w:val="clear"/>
+        </w:rPr>
+        <w:t xml:space="preserve">in the add medicine during the add of require prescribtion there is the bug when clcick on the checkbox and then add the prescribtion then give the error </w:t>
       </w:r>
     </w:p>
     <w:p>

--- a/Requirements .docx
+++ b/Requirements .docx
@@ -489,6 +489,230 @@
     </w:p>
     <w:p>
       <w:pPr>
+        <w:numPr>
+          <w:ilvl w:val="0"/>
+          <w:numId w:val="5"/>
+        </w:numPr>
+        <w:spacing w:before="0" w:after="160" w:line="259"/>
+        <w:ind w:right="0" w:left="360" w:hanging="360"/>
+        <w:jc w:val="left"/>
+        <w:rPr>
+          <w:rFonts w:ascii="Calibri" w:hAnsi="Calibri" w:cs="Calibri" w:eastAsia="Calibri"/>
+          <w:b/>
+          <w:color w:val="auto"/>
+          <w:spacing w:val="0"/>
+          <w:position w:val="0"/>
+          <w:sz w:val="22"/>
+          <w:shd w:fill="auto" w:val="clear"/>
+        </w:rPr>
+      </w:pPr>
+      <w:r>
+        <w:rPr>
+          <w:rFonts w:ascii="Calibri" w:hAnsi="Calibri" w:cs="Calibri" w:eastAsia="Calibri"/>
+          <w:b/>
+          <w:color w:val="auto"/>
+          <w:spacing w:val="0"/>
+          <w:position w:val="0"/>
+          <w:sz w:val="22"/>
+          <w:shd w:fill="auto" w:val="clear"/>
+        </w:rPr>
+        <w:t xml:space="preserve">when the tests Radiology performs the results will be show to the doctor there will be the dashboard for the doctors to see the patient histories and tests Radiology reposts </w:t>
+      </w:r>
+    </w:p>
+    <w:p>
+      <w:pPr>
+        <w:numPr>
+          <w:ilvl w:val="0"/>
+          <w:numId w:val="5"/>
+        </w:numPr>
+        <w:spacing w:before="0" w:after="160" w:line="259"/>
+        <w:ind w:right="0" w:left="360" w:hanging="360"/>
+        <w:jc w:val="left"/>
+        <w:rPr>
+          <w:rFonts w:ascii="Calibri" w:hAnsi="Calibri" w:cs="Calibri" w:eastAsia="Calibri"/>
+          <w:b/>
+          <w:color w:val="auto"/>
+          <w:spacing w:val="0"/>
+          <w:position w:val="0"/>
+          <w:sz w:val="22"/>
+          <w:shd w:fill="auto" w:val="clear"/>
+        </w:rPr>
+      </w:pPr>
+      <w:r>
+        <w:rPr>
+          <w:rFonts w:ascii="Calibri" w:hAnsi="Calibri" w:cs="Calibri" w:eastAsia="Calibri"/>
+          <w:b/>
+          <w:color w:val="auto"/>
+          <w:spacing w:val="0"/>
+          <w:position w:val="0"/>
+          <w:sz w:val="22"/>
+          <w:shd w:fill="auto" w:val="clear"/>
+        </w:rPr>
+        <w:t xml:space="preserve">There is the problem in the prescription because when we dispense the medicines the amount have added when we add the stock so need to manage this module </w:t>
+      </w:r>
+    </w:p>
+    <w:p>
+      <w:pPr>
+        <w:numPr>
+          <w:ilvl w:val="0"/>
+          <w:numId w:val="5"/>
+        </w:numPr>
+        <w:spacing w:before="0" w:after="160" w:line="259"/>
+        <w:ind w:right="0" w:left="360" w:hanging="360"/>
+        <w:jc w:val="left"/>
+        <w:rPr>
+          <w:rFonts w:ascii="Calibri" w:hAnsi="Calibri" w:cs="Calibri" w:eastAsia="Calibri"/>
+          <w:b/>
+          <w:color w:val="auto"/>
+          <w:spacing w:val="0"/>
+          <w:position w:val="0"/>
+          <w:sz w:val="22"/>
+          <w:shd w:fill="auto" w:val="clear"/>
+        </w:rPr>
+      </w:pPr>
+      <w:r>
+        <w:rPr>
+          <w:rFonts w:ascii="Calibri" w:hAnsi="Calibri" w:cs="Calibri" w:eastAsia="Calibri"/>
+          <w:b/>
+          <w:color w:val="auto"/>
+          <w:spacing w:val="0"/>
+          <w:position w:val="0"/>
+          <w:sz w:val="22"/>
+          <w:shd w:fill="auto" w:val="clear"/>
+        </w:rPr>
+        <w:t xml:space="preserve">In the radiology when find some thing critical then need to make the system like this to notify by the doctor</w:t>
+      </w:r>
+    </w:p>
+    <w:p>
+      <w:pPr>
+        <w:numPr>
+          <w:ilvl w:val="0"/>
+          <w:numId w:val="5"/>
+        </w:numPr>
+        <w:spacing w:before="0" w:after="160" w:line="259"/>
+        <w:ind w:right="0" w:left="360" w:hanging="360"/>
+        <w:jc w:val="left"/>
+        <w:rPr>
+          <w:rFonts w:ascii="Calibri" w:hAnsi="Calibri" w:cs="Calibri" w:eastAsia="Calibri"/>
+          <w:b/>
+          <w:color w:val="auto"/>
+          <w:spacing w:val="0"/>
+          <w:position w:val="0"/>
+          <w:sz w:val="22"/>
+          <w:shd w:fill="auto" w:val="clear"/>
+        </w:rPr>
+      </w:pPr>
+      <w:r>
+        <w:rPr>
+          <w:rFonts w:ascii="Calibri" w:hAnsi="Calibri" w:cs="Calibri" w:eastAsia="Calibri"/>
+          <w:b/>
+          <w:color w:val="auto"/>
+          <w:spacing w:val="0"/>
+          <w:position w:val="0"/>
+          <w:sz w:val="22"/>
+          <w:shd w:fill="auto" w:val="clear"/>
+        </w:rPr>
+        <w:t xml:space="preserve">We will make the doctor module to perform the test and to notify by radiology department to notify the doctor there will be a notification for the doctor </w:t>
+      </w:r>
+    </w:p>
+    <w:p>
+      <w:pPr>
+        <w:numPr>
+          <w:ilvl w:val="0"/>
+          <w:numId w:val="5"/>
+        </w:numPr>
+        <w:spacing w:before="0" w:after="160" w:line="259"/>
+        <w:ind w:right="0" w:left="360" w:hanging="360"/>
+        <w:jc w:val="left"/>
+        <w:rPr>
+          <w:rFonts w:ascii="Calibri" w:hAnsi="Calibri" w:cs="Calibri" w:eastAsia="Calibri"/>
+          <w:b/>
+          <w:color w:val="auto"/>
+          <w:spacing w:val="0"/>
+          <w:position w:val="0"/>
+          <w:sz w:val="22"/>
+          <w:shd w:fill="auto" w:val="clear"/>
+        </w:rPr>
+      </w:pPr>
+      <w:r>
+        <w:rPr>
+          <w:rFonts w:ascii="Calibri" w:hAnsi="Calibri" w:cs="Calibri" w:eastAsia="Calibri"/>
+          <w:b/>
+          <w:color w:val="auto"/>
+          <w:spacing w:val="0"/>
+          <w:position w:val="0"/>
+          <w:sz w:val="22"/>
+          <w:shd w:fill="auto" w:val="clear"/>
+        </w:rPr>
+        <w:t xml:space="preserve">In the Billing module when we click on the load pending and it show the pending bills  if we click multiple time it make the same so this error should be resolve if the pending bills already select then did not create the duplicate </w:t>
+      </w:r>
+    </w:p>
+    <w:p>
+      <w:pPr>
+        <w:numPr>
+          <w:ilvl w:val="0"/>
+          <w:numId w:val="5"/>
+        </w:numPr>
+        <w:spacing w:before="0" w:after="160" w:line="259"/>
+        <w:ind w:right="0" w:left="360" w:hanging="360"/>
+        <w:jc w:val="left"/>
+        <w:rPr>
+          <w:rFonts w:ascii="Calibri" w:hAnsi="Calibri" w:cs="Calibri" w:eastAsia="Calibri"/>
+          <w:b/>
+          <w:color w:val="auto"/>
+          <w:spacing w:val="0"/>
+          <w:position w:val="0"/>
+          <w:sz w:val="22"/>
+          <w:shd w:fill="auto" w:val="clear"/>
+        </w:rPr>
+      </w:pPr>
+      <w:r>
+        <w:rPr>
+          <w:rFonts w:ascii="Calibri" w:hAnsi="Calibri" w:cs="Calibri" w:eastAsia="Calibri"/>
+          <w:b/>
+          <w:color w:val="auto"/>
+          <w:spacing w:val="0"/>
+          <w:position w:val="0"/>
+          <w:sz w:val="22"/>
+          <w:shd w:fill="auto" w:val="clear"/>
+        </w:rPr>
+        <w:t xml:space="preserve">Blood price automatic generate so should be resolve this issue we decide the price for the pack</w:t>
+      </w:r>
+    </w:p>
+    <w:p>
+      <w:pPr>
+        <w:numPr>
+          <w:ilvl w:val="0"/>
+          <w:numId w:val="5"/>
+        </w:numPr>
+        <w:spacing w:before="0" w:after="160" w:line="259"/>
+        <w:ind w:right="0" w:left="360" w:hanging="360"/>
+        <w:jc w:val="left"/>
+        <w:rPr>
+          <w:rFonts w:ascii="Calibri" w:hAnsi="Calibri" w:cs="Calibri" w:eastAsia="Calibri"/>
+          <w:b/>
+          <w:color w:val="auto"/>
+          <w:spacing w:val="0"/>
+          <w:position w:val="0"/>
+          <w:sz w:val="22"/>
+          <w:shd w:fill="auto" w:val="clear"/>
+        </w:rPr>
+      </w:pPr>
+      <w:r>
+        <w:rPr>
+          <w:rFonts w:ascii="Calibri" w:hAnsi="Calibri" w:cs="Calibri" w:eastAsia="Calibri"/>
+          <w:b/>
+          <w:color w:val="auto"/>
+          <w:spacing w:val="0"/>
+          <w:position w:val="0"/>
+          <w:sz w:val="22"/>
+          <w:shd w:fill="auto" w:val="clear"/>
+        </w:rPr>
+        <w:t xml:space="preserve">error  when the patient are admitted and if the patient have 1.5 days the billing generate load bills according to the time they spend but we need to manage this thing because it will cause bugs</w:t>
+      </w:r>
+    </w:p>
+    <w:p>
+      <w:pPr>
         <w:spacing w:before="0" w:after="160" w:line="259"/>
         <w:ind w:right="0" w:left="0" w:firstLine="0"/>
         <w:jc w:val="left"/>
@@ -502,274 +726,6 @@
           <w:shd w:fill="auto" w:val="clear"/>
         </w:rPr>
       </w:pPr>
-      <w:r>
-        <w:rPr>
-          <w:rFonts w:ascii="Calibri" w:hAnsi="Calibri" w:cs="Calibri" w:eastAsia="Calibri"/>
-          <w:b/>
-          <w:color w:val="auto"/>
-          <w:spacing w:val="0"/>
-          <w:position w:val="0"/>
-          <w:sz w:val="22"/>
-          <w:shd w:fill="auto" w:val="clear"/>
-        </w:rPr>
-        <w:t xml:space="preserve">when the tests Radiology performs the results will be show to the doctor there will be the dashboard for the doctors to see the patient histories and tests Radiology reposts </w:t>
-      </w:r>
-    </w:p>
-    <w:p>
-      <w:pPr>
-        <w:numPr>
-          <w:ilvl w:val="0"/>
-          <w:numId w:val="6"/>
-        </w:numPr>
-        <w:spacing w:before="0" w:after="160" w:line="259"/>
-        <w:ind w:right="0" w:left="720" w:hanging="360"/>
-        <w:jc w:val="left"/>
-        <w:rPr>
-          <w:rFonts w:ascii="Calibri" w:hAnsi="Calibri" w:cs="Calibri" w:eastAsia="Calibri"/>
-          <w:b/>
-          <w:color w:val="auto"/>
-          <w:spacing w:val="0"/>
-          <w:position w:val="0"/>
-          <w:sz w:val="22"/>
-          <w:shd w:fill="auto" w:val="clear"/>
-        </w:rPr>
-      </w:pPr>
-      <w:r>
-        <w:rPr>
-          <w:rFonts w:ascii="Calibri" w:hAnsi="Calibri" w:cs="Calibri" w:eastAsia="Calibri"/>
-          <w:b/>
-          <w:color w:val="auto"/>
-          <w:spacing w:val="0"/>
-          <w:position w:val="0"/>
-          <w:sz w:val="22"/>
-          <w:shd w:fill="auto" w:val="clear"/>
-        </w:rPr>
-        <w:t xml:space="preserve">There is the problem in the prescription because when we dispense the medicines the amount have added when we add the stock so need to manage this module </w:t>
-      </w:r>
-    </w:p>
-    <w:p>
-      <w:pPr>
-        <w:numPr>
-          <w:ilvl w:val="0"/>
-          <w:numId w:val="6"/>
-        </w:numPr>
-        <w:spacing w:before="0" w:after="160" w:line="259"/>
-        <w:ind w:right="0" w:left="720" w:hanging="360"/>
-        <w:jc w:val="left"/>
-        <w:rPr>
-          <w:rFonts w:ascii="Calibri" w:hAnsi="Calibri" w:cs="Calibri" w:eastAsia="Calibri"/>
-          <w:b/>
-          <w:color w:val="auto"/>
-          <w:spacing w:val="0"/>
-          <w:position w:val="0"/>
-          <w:sz w:val="22"/>
-          <w:shd w:fill="auto" w:val="clear"/>
-        </w:rPr>
-      </w:pPr>
-      <w:r>
-        <w:rPr>
-          <w:rFonts w:ascii="Calibri" w:hAnsi="Calibri" w:cs="Calibri" w:eastAsia="Calibri"/>
-          <w:b/>
-          <w:color w:val="auto"/>
-          <w:spacing w:val="0"/>
-          <w:position w:val="0"/>
-          <w:sz w:val="22"/>
-          <w:shd w:fill="auto" w:val="clear"/>
-        </w:rPr>
-        <w:t xml:space="preserve">In the radiology when find some thing critical then need to make the system like this to notify by the doctor</w:t>
-      </w:r>
-    </w:p>
-    <w:p>
-      <w:pPr>
-        <w:numPr>
-          <w:ilvl w:val="0"/>
-          <w:numId w:val="6"/>
-        </w:numPr>
-        <w:spacing w:before="0" w:after="160" w:line="259"/>
-        <w:ind w:right="0" w:left="720" w:hanging="360"/>
-        <w:jc w:val="left"/>
-        <w:rPr>
-          <w:rFonts w:ascii="Calibri" w:hAnsi="Calibri" w:cs="Calibri" w:eastAsia="Calibri"/>
-          <w:b/>
-          <w:color w:val="auto"/>
-          <w:spacing w:val="0"/>
-          <w:position w:val="0"/>
-          <w:sz w:val="22"/>
-          <w:shd w:fill="auto" w:val="clear"/>
-        </w:rPr>
-      </w:pPr>
-      <w:r>
-        <w:rPr>
-          <w:rFonts w:ascii="Calibri" w:hAnsi="Calibri" w:cs="Calibri" w:eastAsia="Calibri"/>
-          <w:b/>
-          <w:color w:val="auto"/>
-          <w:spacing w:val="0"/>
-          <w:position w:val="0"/>
-          <w:sz w:val="22"/>
-          <w:shd w:fill="auto" w:val="clear"/>
-        </w:rPr>
-        <w:t xml:space="preserve">We will make the doctor module to perform the test and to notify by radiology department to notify the doctor there will be a notification for the doctor </w:t>
-      </w:r>
-    </w:p>
-    <w:p>
-      <w:pPr>
-        <w:numPr>
-          <w:ilvl w:val="0"/>
-          <w:numId w:val="6"/>
-        </w:numPr>
-        <w:spacing w:before="0" w:after="160" w:line="259"/>
-        <w:ind w:right="0" w:left="720" w:hanging="360"/>
-        <w:jc w:val="left"/>
-        <w:rPr>
-          <w:rFonts w:ascii="Calibri" w:hAnsi="Calibri" w:cs="Calibri" w:eastAsia="Calibri"/>
-          <w:b/>
-          <w:color w:val="auto"/>
-          <w:spacing w:val="0"/>
-          <w:position w:val="0"/>
-          <w:sz w:val="22"/>
-          <w:shd w:fill="auto" w:val="clear"/>
-        </w:rPr>
-      </w:pPr>
-      <w:r>
-        <w:rPr>
-          <w:rFonts w:ascii="Calibri" w:hAnsi="Calibri" w:cs="Calibri" w:eastAsia="Calibri"/>
-          <w:b/>
-          <w:color w:val="auto"/>
-          <w:spacing w:val="0"/>
-          <w:position w:val="0"/>
-          <w:sz w:val="22"/>
-          <w:shd w:fill="auto" w:val="clear"/>
-        </w:rPr>
-        <w:t xml:space="preserve">In the Billing module when we click on the load pending and it show the pending bills  if we click multiple time it make the same so this error should be resolve if the pending bills already select then did not create the duplicate </w:t>
-      </w:r>
-    </w:p>
-    <w:p>
-      <w:pPr>
-        <w:numPr>
-          <w:ilvl w:val="0"/>
-          <w:numId w:val="6"/>
-        </w:numPr>
-        <w:spacing w:before="0" w:after="160" w:line="259"/>
-        <w:ind w:right="0" w:left="720" w:hanging="360"/>
-        <w:jc w:val="left"/>
-        <w:rPr>
-          <w:rFonts w:ascii="Calibri" w:hAnsi="Calibri" w:cs="Calibri" w:eastAsia="Calibri"/>
-          <w:b/>
-          <w:color w:val="auto"/>
-          <w:spacing w:val="0"/>
-          <w:position w:val="0"/>
-          <w:sz w:val="22"/>
-          <w:shd w:fill="auto" w:val="clear"/>
-        </w:rPr>
-      </w:pPr>
-      <w:r>
-        <w:rPr>
-          <w:rFonts w:ascii="Calibri" w:hAnsi="Calibri" w:cs="Calibri" w:eastAsia="Calibri"/>
-          <w:b/>
-          <w:color w:val="auto"/>
-          <w:spacing w:val="0"/>
-          <w:position w:val="0"/>
-          <w:sz w:val="22"/>
-          <w:shd w:fill="auto" w:val="clear"/>
-        </w:rPr>
-        <w:t xml:space="preserve">Blood price automatic generate so should be resolve this issue we decide the price for the pack</w:t>
-      </w:r>
-    </w:p>
-    <w:p>
-      <w:pPr>
-        <w:numPr>
-          <w:ilvl w:val="0"/>
-          <w:numId w:val="6"/>
-        </w:numPr>
-        <w:spacing w:before="0" w:after="160" w:line="259"/>
-        <w:ind w:right="0" w:left="720" w:hanging="360"/>
-        <w:jc w:val="left"/>
-        <w:rPr>
-          <w:rFonts w:ascii="Calibri" w:hAnsi="Calibri" w:cs="Calibri" w:eastAsia="Calibri"/>
-          <w:b/>
-          <w:color w:val="auto"/>
-          <w:spacing w:val="0"/>
-          <w:position w:val="0"/>
-          <w:sz w:val="22"/>
-          <w:shd w:fill="auto" w:val="clear"/>
-        </w:rPr>
-      </w:pPr>
-      <w:r>
-        <w:rPr>
-          <w:rFonts w:ascii="Calibri" w:hAnsi="Calibri" w:cs="Calibri" w:eastAsia="Calibri"/>
-          <w:b/>
-          <w:color w:val="auto"/>
-          <w:spacing w:val="0"/>
-          <w:position w:val="0"/>
-          <w:sz w:val="22"/>
-          <w:shd w:fill="auto" w:val="clear"/>
-        </w:rPr>
-        <w:t xml:space="preserve">error  when the patient are admitted and if the patient have 1.5 days the billing generate load bills according to the time they spend but we need to manage this thing because it will cause bugs</w:t>
-      </w:r>
-    </w:p>
-    <w:p>
-      <w:pPr>
-        <w:numPr>
-          <w:ilvl w:val="0"/>
-          <w:numId w:val="6"/>
-        </w:numPr>
-        <w:spacing w:before="0" w:after="160" w:line="259"/>
-        <w:ind w:right="0" w:left="720" w:hanging="360"/>
-        <w:jc w:val="left"/>
-        <w:rPr>
-          <w:rFonts w:ascii="Calibri" w:hAnsi="Calibri" w:cs="Calibri" w:eastAsia="Calibri"/>
-          <w:b/>
-          <w:color w:val="auto"/>
-          <w:spacing w:val="0"/>
-          <w:position w:val="0"/>
-          <w:sz w:val="22"/>
-          <w:shd w:fill="auto" w:val="clear"/>
-        </w:rPr>
-      </w:pPr>
-      <w:r>
-        <w:rPr>
-          <w:rFonts w:ascii="Calibri" w:hAnsi="Calibri" w:cs="Calibri" w:eastAsia="Calibri"/>
-          <w:b/>
-          <w:color w:val="auto"/>
-          <w:spacing w:val="0"/>
-          <w:position w:val="0"/>
-          <w:sz w:val="22"/>
-          <w:shd w:fill="auto" w:val="clear"/>
-        </w:rPr>
-        <w:t xml:space="preserve">there is one file show is missing in the dispensing so make it </w:t>
-      </w:r>
-    </w:p>
-    <w:p>
-      <w:pPr>
-        <w:numPr>
-          <w:ilvl w:val="0"/>
-          <w:numId w:val="6"/>
-        </w:numPr>
-        <w:spacing w:before="0" w:after="160" w:line="259"/>
-        <w:ind w:right="0" w:left="720" w:hanging="360"/>
-        <w:jc w:val="left"/>
-        <w:rPr>
-          <w:rFonts w:ascii="Calibri" w:hAnsi="Calibri" w:cs="Calibri" w:eastAsia="Calibri"/>
-          <w:b/>
-          <w:color w:val="auto"/>
-          <w:spacing w:val="0"/>
-          <w:position w:val="0"/>
-          <w:sz w:val="22"/>
-          <w:shd w:fill="auto" w:val="clear"/>
-        </w:rPr>
-      </w:pPr>
-      <w:r>
-        <w:rPr>
-          <w:rFonts w:ascii="Calibri" w:hAnsi="Calibri" w:cs="Calibri" w:eastAsia="Calibri"/>
-          <w:b/>
-          <w:color w:val="auto"/>
-          <w:spacing w:val="0"/>
-          <w:position w:val="0"/>
-          <w:sz w:val="22"/>
-          <w:shd w:fill="auto" w:val="clear"/>
-        </w:rPr>
-        <w:t xml:space="preserve">in the add medicine during the add of require prescribtion there is the bug when clcick on the checkbox and then add the prescribtion then give the error </w:t>
-      </w:r>
     </w:p>
     <w:p>
       <w:pPr>
@@ -3884,7 +3840,7 @@
   <w:num w:numId="2">
     <w:abstractNumId w:val="18"/>
   </w:num>
-  <w:num w:numId="6">
+  <w:num w:numId="5">
     <w:abstractNumId w:val="12"/>
   </w:num>
   <w:num w:numId="45">

--- a/Requirements .docx
+++ b/Requirements .docx
@@ -676,7 +676,7 @@
           <w:sz w:val="22"/>
           <w:shd w:fill="auto" w:val="clear"/>
         </w:rPr>
-        <w:t xml:space="preserve">Blood price automatic generate so should be resolve this issue we decide the price for the pack</w:t>
+        <w:t xml:space="preserve">in the record blood donation collected in the staff show all the employees we will select the specific one who are the authorized</w:t>
       </w:r>
     </w:p>
     <w:p>
@@ -708,24 +708,40 @@
           <w:sz w:val="22"/>
           <w:shd w:fill="auto" w:val="clear"/>
         </w:rPr>
-        <w:t xml:space="preserve">error  when the patient are admitted and if the patient have 1.5 days the billing generate load bills according to the time they spend but we need to manage this thing because it will cause bugs</w:t>
-      </w:r>
-    </w:p>
-    <w:p>
-      <w:pPr>
-        <w:spacing w:before="0" w:after="160" w:line="259"/>
-        <w:ind w:right="0" w:left="0" w:firstLine="0"/>
-        <w:jc w:val="left"/>
-        <w:rPr>
-          <w:rFonts w:ascii="Calibri" w:hAnsi="Calibri" w:cs="Calibri" w:eastAsia="Calibri"/>
-          <w:b/>
-          <w:color w:val="auto"/>
-          <w:spacing w:val="0"/>
-          <w:position w:val="0"/>
-          <w:sz w:val="22"/>
-          <w:shd w:fill="auto" w:val="clear"/>
-        </w:rPr>
-      </w:pPr>
+        <w:t xml:space="preserve">in the blood request the delelte button of request are not working think about it we need this button or not </w:t>
+      </w:r>
+    </w:p>
+    <w:p>
+      <w:pPr>
+        <w:numPr>
+          <w:ilvl w:val="0"/>
+          <w:numId w:val="5"/>
+        </w:numPr>
+        <w:spacing w:before="0" w:after="160" w:line="259"/>
+        <w:ind w:right="0" w:left="360" w:hanging="360"/>
+        <w:jc w:val="left"/>
+        <w:rPr>
+          <w:rFonts w:ascii="Calibri" w:hAnsi="Calibri" w:cs="Calibri" w:eastAsia="Calibri"/>
+          <w:b/>
+          <w:color w:val="auto"/>
+          <w:spacing w:val="0"/>
+          <w:position w:val="0"/>
+          <w:sz w:val="22"/>
+          <w:shd w:fill="auto" w:val="clear"/>
+        </w:rPr>
+      </w:pPr>
+      <w:r>
+        <w:rPr>
+          <w:rFonts w:ascii="Calibri" w:hAnsi="Calibri" w:cs="Calibri" w:eastAsia="Calibri"/>
+          <w:b/>
+          <w:color w:val="auto"/>
+          <w:spacing w:val="0"/>
+          <w:position w:val="0"/>
+          <w:sz w:val="22"/>
+          <w:shd w:fill="auto" w:val="clear"/>
+        </w:rPr>
+        <w:t xml:space="preserve">if the payment are done then this patient are not will be showing in billing</w:t>
+      </w:r>
     </w:p>
     <w:p>
       <w:pPr>
@@ -2932,7 +2948,7 @@
       <w:pPr>
         <w:numPr>
           <w:ilvl w:val="0"/>
-          <w:numId w:val="45"/>
+          <w:numId w:val="44"/>
         </w:numPr>
         <w:spacing w:before="0" w:after="160" w:line="259"/>
         <w:ind w:right="0" w:left="720" w:hanging="360"/>
@@ -2964,7 +2980,7 @@
       <w:pPr>
         <w:numPr>
           <w:ilvl w:val="0"/>
-          <w:numId w:val="45"/>
+          <w:numId w:val="44"/>
         </w:numPr>
         <w:spacing w:before="0" w:after="160" w:line="259"/>
         <w:ind w:right="0" w:left="720" w:hanging="360"/>
@@ -2996,7 +3012,7 @@
       <w:pPr>
         <w:numPr>
           <w:ilvl w:val="0"/>
-          <w:numId w:val="45"/>
+          <w:numId w:val="44"/>
         </w:numPr>
         <w:spacing w:before="0" w:after="160" w:line="259"/>
         <w:ind w:right="0" w:left="720" w:hanging="360"/>
@@ -3028,7 +3044,7 @@
       <w:pPr>
         <w:numPr>
           <w:ilvl w:val="0"/>
-          <w:numId w:val="45"/>
+          <w:numId w:val="44"/>
         </w:numPr>
         <w:spacing w:before="0" w:after="160" w:line="259"/>
         <w:ind w:right="0" w:left="720" w:hanging="360"/>
@@ -3060,7 +3076,7 @@
       <w:pPr>
         <w:numPr>
           <w:ilvl w:val="0"/>
-          <w:numId w:val="45"/>
+          <w:numId w:val="44"/>
         </w:numPr>
         <w:spacing w:before="0" w:after="160" w:line="259"/>
         <w:ind w:right="0" w:left="1440" w:hanging="360"/>
@@ -3092,7 +3108,7 @@
       <w:pPr>
         <w:numPr>
           <w:ilvl w:val="0"/>
-          <w:numId w:val="45"/>
+          <w:numId w:val="44"/>
         </w:numPr>
         <w:spacing w:before="0" w:after="160" w:line="259"/>
         <w:ind w:right="0" w:left="1440" w:hanging="360"/>
@@ -3124,7 +3140,7 @@
       <w:pPr>
         <w:numPr>
           <w:ilvl w:val="0"/>
-          <w:numId w:val="45"/>
+          <w:numId w:val="44"/>
         </w:numPr>
         <w:spacing w:before="0" w:after="160" w:line="259"/>
         <w:ind w:right="0" w:left="1440" w:hanging="360"/>
@@ -3156,7 +3172,7 @@
       <w:pPr>
         <w:numPr>
           <w:ilvl w:val="0"/>
-          <w:numId w:val="45"/>
+          <w:numId w:val="44"/>
         </w:numPr>
         <w:spacing w:before="0" w:after="160" w:line="259"/>
         <w:ind w:right="0" w:left="1440" w:hanging="360"/>
@@ -3188,7 +3204,7 @@
       <w:pPr>
         <w:numPr>
           <w:ilvl w:val="0"/>
-          <w:numId w:val="45"/>
+          <w:numId w:val="44"/>
         </w:numPr>
         <w:spacing w:before="0" w:after="160" w:line="259"/>
         <w:ind w:right="0" w:left="720" w:hanging="360"/>
@@ -3220,7 +3236,7 @@
       <w:pPr>
         <w:numPr>
           <w:ilvl w:val="0"/>
-          <w:numId w:val="45"/>
+          <w:numId w:val="44"/>
         </w:numPr>
         <w:spacing w:before="0" w:after="160" w:line="259"/>
         <w:ind w:right="0" w:left="1440" w:hanging="360"/>
@@ -3252,7 +3268,7 @@
       <w:pPr>
         <w:numPr>
           <w:ilvl w:val="0"/>
-          <w:numId w:val="45"/>
+          <w:numId w:val="44"/>
         </w:numPr>
         <w:spacing w:before="0" w:after="160" w:line="259"/>
         <w:ind w:right="0" w:left="1440" w:hanging="360"/>
@@ -3284,7 +3300,7 @@
       <w:pPr>
         <w:numPr>
           <w:ilvl w:val="0"/>
-          <w:numId w:val="45"/>
+          <w:numId w:val="44"/>
         </w:numPr>
         <w:spacing w:before="0" w:after="160" w:line="259"/>
         <w:ind w:right="0" w:left="1440" w:hanging="360"/>
@@ -3316,7 +3332,7 @@
       <w:pPr>
         <w:numPr>
           <w:ilvl w:val="0"/>
-          <w:numId w:val="45"/>
+          <w:numId w:val="44"/>
         </w:numPr>
         <w:spacing w:before="0" w:after="160" w:line="259"/>
         <w:ind w:right="0" w:left="1440" w:hanging="360"/>
@@ -3348,7 +3364,7 @@
       <w:pPr>
         <w:numPr>
           <w:ilvl w:val="0"/>
-          <w:numId w:val="45"/>
+          <w:numId w:val="44"/>
         </w:numPr>
         <w:spacing w:before="0" w:after="160" w:line="259"/>
         <w:ind w:right="0" w:left="1440" w:hanging="360"/>
@@ -3380,7 +3396,7 @@
       <w:pPr>
         <w:numPr>
           <w:ilvl w:val="0"/>
-          <w:numId w:val="45"/>
+          <w:numId w:val="44"/>
         </w:numPr>
         <w:spacing w:before="0" w:after="160" w:line="259"/>
         <w:ind w:right="0" w:left="1440" w:hanging="360"/>
@@ -3412,7 +3428,7 @@
       <w:pPr>
         <w:numPr>
           <w:ilvl w:val="0"/>
-          <w:numId w:val="45"/>
+          <w:numId w:val="44"/>
         </w:numPr>
         <w:spacing w:before="0" w:after="160" w:line="259"/>
         <w:ind w:right="0" w:left="1440" w:hanging="360"/>
@@ -3444,7 +3460,7 @@
       <w:pPr>
         <w:numPr>
           <w:ilvl w:val="0"/>
-          <w:numId w:val="45"/>
+          <w:numId w:val="44"/>
         </w:numPr>
         <w:spacing w:before="0" w:after="160" w:line="259"/>
         <w:ind w:right="0" w:left="720" w:hanging="360"/>
@@ -3476,7 +3492,7 @@
       <w:pPr>
         <w:numPr>
           <w:ilvl w:val="0"/>
-          <w:numId w:val="45"/>
+          <w:numId w:val="44"/>
         </w:numPr>
         <w:spacing w:before="0" w:after="160" w:line="259"/>
         <w:ind w:right="0" w:left="720" w:hanging="360"/>
@@ -3508,7 +3524,7 @@
       <w:pPr>
         <w:numPr>
           <w:ilvl w:val="0"/>
-          <w:numId w:val="45"/>
+          <w:numId w:val="44"/>
         </w:numPr>
         <w:spacing w:before="0" w:after="160" w:line="259"/>
         <w:ind w:right="0" w:left="720" w:hanging="360"/>
@@ -3540,7 +3556,7 @@
       <w:pPr>
         <w:numPr>
           <w:ilvl w:val="0"/>
-          <w:numId w:val="45"/>
+          <w:numId w:val="44"/>
         </w:numPr>
         <w:spacing w:before="0" w:after="160" w:line="259"/>
         <w:ind w:right="0" w:left="1440" w:hanging="360"/>
@@ -3572,7 +3588,7 @@
       <w:pPr>
         <w:numPr>
           <w:ilvl w:val="0"/>
-          <w:numId w:val="45"/>
+          <w:numId w:val="44"/>
         </w:numPr>
         <w:spacing w:before="0" w:after="160" w:line="259"/>
         <w:ind w:right="0" w:left="1440" w:hanging="360"/>
@@ -3604,7 +3620,7 @@
       <w:pPr>
         <w:numPr>
           <w:ilvl w:val="0"/>
-          <w:numId w:val="45"/>
+          <w:numId w:val="44"/>
         </w:numPr>
         <w:spacing w:before="0" w:after="160" w:line="259"/>
         <w:ind w:right="0" w:left="1440" w:hanging="360"/>
@@ -3636,7 +3652,7 @@
       <w:pPr>
         <w:numPr>
           <w:ilvl w:val="0"/>
-          <w:numId w:val="45"/>
+          <w:numId w:val="44"/>
         </w:numPr>
         <w:spacing w:before="0" w:after="160" w:line="259"/>
         <w:ind w:right="0" w:left="1440" w:hanging="360"/>
@@ -3668,7 +3684,7 @@
       <w:pPr>
         <w:numPr>
           <w:ilvl w:val="0"/>
-          <w:numId w:val="45"/>
+          <w:numId w:val="44"/>
         </w:numPr>
         <w:spacing w:before="0" w:after="160" w:line="259"/>
         <w:ind w:right="0" w:left="720" w:hanging="360"/>
@@ -3776,7 +3792,7 @@
       <w:pPr>
         <w:numPr>
           <w:ilvl w:val="0"/>
-          <w:numId w:val="53"/>
+          <w:numId w:val="52"/>
         </w:numPr>
         <w:spacing w:before="0" w:after="160" w:line="259"/>
         <w:ind w:right="0" w:left="720" w:hanging="360"/>
@@ -3843,10 +3859,10 @@
   <w:num w:numId="5">
     <w:abstractNumId w:val="12"/>
   </w:num>
-  <w:num w:numId="45">
+  <w:num w:numId="44">
     <w:abstractNumId w:val="6"/>
   </w:num>
-  <w:num w:numId="53">
+  <w:num w:numId="52">
     <w:abstractNumId w:val="0"/>
   </w:num>
 </w:numbering>

--- a/Requirements .docx
+++ b/Requirements .docx
@@ -448,73 +448,8 @@
         </w:rPr>
         <w:t xml:space="preserve">ology department to notify the doctor there will be a notification for the doctor </w:t>
       </w:r>
-    </w:p>
-    <w:p>
-      <w:pPr>
-        <w:numPr>
-          <w:ilvl w:val="0"/>
-          <w:numId w:val="2"/>
-        </w:numPr>
-        <w:ind w:left="360" w:hanging="360"/>
-        <w:rPr>
-          <w:rFonts w:ascii="Calibri" w:eastAsia="Calibri" w:hAnsi="Calibri" w:cs="Calibri"/>
-          <w:b/>
-        </w:rPr>
-      </w:pPr>
-      <w:r>
-        <w:rPr>
-          <w:rFonts w:ascii="Calibri" w:eastAsia="Calibri" w:hAnsi="Calibri" w:cs="Calibri"/>
-          <w:b/>
-        </w:rPr>
-        <w:t>In the Billing module when we click on the load pending and it show the pending bills  if we click multiple time it make the same so this error should be resolve if the pend</w:t>
-      </w:r>
-      <w:r>
-        <w:rPr>
-          <w:rFonts w:ascii="Calibri" w:eastAsia="Calibri" w:hAnsi="Calibri" w:cs="Calibri"/>
-          <w:b/>
-        </w:rPr>
-        <w:t xml:space="preserve">ing bills already select then did not create the duplicate </w:t>
-      </w:r>
-    </w:p>
-    <w:p>
-      <w:pPr>
-        <w:numPr>
-          <w:ilvl w:val="0"/>
-          <w:numId w:val="2"/>
-        </w:numPr>
-        <w:ind w:left="360" w:hanging="360"/>
-        <w:rPr>
-          <w:rFonts w:ascii="Calibri" w:eastAsia="Calibri" w:hAnsi="Calibri" w:cs="Calibri"/>
-          <w:b/>
-        </w:rPr>
-      </w:pPr>
-      <w:r>
-        <w:rPr>
-          <w:rFonts w:ascii="Calibri" w:eastAsia="Calibri" w:hAnsi="Calibri" w:cs="Calibri"/>
-          <w:b/>
-        </w:rPr>
-        <w:t>in the record blood donation collected in the staff show all the employees we will select the specific one who are the authorize</w:t>
-      </w:r>
       <w:bookmarkStart w:id="0" w:name="_GoBack"/>
       <w:bookmarkEnd w:id="0"/>
-    </w:p>
-    <w:p>
-      <w:pPr>
-        <w:ind w:left="1440"/>
-        <w:rPr>
-          <w:rFonts w:ascii="Calibri" w:eastAsia="Calibri" w:hAnsi="Calibri" w:cs="Calibri"/>
-          <w:b/>
-        </w:rPr>
-      </w:pPr>
-    </w:p>
-    <w:p>
-      <w:pPr>
-        <w:ind w:left="1440"/>
-        <w:rPr>
-          <w:rFonts w:ascii="Calibri" w:eastAsia="Calibri" w:hAnsi="Calibri" w:cs="Calibri"/>
-          <w:b/>
-        </w:rPr>
-      </w:pPr>
     </w:p>
     <w:p>
       <w:pPr>
@@ -574,6 +509,7 @@
           <w:b/>
           <w:sz w:val="27"/>
         </w:rPr>
+        <w:lastRenderedPageBreak/>
         <w:t>Ab</w:t>
       </w:r>
       <w:proofErr w:type="spellEnd"/>
@@ -2760,166 +2696,166 @@
           <w:b/>
           <w:sz w:val="28"/>
         </w:rPr>
+        <w:t>Har</w:t>
+      </w:r>
+      <w:proofErr w:type="spellEnd"/>
+      <w:r>
+        <w:rPr>
+          <w:rFonts w:ascii="Calibri" w:eastAsia="Calibri" w:hAnsi="Calibri" w:cs="Calibri"/>
+          <w:b/>
+          <w:sz w:val="28"/>
+        </w:rPr>
+        <w:t xml:space="preserve"> module </w:t>
+      </w:r>
+      <w:proofErr w:type="spellStart"/>
+      <w:r>
+        <w:rPr>
+          <w:rFonts w:ascii="Calibri" w:eastAsia="Calibri" w:hAnsi="Calibri" w:cs="Calibri"/>
+          <w:b/>
+          <w:sz w:val="28"/>
+        </w:rPr>
+        <w:t>mein</w:t>
+      </w:r>
+      <w:proofErr w:type="spellEnd"/>
+      <w:r>
+        <w:rPr>
+          <w:rFonts w:ascii="Calibri" w:eastAsia="Calibri" w:hAnsi="Calibri" w:cs="Calibri"/>
+          <w:b/>
+          <w:sz w:val="28"/>
+        </w:rPr>
+        <w:t>:</w:t>
+      </w:r>
+    </w:p>
+    <w:p>
+      <w:pPr>
+        <w:numPr>
+          <w:ilvl w:val="0"/>
+          <w:numId w:val="3"/>
+        </w:numPr>
+        <w:ind w:left="1440" w:hanging="360"/>
+        <w:rPr>
+          <w:rFonts w:ascii="Calibri" w:eastAsia="Calibri" w:hAnsi="Calibri" w:cs="Calibri"/>
+          <w:b/>
+          <w:sz w:val="28"/>
+        </w:rPr>
+      </w:pPr>
+      <w:r>
+        <w:rPr>
+          <w:rFonts w:ascii="Calibri" w:eastAsia="Calibri" w:hAnsi="Calibri" w:cs="Calibri"/>
+          <w:b/>
+          <w:sz w:val="28"/>
+        </w:rPr>
+        <w:t xml:space="preserve">Migration (with </w:t>
+      </w:r>
+      <w:proofErr w:type="spellStart"/>
+      <w:r>
+        <w:rPr>
+          <w:rFonts w:ascii="Calibri" w:eastAsia="Calibri" w:hAnsi="Calibri" w:cs="Calibri"/>
+          <w:b/>
+          <w:sz w:val="28"/>
+        </w:rPr>
+        <w:t>softDeletes</w:t>
+      </w:r>
+      <w:proofErr w:type="spellEnd"/>
+      <w:r>
+        <w:rPr>
+          <w:rFonts w:ascii="Calibri" w:eastAsia="Calibri" w:hAnsi="Calibri" w:cs="Calibri"/>
+          <w:b/>
+          <w:sz w:val="28"/>
+        </w:rPr>
+        <w:t xml:space="preserve"> + timestamps + auto-code generation)</w:t>
+      </w:r>
+    </w:p>
+    <w:p>
+      <w:pPr>
+        <w:numPr>
+          <w:ilvl w:val="0"/>
+          <w:numId w:val="3"/>
+        </w:numPr>
+        <w:ind w:left="1440" w:hanging="360"/>
+        <w:rPr>
+          <w:rFonts w:ascii="Calibri" w:eastAsia="Calibri" w:hAnsi="Calibri" w:cs="Calibri"/>
+          <w:b/>
+          <w:sz w:val="28"/>
+        </w:rPr>
+      </w:pPr>
+      <w:r>
+        <w:rPr>
+          <w:rFonts w:ascii="Calibri" w:eastAsia="Calibri" w:hAnsi="Calibri" w:cs="Calibri"/>
+          <w:b/>
+          <w:sz w:val="28"/>
+        </w:rPr>
+        <w:t>Model (fillable, casts, boot, relationships, sco</w:t>
+      </w:r>
+      <w:r>
+        <w:rPr>
+          <w:rFonts w:ascii="Calibri" w:eastAsia="Calibri" w:hAnsi="Calibri" w:cs="Calibri"/>
+          <w:b/>
+          <w:sz w:val="28"/>
+        </w:rPr>
+        <w:t xml:space="preserve">pes, </w:t>
+      </w:r>
+      <w:proofErr w:type="spellStart"/>
+      <w:r>
+        <w:rPr>
+          <w:rFonts w:ascii="Calibri" w:eastAsia="Calibri" w:hAnsi="Calibri" w:cs="Calibri"/>
+          <w:b/>
+          <w:sz w:val="28"/>
+        </w:rPr>
+        <w:t>accessors</w:t>
+      </w:r>
+      <w:proofErr w:type="spellEnd"/>
+      <w:r>
+        <w:rPr>
+          <w:rFonts w:ascii="Calibri" w:eastAsia="Calibri" w:hAnsi="Calibri" w:cs="Calibri"/>
+          <w:b/>
+          <w:sz w:val="28"/>
+        </w:rPr>
+        <w:t>)</w:t>
+      </w:r>
+    </w:p>
+    <w:p>
+      <w:pPr>
+        <w:numPr>
+          <w:ilvl w:val="0"/>
+          <w:numId w:val="3"/>
+        </w:numPr>
+        <w:ind w:left="1440" w:hanging="360"/>
+        <w:rPr>
+          <w:rFonts w:ascii="Calibri" w:eastAsia="Calibri" w:hAnsi="Calibri" w:cs="Calibri"/>
+          <w:b/>
+          <w:sz w:val="28"/>
+        </w:rPr>
+      </w:pPr>
+      <w:r>
+        <w:rPr>
+          <w:rFonts w:ascii="Calibri" w:eastAsia="Calibri" w:hAnsi="Calibri" w:cs="Calibri"/>
+          <w:b/>
+          <w:sz w:val="28"/>
+        </w:rPr>
+        <w:t>Controller (index/create/store/show/edit/update/destroy)</w:t>
+      </w:r>
+    </w:p>
+    <w:p>
+      <w:pPr>
+        <w:numPr>
+          <w:ilvl w:val="0"/>
+          <w:numId w:val="3"/>
+        </w:numPr>
+        <w:ind w:left="1440" w:hanging="360"/>
+        <w:rPr>
+          <w:rFonts w:ascii="Calibri" w:eastAsia="Calibri" w:hAnsi="Calibri" w:cs="Calibri"/>
+          <w:b/>
+          <w:sz w:val="28"/>
+        </w:rPr>
+      </w:pPr>
+      <w:r>
+        <w:rPr>
+          <w:rFonts w:ascii="Calibri" w:eastAsia="Calibri" w:hAnsi="Calibri" w:cs="Calibri"/>
+          <w:b/>
+          <w:sz w:val="28"/>
+        </w:rPr>
         <w:lastRenderedPageBreak/>
-        <w:t>Har</w:t>
-      </w:r>
-      <w:proofErr w:type="spellEnd"/>
-      <w:r>
-        <w:rPr>
-          <w:rFonts w:ascii="Calibri" w:eastAsia="Calibri" w:hAnsi="Calibri" w:cs="Calibri"/>
-          <w:b/>
-          <w:sz w:val="28"/>
-        </w:rPr>
-        <w:t xml:space="preserve"> module </w:t>
-      </w:r>
-      <w:proofErr w:type="spellStart"/>
-      <w:r>
-        <w:rPr>
-          <w:rFonts w:ascii="Calibri" w:eastAsia="Calibri" w:hAnsi="Calibri" w:cs="Calibri"/>
-          <w:b/>
-          <w:sz w:val="28"/>
-        </w:rPr>
-        <w:t>mein</w:t>
-      </w:r>
-      <w:proofErr w:type="spellEnd"/>
-      <w:r>
-        <w:rPr>
-          <w:rFonts w:ascii="Calibri" w:eastAsia="Calibri" w:hAnsi="Calibri" w:cs="Calibri"/>
-          <w:b/>
-          <w:sz w:val="28"/>
-        </w:rPr>
-        <w:t>:</w:t>
-      </w:r>
-    </w:p>
-    <w:p>
-      <w:pPr>
-        <w:numPr>
-          <w:ilvl w:val="0"/>
-          <w:numId w:val="3"/>
-        </w:numPr>
-        <w:ind w:left="1440" w:hanging="360"/>
-        <w:rPr>
-          <w:rFonts w:ascii="Calibri" w:eastAsia="Calibri" w:hAnsi="Calibri" w:cs="Calibri"/>
-          <w:b/>
-          <w:sz w:val="28"/>
-        </w:rPr>
-      </w:pPr>
-      <w:r>
-        <w:rPr>
-          <w:rFonts w:ascii="Calibri" w:eastAsia="Calibri" w:hAnsi="Calibri" w:cs="Calibri"/>
-          <w:b/>
-          <w:sz w:val="28"/>
-        </w:rPr>
-        <w:t xml:space="preserve">Migration (with </w:t>
-      </w:r>
-      <w:proofErr w:type="spellStart"/>
-      <w:r>
-        <w:rPr>
-          <w:rFonts w:ascii="Calibri" w:eastAsia="Calibri" w:hAnsi="Calibri" w:cs="Calibri"/>
-          <w:b/>
-          <w:sz w:val="28"/>
-        </w:rPr>
-        <w:t>softDeletes</w:t>
-      </w:r>
-      <w:proofErr w:type="spellEnd"/>
-      <w:r>
-        <w:rPr>
-          <w:rFonts w:ascii="Calibri" w:eastAsia="Calibri" w:hAnsi="Calibri" w:cs="Calibri"/>
-          <w:b/>
-          <w:sz w:val="28"/>
-        </w:rPr>
-        <w:t xml:space="preserve"> + timestamps + auto-code generation)</w:t>
-      </w:r>
-    </w:p>
-    <w:p>
-      <w:pPr>
-        <w:numPr>
-          <w:ilvl w:val="0"/>
-          <w:numId w:val="3"/>
-        </w:numPr>
-        <w:ind w:left="1440" w:hanging="360"/>
-        <w:rPr>
-          <w:rFonts w:ascii="Calibri" w:eastAsia="Calibri" w:hAnsi="Calibri" w:cs="Calibri"/>
-          <w:b/>
-          <w:sz w:val="28"/>
-        </w:rPr>
-      </w:pPr>
-      <w:r>
-        <w:rPr>
-          <w:rFonts w:ascii="Calibri" w:eastAsia="Calibri" w:hAnsi="Calibri" w:cs="Calibri"/>
-          <w:b/>
-          <w:sz w:val="28"/>
-        </w:rPr>
-        <w:t>Model (fillable, casts, boot, relationships, sco</w:t>
-      </w:r>
-      <w:r>
-        <w:rPr>
-          <w:rFonts w:ascii="Calibri" w:eastAsia="Calibri" w:hAnsi="Calibri" w:cs="Calibri"/>
-          <w:b/>
-          <w:sz w:val="28"/>
-        </w:rPr>
-        <w:t xml:space="preserve">pes, </w:t>
-      </w:r>
-      <w:proofErr w:type="spellStart"/>
-      <w:r>
-        <w:rPr>
-          <w:rFonts w:ascii="Calibri" w:eastAsia="Calibri" w:hAnsi="Calibri" w:cs="Calibri"/>
-          <w:b/>
-          <w:sz w:val="28"/>
-        </w:rPr>
-        <w:t>accessors</w:t>
-      </w:r>
-      <w:proofErr w:type="spellEnd"/>
-      <w:r>
-        <w:rPr>
-          <w:rFonts w:ascii="Calibri" w:eastAsia="Calibri" w:hAnsi="Calibri" w:cs="Calibri"/>
-          <w:b/>
-          <w:sz w:val="28"/>
-        </w:rPr>
-        <w:t>)</w:t>
-      </w:r>
-    </w:p>
-    <w:p>
-      <w:pPr>
-        <w:numPr>
-          <w:ilvl w:val="0"/>
-          <w:numId w:val="3"/>
-        </w:numPr>
-        <w:ind w:left="1440" w:hanging="360"/>
-        <w:rPr>
-          <w:rFonts w:ascii="Calibri" w:eastAsia="Calibri" w:hAnsi="Calibri" w:cs="Calibri"/>
-          <w:b/>
-          <w:sz w:val="28"/>
-        </w:rPr>
-      </w:pPr>
-      <w:r>
-        <w:rPr>
-          <w:rFonts w:ascii="Calibri" w:eastAsia="Calibri" w:hAnsi="Calibri" w:cs="Calibri"/>
-          <w:b/>
-          <w:sz w:val="28"/>
-        </w:rPr>
-        <w:t>Controller (index/create/store/show/edit/update/destroy)</w:t>
-      </w:r>
-    </w:p>
-    <w:p>
-      <w:pPr>
-        <w:numPr>
-          <w:ilvl w:val="0"/>
-          <w:numId w:val="3"/>
-        </w:numPr>
-        <w:ind w:left="1440" w:hanging="360"/>
-        <w:rPr>
-          <w:rFonts w:ascii="Calibri" w:eastAsia="Calibri" w:hAnsi="Calibri" w:cs="Calibri"/>
-          <w:b/>
-          <w:sz w:val="28"/>
-        </w:rPr>
-      </w:pPr>
-      <w:r>
-        <w:rPr>
-          <w:rFonts w:ascii="Calibri" w:eastAsia="Calibri" w:hAnsi="Calibri" w:cs="Calibri"/>
-          <w:b/>
-          <w:sz w:val="28"/>
-        </w:rPr>
         <w:t xml:space="preserve">Blade views (index, create, show, edit) extending </w:t>
       </w:r>
       <w:proofErr w:type="spellStart"/>

--- a/Requirements .docx
+++ b/Requirements .docx
@@ -56,13 +56,7 @@
         <w:rPr>
           <w:rFonts w:ascii="Calibri" w:eastAsia="Calibri" w:hAnsi="Calibri" w:cs="Calibri"/>
         </w:rPr>
-        <w:t>The sidebar have modules when will implement the check authorization the side module will be available for those who have authorize others wise it will be hide from unauthorized user only specific person who have authorize for the module will show and perf</w:t>
-      </w:r>
-      <w:r>
-        <w:rPr>
-          <w:rFonts w:ascii="Calibri" w:eastAsia="Calibri" w:hAnsi="Calibri" w:cs="Calibri"/>
-        </w:rPr>
-        <w:t xml:space="preserve">orm the tasks </w:t>
+        <w:t xml:space="preserve">The sidebar have modules when will implement the check authorization the side module will be available for those who have authorize others wise it will be hide from unauthorized user only specific person who have authorize for the module will show and perform the tasks </w:t>
       </w:r>
     </w:p>
     <w:p>
@@ -376,14 +370,7 @@
           <w:rFonts w:ascii="Calibri" w:eastAsia="Calibri" w:hAnsi="Calibri" w:cs="Calibri"/>
           <w:b/>
         </w:rPr>
-        <w:t>There is the problem in the prescription because when we dispense the medicines t</w:t>
-      </w:r>
-      <w:r>
-        <w:rPr>
-          <w:rFonts w:ascii="Calibri" w:eastAsia="Calibri" w:hAnsi="Calibri" w:cs="Calibri"/>
-          <w:b/>
-        </w:rPr>
-        <w:t xml:space="preserve">he amount have added when we add the stock so need to manage this module </w:t>
+        <w:t xml:space="preserve">There is the problem in the prescription because when we dispense the medicines the amount have added when we add the stock so need to manage this module </w:t>
       </w:r>
     </w:p>
     <w:p>
@@ -439,14 +426,251 @@
           <w:rFonts w:ascii="Calibri" w:eastAsia="Calibri" w:hAnsi="Calibri" w:cs="Calibri"/>
           <w:b/>
         </w:rPr>
-        <w:t>We will make the doctor module to perform the test and to notify by radi</w:t>
-      </w:r>
-      <w:r>
-        <w:rPr>
-          <w:rFonts w:ascii="Calibri" w:eastAsia="Calibri" w:hAnsi="Calibri" w:cs="Calibri"/>
-          <w:b/>
-        </w:rPr>
-        <w:t xml:space="preserve">ology department to notify the doctor there will be a notification for the doctor </w:t>
+        <w:t xml:space="preserve">We will make the doctor module to perform the test and to notify by radiology department to notify the doctor there will be a notification for the doctor </w:t>
+      </w:r>
+    </w:p>
+    <w:p>
+      <w:pPr>
+        <w:numPr>
+          <w:ilvl w:val="0"/>
+          <w:numId w:val="2"/>
+        </w:numPr>
+        <w:ind w:left="360" w:hanging="360"/>
+        <w:rPr>
+          <w:rFonts w:ascii="Calibri" w:eastAsia="Calibri" w:hAnsi="Calibri" w:cs="Calibri"/>
+          <w:b/>
+        </w:rPr>
+      </w:pPr>
+      <w:r>
+        <w:rPr>
+          <w:rFonts w:ascii="Calibri" w:eastAsia="Calibri" w:hAnsi="Calibri" w:cs="Calibri"/>
+          <w:b/>
+        </w:rPr>
+        <w:t xml:space="preserve">In patient index file </w:t>
+      </w:r>
+      <w:proofErr w:type="spellStart"/>
+      <w:r>
+        <w:rPr>
+          <w:rFonts w:ascii="Calibri" w:eastAsia="Calibri" w:hAnsi="Calibri" w:cs="Calibri"/>
+          <w:b/>
+        </w:rPr>
+        <w:t>seach</w:t>
+      </w:r>
+      <w:proofErr w:type="spellEnd"/>
+      <w:r>
+        <w:rPr>
+          <w:rFonts w:ascii="Calibri" w:eastAsia="Calibri" w:hAnsi="Calibri" w:cs="Calibri"/>
+          <w:b/>
+        </w:rPr>
+        <w:t xml:space="preserve"> patient by decease is missing in the filter</w:t>
+      </w:r>
+    </w:p>
+    <w:p>
+      <w:pPr>
+        <w:numPr>
+          <w:ilvl w:val="0"/>
+          <w:numId w:val="2"/>
+        </w:numPr>
+        <w:ind w:left="360" w:hanging="360"/>
+        <w:rPr>
+          <w:rFonts w:ascii="Calibri" w:eastAsia="Calibri" w:hAnsi="Calibri" w:cs="Calibri"/>
+          <w:b/>
+        </w:rPr>
+      </w:pPr>
+      <w:r>
+        <w:rPr>
+          <w:rFonts w:ascii="Calibri" w:eastAsia="Calibri" w:hAnsi="Calibri" w:cs="Calibri"/>
+          <w:b/>
+        </w:rPr>
+        <w:t xml:space="preserve">In patient update the decease and discharged patient are also can </w:t>
+      </w:r>
+      <w:proofErr w:type="spellStart"/>
+      <w:r>
+        <w:rPr>
+          <w:rFonts w:ascii="Calibri" w:eastAsia="Calibri" w:hAnsi="Calibri" w:cs="Calibri"/>
+          <w:b/>
+        </w:rPr>
+        <w:t>bi</w:t>
+      </w:r>
+      <w:proofErr w:type="spellEnd"/>
+      <w:r>
+        <w:rPr>
+          <w:rFonts w:ascii="Calibri" w:eastAsia="Calibri" w:hAnsi="Calibri" w:cs="Calibri"/>
+          <w:b/>
+        </w:rPr>
+        <w:t xml:space="preserve"> update so make </w:t>
+      </w:r>
+      <w:proofErr w:type="spellStart"/>
+      <w:r>
+        <w:rPr>
+          <w:rFonts w:ascii="Calibri" w:eastAsia="Calibri" w:hAnsi="Calibri" w:cs="Calibri"/>
+          <w:b/>
+        </w:rPr>
+        <w:t>restract</w:t>
+      </w:r>
+      <w:proofErr w:type="spellEnd"/>
+      <w:r>
+        <w:rPr>
+          <w:rFonts w:ascii="Calibri" w:eastAsia="Calibri" w:hAnsi="Calibri" w:cs="Calibri"/>
+          <w:b/>
+        </w:rPr>
+        <w:t xml:space="preserve"> It that decease and discharge patient are not updated</w:t>
+      </w:r>
+    </w:p>
+    <w:p>
+      <w:pPr>
+        <w:numPr>
+          <w:ilvl w:val="0"/>
+          <w:numId w:val="2"/>
+        </w:numPr>
+        <w:ind w:left="360" w:hanging="360"/>
+        <w:rPr>
+          <w:rFonts w:ascii="Calibri" w:eastAsia="Calibri" w:hAnsi="Calibri" w:cs="Calibri"/>
+          <w:b/>
+        </w:rPr>
+      </w:pPr>
+      <w:r>
+        <w:rPr>
+          <w:rFonts w:ascii="Calibri" w:eastAsia="Calibri" w:hAnsi="Calibri" w:cs="Calibri"/>
+          <w:b/>
+        </w:rPr>
+        <w:lastRenderedPageBreak/>
+        <w:t xml:space="preserve">When we </w:t>
+      </w:r>
+      <w:proofErr w:type="spellStart"/>
+      <w:r>
+        <w:rPr>
+          <w:rFonts w:ascii="Calibri" w:eastAsia="Calibri" w:hAnsi="Calibri" w:cs="Calibri"/>
+          <w:b/>
+        </w:rPr>
+        <w:t>new</w:t>
+      </w:r>
+      <w:proofErr w:type="spellEnd"/>
+      <w:r>
+        <w:rPr>
+          <w:rFonts w:ascii="Calibri" w:eastAsia="Calibri" w:hAnsi="Calibri" w:cs="Calibri"/>
+          <w:b/>
+        </w:rPr>
+        <w:t xml:space="preserve"> creating </w:t>
+      </w:r>
+      <w:proofErr w:type="spellStart"/>
+      <w:r>
+        <w:rPr>
+          <w:rFonts w:ascii="Calibri" w:eastAsia="Calibri" w:hAnsi="Calibri" w:cs="Calibri"/>
+          <w:b/>
+        </w:rPr>
+        <w:t>prescribtion</w:t>
+      </w:r>
+      <w:proofErr w:type="spellEnd"/>
+      <w:r>
+        <w:rPr>
+          <w:rFonts w:ascii="Calibri" w:eastAsia="Calibri" w:hAnsi="Calibri" w:cs="Calibri"/>
+          <w:b/>
+        </w:rPr>
+        <w:t xml:space="preserve"> on the dispensing I think there is the issue of a add medicine so we need to manage this thing</w:t>
+      </w:r>
+    </w:p>
+    <w:p>
+      <w:pPr>
+        <w:numPr>
+          <w:ilvl w:val="0"/>
+          <w:numId w:val="2"/>
+        </w:numPr>
+        <w:ind w:left="360" w:hanging="360"/>
+        <w:rPr>
+          <w:rFonts w:ascii="Calibri" w:eastAsia="Calibri" w:hAnsi="Calibri" w:cs="Calibri"/>
+          <w:b/>
+        </w:rPr>
+      </w:pPr>
+      <w:r>
+        <w:rPr>
+          <w:rFonts w:ascii="Calibri" w:eastAsia="Calibri" w:hAnsi="Calibri" w:cs="Calibri"/>
+          <w:b/>
+        </w:rPr>
+        <w:t xml:space="preserve">In the lab order some tests are not showing when we create test when we order to patient </w:t>
+      </w:r>
+    </w:p>
+    <w:p>
+      <w:pPr>
+        <w:numPr>
+          <w:ilvl w:val="0"/>
+          <w:numId w:val="2"/>
+        </w:numPr>
+        <w:ind w:left="360" w:hanging="360"/>
+        <w:rPr>
+          <w:rFonts w:ascii="Calibri" w:eastAsia="Calibri" w:hAnsi="Calibri" w:cs="Calibri"/>
+          <w:b/>
+        </w:rPr>
+      </w:pPr>
+      <w:r>
+        <w:rPr>
+          <w:rFonts w:ascii="Calibri" w:eastAsia="Calibri" w:hAnsi="Calibri" w:cs="Calibri"/>
+          <w:b/>
+        </w:rPr>
+        <w:t xml:space="preserve">In the lab collection of sample need to select the employee not just type the name </w:t>
+      </w:r>
+    </w:p>
+    <w:p>
+      <w:pPr>
+        <w:numPr>
+          <w:ilvl w:val="0"/>
+          <w:numId w:val="2"/>
+        </w:numPr>
+        <w:ind w:left="360" w:hanging="360"/>
+        <w:rPr>
+          <w:rFonts w:ascii="Calibri" w:eastAsia="Calibri" w:hAnsi="Calibri" w:cs="Calibri"/>
+          <w:b/>
+        </w:rPr>
+      </w:pPr>
+      <w:r>
+        <w:rPr>
+          <w:rFonts w:ascii="Calibri" w:eastAsia="Calibri" w:hAnsi="Calibri" w:cs="Calibri"/>
+          <w:b/>
+        </w:rPr>
+        <w:t xml:space="preserve">In radiology order during the exam start the member who perform the procedure should be taken from the employees not just type by name </w:t>
+      </w:r>
+    </w:p>
+    <w:p>
+      <w:pPr>
+        <w:numPr>
+          <w:ilvl w:val="0"/>
+          <w:numId w:val="2"/>
+        </w:numPr>
+        <w:ind w:left="360" w:hanging="360"/>
+        <w:rPr>
+          <w:rFonts w:ascii="Calibri" w:eastAsia="Calibri" w:hAnsi="Calibri" w:cs="Calibri"/>
+          <w:b/>
+        </w:rPr>
+      </w:pPr>
+      <w:r>
+        <w:rPr>
+          <w:rFonts w:ascii="Calibri" w:eastAsia="Calibri" w:hAnsi="Calibri" w:cs="Calibri"/>
+          <w:b/>
+        </w:rPr>
+        <w:t xml:space="preserve">In all the places where if the patient discharge or deceased then it will not be accept </w:t>
+      </w:r>
+      <w:proofErr w:type="spellStart"/>
+      <w:r>
+        <w:rPr>
+          <w:rFonts w:ascii="Calibri" w:eastAsia="Calibri" w:hAnsi="Calibri" w:cs="Calibri"/>
+          <w:b/>
+        </w:rPr>
+        <w:t>there</w:t>
+      </w:r>
+      <w:proofErr w:type="spellEnd"/>
+      <w:r>
+        <w:rPr>
+          <w:rFonts w:ascii="Calibri" w:eastAsia="Calibri" w:hAnsi="Calibri" w:cs="Calibri"/>
+          <w:b/>
+        </w:rPr>
+        <w:t xml:space="preserve"> request </w:t>
+      </w:r>
+      <w:r>
+        <w:rPr>
+          <w:rFonts w:ascii="Calibri" w:eastAsia="Calibri" w:hAnsi="Calibri" w:cs="Calibri"/>
+          <w:b/>
+        </w:rPr>
+        <w:t>show will message that the patient are died or discharged</w:t>
       </w:r>
       <w:bookmarkStart w:id="0" w:name="_GoBack"/>
       <w:bookmarkEnd w:id="0"/>
@@ -509,7 +733,6 @@
           <w:b/>
           <w:sz w:val="27"/>
         </w:rPr>
-        <w:lastRenderedPageBreak/>
         <w:t>Ab</w:t>
       </w:r>
       <w:proofErr w:type="spellEnd"/>
@@ -592,12 +815,6 @@
         <w:gridCol w:w="4827"/>
       </w:tblGrid>
       <w:tr>
-        <w:tblPrEx>
-          <w:tblCellMar>
-            <w:top w:w="0" w:type="dxa"/>
-            <w:bottom w:w="0" w:type="dxa"/>
-          </w:tblCellMar>
-        </w:tblPrEx>
         <w:trPr>
           <w:trHeight w:val="1"/>
         </w:trPr>
@@ -716,12 +933,6 @@
         </w:tc>
       </w:tr>
       <w:tr>
-        <w:tblPrEx>
-          <w:tblCellMar>
-            <w:top w:w="0" w:type="dxa"/>
-            <w:bottom w:w="0" w:type="dxa"/>
-          </w:tblCellMar>
-        </w:tblPrEx>
         <w:trPr>
           <w:trHeight w:val="1"/>
         </w:trPr>
@@ -815,12 +1026,6 @@
         </w:tc>
       </w:tr>
       <w:tr>
-        <w:tblPrEx>
-          <w:tblCellMar>
-            <w:top w:w="0" w:type="dxa"/>
-            <w:bottom w:w="0" w:type="dxa"/>
-          </w:tblCellMar>
-        </w:tblPrEx>
         <w:trPr>
           <w:trHeight w:val="1"/>
         </w:trPr>
@@ -946,12 +1151,6 @@
         </w:tc>
       </w:tr>
       <w:tr>
-        <w:tblPrEx>
-          <w:tblCellMar>
-            <w:top w:w="0" w:type="dxa"/>
-            <w:bottom w:w="0" w:type="dxa"/>
-          </w:tblCellMar>
-        </w:tblPrEx>
         <w:trPr>
           <w:trHeight w:val="1"/>
         </w:trPr>
@@ -1138,12 +1337,6 @@
         <w:gridCol w:w="4834"/>
       </w:tblGrid>
       <w:tr>
-        <w:tblPrEx>
-          <w:tblCellMar>
-            <w:top w:w="0" w:type="dxa"/>
-            <w:bottom w:w="0" w:type="dxa"/>
-          </w:tblCellMar>
-        </w:tblPrEx>
         <w:trPr>
           <w:trHeight w:val="1"/>
         </w:trPr>
@@ -1244,12 +1437,6 @@
         </w:tc>
       </w:tr>
       <w:tr>
-        <w:tblPrEx>
-          <w:tblCellMar>
-            <w:top w:w="0" w:type="dxa"/>
-            <w:bottom w:w="0" w:type="dxa"/>
-          </w:tblCellMar>
-        </w:tblPrEx>
         <w:trPr>
           <w:trHeight w:val="1"/>
         </w:trPr>
@@ -1375,12 +1562,6 @@
         </w:tc>
       </w:tr>
       <w:tr>
-        <w:tblPrEx>
-          <w:tblCellMar>
-            <w:top w:w="0" w:type="dxa"/>
-            <w:bottom w:w="0" w:type="dxa"/>
-          </w:tblCellMar>
-        </w:tblPrEx>
         <w:trPr>
           <w:trHeight w:val="1"/>
         </w:trPr>
@@ -1439,15 +1620,7 @@
                 <w:b/>
                 <w:sz w:val="24"/>
               </w:rPr>
-              <w:t>Diet &amp;</w:t>
-            </w:r>
-            <w:r>
-              <w:rPr>
-                <w:rFonts w:ascii="Times New Roman" w:eastAsia="Times New Roman" w:hAnsi="Times New Roman" w:cs="Times New Roman"/>
-                <w:b/>
-                <w:sz w:val="24"/>
-              </w:rPr>
-              <w:t xml:space="preserve"> Nutrition</w:t>
+              <w:t>Diet &amp; Nutrition</w:t>
             </w:r>
           </w:p>
         </w:tc>
@@ -1514,12 +1687,6 @@
         </w:tc>
       </w:tr>
       <w:tr>
-        <w:tblPrEx>
-          <w:tblCellMar>
-            <w:top w:w="0" w:type="dxa"/>
-            <w:bottom w:w="0" w:type="dxa"/>
-          </w:tblCellMar>
-        </w:tblPrEx>
         <w:trPr>
           <w:trHeight w:val="1"/>
         </w:trPr>
@@ -1613,12 +1780,6 @@
         </w:tc>
       </w:tr>
       <w:tr>
-        <w:tblPrEx>
-          <w:tblCellMar>
-            <w:top w:w="0" w:type="dxa"/>
-            <w:bottom w:w="0" w:type="dxa"/>
-          </w:tblCellMar>
-        </w:tblPrEx>
         <w:trPr>
           <w:trHeight w:val="1"/>
         </w:trPr>
@@ -1753,12 +1914,6 @@
         <w:gridCol w:w="2655"/>
       </w:tblGrid>
       <w:tr>
-        <w:tblPrEx>
-          <w:tblCellMar>
-            <w:top w:w="0" w:type="dxa"/>
-            <w:bottom w:w="0" w:type="dxa"/>
-          </w:tblCellMar>
-        </w:tblPrEx>
         <w:trPr>
           <w:trHeight w:val="1"/>
         </w:trPr>
@@ -1826,12 +1981,6 @@
         </w:tc>
       </w:tr>
       <w:tr>
-        <w:tblPrEx>
-          <w:tblCellMar>
-            <w:top w:w="0" w:type="dxa"/>
-            <w:bottom w:w="0" w:type="dxa"/>
-          </w:tblCellMar>
-        </w:tblPrEx>
         <w:trPr>
           <w:trHeight w:val="1"/>
         </w:trPr>
@@ -1896,12 +2045,6 @@
         </w:tc>
       </w:tr>
       <w:tr>
-        <w:tblPrEx>
-          <w:tblCellMar>
-            <w:top w:w="0" w:type="dxa"/>
-            <w:bottom w:w="0" w:type="dxa"/>
-          </w:tblCellMar>
-        </w:tblPrEx>
         <w:trPr>
           <w:trHeight w:val="1"/>
         </w:trPr>
@@ -1966,12 +2109,6 @@
         </w:tc>
       </w:tr>
       <w:tr>
-        <w:tblPrEx>
-          <w:tblCellMar>
-            <w:top w:w="0" w:type="dxa"/>
-            <w:bottom w:w="0" w:type="dxa"/>
-          </w:tblCellMar>
-        </w:tblPrEx>
         <w:trPr>
           <w:trHeight w:val="1"/>
         </w:trPr>
@@ -2511,15 +2648,7 @@
           <w:b/>
           <w:sz w:val="28"/>
         </w:rPr>
-        <w:t xml:space="preserve">Cards: </w:t>
-      </w:r>
-      <w:r>
-        <w:rPr>
-          <w:rFonts w:ascii="Calibri" w:eastAsia="Calibri" w:hAnsi="Calibri" w:cs="Calibri"/>
-          <w:b/>
-          <w:sz w:val="28"/>
-        </w:rPr>
-        <w:t>border:1px solid #e2e8f0, border-radius:12px</w:t>
+        <w:t>Cards: border:1px solid #e2e8f0, border-radius:12px</w:t>
       </w:r>
     </w:p>
     <w:p>
@@ -2607,6 +2736,7 @@
           <w:b/>
           <w:sz w:val="28"/>
         </w:rPr>
+        <w:lastRenderedPageBreak/>
         <w:t>Status badges: colored pills (background + color same ramp)</w:t>
       </w:r>
     </w:p>
@@ -2785,15 +2915,7 @@
           <w:b/>
           <w:sz w:val="28"/>
         </w:rPr>
-        <w:t>Model (fillable, casts, boot, relationships, sco</w:t>
-      </w:r>
-      <w:r>
-        <w:rPr>
-          <w:rFonts w:ascii="Calibri" w:eastAsia="Calibri" w:hAnsi="Calibri" w:cs="Calibri"/>
-          <w:b/>
-          <w:sz w:val="28"/>
-        </w:rPr>
-        <w:t xml:space="preserve">pes, </w:t>
+        <w:t xml:space="preserve">Model (fillable, casts, boot, relationships, scopes, </w:t>
       </w:r>
       <w:proofErr w:type="spellStart"/>
       <w:r>
@@ -2855,7 +2977,6 @@
           <w:b/>
           <w:sz w:val="28"/>
         </w:rPr>
-        <w:lastRenderedPageBreak/>
         <w:t xml:space="preserve">Blade views (index, create, show, edit) extending </w:t>
       </w:r>
       <w:proofErr w:type="spellStart"/>
@@ -3001,14 +3122,7 @@
           <w:rFonts w:ascii="Calibri" w:eastAsia="Calibri" w:hAnsi="Calibri" w:cs="Calibri"/>
           <w:color w:val="333333"/>
         </w:rPr>
-        <w:t xml:space="preserve">the billing of radiology wards beds lab test are now come </w:t>
-      </w:r>
-      <w:r>
-        <w:rPr>
-          <w:rFonts w:ascii="Calibri" w:eastAsia="Calibri" w:hAnsi="Calibri" w:cs="Calibri"/>
-          <w:color w:val="333333"/>
-        </w:rPr>
-        <w:t xml:space="preserve">to the billing module </w:t>
+        <w:t xml:space="preserve">the billing of radiology wards beds lab test are now come to the billing module </w:t>
       </w:r>
     </w:p>
     <w:sectPr>

--- a/Requirements .docx
+++ b/Requirements .docx
@@ -674,24 +674,6 @@
       </w:r>
       <w:bookmarkStart w:id="0" w:name="_GoBack"/>
       <w:bookmarkEnd w:id="0"/>
-    </w:p>
-    <w:p>
-      <w:pPr>
-        <w:ind w:left="1440"/>
-        <w:rPr>
-          <w:rFonts w:ascii="Calibri" w:eastAsia="Calibri" w:hAnsi="Calibri" w:cs="Calibri"/>
-          <w:b/>
-        </w:rPr>
-      </w:pPr>
-    </w:p>
-    <w:p>
-      <w:pPr>
-        <w:ind w:left="1440"/>
-        <w:rPr>
-          <w:rFonts w:ascii="Calibri" w:eastAsia="Calibri" w:hAnsi="Calibri" w:cs="Calibri"/>
-          <w:b/>
-        </w:rPr>
-      </w:pPr>
     </w:p>
     <w:p>
       <w:pPr>
@@ -2736,51 +2718,51 @@
           <w:b/>
           <w:sz w:val="28"/>
         </w:rPr>
+        <w:t>Status badges: colored pills (background + color same ramp)</w:t>
+      </w:r>
+    </w:p>
+    <w:p>
+      <w:pPr>
+        <w:numPr>
+          <w:ilvl w:val="0"/>
+          <w:numId w:val="3"/>
+        </w:numPr>
+        <w:ind w:left="1440" w:hanging="360"/>
+        <w:rPr>
+          <w:rFonts w:ascii="Calibri" w:eastAsia="Calibri" w:hAnsi="Calibri" w:cs="Calibri"/>
+          <w:b/>
+          <w:sz w:val="28"/>
+        </w:rPr>
+      </w:pPr>
+      <w:r>
+        <w:rPr>
+          <w:rFonts w:ascii="Calibri" w:eastAsia="Calibri" w:hAnsi="Calibri" w:cs="Calibri"/>
+          <w:b/>
+          <w:sz w:val="28"/>
+        </w:rPr>
+        <w:t>Font: Segoe UI, body 13px</w:t>
+      </w:r>
+    </w:p>
+    <w:p>
+      <w:pPr>
+        <w:numPr>
+          <w:ilvl w:val="0"/>
+          <w:numId w:val="3"/>
+        </w:numPr>
+        <w:ind w:left="720" w:hanging="360"/>
+        <w:rPr>
+          <w:rFonts w:ascii="Calibri" w:eastAsia="Calibri" w:hAnsi="Calibri" w:cs="Calibri"/>
+          <w:b/>
+          <w:sz w:val="28"/>
+        </w:rPr>
+      </w:pPr>
+      <w:r>
+        <w:rPr>
+          <w:rFonts w:ascii="Calibri" w:eastAsia="Calibri" w:hAnsi="Calibri" w:cs="Calibri"/>
+          <w:b/>
+          <w:sz w:val="28"/>
+        </w:rPr>
         <w:lastRenderedPageBreak/>
-        <w:t>Status badges: colored pills (background + color same ramp)</w:t>
-      </w:r>
-    </w:p>
-    <w:p>
-      <w:pPr>
-        <w:numPr>
-          <w:ilvl w:val="0"/>
-          <w:numId w:val="3"/>
-        </w:numPr>
-        <w:ind w:left="1440" w:hanging="360"/>
-        <w:rPr>
-          <w:rFonts w:ascii="Calibri" w:eastAsia="Calibri" w:hAnsi="Calibri" w:cs="Calibri"/>
-          <w:b/>
-          <w:sz w:val="28"/>
-        </w:rPr>
-      </w:pPr>
-      <w:r>
-        <w:rPr>
-          <w:rFonts w:ascii="Calibri" w:eastAsia="Calibri" w:hAnsi="Calibri" w:cs="Calibri"/>
-          <w:b/>
-          <w:sz w:val="28"/>
-        </w:rPr>
-        <w:t>Font: Segoe UI, body 13px</w:t>
-      </w:r>
-    </w:p>
-    <w:p>
-      <w:pPr>
-        <w:numPr>
-          <w:ilvl w:val="0"/>
-          <w:numId w:val="3"/>
-        </w:numPr>
-        <w:ind w:left="720" w:hanging="360"/>
-        <w:rPr>
-          <w:rFonts w:ascii="Calibri" w:eastAsia="Calibri" w:hAnsi="Calibri" w:cs="Calibri"/>
-          <w:b/>
-          <w:sz w:val="28"/>
-        </w:rPr>
-      </w:pPr>
-      <w:r>
-        <w:rPr>
-          <w:rFonts w:ascii="Calibri" w:eastAsia="Calibri" w:hAnsi="Calibri" w:cs="Calibri"/>
-          <w:b/>
-          <w:sz w:val="28"/>
-        </w:rPr>
         <w:t xml:space="preserve">Completed modules: Dashboard, Doctors, Patients, </w:t>
       </w:r>
     </w:p>

--- a/Requirements .docx
+++ b/Requirements .docx
@@ -535,39 +535,21 @@
           <w:b/>
         </w:rPr>
         <w:lastRenderedPageBreak/>
-        <w:t xml:space="preserve">When we </w:t>
-      </w:r>
-      <w:proofErr w:type="spellStart"/>
-      <w:r>
-        <w:rPr>
-          <w:rFonts w:ascii="Calibri" w:eastAsia="Calibri" w:hAnsi="Calibri" w:cs="Calibri"/>
-          <w:b/>
-        </w:rPr>
-        <w:t>new</w:t>
-      </w:r>
-      <w:proofErr w:type="spellEnd"/>
-      <w:r>
-        <w:rPr>
-          <w:rFonts w:ascii="Calibri" w:eastAsia="Calibri" w:hAnsi="Calibri" w:cs="Calibri"/>
-          <w:b/>
-        </w:rPr>
-        <w:t xml:space="preserve"> creating </w:t>
-      </w:r>
-      <w:proofErr w:type="spellStart"/>
-      <w:r>
-        <w:rPr>
-          <w:rFonts w:ascii="Calibri" w:eastAsia="Calibri" w:hAnsi="Calibri" w:cs="Calibri"/>
-          <w:b/>
-        </w:rPr>
-        <w:t>prescribtion</w:t>
-      </w:r>
-      <w:proofErr w:type="spellEnd"/>
-      <w:r>
-        <w:rPr>
-          <w:rFonts w:ascii="Calibri" w:eastAsia="Calibri" w:hAnsi="Calibri" w:cs="Calibri"/>
-          <w:b/>
-        </w:rPr>
-        <w:t xml:space="preserve"> on the dispensing I think there is the issue of a add medicine so we need to manage this thing</w:t>
+        <w:t xml:space="preserve">There is the problem </w:t>
+      </w:r>
+      <w:r>
+        <w:rPr>
+          <w:rFonts w:ascii="Calibri" w:eastAsia="Calibri" w:hAnsi="Calibri" w:cs="Calibri"/>
+          <w:b/>
+        </w:rPr>
+        <w:t>when doctor open the software then the</w:t>
+      </w:r>
+      <w:r>
+        <w:rPr>
+          <w:rFonts w:ascii="Calibri" w:eastAsia="Calibri" w:hAnsi="Calibri" w:cs="Calibri"/>
+          <w:b/>
+        </w:rPr>
+        <w:t xml:space="preserve"> search patient they did not show fail to search </w:t>
       </w:r>
     </w:p>
     <w:p>
@@ -587,7 +569,39 @@
           <w:rFonts w:ascii="Calibri" w:eastAsia="Calibri" w:hAnsi="Calibri" w:cs="Calibri"/>
           <w:b/>
         </w:rPr>
-        <w:t xml:space="preserve">In the lab order some tests are not showing when we create test when we order to patient </w:t>
+        <w:t xml:space="preserve">When we </w:t>
+      </w:r>
+      <w:proofErr w:type="spellStart"/>
+      <w:r>
+        <w:rPr>
+          <w:rFonts w:ascii="Calibri" w:eastAsia="Calibri" w:hAnsi="Calibri" w:cs="Calibri"/>
+          <w:b/>
+        </w:rPr>
+        <w:t>new</w:t>
+      </w:r>
+      <w:proofErr w:type="spellEnd"/>
+      <w:r>
+        <w:rPr>
+          <w:rFonts w:ascii="Calibri" w:eastAsia="Calibri" w:hAnsi="Calibri" w:cs="Calibri"/>
+          <w:b/>
+        </w:rPr>
+        <w:t xml:space="preserve"> creating </w:t>
+      </w:r>
+      <w:proofErr w:type="spellStart"/>
+      <w:r>
+        <w:rPr>
+          <w:rFonts w:ascii="Calibri" w:eastAsia="Calibri" w:hAnsi="Calibri" w:cs="Calibri"/>
+          <w:b/>
+        </w:rPr>
+        <w:t>prescribtion</w:t>
+      </w:r>
+      <w:proofErr w:type="spellEnd"/>
+      <w:r>
+        <w:rPr>
+          <w:rFonts w:ascii="Calibri" w:eastAsia="Calibri" w:hAnsi="Calibri" w:cs="Calibri"/>
+          <w:b/>
+        </w:rPr>
+        <w:t xml:space="preserve"> on the dispensing I think there is the issue of a add medicine so we need to manage this thing</w:t>
       </w:r>
     </w:p>
     <w:p>
@@ -607,7 +621,7 @@
           <w:rFonts w:ascii="Calibri" w:eastAsia="Calibri" w:hAnsi="Calibri" w:cs="Calibri"/>
           <w:b/>
         </w:rPr>
-        <w:t xml:space="preserve">In the lab collection of sample need to select the employee not just type the name </w:t>
+        <w:t xml:space="preserve">In the lab order some tests are not showing when we create test when we order to patient </w:t>
       </w:r>
     </w:p>
     <w:p>
@@ -627,7 +641,7 @@
           <w:rFonts w:ascii="Calibri" w:eastAsia="Calibri" w:hAnsi="Calibri" w:cs="Calibri"/>
           <w:b/>
         </w:rPr>
-        <w:t xml:space="preserve">In radiology order during the exam start the member who perform the procedure should be taken from the employees not just type by name </w:t>
+        <w:t xml:space="preserve">In the lab collection of sample need to select the employee not just type the name </w:t>
       </w:r>
     </w:p>
     <w:p>
@@ -647,6 +661,26 @@
           <w:rFonts w:ascii="Calibri" w:eastAsia="Calibri" w:hAnsi="Calibri" w:cs="Calibri"/>
           <w:b/>
         </w:rPr>
+        <w:t xml:space="preserve">In radiology order during the exam start the member who perform the procedure should be taken from the employees not just type by name </w:t>
+      </w:r>
+    </w:p>
+    <w:p>
+      <w:pPr>
+        <w:numPr>
+          <w:ilvl w:val="0"/>
+          <w:numId w:val="2"/>
+        </w:numPr>
+        <w:ind w:left="360" w:hanging="360"/>
+        <w:rPr>
+          <w:rFonts w:ascii="Calibri" w:eastAsia="Calibri" w:hAnsi="Calibri" w:cs="Calibri"/>
+          <w:b/>
+        </w:rPr>
+      </w:pPr>
+      <w:r>
+        <w:rPr>
+          <w:rFonts w:ascii="Calibri" w:eastAsia="Calibri" w:hAnsi="Calibri" w:cs="Calibri"/>
+          <w:b/>
+        </w:rPr>
         <w:t xml:space="preserve">In all the places where if the patient discharge or deceased then it will not be accept </w:t>
       </w:r>
       <w:proofErr w:type="spellStart"/>
@@ -672,8 +706,6 @@
         </w:rPr>
         <w:t>show will message that the patient are died or discharged</w:t>
       </w:r>
-      <w:bookmarkStart w:id="0" w:name="_GoBack"/>
-      <w:bookmarkEnd w:id="0"/>
     </w:p>
     <w:p>
       <w:pPr>
@@ -2718,6 +2750,7 @@
           <w:b/>
           <w:sz w:val="28"/>
         </w:rPr>
+        <w:lastRenderedPageBreak/>
         <w:t>Status badges: colored pills (background + color same ramp)</w:t>
       </w:r>
     </w:p>
@@ -2762,7 +2795,6 @@
           <w:b/>
           <w:sz w:val="28"/>
         </w:rPr>
-        <w:lastRenderedPageBreak/>
         <w:t xml:space="preserve">Completed modules: Dashboard, Doctors, Patients, </w:t>
       </w:r>
     </w:p>
@@ -3106,6 +3138,3979 @@
         </w:rPr>
         <w:t xml:space="preserve">the billing of radiology wards beds lab test are now come to the billing module </w:t>
       </w:r>
+    </w:p>
+    <w:p>
+      <w:pPr>
+        <w:rPr>
+          <w:rFonts w:ascii="Calibri" w:eastAsia="Calibri" w:hAnsi="Calibri" w:cs="Calibri"/>
+          <w:b/>
+          <w:color w:val="BF8F00" w:themeColor="accent4" w:themeShade="BF"/>
+          <w:sz w:val="28"/>
+          <w:szCs w:val="28"/>
+        </w:rPr>
+      </w:pPr>
+      <w:r>
+        <w:rPr>
+          <w:rFonts w:ascii="Calibri" w:eastAsia="Calibri" w:hAnsi="Calibri" w:cs="Calibri"/>
+          <w:b/>
+          <w:color w:val="BF8F00" w:themeColor="accent4" w:themeShade="BF"/>
+          <w:sz w:val="28"/>
+          <w:szCs w:val="28"/>
+        </w:rPr>
+        <w:t xml:space="preserve">Currently Working </w:t>
+      </w:r>
+    </w:p>
+    <w:p>
+      <w:pPr>
+        <w:pStyle w:val="ListParagraph"/>
+        <w:numPr>
+          <w:ilvl w:val="0"/>
+          <w:numId w:val="6"/>
+        </w:numPr>
+        <w:rPr>
+          <w:rFonts w:eastAsia="Calibri"/>
+        </w:rPr>
+      </w:pPr>
+      <w:r>
+        <w:rPr>
+          <w:rFonts w:eastAsia="Calibri"/>
+        </w:rPr>
+        <w:t>Implementing Authentication</w:t>
+      </w:r>
+    </w:p>
+    <w:p>
+      <w:pPr>
+        <w:rPr>
+          <w:rFonts w:eastAsia="Calibri"/>
+        </w:rPr>
+      </w:pPr>
+    </w:p>
+    <w:p>
+      <w:pPr>
+        <w:rPr>
+          <w:rFonts w:eastAsia="Calibri"/>
+          <w:b/>
+          <w:color w:val="00B0F0"/>
+          <w:sz w:val="28"/>
+          <w:szCs w:val="28"/>
+        </w:rPr>
+      </w:pPr>
+      <w:r>
+        <w:rPr>
+          <w:rFonts w:eastAsia="Calibri"/>
+          <w:b/>
+          <w:color w:val="00B0F0"/>
+          <w:sz w:val="28"/>
+          <w:szCs w:val="28"/>
+        </w:rPr>
+        <w:t xml:space="preserve">Work flow will be like that </w:t>
+      </w:r>
+    </w:p>
+    <w:p>
+      <w:pPr>
+        <w:rPr>
+          <w:rFonts w:eastAsia="Calibri"/>
+        </w:rPr>
+      </w:pPr>
+      <w:r>
+        <w:rPr>
+          <w:rFonts w:eastAsia="Calibri"/>
+        </w:rPr>
+        <w:t xml:space="preserve">Patient </w:t>
+      </w:r>
+      <w:proofErr w:type="spellStart"/>
+      <w:r>
+        <w:rPr>
+          <w:rFonts w:eastAsia="Calibri"/>
+        </w:rPr>
+        <w:t>Aaya</w:t>
+      </w:r>
+      <w:proofErr w:type="spellEnd"/>
+    </w:p>
+    <w:p>
+      <w:pPr>
+        <w:rPr>
+          <w:rFonts w:eastAsia="Calibri"/>
+        </w:rPr>
+      </w:pPr>
+      <w:r>
+        <w:rPr>
+          <w:rFonts w:eastAsia="Calibri"/>
+        </w:rPr>
+        <w:t xml:space="preserve">     ↓</w:t>
+      </w:r>
+    </w:p>
+    <w:p>
+      <w:pPr>
+        <w:rPr>
+          <w:rFonts w:eastAsia="Calibri"/>
+        </w:rPr>
+      </w:pPr>
+      <w:r>
+        <w:rPr>
+          <w:rFonts w:eastAsia="Calibri"/>
+        </w:rPr>
+        <w:t xml:space="preserve">Receptionist → Patient Register </w:t>
+      </w:r>
+      <w:proofErr w:type="spellStart"/>
+      <w:r>
+        <w:rPr>
+          <w:rFonts w:eastAsia="Calibri"/>
+        </w:rPr>
+        <w:t>karta</w:t>
+      </w:r>
+      <w:proofErr w:type="spellEnd"/>
+      <w:r>
+        <w:rPr>
+          <w:rFonts w:eastAsia="Calibri"/>
+        </w:rPr>
+        <w:t xml:space="preserve"> </w:t>
+      </w:r>
+      <w:proofErr w:type="spellStart"/>
+      <w:r>
+        <w:rPr>
+          <w:rFonts w:eastAsia="Calibri"/>
+        </w:rPr>
+        <w:t>hai</w:t>
+      </w:r>
+      <w:proofErr w:type="spellEnd"/>
+    </w:p>
+    <w:p>
+      <w:pPr>
+        <w:rPr>
+          <w:rFonts w:eastAsia="Calibri"/>
+        </w:rPr>
+      </w:pPr>
+      <w:r>
+        <w:rPr>
+          <w:rFonts w:eastAsia="Calibri"/>
+        </w:rPr>
+        <w:t xml:space="preserve">     ↓</w:t>
+      </w:r>
+    </w:p>
+    <w:p>
+      <w:pPr>
+        <w:rPr>
+          <w:rFonts w:eastAsia="Calibri"/>
+        </w:rPr>
+      </w:pPr>
+      <w:r>
+        <w:rPr>
+          <w:rFonts w:eastAsia="Calibri"/>
+        </w:rPr>
+        <w:t xml:space="preserve">Receptionist → Appointment book </w:t>
+      </w:r>
+      <w:proofErr w:type="spellStart"/>
+      <w:r>
+        <w:rPr>
+          <w:rFonts w:eastAsia="Calibri"/>
+        </w:rPr>
+        <w:t>karta</w:t>
+      </w:r>
+      <w:proofErr w:type="spellEnd"/>
+      <w:r>
+        <w:rPr>
+          <w:rFonts w:eastAsia="Calibri"/>
+        </w:rPr>
+        <w:t xml:space="preserve"> </w:t>
+      </w:r>
+      <w:proofErr w:type="spellStart"/>
+      <w:r>
+        <w:rPr>
+          <w:rFonts w:eastAsia="Calibri"/>
+        </w:rPr>
+        <w:t>hai</w:t>
+      </w:r>
+      <w:proofErr w:type="spellEnd"/>
+      <w:r>
+        <w:rPr>
+          <w:rFonts w:eastAsia="Calibri"/>
+        </w:rPr>
+        <w:t xml:space="preserve"> (doctor assign </w:t>
+      </w:r>
+      <w:proofErr w:type="spellStart"/>
+      <w:r>
+        <w:rPr>
+          <w:rFonts w:eastAsia="Calibri"/>
+        </w:rPr>
+        <w:t>karta</w:t>
+      </w:r>
+      <w:proofErr w:type="spellEnd"/>
+      <w:r>
+        <w:rPr>
+          <w:rFonts w:eastAsia="Calibri"/>
+        </w:rPr>
+        <w:t xml:space="preserve"> </w:t>
+      </w:r>
+      <w:proofErr w:type="spellStart"/>
+      <w:r>
+        <w:rPr>
+          <w:rFonts w:eastAsia="Calibri"/>
+        </w:rPr>
+        <w:t>hai</w:t>
+      </w:r>
+      <w:proofErr w:type="spellEnd"/>
+      <w:r>
+        <w:rPr>
+          <w:rFonts w:eastAsia="Calibri"/>
+        </w:rPr>
+        <w:t>)</w:t>
+      </w:r>
+    </w:p>
+    <w:p>
+      <w:pPr>
+        <w:rPr>
+          <w:rFonts w:eastAsia="Calibri"/>
+        </w:rPr>
+      </w:pPr>
+      <w:r>
+        <w:rPr>
+          <w:rFonts w:eastAsia="Calibri"/>
+        </w:rPr>
+        <w:t xml:space="preserve">     ↓</w:t>
+      </w:r>
+    </w:p>
+    <w:p>
+      <w:pPr>
+        <w:rPr>
+          <w:rFonts w:eastAsia="Calibri"/>
+        </w:rPr>
+      </w:pPr>
+      <w:r>
+        <w:rPr>
+          <w:rFonts w:eastAsia="Calibri"/>
+        </w:rPr>
+        <w:lastRenderedPageBreak/>
+        <w:t xml:space="preserve">Doctor → </w:t>
+      </w:r>
+      <w:proofErr w:type="spellStart"/>
+      <w:r>
+        <w:rPr>
+          <w:rFonts w:eastAsia="Calibri"/>
+        </w:rPr>
+        <w:t>Apne</w:t>
+      </w:r>
+      <w:proofErr w:type="spellEnd"/>
+      <w:r>
+        <w:rPr>
+          <w:rFonts w:eastAsia="Calibri"/>
+        </w:rPr>
+        <w:t xml:space="preserve"> dashboard </w:t>
+      </w:r>
+      <w:proofErr w:type="spellStart"/>
+      <w:r>
+        <w:rPr>
+          <w:rFonts w:eastAsia="Calibri"/>
+        </w:rPr>
+        <w:t>pe</w:t>
+      </w:r>
+      <w:proofErr w:type="spellEnd"/>
+      <w:r>
+        <w:rPr>
+          <w:rFonts w:eastAsia="Calibri"/>
+        </w:rPr>
+        <w:t xml:space="preserve"> appointment </w:t>
+      </w:r>
+      <w:proofErr w:type="spellStart"/>
+      <w:r>
+        <w:rPr>
+          <w:rFonts w:eastAsia="Calibri"/>
+        </w:rPr>
+        <w:t>dikhti</w:t>
+      </w:r>
+      <w:proofErr w:type="spellEnd"/>
+      <w:r>
+        <w:rPr>
+          <w:rFonts w:eastAsia="Calibri"/>
+        </w:rPr>
+        <w:t xml:space="preserve"> </w:t>
+      </w:r>
+      <w:proofErr w:type="spellStart"/>
+      <w:r>
+        <w:rPr>
+          <w:rFonts w:eastAsia="Calibri"/>
+        </w:rPr>
+        <w:t>hai</w:t>
+      </w:r>
+      <w:proofErr w:type="spellEnd"/>
+    </w:p>
+    <w:p>
+      <w:pPr>
+        <w:rPr>
+          <w:rFonts w:eastAsia="Calibri"/>
+        </w:rPr>
+      </w:pPr>
+      <w:r>
+        <w:rPr>
+          <w:rFonts w:eastAsia="Calibri"/>
+        </w:rPr>
+        <w:t xml:space="preserve">     ↓</w:t>
+      </w:r>
+    </w:p>
+    <w:p>
+      <w:pPr>
+        <w:rPr>
+          <w:rFonts w:eastAsia="Calibri"/>
+        </w:rPr>
+      </w:pPr>
+      <w:r>
+        <w:rPr>
+          <w:rFonts w:eastAsia="Calibri"/>
+        </w:rPr>
+        <w:t xml:space="preserve">Doctor → Patient </w:t>
+      </w:r>
+      <w:proofErr w:type="spellStart"/>
+      <w:proofErr w:type="gramStart"/>
+      <w:r>
+        <w:rPr>
+          <w:rFonts w:eastAsia="Calibri"/>
+        </w:rPr>
+        <w:t>ko</w:t>
+      </w:r>
+      <w:proofErr w:type="spellEnd"/>
+      <w:proofErr w:type="gramEnd"/>
+      <w:r>
+        <w:rPr>
+          <w:rFonts w:eastAsia="Calibri"/>
+        </w:rPr>
+        <w:t xml:space="preserve"> </w:t>
+      </w:r>
+      <w:proofErr w:type="spellStart"/>
+      <w:r>
+        <w:rPr>
+          <w:rFonts w:eastAsia="Calibri"/>
+        </w:rPr>
+        <w:t>dekhta</w:t>
+      </w:r>
+      <w:proofErr w:type="spellEnd"/>
+      <w:r>
+        <w:rPr>
+          <w:rFonts w:eastAsia="Calibri"/>
+        </w:rPr>
+        <w:t xml:space="preserve"> </w:t>
+      </w:r>
+      <w:proofErr w:type="spellStart"/>
+      <w:r>
+        <w:rPr>
+          <w:rFonts w:eastAsia="Calibri"/>
+        </w:rPr>
+        <w:t>hai</w:t>
+      </w:r>
+      <w:proofErr w:type="spellEnd"/>
+      <w:r>
+        <w:rPr>
+          <w:rFonts w:eastAsia="Calibri"/>
+        </w:rPr>
+        <w:t xml:space="preserve"> (consultation)</w:t>
+      </w:r>
+    </w:p>
+    <w:p>
+      <w:pPr>
+        <w:rPr>
+          <w:rFonts w:eastAsia="Calibri"/>
+        </w:rPr>
+      </w:pPr>
+      <w:r>
+        <w:rPr>
+          <w:rFonts w:eastAsia="Calibri"/>
+        </w:rPr>
+        <w:t xml:space="preserve">     ↓</w:t>
+      </w:r>
+    </w:p>
+    <w:p>
+      <w:pPr>
+        <w:rPr>
+          <w:rFonts w:eastAsia="Calibri"/>
+        </w:rPr>
+      </w:pPr>
+      <w:r>
+        <w:rPr>
+          <w:rFonts w:eastAsia="Calibri"/>
+        </w:rPr>
+        <w:t xml:space="preserve">Doctor → Orders </w:t>
+      </w:r>
+      <w:proofErr w:type="spellStart"/>
+      <w:r>
+        <w:rPr>
+          <w:rFonts w:eastAsia="Calibri"/>
+        </w:rPr>
+        <w:t>karta</w:t>
+      </w:r>
+      <w:proofErr w:type="spellEnd"/>
+      <w:r>
+        <w:rPr>
+          <w:rFonts w:eastAsia="Calibri"/>
+        </w:rPr>
+        <w:t xml:space="preserve"> </w:t>
+      </w:r>
+      <w:proofErr w:type="spellStart"/>
+      <w:r>
+        <w:rPr>
+          <w:rFonts w:eastAsia="Calibri"/>
+        </w:rPr>
+        <w:t>hai</w:t>
+      </w:r>
+      <w:proofErr w:type="spellEnd"/>
+      <w:r>
+        <w:rPr>
+          <w:rFonts w:eastAsia="Calibri"/>
+        </w:rPr>
+        <w:t>:</w:t>
+      </w:r>
+    </w:p>
+    <w:p>
+      <w:pPr>
+        <w:rPr>
+          <w:rFonts w:eastAsia="Calibri"/>
+        </w:rPr>
+      </w:pPr>
+      <w:r>
+        <w:rPr>
+          <w:rFonts w:eastAsia="Calibri"/>
+        </w:rPr>
+        <w:t xml:space="preserve">         </w:t>
+      </w:r>
+      <w:r>
+        <w:rPr>
+          <w:rFonts w:ascii="Arial" w:eastAsia="Calibri" w:hAnsi="Arial" w:cs="Arial"/>
+        </w:rPr>
+        <w:t>├</w:t>
+      </w:r>
+      <w:r>
+        <w:rPr>
+          <w:rFonts w:ascii="Calibri" w:eastAsia="Calibri" w:hAnsi="Calibri" w:cs="Calibri"/>
+        </w:rPr>
+        <w:t>──</w:t>
+      </w:r>
+      <w:r>
+        <w:rPr>
+          <w:rFonts w:eastAsia="Calibri"/>
+        </w:rPr>
+        <w:t xml:space="preserve"> Lab Tests</w:t>
+      </w:r>
+    </w:p>
+    <w:p>
+      <w:pPr>
+        <w:rPr>
+          <w:rFonts w:eastAsia="Calibri"/>
+        </w:rPr>
+      </w:pPr>
+      <w:r>
+        <w:rPr>
+          <w:rFonts w:eastAsia="Calibri"/>
+        </w:rPr>
+        <w:t xml:space="preserve">         </w:t>
+      </w:r>
+      <w:r>
+        <w:rPr>
+          <w:rFonts w:ascii="Arial" w:eastAsia="Calibri" w:hAnsi="Arial" w:cs="Arial"/>
+        </w:rPr>
+        <w:t>├</w:t>
+      </w:r>
+      <w:r>
+        <w:rPr>
+          <w:rFonts w:ascii="Calibri" w:eastAsia="Calibri" w:hAnsi="Calibri" w:cs="Calibri"/>
+        </w:rPr>
+        <w:t>──</w:t>
+      </w:r>
+      <w:r>
+        <w:rPr>
+          <w:rFonts w:eastAsia="Calibri"/>
+        </w:rPr>
+        <w:t xml:space="preserve"> Radiology</w:t>
+      </w:r>
+    </w:p>
+    <w:p>
+      <w:pPr>
+        <w:rPr>
+          <w:rFonts w:eastAsia="Calibri"/>
+        </w:rPr>
+      </w:pPr>
+      <w:r>
+        <w:rPr>
+          <w:rFonts w:eastAsia="Calibri"/>
+        </w:rPr>
+        <w:t xml:space="preserve">         </w:t>
+      </w:r>
+      <w:r>
+        <w:rPr>
+          <w:rFonts w:ascii="Arial" w:eastAsia="Calibri" w:hAnsi="Arial" w:cs="Arial"/>
+        </w:rPr>
+        <w:t>├</w:t>
+      </w:r>
+      <w:r>
+        <w:rPr>
+          <w:rFonts w:ascii="Calibri" w:eastAsia="Calibri" w:hAnsi="Calibri" w:cs="Calibri"/>
+        </w:rPr>
+        <w:t>──</w:t>
+      </w:r>
+      <w:r>
+        <w:rPr>
+          <w:rFonts w:eastAsia="Calibri"/>
+        </w:rPr>
+        <w:t xml:space="preserve"> Prescription/Medicine</w:t>
+      </w:r>
+    </w:p>
+    <w:p>
+      <w:pPr>
+        <w:rPr>
+          <w:rFonts w:eastAsia="Calibri"/>
+        </w:rPr>
+      </w:pPr>
+      <w:r>
+        <w:rPr>
+          <w:rFonts w:eastAsia="Calibri"/>
+        </w:rPr>
+        <w:t xml:space="preserve">         └── Ward Admit (agar </w:t>
+      </w:r>
+      <w:proofErr w:type="spellStart"/>
+      <w:r>
+        <w:rPr>
+          <w:rFonts w:eastAsia="Calibri"/>
+        </w:rPr>
+        <w:t>zaroorat</w:t>
+      </w:r>
+      <w:proofErr w:type="spellEnd"/>
+      <w:r>
+        <w:rPr>
+          <w:rFonts w:eastAsia="Calibri"/>
+        </w:rPr>
+        <w:t xml:space="preserve"> ho)</w:t>
+      </w:r>
+    </w:p>
+    <w:p>
+      <w:pPr>
+        <w:rPr>
+          <w:rFonts w:eastAsia="Calibri"/>
+        </w:rPr>
+      </w:pPr>
+      <w:r>
+        <w:rPr>
+          <w:rFonts w:eastAsia="Calibri"/>
+        </w:rPr>
+        <w:t xml:space="preserve">     ↓</w:t>
+      </w:r>
+    </w:p>
+    <w:p>
+      <w:pPr>
+        <w:rPr>
+          <w:rFonts w:eastAsia="Calibri"/>
+        </w:rPr>
+      </w:pPr>
+      <w:r>
+        <w:rPr>
+          <w:rFonts w:eastAsia="Calibri"/>
+        </w:rPr>
+        <w:t xml:space="preserve">Results </w:t>
+      </w:r>
+      <w:proofErr w:type="spellStart"/>
+      <w:r>
+        <w:rPr>
+          <w:rFonts w:eastAsia="Calibri"/>
+        </w:rPr>
+        <w:t>aate</w:t>
+      </w:r>
+      <w:proofErr w:type="spellEnd"/>
+      <w:r>
+        <w:rPr>
+          <w:rFonts w:eastAsia="Calibri"/>
+        </w:rPr>
+        <w:t xml:space="preserve"> </w:t>
+      </w:r>
+      <w:proofErr w:type="spellStart"/>
+      <w:r>
+        <w:rPr>
+          <w:rFonts w:eastAsia="Calibri"/>
+        </w:rPr>
+        <w:t>hain</w:t>
+      </w:r>
+      <w:proofErr w:type="spellEnd"/>
+      <w:r>
+        <w:rPr>
+          <w:rFonts w:eastAsia="Calibri"/>
+        </w:rPr>
+        <w:t xml:space="preserve"> → Doctor </w:t>
+      </w:r>
+      <w:proofErr w:type="gramStart"/>
+      <w:r>
+        <w:rPr>
+          <w:rFonts w:eastAsia="Calibri"/>
+        </w:rPr>
+        <w:t>dashboard</w:t>
+      </w:r>
+      <w:proofErr w:type="gramEnd"/>
+      <w:r>
+        <w:rPr>
+          <w:rFonts w:eastAsia="Calibri"/>
+        </w:rPr>
+        <w:t xml:space="preserve"> </w:t>
+      </w:r>
+      <w:proofErr w:type="spellStart"/>
+      <w:r>
+        <w:rPr>
+          <w:rFonts w:eastAsia="Calibri"/>
+        </w:rPr>
+        <w:t>pe</w:t>
+      </w:r>
+      <w:proofErr w:type="spellEnd"/>
+      <w:r>
+        <w:rPr>
+          <w:rFonts w:eastAsia="Calibri"/>
+        </w:rPr>
+        <w:t xml:space="preserve"> </w:t>
+      </w:r>
+      <w:proofErr w:type="spellStart"/>
+      <w:r>
+        <w:rPr>
+          <w:rFonts w:eastAsia="Calibri"/>
+        </w:rPr>
+        <w:t>dikhte</w:t>
+      </w:r>
+      <w:proofErr w:type="spellEnd"/>
+      <w:r>
+        <w:rPr>
+          <w:rFonts w:eastAsia="Calibri"/>
+        </w:rPr>
+        <w:t xml:space="preserve"> </w:t>
+      </w:r>
+      <w:proofErr w:type="spellStart"/>
+      <w:r>
+        <w:rPr>
+          <w:rFonts w:eastAsia="Calibri"/>
+        </w:rPr>
+        <w:t>hain</w:t>
+      </w:r>
+      <w:proofErr w:type="spellEnd"/>
+    </w:p>
+    <w:p>
+      <w:pPr>
+        <w:rPr>
+          <w:rFonts w:eastAsia="Calibri"/>
+        </w:rPr>
+      </w:pPr>
+      <w:r>
+        <w:rPr>
+          <w:rFonts w:eastAsia="Calibri"/>
+        </w:rPr>
+        <w:t xml:space="preserve">     ↓</w:t>
+      </w:r>
+    </w:p>
+    <w:p>
+      <w:pPr>
+        <w:rPr>
+          <w:rFonts w:eastAsia="Calibri"/>
+        </w:rPr>
+      </w:pPr>
+      <w:r>
+        <w:rPr>
+          <w:rFonts w:eastAsia="Calibri"/>
+        </w:rPr>
+        <w:t xml:space="preserve">Billing → Receptionist/Accountant invoice </w:t>
+      </w:r>
+      <w:proofErr w:type="spellStart"/>
+      <w:r>
+        <w:rPr>
+          <w:rFonts w:eastAsia="Calibri"/>
+        </w:rPr>
+        <w:t>banata</w:t>
+      </w:r>
+      <w:proofErr w:type="spellEnd"/>
+      <w:r>
+        <w:rPr>
+          <w:rFonts w:eastAsia="Calibri"/>
+        </w:rPr>
+        <w:t xml:space="preserve"> </w:t>
+      </w:r>
+      <w:proofErr w:type="spellStart"/>
+      <w:r>
+        <w:rPr>
+          <w:rFonts w:eastAsia="Calibri"/>
+        </w:rPr>
+        <w:t>hai</w:t>
+      </w:r>
+      <w:proofErr w:type="spellEnd"/>
+    </w:p>
+    <w:p>
+      <w:pPr>
+        <w:rPr>
+          <w:rFonts w:eastAsia="Calibri"/>
+        </w:rPr>
+      </w:pPr>
+      <w:r>
+        <w:rPr>
+          <w:rFonts w:eastAsia="Calibri"/>
+        </w:rPr>
+        <w:t>RECEPTIONIST:</w:t>
+      </w:r>
+    </w:p>
+    <w:p>
+      <w:pPr>
+        <w:rPr>
+          <w:rFonts w:eastAsia="Calibri"/>
+        </w:rPr>
+      </w:pPr>
+      <w:r>
+        <w:rPr>
+          <w:rFonts w:ascii="Arial" w:eastAsia="Calibri" w:hAnsi="Arial" w:cs="Arial"/>
+        </w:rPr>
+        <w:t>├</w:t>
+      </w:r>
+      <w:r>
+        <w:rPr>
+          <w:rFonts w:ascii="Calibri" w:eastAsia="Calibri" w:hAnsi="Calibri" w:cs="Calibri"/>
+        </w:rPr>
+        <w:t>──</w:t>
+      </w:r>
+      <w:r>
+        <w:rPr>
+          <w:rFonts w:eastAsia="Calibri"/>
+        </w:rPr>
+        <w:t xml:space="preserve"> </w:t>
+      </w:r>
+      <w:proofErr w:type="spellStart"/>
+      <w:r>
+        <w:rPr>
+          <w:rFonts w:eastAsia="Calibri"/>
+        </w:rPr>
+        <w:t>Naya</w:t>
+      </w:r>
+      <w:proofErr w:type="spellEnd"/>
+      <w:r>
+        <w:rPr>
+          <w:rFonts w:eastAsia="Calibri"/>
+        </w:rPr>
+        <w:t xml:space="preserve"> patient register </w:t>
+      </w:r>
+      <w:proofErr w:type="spellStart"/>
+      <w:r>
+        <w:rPr>
+          <w:rFonts w:eastAsia="Calibri"/>
+        </w:rPr>
+        <w:t>karta</w:t>
+      </w:r>
+      <w:proofErr w:type="spellEnd"/>
+      <w:r>
+        <w:rPr>
+          <w:rFonts w:eastAsia="Calibri"/>
+        </w:rPr>
+        <w:t xml:space="preserve"> </w:t>
+      </w:r>
+      <w:proofErr w:type="spellStart"/>
+      <w:r>
+        <w:rPr>
+          <w:rFonts w:eastAsia="Calibri"/>
+        </w:rPr>
+        <w:t>hai</w:t>
+      </w:r>
+      <w:proofErr w:type="spellEnd"/>
+    </w:p>
+    <w:p>
+      <w:pPr>
+        <w:rPr>
+          <w:rFonts w:eastAsia="Calibri"/>
+        </w:rPr>
+      </w:pPr>
+      <w:r>
+        <w:rPr>
+          <w:rFonts w:ascii="Arial" w:eastAsia="Calibri" w:hAnsi="Arial" w:cs="Arial"/>
+        </w:rPr>
+        <w:t>├</w:t>
+      </w:r>
+      <w:r>
+        <w:rPr>
+          <w:rFonts w:ascii="Calibri" w:eastAsia="Calibri" w:hAnsi="Calibri" w:cs="Calibri"/>
+        </w:rPr>
+        <w:t>──</w:t>
+      </w:r>
+      <w:r>
+        <w:rPr>
+          <w:rFonts w:eastAsia="Calibri"/>
+        </w:rPr>
+        <w:t xml:space="preserve"> Appointment book </w:t>
+      </w:r>
+      <w:proofErr w:type="spellStart"/>
+      <w:r>
+        <w:rPr>
+          <w:rFonts w:eastAsia="Calibri"/>
+        </w:rPr>
+        <w:t>karta</w:t>
+      </w:r>
+      <w:proofErr w:type="spellEnd"/>
+      <w:r>
+        <w:rPr>
+          <w:rFonts w:eastAsia="Calibri"/>
+        </w:rPr>
+        <w:t xml:space="preserve"> </w:t>
+      </w:r>
+      <w:proofErr w:type="spellStart"/>
+      <w:r>
+        <w:rPr>
+          <w:rFonts w:eastAsia="Calibri"/>
+        </w:rPr>
+        <w:t>hai</w:t>
+      </w:r>
+      <w:proofErr w:type="spellEnd"/>
+    </w:p>
+    <w:p>
+      <w:pPr>
+        <w:rPr>
+          <w:rFonts w:eastAsia="Calibri"/>
+        </w:rPr>
+      </w:pPr>
+      <w:r>
+        <w:rPr>
+          <w:rFonts w:ascii="Arial" w:eastAsia="Calibri" w:hAnsi="Arial" w:cs="Arial"/>
+        </w:rPr>
+        <w:t>├</w:t>
+      </w:r>
+      <w:r>
+        <w:rPr>
+          <w:rFonts w:ascii="Calibri" w:eastAsia="Calibri" w:hAnsi="Calibri" w:cs="Calibri"/>
+        </w:rPr>
+        <w:t>──</w:t>
+      </w:r>
+      <w:r>
+        <w:rPr>
+          <w:rFonts w:eastAsia="Calibri"/>
+        </w:rPr>
+        <w:t xml:space="preserve"> Doctor assign </w:t>
+      </w:r>
+      <w:proofErr w:type="spellStart"/>
+      <w:r>
+        <w:rPr>
+          <w:rFonts w:eastAsia="Calibri"/>
+        </w:rPr>
+        <w:t>karta</w:t>
+      </w:r>
+      <w:proofErr w:type="spellEnd"/>
+      <w:r>
+        <w:rPr>
+          <w:rFonts w:eastAsia="Calibri"/>
+        </w:rPr>
+        <w:t xml:space="preserve"> </w:t>
+      </w:r>
+      <w:proofErr w:type="spellStart"/>
+      <w:r>
+        <w:rPr>
+          <w:rFonts w:eastAsia="Calibri"/>
+        </w:rPr>
+        <w:t>hai</w:t>
+      </w:r>
+      <w:proofErr w:type="spellEnd"/>
+    </w:p>
+    <w:p>
+      <w:pPr>
+        <w:rPr>
+          <w:rFonts w:eastAsia="Calibri"/>
+        </w:rPr>
+      </w:pPr>
+      <w:r>
+        <w:rPr>
+          <w:rFonts w:ascii="Arial" w:eastAsia="Calibri" w:hAnsi="Arial" w:cs="Arial"/>
+        </w:rPr>
+        <w:t>├</w:t>
+      </w:r>
+      <w:r>
+        <w:rPr>
+          <w:rFonts w:ascii="Calibri" w:eastAsia="Calibri" w:hAnsi="Calibri" w:cs="Calibri"/>
+        </w:rPr>
+        <w:t>──</w:t>
+      </w:r>
+      <w:r>
+        <w:rPr>
+          <w:rFonts w:eastAsia="Calibri"/>
+        </w:rPr>
+        <w:t xml:space="preserve"> </w:t>
+      </w:r>
+      <w:proofErr w:type="gramStart"/>
+      <w:r>
+        <w:rPr>
+          <w:rFonts w:eastAsia="Calibri"/>
+        </w:rPr>
+        <w:t>Billing</w:t>
+      </w:r>
+      <w:proofErr w:type="gramEnd"/>
+      <w:r>
+        <w:rPr>
+          <w:rFonts w:eastAsia="Calibri"/>
+        </w:rPr>
+        <w:t xml:space="preserve"> </w:t>
+      </w:r>
+      <w:proofErr w:type="spellStart"/>
+      <w:r>
+        <w:rPr>
+          <w:rFonts w:eastAsia="Calibri"/>
+        </w:rPr>
+        <w:t>karta</w:t>
+      </w:r>
+      <w:proofErr w:type="spellEnd"/>
+      <w:r>
+        <w:rPr>
+          <w:rFonts w:eastAsia="Calibri"/>
+        </w:rPr>
+        <w:t xml:space="preserve"> </w:t>
+      </w:r>
+      <w:proofErr w:type="spellStart"/>
+      <w:r>
+        <w:rPr>
+          <w:rFonts w:eastAsia="Calibri"/>
+        </w:rPr>
+        <w:t>hai</w:t>
+      </w:r>
+      <w:proofErr w:type="spellEnd"/>
+    </w:p>
+    <w:p>
+      <w:pPr>
+        <w:rPr>
+          <w:rFonts w:eastAsia="Calibri"/>
+        </w:rPr>
+      </w:pPr>
+      <w:r>
+        <w:rPr>
+          <w:rFonts w:eastAsia="Calibri"/>
+        </w:rPr>
+        <w:t xml:space="preserve">└── Patient </w:t>
+      </w:r>
+      <w:proofErr w:type="spellStart"/>
+      <w:proofErr w:type="gramStart"/>
+      <w:r>
+        <w:rPr>
+          <w:rFonts w:eastAsia="Calibri"/>
+        </w:rPr>
+        <w:t>ko</w:t>
+      </w:r>
+      <w:proofErr w:type="spellEnd"/>
+      <w:proofErr w:type="gramEnd"/>
+      <w:r>
+        <w:rPr>
+          <w:rFonts w:eastAsia="Calibri"/>
+        </w:rPr>
+        <w:t xml:space="preserve"> ward assign </w:t>
+      </w:r>
+      <w:proofErr w:type="spellStart"/>
+      <w:r>
+        <w:rPr>
+          <w:rFonts w:eastAsia="Calibri"/>
+        </w:rPr>
+        <w:t>karta</w:t>
+      </w:r>
+      <w:proofErr w:type="spellEnd"/>
+      <w:r>
+        <w:rPr>
+          <w:rFonts w:eastAsia="Calibri"/>
+        </w:rPr>
+        <w:t xml:space="preserve"> </w:t>
+      </w:r>
+      <w:proofErr w:type="spellStart"/>
+      <w:r>
+        <w:rPr>
+          <w:rFonts w:eastAsia="Calibri"/>
+        </w:rPr>
+        <w:t>hai</w:t>
+      </w:r>
+      <w:proofErr w:type="spellEnd"/>
+    </w:p>
+    <w:p>
+      <w:pPr>
+        <w:rPr>
+          <w:rFonts w:eastAsia="Calibri"/>
+        </w:rPr>
+      </w:pPr>
+    </w:p>
+    <w:p>
+      <w:pPr>
+        <w:rPr>
+          <w:rFonts w:eastAsia="Calibri"/>
+        </w:rPr>
+      </w:pPr>
+      <w:r>
+        <w:rPr>
+          <w:rFonts w:eastAsia="Calibri"/>
+        </w:rPr>
+        <w:t>DOCTOR:</w:t>
+      </w:r>
+    </w:p>
+    <w:p>
+      <w:pPr>
+        <w:rPr>
+          <w:rFonts w:eastAsia="Calibri"/>
+        </w:rPr>
+      </w:pPr>
+      <w:r>
+        <w:rPr>
+          <w:rFonts w:ascii="Arial" w:eastAsia="Calibri" w:hAnsi="Arial" w:cs="Arial"/>
+        </w:rPr>
+        <w:t>├</w:t>
+      </w:r>
+      <w:r>
+        <w:rPr>
+          <w:rFonts w:ascii="Calibri" w:eastAsia="Calibri" w:hAnsi="Calibri" w:cs="Calibri"/>
+        </w:rPr>
+        <w:t>──</w:t>
+      </w:r>
+      <w:r>
+        <w:rPr>
+          <w:rFonts w:eastAsia="Calibri"/>
+        </w:rPr>
+        <w:t xml:space="preserve"> </w:t>
+      </w:r>
+      <w:proofErr w:type="spellStart"/>
+      <w:r>
+        <w:rPr>
+          <w:rFonts w:eastAsia="Calibri"/>
+        </w:rPr>
+        <w:t>Apni</w:t>
+      </w:r>
+      <w:proofErr w:type="spellEnd"/>
+      <w:r>
+        <w:rPr>
+          <w:rFonts w:eastAsia="Calibri"/>
+        </w:rPr>
+        <w:t xml:space="preserve"> appointments </w:t>
+      </w:r>
+      <w:proofErr w:type="spellStart"/>
+      <w:r>
+        <w:rPr>
+          <w:rFonts w:eastAsia="Calibri"/>
+        </w:rPr>
+        <w:t>dekhta</w:t>
+      </w:r>
+      <w:proofErr w:type="spellEnd"/>
+      <w:r>
+        <w:rPr>
+          <w:rFonts w:eastAsia="Calibri"/>
+        </w:rPr>
+        <w:t xml:space="preserve"> </w:t>
+      </w:r>
+      <w:proofErr w:type="spellStart"/>
+      <w:r>
+        <w:rPr>
+          <w:rFonts w:eastAsia="Calibri"/>
+        </w:rPr>
+        <w:t>hai</w:t>
+      </w:r>
+      <w:proofErr w:type="spellEnd"/>
+    </w:p>
+    <w:p>
+      <w:pPr>
+        <w:rPr>
+          <w:rFonts w:eastAsia="Calibri"/>
+        </w:rPr>
+      </w:pPr>
+      <w:r>
+        <w:rPr>
+          <w:rFonts w:ascii="Arial" w:eastAsia="Calibri" w:hAnsi="Arial" w:cs="Arial"/>
+        </w:rPr>
+        <w:t>├</w:t>
+      </w:r>
+      <w:r>
+        <w:rPr>
+          <w:rFonts w:ascii="Calibri" w:eastAsia="Calibri" w:hAnsi="Calibri" w:cs="Calibri"/>
+        </w:rPr>
+        <w:t>──</w:t>
+      </w:r>
+      <w:r>
+        <w:rPr>
+          <w:rFonts w:eastAsia="Calibri"/>
+        </w:rPr>
+        <w:t xml:space="preserve"> Patient </w:t>
+      </w:r>
+      <w:proofErr w:type="spellStart"/>
+      <w:proofErr w:type="gramStart"/>
+      <w:r>
+        <w:rPr>
+          <w:rFonts w:eastAsia="Calibri"/>
+        </w:rPr>
+        <w:t>ko</w:t>
+      </w:r>
+      <w:proofErr w:type="spellEnd"/>
+      <w:proofErr w:type="gramEnd"/>
+      <w:r>
+        <w:rPr>
+          <w:rFonts w:eastAsia="Calibri"/>
+        </w:rPr>
+        <w:t xml:space="preserve"> examine </w:t>
+      </w:r>
+      <w:proofErr w:type="spellStart"/>
+      <w:r>
+        <w:rPr>
+          <w:rFonts w:eastAsia="Calibri"/>
+        </w:rPr>
+        <w:t>karta</w:t>
+      </w:r>
+      <w:proofErr w:type="spellEnd"/>
+      <w:r>
+        <w:rPr>
+          <w:rFonts w:eastAsia="Calibri"/>
+        </w:rPr>
+        <w:t xml:space="preserve"> </w:t>
+      </w:r>
+      <w:proofErr w:type="spellStart"/>
+      <w:r>
+        <w:rPr>
+          <w:rFonts w:eastAsia="Calibri"/>
+        </w:rPr>
+        <w:t>hai</w:t>
+      </w:r>
+      <w:proofErr w:type="spellEnd"/>
+    </w:p>
+    <w:p>
+      <w:pPr>
+        <w:rPr>
+          <w:rFonts w:eastAsia="Calibri"/>
+        </w:rPr>
+      </w:pPr>
+      <w:r>
+        <w:rPr>
+          <w:rFonts w:ascii="Arial" w:eastAsia="Calibri" w:hAnsi="Arial" w:cs="Arial"/>
+        </w:rPr>
+        <w:t>├</w:t>
+      </w:r>
+      <w:r>
+        <w:rPr>
+          <w:rFonts w:ascii="Calibri" w:eastAsia="Calibri" w:hAnsi="Calibri" w:cs="Calibri"/>
+        </w:rPr>
+        <w:t>──</w:t>
+      </w:r>
+      <w:r>
+        <w:rPr>
+          <w:rFonts w:eastAsia="Calibri"/>
+        </w:rPr>
+        <w:t xml:space="preserve"> Lab order </w:t>
+      </w:r>
+      <w:proofErr w:type="spellStart"/>
+      <w:r>
+        <w:rPr>
+          <w:rFonts w:eastAsia="Calibri"/>
+        </w:rPr>
+        <w:t>deta</w:t>
+      </w:r>
+      <w:proofErr w:type="spellEnd"/>
+      <w:r>
+        <w:rPr>
+          <w:rFonts w:eastAsia="Calibri"/>
+        </w:rPr>
+        <w:t xml:space="preserve"> </w:t>
+      </w:r>
+      <w:proofErr w:type="spellStart"/>
+      <w:r>
+        <w:rPr>
+          <w:rFonts w:eastAsia="Calibri"/>
+        </w:rPr>
+        <w:t>hai</w:t>
+      </w:r>
+      <w:proofErr w:type="spellEnd"/>
+    </w:p>
+    <w:p>
+      <w:pPr>
+        <w:rPr>
+          <w:rFonts w:eastAsia="Calibri"/>
+        </w:rPr>
+      </w:pPr>
+      <w:r>
+        <w:rPr>
+          <w:rFonts w:ascii="Arial" w:eastAsia="Calibri" w:hAnsi="Arial" w:cs="Arial"/>
+        </w:rPr>
+        <w:t>├</w:t>
+      </w:r>
+      <w:r>
+        <w:rPr>
+          <w:rFonts w:ascii="Calibri" w:eastAsia="Calibri" w:hAnsi="Calibri" w:cs="Calibri"/>
+        </w:rPr>
+        <w:t>──</w:t>
+      </w:r>
+      <w:r>
+        <w:rPr>
+          <w:rFonts w:eastAsia="Calibri"/>
+        </w:rPr>
+        <w:t xml:space="preserve"> Radiology order </w:t>
+      </w:r>
+      <w:proofErr w:type="spellStart"/>
+      <w:r>
+        <w:rPr>
+          <w:rFonts w:eastAsia="Calibri"/>
+        </w:rPr>
+        <w:t>deta</w:t>
+      </w:r>
+      <w:proofErr w:type="spellEnd"/>
+      <w:r>
+        <w:rPr>
+          <w:rFonts w:eastAsia="Calibri"/>
+        </w:rPr>
+        <w:t xml:space="preserve"> </w:t>
+      </w:r>
+      <w:proofErr w:type="spellStart"/>
+      <w:r>
+        <w:rPr>
+          <w:rFonts w:eastAsia="Calibri"/>
+        </w:rPr>
+        <w:t>hai</w:t>
+      </w:r>
+      <w:proofErr w:type="spellEnd"/>
+    </w:p>
+    <w:p>
+      <w:pPr>
+        <w:rPr>
+          <w:rFonts w:eastAsia="Calibri"/>
+        </w:rPr>
+      </w:pPr>
+      <w:r>
+        <w:rPr>
+          <w:rFonts w:ascii="Arial" w:eastAsia="Calibri" w:hAnsi="Arial" w:cs="Arial"/>
+        </w:rPr>
+        <w:t>├</w:t>
+      </w:r>
+      <w:r>
+        <w:rPr>
+          <w:rFonts w:ascii="Calibri" w:eastAsia="Calibri" w:hAnsi="Calibri" w:cs="Calibri"/>
+        </w:rPr>
+        <w:t>──</w:t>
+      </w:r>
+      <w:r>
+        <w:rPr>
+          <w:rFonts w:eastAsia="Calibri"/>
+        </w:rPr>
+        <w:t xml:space="preserve"> Prescription </w:t>
+      </w:r>
+      <w:proofErr w:type="spellStart"/>
+      <w:r>
+        <w:rPr>
+          <w:rFonts w:eastAsia="Calibri"/>
+        </w:rPr>
+        <w:t>likhta</w:t>
+      </w:r>
+      <w:proofErr w:type="spellEnd"/>
+      <w:r>
+        <w:rPr>
+          <w:rFonts w:eastAsia="Calibri"/>
+        </w:rPr>
+        <w:t xml:space="preserve"> </w:t>
+      </w:r>
+      <w:proofErr w:type="spellStart"/>
+      <w:r>
+        <w:rPr>
+          <w:rFonts w:eastAsia="Calibri"/>
+        </w:rPr>
+        <w:t>hai</w:t>
+      </w:r>
+      <w:proofErr w:type="spellEnd"/>
+    </w:p>
+    <w:p>
+      <w:pPr>
+        <w:rPr>
+          <w:rFonts w:eastAsia="Calibri"/>
+        </w:rPr>
+      </w:pPr>
+      <w:r>
+        <w:rPr>
+          <w:rFonts w:eastAsia="Calibri"/>
+        </w:rPr>
+        <w:t xml:space="preserve">└── Ward admit recommend </w:t>
+      </w:r>
+      <w:proofErr w:type="spellStart"/>
+      <w:r>
+        <w:rPr>
+          <w:rFonts w:eastAsia="Calibri"/>
+        </w:rPr>
+        <w:t>karta</w:t>
+      </w:r>
+      <w:proofErr w:type="spellEnd"/>
+      <w:r>
+        <w:rPr>
+          <w:rFonts w:eastAsia="Calibri"/>
+        </w:rPr>
+        <w:t xml:space="preserve"> </w:t>
+      </w:r>
+      <w:proofErr w:type="spellStart"/>
+      <w:r>
+        <w:rPr>
+          <w:rFonts w:eastAsia="Calibri"/>
+        </w:rPr>
+        <w:t>hai</w:t>
+      </w:r>
+      <w:proofErr w:type="spellEnd"/>
+    </w:p>
+    <w:p>
+      <w:pPr>
+        <w:rPr>
+          <w:rFonts w:eastAsia="Calibri"/>
+        </w:rPr>
+      </w:pPr>
+    </w:p>
+    <w:p>
+      <w:pPr>
+        <w:rPr>
+          <w:rFonts w:eastAsia="Calibri"/>
+        </w:rPr>
+      </w:pPr>
+      <w:r>
+        <w:rPr>
+          <w:rFonts w:eastAsia="Calibri"/>
+        </w:rPr>
+        <w:t>LAB TECHNICIAN:</w:t>
+      </w:r>
+    </w:p>
+    <w:p>
+      <w:pPr>
+        <w:rPr>
+          <w:rFonts w:eastAsia="Calibri"/>
+        </w:rPr>
+      </w:pPr>
+      <w:r>
+        <w:rPr>
+          <w:rFonts w:ascii="Arial" w:eastAsia="Calibri" w:hAnsi="Arial" w:cs="Arial"/>
+        </w:rPr>
+        <w:lastRenderedPageBreak/>
+        <w:t>├</w:t>
+      </w:r>
+      <w:r>
+        <w:rPr>
+          <w:rFonts w:ascii="Calibri" w:eastAsia="Calibri" w:hAnsi="Calibri" w:cs="Calibri"/>
+        </w:rPr>
+        <w:t>──</w:t>
+      </w:r>
+      <w:r>
+        <w:rPr>
+          <w:rFonts w:eastAsia="Calibri"/>
+        </w:rPr>
+        <w:t xml:space="preserve"> Lab orders </w:t>
+      </w:r>
+      <w:proofErr w:type="spellStart"/>
+      <w:r>
+        <w:rPr>
+          <w:rFonts w:eastAsia="Calibri"/>
+        </w:rPr>
+        <w:t>dekhta</w:t>
+      </w:r>
+      <w:proofErr w:type="spellEnd"/>
+      <w:r>
+        <w:rPr>
+          <w:rFonts w:eastAsia="Calibri"/>
+        </w:rPr>
+        <w:t xml:space="preserve"> </w:t>
+      </w:r>
+      <w:proofErr w:type="spellStart"/>
+      <w:r>
+        <w:rPr>
+          <w:rFonts w:eastAsia="Calibri"/>
+        </w:rPr>
+        <w:t>hai</w:t>
+      </w:r>
+      <w:proofErr w:type="spellEnd"/>
+    </w:p>
+    <w:p>
+      <w:pPr>
+        <w:rPr>
+          <w:rFonts w:eastAsia="Calibri"/>
+        </w:rPr>
+      </w:pPr>
+      <w:r>
+        <w:rPr>
+          <w:rFonts w:ascii="Arial" w:eastAsia="Calibri" w:hAnsi="Arial" w:cs="Arial"/>
+        </w:rPr>
+        <w:t>├</w:t>
+      </w:r>
+      <w:r>
+        <w:rPr>
+          <w:rFonts w:ascii="Calibri" w:eastAsia="Calibri" w:hAnsi="Calibri" w:cs="Calibri"/>
+        </w:rPr>
+        <w:t>──</w:t>
+      </w:r>
+      <w:r>
+        <w:rPr>
+          <w:rFonts w:eastAsia="Calibri"/>
+        </w:rPr>
+        <w:t xml:space="preserve"> Sample collect </w:t>
+      </w:r>
+      <w:proofErr w:type="spellStart"/>
+      <w:r>
+        <w:rPr>
+          <w:rFonts w:eastAsia="Calibri"/>
+        </w:rPr>
+        <w:t>karta</w:t>
+      </w:r>
+      <w:proofErr w:type="spellEnd"/>
+      <w:r>
+        <w:rPr>
+          <w:rFonts w:eastAsia="Calibri"/>
+        </w:rPr>
+        <w:t xml:space="preserve"> </w:t>
+      </w:r>
+      <w:proofErr w:type="spellStart"/>
+      <w:r>
+        <w:rPr>
+          <w:rFonts w:eastAsia="Calibri"/>
+        </w:rPr>
+        <w:t>hai</w:t>
+      </w:r>
+      <w:proofErr w:type="spellEnd"/>
+    </w:p>
+    <w:p>
+      <w:pPr>
+        <w:rPr>
+          <w:rFonts w:eastAsia="Calibri"/>
+        </w:rPr>
+      </w:pPr>
+      <w:r>
+        <w:rPr>
+          <w:rFonts w:eastAsia="Calibri"/>
+        </w:rPr>
+        <w:t xml:space="preserve">└── Results enter </w:t>
+      </w:r>
+      <w:proofErr w:type="spellStart"/>
+      <w:r>
+        <w:rPr>
+          <w:rFonts w:eastAsia="Calibri"/>
+        </w:rPr>
+        <w:t>karta</w:t>
+      </w:r>
+      <w:proofErr w:type="spellEnd"/>
+      <w:r>
+        <w:rPr>
+          <w:rFonts w:eastAsia="Calibri"/>
+        </w:rPr>
+        <w:t xml:space="preserve"> </w:t>
+      </w:r>
+      <w:proofErr w:type="spellStart"/>
+      <w:r>
+        <w:rPr>
+          <w:rFonts w:eastAsia="Calibri"/>
+        </w:rPr>
+        <w:t>hai</w:t>
+      </w:r>
+      <w:proofErr w:type="spellEnd"/>
+    </w:p>
+    <w:p>
+      <w:pPr>
+        <w:rPr>
+          <w:rFonts w:eastAsia="Calibri"/>
+        </w:rPr>
+      </w:pPr>
+    </w:p>
+    <w:p>
+      <w:pPr>
+        <w:rPr>
+          <w:rFonts w:eastAsia="Calibri"/>
+        </w:rPr>
+      </w:pPr>
+      <w:r>
+        <w:rPr>
+          <w:rFonts w:eastAsia="Calibri"/>
+        </w:rPr>
+        <w:t>RADIOLOGIST:</w:t>
+      </w:r>
+    </w:p>
+    <w:p>
+      <w:pPr>
+        <w:rPr>
+          <w:rFonts w:eastAsia="Calibri"/>
+        </w:rPr>
+      </w:pPr>
+      <w:r>
+        <w:rPr>
+          <w:rFonts w:ascii="Arial" w:eastAsia="Calibri" w:hAnsi="Arial" w:cs="Arial"/>
+        </w:rPr>
+        <w:t>├</w:t>
+      </w:r>
+      <w:r>
+        <w:rPr>
+          <w:rFonts w:ascii="Calibri" w:eastAsia="Calibri" w:hAnsi="Calibri" w:cs="Calibri"/>
+        </w:rPr>
+        <w:t>──</w:t>
+      </w:r>
+      <w:r>
+        <w:rPr>
+          <w:rFonts w:eastAsia="Calibri"/>
+        </w:rPr>
+        <w:t xml:space="preserve"> Radiology orders </w:t>
+      </w:r>
+      <w:proofErr w:type="spellStart"/>
+      <w:r>
+        <w:rPr>
+          <w:rFonts w:eastAsia="Calibri"/>
+        </w:rPr>
+        <w:t>dekhta</w:t>
+      </w:r>
+      <w:proofErr w:type="spellEnd"/>
+      <w:r>
+        <w:rPr>
+          <w:rFonts w:eastAsia="Calibri"/>
+        </w:rPr>
+        <w:t xml:space="preserve"> </w:t>
+      </w:r>
+      <w:proofErr w:type="spellStart"/>
+      <w:r>
+        <w:rPr>
+          <w:rFonts w:eastAsia="Calibri"/>
+        </w:rPr>
+        <w:t>hai</w:t>
+      </w:r>
+      <w:proofErr w:type="spellEnd"/>
+    </w:p>
+    <w:p>
+      <w:pPr>
+        <w:rPr>
+          <w:rFonts w:eastAsia="Calibri"/>
+        </w:rPr>
+      </w:pPr>
+      <w:r>
+        <w:rPr>
+          <w:rFonts w:ascii="Arial" w:eastAsia="Calibri" w:hAnsi="Arial" w:cs="Arial"/>
+        </w:rPr>
+        <w:t>├</w:t>
+      </w:r>
+      <w:r>
+        <w:rPr>
+          <w:rFonts w:ascii="Calibri" w:eastAsia="Calibri" w:hAnsi="Calibri" w:cs="Calibri"/>
+        </w:rPr>
+        <w:t>──</w:t>
+      </w:r>
+      <w:r>
+        <w:rPr>
+          <w:rFonts w:eastAsia="Calibri"/>
+        </w:rPr>
+        <w:t xml:space="preserve"> Scan </w:t>
+      </w:r>
+      <w:proofErr w:type="spellStart"/>
+      <w:r>
+        <w:rPr>
+          <w:rFonts w:eastAsia="Calibri"/>
+        </w:rPr>
+        <w:t>karta</w:t>
+      </w:r>
+      <w:proofErr w:type="spellEnd"/>
+      <w:r>
+        <w:rPr>
+          <w:rFonts w:eastAsia="Calibri"/>
+        </w:rPr>
+        <w:t xml:space="preserve"> </w:t>
+      </w:r>
+      <w:proofErr w:type="spellStart"/>
+      <w:r>
+        <w:rPr>
+          <w:rFonts w:eastAsia="Calibri"/>
+        </w:rPr>
+        <w:t>hai</w:t>
+      </w:r>
+      <w:proofErr w:type="spellEnd"/>
+    </w:p>
+    <w:p>
+      <w:pPr>
+        <w:rPr>
+          <w:rFonts w:eastAsia="Calibri"/>
+        </w:rPr>
+      </w:pPr>
+      <w:r>
+        <w:rPr>
+          <w:rFonts w:eastAsia="Calibri"/>
+        </w:rPr>
+        <w:t xml:space="preserve">└── Report </w:t>
+      </w:r>
+      <w:proofErr w:type="spellStart"/>
+      <w:r>
+        <w:rPr>
+          <w:rFonts w:eastAsia="Calibri"/>
+        </w:rPr>
+        <w:t>likhta</w:t>
+      </w:r>
+      <w:proofErr w:type="spellEnd"/>
+      <w:r>
+        <w:rPr>
+          <w:rFonts w:eastAsia="Calibri"/>
+        </w:rPr>
+        <w:t xml:space="preserve"> </w:t>
+      </w:r>
+      <w:proofErr w:type="spellStart"/>
+      <w:r>
+        <w:rPr>
+          <w:rFonts w:eastAsia="Calibri"/>
+        </w:rPr>
+        <w:t>hai</w:t>
+      </w:r>
+      <w:proofErr w:type="spellEnd"/>
+    </w:p>
+    <w:p>
+      <w:pPr>
+        <w:rPr>
+          <w:rFonts w:eastAsia="Calibri"/>
+        </w:rPr>
+      </w:pPr>
+    </w:p>
+    <w:p>
+      <w:pPr>
+        <w:rPr>
+          <w:rFonts w:eastAsia="Calibri"/>
+        </w:rPr>
+      </w:pPr>
+      <w:r>
+        <w:rPr>
+          <w:rFonts w:eastAsia="Calibri"/>
+        </w:rPr>
+        <w:t>PHARMACIST:</w:t>
+      </w:r>
+    </w:p>
+    <w:p>
+      <w:pPr>
+        <w:rPr>
+          <w:rFonts w:eastAsia="Calibri"/>
+        </w:rPr>
+      </w:pPr>
+      <w:r>
+        <w:rPr>
+          <w:rFonts w:ascii="Arial" w:eastAsia="Calibri" w:hAnsi="Arial" w:cs="Arial"/>
+        </w:rPr>
+        <w:t>├</w:t>
+      </w:r>
+      <w:r>
+        <w:rPr>
+          <w:rFonts w:ascii="Calibri" w:eastAsia="Calibri" w:hAnsi="Calibri" w:cs="Calibri"/>
+        </w:rPr>
+        <w:t>──</w:t>
+      </w:r>
+      <w:r>
+        <w:rPr>
+          <w:rFonts w:eastAsia="Calibri"/>
+        </w:rPr>
+        <w:t xml:space="preserve"> Prescriptions </w:t>
+      </w:r>
+      <w:proofErr w:type="spellStart"/>
+      <w:r>
+        <w:rPr>
+          <w:rFonts w:eastAsia="Calibri"/>
+        </w:rPr>
+        <w:t>dekhta</w:t>
+      </w:r>
+      <w:proofErr w:type="spellEnd"/>
+      <w:r>
+        <w:rPr>
+          <w:rFonts w:eastAsia="Calibri"/>
+        </w:rPr>
+        <w:t xml:space="preserve"> </w:t>
+      </w:r>
+      <w:proofErr w:type="spellStart"/>
+      <w:r>
+        <w:rPr>
+          <w:rFonts w:eastAsia="Calibri"/>
+        </w:rPr>
+        <w:t>hai</w:t>
+      </w:r>
+      <w:proofErr w:type="spellEnd"/>
+    </w:p>
+    <w:p>
+      <w:pPr>
+        <w:rPr>
+          <w:rFonts w:eastAsia="Calibri"/>
+        </w:rPr>
+      </w:pPr>
+      <w:r>
+        <w:rPr>
+          <w:rFonts w:eastAsia="Calibri"/>
+        </w:rPr>
+        <w:t xml:space="preserve">└── Medicine dispense </w:t>
+      </w:r>
+      <w:proofErr w:type="spellStart"/>
+      <w:r>
+        <w:rPr>
+          <w:rFonts w:eastAsia="Calibri"/>
+        </w:rPr>
+        <w:t>karta</w:t>
+      </w:r>
+      <w:proofErr w:type="spellEnd"/>
+      <w:r>
+        <w:rPr>
+          <w:rFonts w:eastAsia="Calibri"/>
+        </w:rPr>
+        <w:t xml:space="preserve"> </w:t>
+      </w:r>
+      <w:proofErr w:type="spellStart"/>
+      <w:r>
+        <w:rPr>
+          <w:rFonts w:eastAsia="Calibri"/>
+        </w:rPr>
+        <w:t>hai</w:t>
+      </w:r>
+      <w:proofErr w:type="spellEnd"/>
+    </w:p>
+    <w:p>
+      <w:pPr>
+        <w:rPr>
+          <w:rFonts w:eastAsia="Calibri"/>
+        </w:rPr>
+      </w:pPr>
+      <w:r>
+        <w:rPr>
+          <w:rFonts w:eastAsia="Calibri"/>
+        </w:rPr>
+        <w:t>Receptionist:          Doctor:</w:t>
+      </w:r>
+    </w:p>
+    <w:p>
+      <w:pPr>
+        <w:rPr>
+          <w:rFonts w:eastAsia="Calibri"/>
+        </w:rPr>
+      </w:pPr>
+      <w:r>
+        <w:rPr>
+          <w:rFonts w:ascii="Segoe UI Symbol" w:eastAsia="Calibri" w:hAnsi="Segoe UI Symbol" w:cs="Segoe UI Symbol"/>
+        </w:rPr>
+        <w:t>✅</w:t>
+      </w:r>
+      <w:r>
+        <w:rPr>
+          <w:rFonts w:eastAsia="Calibri"/>
+        </w:rPr>
+        <w:t xml:space="preserve"> Kisi </w:t>
+      </w:r>
+      <w:proofErr w:type="spellStart"/>
+      <w:r>
+        <w:rPr>
+          <w:rFonts w:eastAsia="Calibri"/>
+        </w:rPr>
+        <w:t>bhi</w:t>
+      </w:r>
+      <w:proofErr w:type="spellEnd"/>
+      <w:r>
+        <w:rPr>
+          <w:rFonts w:eastAsia="Calibri"/>
+        </w:rPr>
+        <w:t xml:space="preserve"> doctor     </w:t>
+      </w:r>
+      <w:r>
+        <w:rPr>
+          <w:rFonts w:ascii="Segoe UI Symbol" w:eastAsia="Calibri" w:hAnsi="Segoe UI Symbol" w:cs="Segoe UI Symbol"/>
+        </w:rPr>
+        <w:t>✅</w:t>
+      </w:r>
+      <w:r>
+        <w:rPr>
+          <w:rFonts w:eastAsia="Calibri"/>
+        </w:rPr>
+        <w:t xml:space="preserve"> </w:t>
+      </w:r>
+      <w:proofErr w:type="spellStart"/>
+      <w:r>
+        <w:rPr>
+          <w:rFonts w:eastAsia="Calibri"/>
+        </w:rPr>
+        <w:t>Sirf</w:t>
+      </w:r>
+      <w:proofErr w:type="spellEnd"/>
+      <w:r>
+        <w:rPr>
+          <w:rFonts w:eastAsia="Calibri"/>
+        </w:rPr>
+        <w:t xml:space="preserve"> </w:t>
+      </w:r>
+      <w:proofErr w:type="spellStart"/>
+      <w:r>
+        <w:rPr>
+          <w:rFonts w:eastAsia="Calibri"/>
+        </w:rPr>
+        <w:t>apni</w:t>
+      </w:r>
+      <w:proofErr w:type="spellEnd"/>
+    </w:p>
+    <w:p>
+      <w:pPr>
+        <w:rPr>
+          <w:rFonts w:eastAsia="Calibri"/>
+        </w:rPr>
+      </w:pPr>
+      <w:r>
+        <w:rPr>
+          <w:rFonts w:eastAsia="Calibri"/>
+        </w:rPr>
+        <w:t xml:space="preserve">   </w:t>
+      </w:r>
+      <w:proofErr w:type="spellStart"/>
+      <w:proofErr w:type="gramStart"/>
+      <w:r>
+        <w:rPr>
+          <w:rFonts w:eastAsia="Calibri"/>
+        </w:rPr>
+        <w:t>ki</w:t>
+      </w:r>
+      <w:proofErr w:type="spellEnd"/>
+      <w:proofErr w:type="gramEnd"/>
+      <w:r>
+        <w:rPr>
+          <w:rFonts w:eastAsia="Calibri"/>
+        </w:rPr>
+        <w:t xml:space="preserve"> appointment         </w:t>
+      </w:r>
+      <w:proofErr w:type="spellStart"/>
+      <w:r>
+        <w:rPr>
+          <w:rFonts w:eastAsia="Calibri"/>
+        </w:rPr>
+        <w:t>appointment</w:t>
+      </w:r>
+      <w:proofErr w:type="spellEnd"/>
+    </w:p>
+    <w:p>
+      <w:pPr>
+        <w:rPr>
+          <w:rFonts w:eastAsia="Calibri"/>
+        </w:rPr>
+      </w:pPr>
+      <w:r>
+        <w:rPr>
+          <w:rFonts w:eastAsia="Calibri"/>
+        </w:rPr>
+        <w:t xml:space="preserve">   </w:t>
+      </w:r>
+      <w:proofErr w:type="gramStart"/>
+      <w:r>
+        <w:rPr>
+          <w:rFonts w:eastAsia="Calibri"/>
+        </w:rPr>
+        <w:t>book</w:t>
+      </w:r>
+      <w:proofErr w:type="gramEnd"/>
+      <w:r>
+        <w:rPr>
+          <w:rFonts w:eastAsia="Calibri"/>
+        </w:rPr>
+        <w:t xml:space="preserve"> </w:t>
+      </w:r>
+      <w:proofErr w:type="spellStart"/>
+      <w:r>
+        <w:rPr>
+          <w:rFonts w:eastAsia="Calibri"/>
+        </w:rPr>
+        <w:t>kare</w:t>
+      </w:r>
+      <w:proofErr w:type="spellEnd"/>
+      <w:r>
+        <w:rPr>
+          <w:rFonts w:eastAsia="Calibri"/>
+        </w:rPr>
+        <w:t xml:space="preserve">             book </w:t>
+      </w:r>
+      <w:proofErr w:type="spellStart"/>
+      <w:r>
+        <w:rPr>
+          <w:rFonts w:eastAsia="Calibri"/>
+        </w:rPr>
+        <w:t>kare</w:t>
+      </w:r>
+      <w:proofErr w:type="spellEnd"/>
+    </w:p>
+    <w:p>
+      <w:pPr>
+        <w:rPr>
+          <w:rFonts w:eastAsia="Calibri"/>
+        </w:rPr>
+      </w:pPr>
+      <w:r>
+        <w:rPr>
+          <w:rFonts w:ascii="Segoe UI Symbol" w:eastAsia="Calibri" w:hAnsi="Segoe UI Symbol" w:cs="Segoe UI Symbol"/>
+        </w:rPr>
+        <w:t>✅</w:t>
+      </w:r>
+      <w:r>
+        <w:rPr>
+          <w:rFonts w:eastAsia="Calibri"/>
+        </w:rPr>
+        <w:t xml:space="preserve"> Walk-in </w:t>
+      </w:r>
+      <w:proofErr w:type="gramStart"/>
+      <w:r>
+        <w:rPr>
+          <w:rFonts w:eastAsia="Calibri"/>
+        </w:rPr>
+        <w:t>patients</w:t>
+      </w:r>
+      <w:proofErr w:type="gramEnd"/>
+      <w:r>
+        <w:rPr>
+          <w:rFonts w:eastAsia="Calibri"/>
+        </w:rPr>
+        <w:t xml:space="preserve">    </w:t>
+      </w:r>
+      <w:r>
+        <w:rPr>
+          <w:rFonts w:ascii="Segoe UI Symbol" w:eastAsia="Calibri" w:hAnsi="Segoe UI Symbol" w:cs="Segoe UI Symbol"/>
+        </w:rPr>
+        <w:t>✅</w:t>
+      </w:r>
+      <w:r>
+        <w:rPr>
+          <w:rFonts w:eastAsia="Calibri"/>
+        </w:rPr>
+        <w:t xml:space="preserve"> Follow-up</w:t>
+      </w:r>
+    </w:p>
+    <w:p>
+      <w:pPr>
+        <w:rPr>
+          <w:rFonts w:eastAsia="Calibri"/>
+        </w:rPr>
+      </w:pPr>
+      <w:r>
+        <w:rPr>
+          <w:rFonts w:ascii="Segoe UI Symbol" w:eastAsia="Calibri" w:hAnsi="Segoe UI Symbol" w:cs="Segoe UI Symbol"/>
+        </w:rPr>
+        <w:t>✅</w:t>
+      </w:r>
+      <w:r>
+        <w:rPr>
+          <w:rFonts w:eastAsia="Calibri"/>
+        </w:rPr>
+        <w:t xml:space="preserve"> Emergency              appointments</w:t>
+      </w:r>
+    </w:p>
+    <w:p>
+      <w:pPr>
+        <w:rPr>
+          <w:rFonts w:eastAsia="Calibri"/>
+        </w:rPr>
+      </w:pPr>
+    </w:p>
+    <w:p>
+      <w:pPr>
+        <w:rPr>
+          <w:rFonts w:eastAsia="Calibri"/>
+          <w:b/>
+          <w:color w:val="00B050"/>
+          <w:sz w:val="28"/>
+          <w:szCs w:val="28"/>
+        </w:rPr>
+      </w:pPr>
+      <w:r>
+        <w:rPr>
+          <w:rFonts w:eastAsia="Calibri"/>
+          <w:b/>
+          <w:color w:val="00B050"/>
+          <w:sz w:val="28"/>
+          <w:szCs w:val="28"/>
+        </w:rPr>
+        <w:t xml:space="preserve">Just do like this </w:t>
+      </w:r>
+    </w:p>
+    <w:p>
+      <w:pPr>
+        <w:rPr>
+          <w:rFonts w:eastAsia="Calibri"/>
+        </w:rPr>
+      </w:pPr>
+    </w:p>
+    <w:p>
+      <w:pPr>
+        <w:pStyle w:val="NoSpacing"/>
+      </w:pPr>
+      <w:proofErr w:type="spellStart"/>
+      <w:r>
+        <w:t>Bilkul</w:t>
+      </w:r>
+      <w:proofErr w:type="spellEnd"/>
+      <w:r>
+        <w:t xml:space="preserve"> clear </w:t>
+      </w:r>
+      <w:proofErr w:type="spellStart"/>
+      <w:r>
+        <w:t>karta</w:t>
+      </w:r>
+      <w:proofErr w:type="spellEnd"/>
+      <w:r>
+        <w:t xml:space="preserve"> </w:t>
+      </w:r>
+      <w:proofErr w:type="spellStart"/>
+      <w:r>
+        <w:t>hoon</w:t>
+      </w:r>
+      <w:proofErr w:type="spellEnd"/>
+      <w:r>
+        <w:t xml:space="preserve">! </w:t>
+      </w:r>
+      <w:proofErr w:type="spellStart"/>
+      <w:r>
+        <w:t>Yeh</w:t>
+      </w:r>
+      <w:proofErr w:type="spellEnd"/>
+      <w:r>
+        <w:t xml:space="preserve"> </w:t>
+      </w:r>
+      <w:proofErr w:type="spellStart"/>
+      <w:r>
+        <w:t>bohot</w:t>
+      </w:r>
+      <w:proofErr w:type="spellEnd"/>
+      <w:r>
+        <w:t xml:space="preserve"> important architectural question </w:t>
+      </w:r>
+      <w:proofErr w:type="spellStart"/>
+      <w:r>
+        <w:t>hai</w:t>
+      </w:r>
+      <w:proofErr w:type="spellEnd"/>
+      <w:r>
+        <w:t>.</w:t>
+      </w:r>
+    </w:p>
+    <w:p>
+      <w:pPr>
+        <w:pStyle w:val="NoSpacing"/>
+      </w:pPr>
+      <w:r>
+        <w:pict>
+          <v:rect id="_x0000_i1025" style="width:0;height:1.5pt" o:hralign="center" o:hrstd="t" o:hr="t" fillcolor="#a0a0a0" stroked="f"/>
+        </w:pict>
+      </w:r>
+    </w:p>
+    <w:p>
+      <w:pPr>
+        <w:pStyle w:val="NoSpacing"/>
+      </w:pPr>
+      <w:r>
+        <w:t xml:space="preserve">Industry Standard — Real Hospital Mein </w:t>
+      </w:r>
+      <w:proofErr w:type="spellStart"/>
+      <w:r>
+        <w:t>Kaisa</w:t>
+      </w:r>
+      <w:proofErr w:type="spellEnd"/>
+      <w:r>
+        <w:t xml:space="preserve"> </w:t>
+      </w:r>
+      <w:proofErr w:type="spellStart"/>
+      <w:r>
+        <w:t>Hota</w:t>
+      </w:r>
+      <w:proofErr w:type="spellEnd"/>
+      <w:r>
+        <w:t xml:space="preserve"> </w:t>
+      </w:r>
+      <w:proofErr w:type="spellStart"/>
+      <w:r>
+        <w:t>Hai</w:t>
+      </w:r>
+      <w:proofErr w:type="spellEnd"/>
+      <w:r>
+        <w:t>?</w:t>
+      </w:r>
+    </w:p>
+    <w:p>
+      <w:pPr>
+        <w:pStyle w:val="NoSpacing"/>
+      </w:pPr>
+      <w:r>
+        <w:t>SAME SYSTEM — ALAG VIEWS/PERMISSIONS</w:t>
+      </w:r>
+    </w:p>
+    <w:p>
+      <w:pPr>
+        <w:pStyle w:val="NoSpacing"/>
+      </w:pPr>
+      <w:proofErr w:type="spellStart"/>
+      <w:r>
+        <w:t>Matlab</w:t>
+      </w:r>
+      <w:proofErr w:type="spellEnd"/>
+      <w:r>
+        <w:t xml:space="preserve"> </w:t>
+      </w:r>
+      <w:proofErr w:type="spellStart"/>
+      <w:r>
+        <w:t>alag</w:t>
+      </w:r>
+      <w:proofErr w:type="spellEnd"/>
+      <w:r>
+        <w:t xml:space="preserve"> controller </w:t>
+      </w:r>
+      <w:proofErr w:type="spellStart"/>
+      <w:r>
+        <w:t>nahi</w:t>
+      </w:r>
+      <w:proofErr w:type="spellEnd"/>
+      <w:r>
+        <w:t xml:space="preserve"> — </w:t>
+      </w:r>
+      <w:proofErr w:type="spellStart"/>
+      <w:r>
+        <w:t>alag</w:t>
+      </w:r>
+      <w:proofErr w:type="spellEnd"/>
+      <w:r>
+        <w:t xml:space="preserve"> dashboard </w:t>
+      </w:r>
+      <w:proofErr w:type="spellStart"/>
+      <w:r>
+        <w:t>aur</w:t>
+      </w:r>
+      <w:proofErr w:type="spellEnd"/>
+      <w:r>
+        <w:t xml:space="preserve"> filtered views </w:t>
+      </w:r>
+      <w:proofErr w:type="spellStart"/>
+      <w:r>
+        <w:t>hote</w:t>
+      </w:r>
+      <w:proofErr w:type="spellEnd"/>
+      <w:r>
+        <w:t xml:space="preserve"> </w:t>
+      </w:r>
+      <w:proofErr w:type="spellStart"/>
+      <w:r>
+        <w:t>hain</w:t>
+      </w:r>
+      <w:proofErr w:type="spellEnd"/>
+      <w:r>
+        <w:t>.</w:t>
+      </w:r>
+    </w:p>
+    <w:p>
+      <w:pPr>
+        <w:pStyle w:val="NoSpacing"/>
+      </w:pPr>
+      <w:r>
+        <w:pict>
+          <v:rect id="_x0000_i1026" style="width:0;height:1.5pt" o:hralign="center" o:hrstd="t" o:hr="t" fillcolor="#a0a0a0" stroked="f"/>
+        </w:pict>
+      </w:r>
+    </w:p>
+    <w:p>
+      <w:pPr>
+        <w:pStyle w:val="NoSpacing"/>
+      </w:pPr>
+      <w:r>
+        <w:t xml:space="preserve">Real Example — Aga Khan Hospital, </w:t>
+      </w:r>
+      <w:proofErr w:type="spellStart"/>
+      <w:r>
+        <w:t>Shaukat</w:t>
+      </w:r>
+      <w:proofErr w:type="spellEnd"/>
+      <w:r>
+        <w:t xml:space="preserve"> </w:t>
+      </w:r>
+      <w:proofErr w:type="spellStart"/>
+      <w:r>
+        <w:t>Khanum</w:t>
+      </w:r>
+      <w:proofErr w:type="spellEnd"/>
+    </w:p>
+    <w:p>
+      <w:pPr>
+        <w:pStyle w:val="NoSpacing"/>
+      </w:pPr>
+      <w:r>
+        <w:t xml:space="preserve">RECEPTIONIST login </w:t>
+      </w:r>
+      <w:proofErr w:type="spellStart"/>
+      <w:r>
+        <w:t>karta</w:t>
+      </w:r>
+      <w:proofErr w:type="spellEnd"/>
+      <w:r>
+        <w:t xml:space="preserve"> </w:t>
+      </w:r>
+      <w:proofErr w:type="spellStart"/>
+      <w:r>
+        <w:t>hai</w:t>
+      </w:r>
+      <w:proofErr w:type="spellEnd"/>
+      <w:r>
+        <w:t>:</w:t>
+      </w:r>
+    </w:p>
+    <w:p>
+      <w:pPr>
+        <w:pStyle w:val="NoSpacing"/>
+      </w:pPr>
+      <w:r>
+        <w:rPr>
+          <w:rFonts w:ascii="Arial" w:hAnsi="Arial" w:cs="Arial"/>
+        </w:rPr>
+        <w:t>├</w:t>
+      </w:r>
+      <w:r>
+        <w:rPr>
+          <w:rFonts w:ascii="Calibri" w:hAnsi="Calibri" w:cs="Calibri"/>
+        </w:rPr>
+        <w:t>──</w:t>
+      </w:r>
+      <w:r>
+        <w:t xml:space="preserve"> Patient register </w:t>
+      </w:r>
+      <w:proofErr w:type="spellStart"/>
+      <w:r>
+        <w:t>karta</w:t>
+      </w:r>
+      <w:proofErr w:type="spellEnd"/>
+      <w:r>
+        <w:t xml:space="preserve"> </w:t>
+      </w:r>
+      <w:proofErr w:type="spellStart"/>
+      <w:r>
+        <w:t>hai</w:t>
+      </w:r>
+      <w:proofErr w:type="spellEnd"/>
+    </w:p>
+    <w:p>
+      <w:pPr>
+        <w:pStyle w:val="NoSpacing"/>
+      </w:pPr>
+      <w:r>
+        <w:rPr>
+          <w:rFonts w:ascii="Arial" w:hAnsi="Arial" w:cs="Arial"/>
+        </w:rPr>
+        <w:t>├</w:t>
+      </w:r>
+      <w:r>
+        <w:rPr>
+          <w:rFonts w:ascii="Calibri" w:hAnsi="Calibri" w:cs="Calibri"/>
+        </w:rPr>
+        <w:t>──</w:t>
+      </w:r>
+      <w:r>
+        <w:t xml:space="preserve"> Appointment book </w:t>
+      </w:r>
+      <w:proofErr w:type="spellStart"/>
+      <w:r>
+        <w:t>karta</w:t>
+      </w:r>
+      <w:proofErr w:type="spellEnd"/>
+      <w:r>
+        <w:t xml:space="preserve"> </w:t>
+      </w:r>
+      <w:proofErr w:type="spellStart"/>
+      <w:r>
+        <w:t>hai</w:t>
+      </w:r>
+      <w:proofErr w:type="spellEnd"/>
+    </w:p>
+    <w:p>
+      <w:pPr>
+        <w:pStyle w:val="NoSpacing"/>
+      </w:pPr>
+      <w:r>
+        <w:rPr>
+          <w:rFonts w:ascii="Arial" w:hAnsi="Arial" w:cs="Arial"/>
+        </w:rPr>
+        <w:t>├</w:t>
+      </w:r>
+      <w:r>
+        <w:rPr>
+          <w:rFonts w:ascii="Calibri" w:hAnsi="Calibri" w:cs="Calibri"/>
+        </w:rPr>
+        <w:t>──</w:t>
+      </w:r>
+      <w:r>
+        <w:t xml:space="preserve"> Doctor assign </w:t>
+      </w:r>
+      <w:proofErr w:type="spellStart"/>
+      <w:r>
+        <w:t>karta</w:t>
+      </w:r>
+      <w:proofErr w:type="spellEnd"/>
+      <w:r>
+        <w:t xml:space="preserve"> </w:t>
+      </w:r>
+      <w:proofErr w:type="spellStart"/>
+      <w:r>
+        <w:t>hai</w:t>
+      </w:r>
+      <w:proofErr w:type="spellEnd"/>
+    </w:p>
+    <w:p>
+      <w:pPr>
+        <w:pStyle w:val="NoSpacing"/>
+      </w:pPr>
+      <w:r>
+        <w:t xml:space="preserve">└── </w:t>
+      </w:r>
+      <w:proofErr w:type="gramStart"/>
+      <w:r>
+        <w:t>Billing</w:t>
+      </w:r>
+      <w:proofErr w:type="gramEnd"/>
+      <w:r>
+        <w:t xml:space="preserve"> </w:t>
+      </w:r>
+      <w:proofErr w:type="spellStart"/>
+      <w:r>
+        <w:t>karta</w:t>
+      </w:r>
+      <w:proofErr w:type="spellEnd"/>
+      <w:r>
+        <w:t xml:space="preserve"> </w:t>
+      </w:r>
+      <w:proofErr w:type="spellStart"/>
+      <w:r>
+        <w:t>hai</w:t>
+      </w:r>
+      <w:proofErr w:type="spellEnd"/>
+    </w:p>
+    <w:p>
+      <w:pPr>
+        <w:pStyle w:val="NoSpacing"/>
+      </w:pPr>
+    </w:p>
+    <w:p>
+      <w:pPr>
+        <w:pStyle w:val="NoSpacing"/>
+      </w:pPr>
+      <w:r>
+        <w:t xml:space="preserve">DOCTOR login </w:t>
+      </w:r>
+      <w:proofErr w:type="spellStart"/>
+      <w:r>
+        <w:t>karta</w:t>
+      </w:r>
+      <w:proofErr w:type="spellEnd"/>
+      <w:r>
+        <w:t xml:space="preserve"> </w:t>
+      </w:r>
+      <w:proofErr w:type="spellStart"/>
+      <w:r>
+        <w:t>hai</w:t>
+      </w:r>
+      <w:proofErr w:type="spellEnd"/>
+      <w:r>
+        <w:t>:</w:t>
+      </w:r>
+    </w:p>
+    <w:p>
+      <w:pPr>
+        <w:pStyle w:val="NoSpacing"/>
+      </w:pPr>
+      <w:r>
+        <w:rPr>
+          <w:rFonts w:ascii="Arial" w:hAnsi="Arial" w:cs="Arial"/>
+        </w:rPr>
+        <w:t>├</w:t>
+      </w:r>
+      <w:r>
+        <w:rPr>
+          <w:rFonts w:ascii="Calibri" w:hAnsi="Calibri" w:cs="Calibri"/>
+        </w:rPr>
+        <w:t>──</w:t>
+      </w:r>
+      <w:r>
+        <w:t xml:space="preserve"> </w:t>
+      </w:r>
+      <w:proofErr w:type="spellStart"/>
+      <w:r>
+        <w:t>Sirf</w:t>
+      </w:r>
+      <w:proofErr w:type="spellEnd"/>
+      <w:r>
+        <w:t xml:space="preserve"> APNI appointments </w:t>
+      </w:r>
+      <w:proofErr w:type="spellStart"/>
+      <w:r>
+        <w:t>dikhti</w:t>
+      </w:r>
+      <w:proofErr w:type="spellEnd"/>
+      <w:r>
+        <w:t xml:space="preserve"> </w:t>
+      </w:r>
+      <w:proofErr w:type="spellStart"/>
+      <w:r>
+        <w:t>hain</w:t>
+      </w:r>
+      <w:proofErr w:type="spellEnd"/>
+    </w:p>
+    <w:p>
+      <w:pPr>
+        <w:pStyle w:val="NoSpacing"/>
+      </w:pPr>
+      <w:r>
+        <w:rPr>
+          <w:rFonts w:ascii="Arial" w:hAnsi="Arial" w:cs="Arial"/>
+        </w:rPr>
+        <w:t>├</w:t>
+      </w:r>
+      <w:r>
+        <w:rPr>
+          <w:rFonts w:ascii="Calibri" w:hAnsi="Calibri" w:cs="Calibri"/>
+        </w:rPr>
+        <w:t>──</w:t>
+      </w:r>
+      <w:r>
+        <w:t xml:space="preserve"> Patient open </w:t>
+      </w:r>
+      <w:proofErr w:type="spellStart"/>
+      <w:r>
+        <w:t>karta</w:t>
+      </w:r>
+      <w:proofErr w:type="spellEnd"/>
+      <w:r>
+        <w:t xml:space="preserve"> </w:t>
+      </w:r>
+      <w:proofErr w:type="spellStart"/>
+      <w:r>
+        <w:t>hai</w:t>
+      </w:r>
+      <w:proofErr w:type="spellEnd"/>
+    </w:p>
+    <w:p>
+      <w:pPr>
+        <w:pStyle w:val="NoSpacing"/>
+      </w:pPr>
+      <w:r>
+        <w:rPr>
+          <w:rFonts w:ascii="Arial" w:hAnsi="Arial" w:cs="Arial"/>
+        </w:rPr>
+        <w:t>├</w:t>
+      </w:r>
+      <w:r>
+        <w:rPr>
+          <w:rFonts w:ascii="Calibri" w:hAnsi="Calibri" w:cs="Calibri"/>
+        </w:rPr>
+        <w:t>──</w:t>
+      </w:r>
+      <w:r>
+        <w:t xml:space="preserve"> Lab order DETA </w:t>
+      </w:r>
+      <w:proofErr w:type="spellStart"/>
+      <w:r>
+        <w:t>hai</w:t>
+      </w:r>
+      <w:proofErr w:type="spellEnd"/>
+      <w:r>
+        <w:t xml:space="preserve"> (create </w:t>
+      </w:r>
+      <w:proofErr w:type="spellStart"/>
+      <w:r>
+        <w:t>karta</w:t>
+      </w:r>
+      <w:proofErr w:type="spellEnd"/>
+      <w:r>
+        <w:t xml:space="preserve"> </w:t>
+      </w:r>
+      <w:proofErr w:type="spellStart"/>
+      <w:r>
+        <w:t>hai</w:t>
+      </w:r>
+      <w:proofErr w:type="spellEnd"/>
+      <w:r>
+        <w:t>)</w:t>
+      </w:r>
+    </w:p>
+    <w:p>
+      <w:pPr>
+        <w:pStyle w:val="NoSpacing"/>
+      </w:pPr>
+      <w:r>
+        <w:rPr>
+          <w:rFonts w:ascii="Arial" w:hAnsi="Arial" w:cs="Arial"/>
+        </w:rPr>
+        <w:t>├</w:t>
+      </w:r>
+      <w:r>
+        <w:rPr>
+          <w:rFonts w:ascii="Calibri" w:hAnsi="Calibri" w:cs="Calibri"/>
+        </w:rPr>
+        <w:t>──</w:t>
+      </w:r>
+      <w:r>
+        <w:t xml:space="preserve"> Radiology order DETA </w:t>
+      </w:r>
+      <w:proofErr w:type="spellStart"/>
+      <w:r>
+        <w:t>hai</w:t>
+      </w:r>
+      <w:proofErr w:type="spellEnd"/>
+    </w:p>
+    <w:p>
+      <w:pPr>
+        <w:pStyle w:val="NoSpacing"/>
+      </w:pPr>
+      <w:r>
+        <w:rPr>
+          <w:rFonts w:ascii="Arial" w:hAnsi="Arial" w:cs="Arial"/>
+        </w:rPr>
+        <w:t>├</w:t>
+      </w:r>
+      <w:r>
+        <w:rPr>
+          <w:rFonts w:ascii="Calibri" w:hAnsi="Calibri" w:cs="Calibri"/>
+        </w:rPr>
+        <w:t>──</w:t>
+      </w:r>
+      <w:r>
+        <w:t xml:space="preserve"> Prescription LIKHTA </w:t>
+      </w:r>
+      <w:proofErr w:type="spellStart"/>
+      <w:r>
+        <w:t>hai</w:t>
+      </w:r>
+      <w:proofErr w:type="spellEnd"/>
+    </w:p>
+    <w:p>
+      <w:pPr>
+        <w:pStyle w:val="NoSpacing"/>
+      </w:pPr>
+      <w:r>
+        <w:t xml:space="preserve">└── Results </w:t>
+      </w:r>
+      <w:proofErr w:type="spellStart"/>
+      <w:r>
+        <w:t>dekhta</w:t>
+      </w:r>
+      <w:proofErr w:type="spellEnd"/>
+      <w:r>
+        <w:t xml:space="preserve"> </w:t>
+      </w:r>
+      <w:proofErr w:type="spellStart"/>
+      <w:r>
+        <w:t>hai</w:t>
+      </w:r>
+      <w:proofErr w:type="spellEnd"/>
+      <w:r>
+        <w:t xml:space="preserve"> (</w:t>
+      </w:r>
+      <w:proofErr w:type="spellStart"/>
+      <w:r>
+        <w:t>sirf</w:t>
+      </w:r>
+      <w:proofErr w:type="spellEnd"/>
+      <w:r>
+        <w:t xml:space="preserve"> </w:t>
+      </w:r>
+      <w:proofErr w:type="spellStart"/>
+      <w:r>
+        <w:t>apne</w:t>
+      </w:r>
+      <w:proofErr w:type="spellEnd"/>
+      <w:r>
+        <w:t xml:space="preserve"> </w:t>
+      </w:r>
+      <w:proofErr w:type="gramStart"/>
+      <w:r>
+        <w:t>patients</w:t>
+      </w:r>
+      <w:proofErr w:type="gramEnd"/>
+      <w:r>
+        <w:t xml:space="preserve"> </w:t>
+      </w:r>
+      <w:proofErr w:type="spellStart"/>
+      <w:r>
+        <w:t>ke</w:t>
+      </w:r>
+      <w:proofErr w:type="spellEnd"/>
+      <w:r>
+        <w:t>)</w:t>
+      </w:r>
+    </w:p>
+    <w:p>
+      <w:pPr>
+        <w:pStyle w:val="NoSpacing"/>
+      </w:pPr>
+    </w:p>
+    <w:p>
+      <w:pPr>
+        <w:pStyle w:val="NoSpacing"/>
+      </w:pPr>
+      <w:r>
+        <w:t xml:space="preserve">LAB TECHNICIAN login </w:t>
+      </w:r>
+      <w:proofErr w:type="spellStart"/>
+      <w:r>
+        <w:t>karta</w:t>
+      </w:r>
+      <w:proofErr w:type="spellEnd"/>
+      <w:r>
+        <w:t xml:space="preserve"> </w:t>
+      </w:r>
+      <w:proofErr w:type="spellStart"/>
+      <w:r>
+        <w:t>hai</w:t>
+      </w:r>
+      <w:proofErr w:type="spellEnd"/>
+      <w:r>
+        <w:t>:</w:t>
+      </w:r>
+    </w:p>
+    <w:p>
+      <w:pPr>
+        <w:pStyle w:val="NoSpacing"/>
+      </w:pPr>
+      <w:r>
+        <w:rPr>
+          <w:rFonts w:ascii="Arial" w:hAnsi="Arial" w:cs="Arial"/>
+        </w:rPr>
+        <w:t>├</w:t>
+      </w:r>
+      <w:r>
+        <w:rPr>
+          <w:rFonts w:ascii="Calibri" w:hAnsi="Calibri" w:cs="Calibri"/>
+        </w:rPr>
+        <w:t>──</w:t>
+      </w:r>
+      <w:r>
+        <w:t xml:space="preserve"> </w:t>
+      </w:r>
+      <w:proofErr w:type="spellStart"/>
+      <w:r>
+        <w:t>Saari</w:t>
+      </w:r>
+      <w:proofErr w:type="spellEnd"/>
+      <w:r>
+        <w:t xml:space="preserve"> pending lab orders </w:t>
+      </w:r>
+      <w:proofErr w:type="spellStart"/>
+      <w:r>
+        <w:t>dikhti</w:t>
+      </w:r>
+      <w:proofErr w:type="spellEnd"/>
+      <w:r>
+        <w:t xml:space="preserve"> </w:t>
+      </w:r>
+      <w:proofErr w:type="spellStart"/>
+      <w:r>
+        <w:t>hain</w:t>
+      </w:r>
+      <w:proofErr w:type="spellEnd"/>
+    </w:p>
+    <w:p>
+      <w:pPr>
+        <w:pStyle w:val="NoSpacing"/>
+      </w:pPr>
+      <w:r>
+        <w:rPr>
+          <w:rFonts w:ascii="Arial" w:hAnsi="Arial" w:cs="Arial"/>
+        </w:rPr>
+        <w:t>├</w:t>
+      </w:r>
+      <w:r>
+        <w:rPr>
+          <w:rFonts w:ascii="Calibri" w:hAnsi="Calibri" w:cs="Calibri"/>
+        </w:rPr>
+        <w:t>──</w:t>
+      </w:r>
+      <w:r>
+        <w:t xml:space="preserve"> Sample collect </w:t>
+      </w:r>
+      <w:proofErr w:type="spellStart"/>
+      <w:r>
+        <w:t>karta</w:t>
+      </w:r>
+      <w:proofErr w:type="spellEnd"/>
+      <w:r>
+        <w:t xml:space="preserve"> </w:t>
+      </w:r>
+      <w:proofErr w:type="spellStart"/>
+      <w:r>
+        <w:t>hai</w:t>
+      </w:r>
+      <w:proofErr w:type="spellEnd"/>
+    </w:p>
+    <w:p>
+      <w:pPr>
+        <w:pStyle w:val="NoSpacing"/>
+      </w:pPr>
+      <w:r>
+        <w:rPr>
+          <w:rFonts w:ascii="Arial" w:hAnsi="Arial" w:cs="Arial"/>
+        </w:rPr>
+        <w:t>├</w:t>
+      </w:r>
+      <w:r>
+        <w:rPr>
+          <w:rFonts w:ascii="Calibri" w:hAnsi="Calibri" w:cs="Calibri"/>
+        </w:rPr>
+        <w:t>──</w:t>
+      </w:r>
+      <w:r>
+        <w:t xml:space="preserve"> Results enter </w:t>
+      </w:r>
+      <w:proofErr w:type="spellStart"/>
+      <w:r>
+        <w:t>karta</w:t>
+      </w:r>
+      <w:proofErr w:type="spellEnd"/>
+      <w:r>
+        <w:t xml:space="preserve"> </w:t>
+      </w:r>
+      <w:proofErr w:type="spellStart"/>
+      <w:r>
+        <w:t>hai</w:t>
+      </w:r>
+      <w:proofErr w:type="spellEnd"/>
+    </w:p>
+    <w:p>
+      <w:pPr>
+        <w:pStyle w:val="NoSpacing"/>
+      </w:pPr>
+      <w:r>
+        <w:t xml:space="preserve">└── Report deliver </w:t>
+      </w:r>
+      <w:proofErr w:type="spellStart"/>
+      <w:r>
+        <w:t>karta</w:t>
+      </w:r>
+      <w:proofErr w:type="spellEnd"/>
+      <w:r>
+        <w:t xml:space="preserve"> </w:t>
+      </w:r>
+      <w:proofErr w:type="spellStart"/>
+      <w:r>
+        <w:t>hai</w:t>
+      </w:r>
+      <w:proofErr w:type="spellEnd"/>
+    </w:p>
+    <w:p>
+      <w:pPr>
+        <w:pStyle w:val="NoSpacing"/>
+      </w:pPr>
+    </w:p>
+    <w:p>
+      <w:pPr>
+        <w:pStyle w:val="NoSpacing"/>
+      </w:pPr>
+      <w:r>
+        <w:t xml:space="preserve">RADIOLOGIST login </w:t>
+      </w:r>
+      <w:proofErr w:type="spellStart"/>
+      <w:r>
+        <w:t>karta</w:t>
+      </w:r>
+      <w:proofErr w:type="spellEnd"/>
+      <w:r>
+        <w:t xml:space="preserve"> </w:t>
+      </w:r>
+      <w:proofErr w:type="spellStart"/>
+      <w:r>
+        <w:t>hai</w:t>
+      </w:r>
+      <w:proofErr w:type="spellEnd"/>
+      <w:r>
+        <w:t>:</w:t>
+      </w:r>
+    </w:p>
+    <w:p>
+      <w:pPr>
+        <w:pStyle w:val="NoSpacing"/>
+      </w:pPr>
+      <w:r>
+        <w:rPr>
+          <w:rFonts w:ascii="Arial" w:hAnsi="Arial" w:cs="Arial"/>
+        </w:rPr>
+        <w:t>├</w:t>
+      </w:r>
+      <w:r>
+        <w:rPr>
+          <w:rFonts w:ascii="Calibri" w:hAnsi="Calibri" w:cs="Calibri"/>
+        </w:rPr>
+        <w:t>──</w:t>
+      </w:r>
+      <w:r>
+        <w:t xml:space="preserve"> Assigned radiology orders</w:t>
+      </w:r>
+    </w:p>
+    <w:p>
+      <w:pPr>
+        <w:pStyle w:val="NoSpacing"/>
+      </w:pPr>
+      <w:r>
+        <w:rPr>
+          <w:rFonts w:ascii="Arial" w:hAnsi="Arial" w:cs="Arial"/>
+        </w:rPr>
+        <w:t>├</w:t>
+      </w:r>
+      <w:r>
+        <w:rPr>
+          <w:rFonts w:ascii="Calibri" w:hAnsi="Calibri" w:cs="Calibri"/>
+        </w:rPr>
+        <w:t>──</w:t>
+      </w:r>
+      <w:r>
+        <w:t xml:space="preserve"> Report </w:t>
+      </w:r>
+      <w:proofErr w:type="spellStart"/>
+      <w:r>
+        <w:t>likhta</w:t>
+      </w:r>
+      <w:proofErr w:type="spellEnd"/>
+      <w:r>
+        <w:t xml:space="preserve"> </w:t>
+      </w:r>
+      <w:proofErr w:type="spellStart"/>
+      <w:r>
+        <w:t>hai</w:t>
+      </w:r>
+      <w:proofErr w:type="spellEnd"/>
+    </w:p>
+    <w:p>
+      <w:pPr>
+        <w:pStyle w:val="NoSpacing"/>
+      </w:pPr>
+      <w:r>
+        <w:t xml:space="preserve">└── Verify </w:t>
+      </w:r>
+      <w:proofErr w:type="spellStart"/>
+      <w:r>
+        <w:t>karta</w:t>
+      </w:r>
+      <w:proofErr w:type="spellEnd"/>
+      <w:r>
+        <w:t xml:space="preserve"> </w:t>
+      </w:r>
+      <w:proofErr w:type="spellStart"/>
+      <w:r>
+        <w:t>hai</w:t>
+      </w:r>
+      <w:proofErr w:type="spellEnd"/>
+    </w:p>
+    <w:p>
+      <w:pPr>
+        <w:pStyle w:val="NoSpacing"/>
+      </w:pPr>
+      <w:r>
+        <w:pict>
+          <v:rect id="_x0000_i1027" style="width:0;height:1.5pt" o:hralign="center" o:hrstd="t" o:hr="t" fillcolor="#a0a0a0" stroked="f"/>
+        </w:pict>
+      </w:r>
+    </w:p>
+    <w:p>
+      <w:pPr>
+        <w:pStyle w:val="NoSpacing"/>
+      </w:pPr>
+      <w:proofErr w:type="spellStart"/>
+      <w:r>
+        <w:t>Aapke</w:t>
+      </w:r>
+      <w:proofErr w:type="spellEnd"/>
+      <w:r>
+        <w:t xml:space="preserve"> System Mein Kya </w:t>
+      </w:r>
+      <w:proofErr w:type="spellStart"/>
+      <w:r>
+        <w:t>Karna</w:t>
+      </w:r>
+      <w:proofErr w:type="spellEnd"/>
+      <w:r>
+        <w:t xml:space="preserve"> </w:t>
+      </w:r>
+      <w:proofErr w:type="spellStart"/>
+      <w:r>
+        <w:t>Hai</w:t>
+      </w:r>
+      <w:proofErr w:type="spellEnd"/>
+    </w:p>
+    <w:p>
+      <w:pPr>
+        <w:pStyle w:val="NoSpacing"/>
+      </w:pPr>
+      <w:r>
+        <w:t xml:space="preserve">Same Controllers — </w:t>
+      </w:r>
+      <w:proofErr w:type="spellStart"/>
+      <w:r>
+        <w:t>sirf</w:t>
+      </w:r>
+      <w:proofErr w:type="spellEnd"/>
+      <w:r>
+        <w:t xml:space="preserve"> filtered data </w:t>
+      </w:r>
+      <w:proofErr w:type="spellStart"/>
+      <w:r>
+        <w:t>aur</w:t>
+      </w:r>
+      <w:proofErr w:type="spellEnd"/>
+      <w:r>
+        <w:t xml:space="preserve"> </w:t>
+      </w:r>
+      <w:proofErr w:type="spellStart"/>
+      <w:r>
+        <w:t>alag</w:t>
+      </w:r>
+      <w:proofErr w:type="spellEnd"/>
+      <w:r>
+        <w:t xml:space="preserve"> views:</w:t>
+      </w:r>
+    </w:p>
+    <w:p>
+      <w:pPr>
+        <w:pStyle w:val="NoSpacing"/>
+      </w:pPr>
+      <w:proofErr w:type="spellStart"/>
+      <w:r>
+        <w:t>LabOrderController@index</w:t>
+      </w:r>
+      <w:proofErr w:type="spellEnd"/>
+    </w:p>
+    <w:p>
+      <w:pPr>
+        <w:pStyle w:val="NoSpacing"/>
+      </w:pPr>
+      <w:r>
+        <w:rPr>
+          <w:rFonts w:ascii="Arial" w:hAnsi="Arial" w:cs="Arial"/>
+        </w:rPr>
+        <w:t>├</w:t>
+      </w:r>
+      <w:r>
+        <w:rPr>
+          <w:rFonts w:ascii="Calibri" w:hAnsi="Calibri" w:cs="Calibri"/>
+        </w:rPr>
+        <w:t>──</w:t>
+      </w:r>
+      <w:r>
+        <w:t xml:space="preserve"> Super </w:t>
+      </w:r>
+      <w:proofErr w:type="gramStart"/>
+      <w:r>
+        <w:t xml:space="preserve">Admin  </w:t>
+      </w:r>
+      <w:r>
+        <w:rPr>
+          <w:rFonts w:ascii="Calibri" w:hAnsi="Calibri" w:cs="Calibri"/>
+        </w:rPr>
+        <w:t>→</w:t>
+      </w:r>
+      <w:proofErr w:type="gramEnd"/>
+      <w:r>
+        <w:t xml:space="preserve"> sab orders </w:t>
+      </w:r>
+      <w:proofErr w:type="spellStart"/>
+      <w:r>
+        <w:t>dikhta</w:t>
+      </w:r>
+      <w:proofErr w:type="spellEnd"/>
+      <w:r>
+        <w:t xml:space="preserve"> </w:t>
+      </w:r>
+      <w:proofErr w:type="spellStart"/>
+      <w:r>
+        <w:t>hai</w:t>
+      </w:r>
+      <w:proofErr w:type="spellEnd"/>
+    </w:p>
+    <w:p>
+      <w:pPr>
+        <w:pStyle w:val="NoSpacing"/>
+      </w:pPr>
+      <w:r>
+        <w:rPr>
+          <w:rFonts w:ascii="Arial" w:hAnsi="Arial" w:cs="Arial"/>
+        </w:rPr>
+        <w:t>├</w:t>
+      </w:r>
+      <w:r>
+        <w:rPr>
+          <w:rFonts w:ascii="Calibri" w:hAnsi="Calibri" w:cs="Calibri"/>
+        </w:rPr>
+        <w:t>──</w:t>
+      </w:r>
+      <w:r>
+        <w:t xml:space="preserve"> Doctor       → </w:t>
+      </w:r>
+      <w:proofErr w:type="spellStart"/>
+      <w:r>
+        <w:t>sirf</w:t>
+      </w:r>
+      <w:proofErr w:type="spellEnd"/>
+      <w:r>
+        <w:t xml:space="preserve"> </w:t>
+      </w:r>
+      <w:proofErr w:type="spellStart"/>
+      <w:r>
+        <w:t>apne</w:t>
+      </w:r>
+      <w:proofErr w:type="spellEnd"/>
+      <w:r>
+        <w:t xml:space="preserve"> orders (</w:t>
+      </w:r>
+      <w:proofErr w:type="spellStart"/>
+      <w:r>
+        <w:t>doctor_id</w:t>
+      </w:r>
+      <w:proofErr w:type="spellEnd"/>
+      <w:r>
+        <w:t xml:space="preserve"> = </w:t>
+      </w:r>
+      <w:proofErr w:type="spellStart"/>
+      <w:r>
+        <w:t>auth</w:t>
+      </w:r>
+      <w:proofErr w:type="spellEnd"/>
+      <w:r>
+        <w:t xml:space="preserve"> user)</w:t>
+      </w:r>
+    </w:p>
+    <w:p>
+      <w:pPr>
+        <w:pStyle w:val="NoSpacing"/>
+      </w:pPr>
+      <w:r>
+        <w:rPr>
+          <w:rFonts w:ascii="Arial" w:hAnsi="Arial" w:cs="Arial"/>
+        </w:rPr>
+        <w:t>├</w:t>
+      </w:r>
+      <w:r>
+        <w:rPr>
+          <w:rFonts w:ascii="Calibri" w:hAnsi="Calibri" w:cs="Calibri"/>
+        </w:rPr>
+        <w:t>──</w:t>
+      </w:r>
+      <w:r>
+        <w:t xml:space="preserve"> Lab Tech     </w:t>
+      </w:r>
+      <w:r>
+        <w:rPr>
+          <w:rFonts w:ascii="Calibri" w:hAnsi="Calibri" w:cs="Calibri"/>
+        </w:rPr>
+        <w:t>→</w:t>
+      </w:r>
+      <w:r>
+        <w:t xml:space="preserve"> </w:t>
+      </w:r>
+      <w:proofErr w:type="spellStart"/>
+      <w:r>
+        <w:t>sirf</w:t>
+      </w:r>
+      <w:proofErr w:type="spellEnd"/>
+      <w:r>
+        <w:t xml:space="preserve"> pending/processing orders</w:t>
+      </w:r>
+    </w:p>
+    <w:p>
+      <w:pPr>
+        <w:pStyle w:val="NoSpacing"/>
+      </w:pPr>
+      <w:r>
+        <w:t>└── Receptionist → read only</w:t>
+      </w:r>
+    </w:p>
+    <w:p>
+      <w:r>
+        <w:t xml:space="preserve">Doctor </w:t>
+      </w:r>
+      <w:proofErr w:type="spellStart"/>
+      <w:r>
+        <w:t>Ka</w:t>
+      </w:r>
+      <w:proofErr w:type="spellEnd"/>
+      <w:r>
+        <w:t xml:space="preserve"> Flow — Practically</w:t>
+      </w:r>
+    </w:p>
+    <w:p>
+      <w:r>
+        <w:t xml:space="preserve">Doctor login </w:t>
+      </w:r>
+      <w:proofErr w:type="spellStart"/>
+      <w:r>
+        <w:t>karta</w:t>
+      </w:r>
+      <w:proofErr w:type="spellEnd"/>
+      <w:r>
+        <w:t xml:space="preserve"> </w:t>
+      </w:r>
+      <w:proofErr w:type="spellStart"/>
+      <w:r>
+        <w:t>hai</w:t>
+      </w:r>
+      <w:proofErr w:type="spellEnd"/>
+    </w:p>
+    <w:p>
+      <w:r>
+        <w:t xml:space="preserve">        ↓</w:t>
+      </w:r>
+    </w:p>
+    <w:p>
+      <w:r>
+        <w:t xml:space="preserve">Doctor Dashboard </w:t>
+      </w:r>
+      <w:proofErr w:type="spellStart"/>
+      <w:r>
+        <w:t>dikhta</w:t>
+      </w:r>
+      <w:proofErr w:type="spellEnd"/>
+      <w:r>
+        <w:t xml:space="preserve"> </w:t>
+      </w:r>
+      <w:proofErr w:type="spellStart"/>
+      <w:r>
+        <w:t>hai</w:t>
+      </w:r>
+      <w:proofErr w:type="spellEnd"/>
+    </w:p>
+    <w:p>
+      <w:r>
+        <w:t>(</w:t>
+      </w:r>
+      <w:proofErr w:type="gramStart"/>
+      <w:r>
+        <w:t>today's</w:t>
+      </w:r>
+      <w:proofErr w:type="gramEnd"/>
+      <w:r>
+        <w:t xml:space="preserve"> appointments, pending results)</w:t>
+      </w:r>
+    </w:p>
+    <w:p>
+      <w:r>
+        <w:t xml:space="preserve">        ↓</w:t>
+      </w:r>
+    </w:p>
+    <w:p>
+      <w:r>
+        <w:t xml:space="preserve">Appointment </w:t>
+      </w:r>
+      <w:proofErr w:type="spellStart"/>
+      <w:r>
+        <w:t>pe</w:t>
+      </w:r>
+      <w:proofErr w:type="spellEnd"/>
+      <w:r>
+        <w:t xml:space="preserve"> click </w:t>
+      </w:r>
+      <w:proofErr w:type="spellStart"/>
+      <w:r>
+        <w:t>karta</w:t>
+      </w:r>
+      <w:proofErr w:type="spellEnd"/>
+      <w:r>
+        <w:t xml:space="preserve"> </w:t>
+      </w:r>
+      <w:proofErr w:type="spellStart"/>
+      <w:r>
+        <w:t>hai</w:t>
+      </w:r>
+      <w:proofErr w:type="spellEnd"/>
+    </w:p>
+    <w:p>
+      <w:r>
+        <w:t xml:space="preserve">        ↓</w:t>
+      </w:r>
+    </w:p>
+    <w:p>
+      <w:r>
+        <w:t xml:space="preserve">Appointment Show page </w:t>
+      </w:r>
+      <w:proofErr w:type="spellStart"/>
+      <w:r>
+        <w:t>khulta</w:t>
+      </w:r>
+      <w:proofErr w:type="spellEnd"/>
+      <w:r>
+        <w:t xml:space="preserve"> </w:t>
+      </w:r>
+      <w:proofErr w:type="spellStart"/>
+      <w:r>
+        <w:t>hai</w:t>
+      </w:r>
+      <w:proofErr w:type="spellEnd"/>
+    </w:p>
+    <w:p>
+      <w:r>
+        <w:t>┌─────────────────────────────────────┐</w:t>
+      </w:r>
+    </w:p>
+    <w:p>
+      <w:proofErr w:type="gramStart"/>
+      <w:r>
+        <w:t>│  Patient</w:t>
+      </w:r>
+      <w:proofErr w:type="gramEnd"/>
+      <w:r>
+        <w:t>: Ahmed Khan  MRN: P-00123  │</w:t>
+      </w:r>
+    </w:p>
+    <w:p>
+      <w:proofErr w:type="gramStart"/>
+      <w:r>
+        <w:t>│  Type</w:t>
+      </w:r>
+      <w:proofErr w:type="gramEnd"/>
+      <w:r>
+        <w:t>: OPD  │  Status: In-Progress  │</w:t>
+      </w:r>
+    </w:p>
+    <w:p>
+      <w:r>
+        <w:t>│─────────────────────────────────────│</w:t>
+      </w:r>
+    </w:p>
+    <w:p>
+      <w:proofErr w:type="gramStart"/>
+      <w:r>
+        <w:lastRenderedPageBreak/>
+        <w:t>│  [</w:t>
+      </w:r>
+      <w:proofErr w:type="gramEnd"/>
+      <w:r>
+        <w:t>+ Lab Order] [+ Radiology] [+ Rx] │</w:t>
+      </w:r>
+    </w:p>
+    <w:p>
+      <w:r>
+        <w:t>│─────────────────────────────────────│</w:t>
+      </w:r>
+    </w:p>
+    <w:p>
+      <w:proofErr w:type="gramStart"/>
+      <w:r>
+        <w:t>│  Previous</w:t>
+      </w:r>
+      <w:proofErr w:type="gramEnd"/>
+      <w:r>
+        <w:t xml:space="preserve"> visits | Lab | Radiology  │</w:t>
+      </w:r>
+    </w:p>
+    <w:p>
+      <w:r>
+        <w:t>└─────────────────────────────────────┘</w:t>
+      </w:r>
+    </w:p>
+    <w:p>
+      <w:r>
+        <w:t xml:space="preserve">        ↓</w:t>
+      </w:r>
+    </w:p>
+    <w:p>
+      <w:r>
+        <w:t xml:space="preserve">Doctor "Lab Order" button </w:t>
+      </w:r>
+      <w:proofErr w:type="spellStart"/>
+      <w:r>
+        <w:t>dabata</w:t>
+      </w:r>
+      <w:proofErr w:type="spellEnd"/>
+      <w:r>
+        <w:t xml:space="preserve"> </w:t>
+      </w:r>
+      <w:proofErr w:type="spellStart"/>
+      <w:r>
+        <w:t>hai</w:t>
+      </w:r>
+      <w:proofErr w:type="spellEnd"/>
+    </w:p>
+    <w:p>
+      <w:r>
+        <w:t xml:space="preserve">        ↓</w:t>
+      </w:r>
+    </w:p>
+    <w:p>
+      <w:r>
+        <w:t xml:space="preserve">Lab Order Create Form </w:t>
+      </w:r>
+      <w:proofErr w:type="spellStart"/>
+      <w:r>
+        <w:t>khulta</w:t>
+      </w:r>
+      <w:proofErr w:type="spellEnd"/>
+      <w:r>
+        <w:t xml:space="preserve"> </w:t>
+      </w:r>
+      <w:proofErr w:type="spellStart"/>
+      <w:r>
+        <w:t>hai</w:t>
+      </w:r>
+      <w:proofErr w:type="spellEnd"/>
+    </w:p>
+    <w:p>
+      <w:r>
+        <w:t>(</w:t>
+      </w:r>
+      <w:proofErr w:type="gramStart"/>
+      <w:r>
+        <w:t>patient</w:t>
+      </w:r>
+      <w:proofErr w:type="gramEnd"/>
+      <w:r>
+        <w:t xml:space="preserve"> pre-filled, doctor pre-filled)</w:t>
+      </w:r>
+    </w:p>
+    <w:p>
+      <w:r>
+        <w:t xml:space="preserve">        ↓</w:t>
+      </w:r>
+    </w:p>
+    <w:p>
+      <w:r>
+        <w:t xml:space="preserve">Lab Technician </w:t>
+      </w:r>
+      <w:proofErr w:type="spellStart"/>
+      <w:proofErr w:type="gramStart"/>
+      <w:r>
+        <w:t>ko</w:t>
+      </w:r>
+      <w:proofErr w:type="spellEnd"/>
+      <w:proofErr w:type="gramEnd"/>
+      <w:r>
+        <w:t xml:space="preserve"> </w:t>
+      </w:r>
+      <w:proofErr w:type="spellStart"/>
+      <w:r>
+        <w:t>dikhta</w:t>
+      </w:r>
+      <w:proofErr w:type="spellEnd"/>
+      <w:r>
+        <w:t xml:space="preserve"> </w:t>
+      </w:r>
+      <w:proofErr w:type="spellStart"/>
+      <w:r>
+        <w:t>hai</w:t>
+      </w:r>
+      <w:proofErr w:type="spellEnd"/>
+    </w:p>
+    <w:p>
+      <w:r>
+        <w:t xml:space="preserve">        ↓</w:t>
+      </w:r>
+    </w:p>
+    <w:p>
+      <w:r>
+        <w:t xml:space="preserve">Results enter </w:t>
+      </w:r>
+      <w:proofErr w:type="spellStart"/>
+      <w:r>
+        <w:t>hote</w:t>
+      </w:r>
+      <w:proofErr w:type="spellEnd"/>
+      <w:r>
+        <w:t xml:space="preserve"> </w:t>
+      </w:r>
+      <w:proofErr w:type="spellStart"/>
+      <w:r>
+        <w:t>hain</w:t>
+      </w:r>
+      <w:proofErr w:type="spellEnd"/>
+    </w:p>
+    <w:p>
+      <w:r>
+        <w:t xml:space="preserve">        ↓</w:t>
+      </w:r>
+    </w:p>
+    <w:p>
+      <w:r>
+        <w:t xml:space="preserve">Doctor dashboard </w:t>
+      </w:r>
+      <w:proofErr w:type="spellStart"/>
+      <w:r>
+        <w:t>pe</w:t>
+      </w:r>
+      <w:proofErr w:type="spellEnd"/>
+      <w:r>
+        <w:t xml:space="preserve"> notification</w:t>
+      </w:r>
+    </w:p>
+    <w:p>
+      <w:r>
+        <w:pict>
+          <v:rect id="_x0000_i1028" style="width:0;height:1.5pt" o:hralign="center" o:hrstd="t" o:hr="t" fillcolor="#a0a0a0" stroked="f"/>
+        </w:pict>
+      </w:r>
+    </w:p>
+    <w:p>
+      <w:proofErr w:type="spellStart"/>
+      <w:r>
+        <w:t>Aapko</w:t>
+      </w:r>
+      <w:proofErr w:type="spellEnd"/>
+      <w:r>
+        <w:t xml:space="preserve"> Kya Banana </w:t>
+      </w:r>
+      <w:proofErr w:type="spellStart"/>
+      <w:r>
+        <w:t>Hai</w:t>
+      </w:r>
+      <w:proofErr w:type="spellEnd"/>
+      <w:r>
+        <w:t xml:space="preserve"> — Checklist</w:t>
+      </w:r>
+    </w:p>
+    <w:p>
+      <w:r>
+        <w:t>1. Appointment Show page</w:t>
+      </w:r>
+    </w:p>
+    <w:p>
+      <w:r>
+        <w:t xml:space="preserve">   └── Quick action buttons (Lab, Radiology, </w:t>
+      </w:r>
+      <w:proofErr w:type="gramStart"/>
+      <w:r>
+        <w:t>Rx</w:t>
+      </w:r>
+      <w:proofErr w:type="gramEnd"/>
+      <w:r>
+        <w:t>)</w:t>
+      </w:r>
+    </w:p>
+    <w:p>
+      <w:r>
+        <w:t xml:space="preserve">   └── Patient history tabs</w:t>
+      </w:r>
+    </w:p>
+    <w:p/>
+    <w:p>
+      <w:r>
+        <w:t>2. Lab Order Create</w:t>
+      </w:r>
+    </w:p>
+    <w:p>
+      <w:r>
+        <w:t xml:space="preserve">   └── Patient pre-fill from appointment</w:t>
+      </w:r>
+    </w:p>
+    <w:p>
+      <w:r>
+        <w:t xml:space="preserve">   └── Doctor auto-fill (logged in doctor)</w:t>
+      </w:r>
+    </w:p>
+    <w:p>
+      <w:r>
+        <w:t xml:space="preserve">   └── Test selection</w:t>
+      </w:r>
+    </w:p>
+    <w:p/>
+    <w:p>
+      <w:r>
+        <w:t xml:space="preserve">3. </w:t>
+      </w:r>
+      <w:proofErr w:type="spellStart"/>
+      <w:r>
+        <w:t>LabOrderController</w:t>
+      </w:r>
+      <w:proofErr w:type="spellEnd"/>
+      <w:r>
+        <w:t xml:space="preserve"> filter</w:t>
+      </w:r>
+    </w:p>
+    <w:p>
+      <w:r>
+        <w:t xml:space="preserve">   └── Doctor → </w:t>
+      </w:r>
+      <w:proofErr w:type="spellStart"/>
+      <w:r>
+        <w:t>apne</w:t>
+      </w:r>
+      <w:proofErr w:type="spellEnd"/>
+      <w:r>
+        <w:t xml:space="preserve"> orders</w:t>
+      </w:r>
+    </w:p>
+    <w:p>
+      <w:r>
+        <w:t xml:space="preserve">   └── Lab Tech → pending orders</w:t>
+      </w:r>
+    </w:p>
+    <w:p/>
+    <w:p>
+      <w:r>
+        <w:t xml:space="preserve">4. </w:t>
+      </w:r>
+      <w:proofErr w:type="spellStart"/>
+      <w:r>
+        <w:t>RadiologyController</w:t>
+      </w:r>
+      <w:proofErr w:type="spellEnd"/>
+      <w:r>
+        <w:t xml:space="preserve"> filter</w:t>
+      </w:r>
+    </w:p>
+    <w:p>
+      <w:r>
+        <w:t xml:space="preserve">   └── </w:t>
+      </w:r>
+      <w:proofErr w:type="gramStart"/>
+      <w:r>
+        <w:t>Same</w:t>
+      </w:r>
+      <w:proofErr w:type="gramEnd"/>
+      <w:r>
+        <w:t xml:space="preserve"> pattern</w:t>
+      </w:r>
+    </w:p>
+    <w:p/>
+    <w:p>
+      <w:r>
+        <w:t>5. Prescription Create</w:t>
+      </w:r>
+    </w:p>
+    <w:p>
+      <w:r>
+        <w:t xml:space="preserve">   └── Doctor </w:t>
+      </w:r>
+      <w:proofErr w:type="spellStart"/>
+      <w:proofErr w:type="gramStart"/>
+      <w:r>
+        <w:t>likhta</w:t>
+      </w:r>
+      <w:proofErr w:type="spellEnd"/>
+      <w:proofErr w:type="gramEnd"/>
+      <w:r>
+        <w:t xml:space="preserve"> </w:t>
+      </w:r>
+      <w:proofErr w:type="spellStart"/>
+      <w:r>
+        <w:t>hai</w:t>
+      </w:r>
+      <w:proofErr w:type="spellEnd"/>
+    </w:p>
+    <w:p>
+      <w:r>
+        <w:t xml:space="preserve">   └── Pharmacist dispense </w:t>
+      </w:r>
+      <w:proofErr w:type="spellStart"/>
+      <w:r>
+        <w:t>karta</w:t>
+      </w:r>
+      <w:proofErr w:type="spellEnd"/>
+      <w:r>
+        <w:t xml:space="preserve"> </w:t>
+      </w:r>
+      <w:proofErr w:type="spellStart"/>
+      <w:r>
+        <w:t>hai</w:t>
+      </w:r>
+      <w:proofErr w:type="spellEnd"/>
+    </w:p>
+    <w:p>
+      <w:r>
+        <w:pict>
+          <v:rect id="_x0000_i1029" style="width:0;height:1.5pt" o:hralign="center" o:hrstd="t" o:hr="t" fillcolor="#a0a0a0" stroked="f"/>
+        </w:pict>
+      </w:r>
+    </w:p>
+    <w:p>
+      <w:proofErr w:type="spellStart"/>
+      <w:r>
+        <w:t>Sabse</w:t>
+      </w:r>
+      <w:proofErr w:type="spellEnd"/>
+      <w:r>
+        <w:t xml:space="preserve"> </w:t>
+      </w:r>
+      <w:proofErr w:type="spellStart"/>
+      <w:r>
+        <w:t>Pehle</w:t>
+      </w:r>
+      <w:proofErr w:type="spellEnd"/>
+      <w:r>
+        <w:t xml:space="preserve"> Kya </w:t>
+      </w:r>
+      <w:proofErr w:type="spellStart"/>
+      <w:r>
+        <w:t>Banayein</w:t>
+      </w:r>
+      <w:proofErr w:type="spellEnd"/>
+      <w:r>
+        <w:t>?</w:t>
+      </w:r>
+    </w:p>
+    <w:p>
+      <w:r>
+        <w:t xml:space="preserve">Appointment Show page — </w:t>
+      </w:r>
+      <w:proofErr w:type="spellStart"/>
+      <w:r>
+        <w:t>yeh</w:t>
+      </w:r>
+      <w:proofErr w:type="spellEnd"/>
+      <w:r>
+        <w:t xml:space="preserve"> sab </w:t>
+      </w:r>
+      <w:proofErr w:type="spellStart"/>
+      <w:r>
+        <w:t>ka</w:t>
+      </w:r>
+      <w:proofErr w:type="spellEnd"/>
+      <w:r>
+        <w:t xml:space="preserve"> gateway </w:t>
+      </w:r>
+      <w:proofErr w:type="spellStart"/>
+      <w:r>
+        <w:t>hai</w:t>
+      </w:r>
+      <w:proofErr w:type="spellEnd"/>
+      <w:r>
+        <w:t>:</w:t>
+      </w:r>
+    </w:p>
+    <w:p>
+      <w:r>
+        <w:t>Appointment Show</w:t>
+      </w:r>
+    </w:p>
+    <w:p>
+      <w:r>
+        <w:t xml:space="preserve">      </w:t>
+      </w:r>
+      <w:r>
+        <w:rPr>
+          <w:rFonts w:ascii="Arial" w:hAnsi="Arial" w:cs="Arial"/>
+        </w:rPr>
+        <w:t>├</w:t>
+      </w:r>
+      <w:r>
+        <w:rPr>
+          <w:rFonts w:ascii="Calibri" w:hAnsi="Calibri" w:cs="Calibri"/>
+        </w:rPr>
+        <w:t>──</w:t>
+      </w:r>
+      <w:r>
+        <w:t xml:space="preserve"> Patient info</w:t>
+      </w:r>
+    </w:p>
+    <w:p>
+      <w:r>
+        <w:t xml:space="preserve">      </w:t>
+      </w:r>
+      <w:r>
+        <w:rPr>
+          <w:rFonts w:ascii="Arial" w:hAnsi="Arial" w:cs="Arial"/>
+        </w:rPr>
+        <w:t>├</w:t>
+      </w:r>
+      <w:r>
+        <w:rPr>
+          <w:rFonts w:ascii="Calibri" w:hAnsi="Calibri" w:cs="Calibri"/>
+        </w:rPr>
+        <w:t>──</w:t>
+      </w:r>
+      <w:r>
+        <w:t xml:space="preserve"> [+ Lab Order] </w:t>
+      </w:r>
+      <w:r>
+        <w:rPr>
+          <w:rFonts w:ascii="Calibri" w:hAnsi="Calibri" w:cs="Calibri"/>
+        </w:rPr>
+        <w:t>→</w:t>
+      </w:r>
+      <w:r>
+        <w:t xml:space="preserve"> lab order create (patient pre-filled)</w:t>
+      </w:r>
+    </w:p>
+    <w:p>
+      <w:r>
+        <w:t xml:space="preserve">      </w:t>
+      </w:r>
+      <w:r>
+        <w:rPr>
+          <w:rFonts w:ascii="Arial" w:hAnsi="Arial" w:cs="Arial"/>
+        </w:rPr>
+        <w:t>├</w:t>
+      </w:r>
+      <w:r>
+        <w:rPr>
+          <w:rFonts w:ascii="Calibri" w:hAnsi="Calibri" w:cs="Calibri"/>
+        </w:rPr>
+        <w:t>──</w:t>
+      </w:r>
+      <w:r>
+        <w:t xml:space="preserve"> [+ Radiology] </w:t>
+      </w:r>
+      <w:r>
+        <w:rPr>
+          <w:rFonts w:ascii="Calibri" w:hAnsi="Calibri" w:cs="Calibri"/>
+        </w:rPr>
+        <w:t>→</w:t>
+      </w:r>
+      <w:r>
+        <w:t xml:space="preserve"> radiology create (patient pre-filled)  </w:t>
+      </w:r>
+    </w:p>
+    <w:p>
+      <w:r>
+        <w:t xml:space="preserve">      </w:t>
+      </w:r>
+      <w:r>
+        <w:rPr>
+          <w:rFonts w:ascii="Arial" w:hAnsi="Arial" w:cs="Arial"/>
+        </w:rPr>
+        <w:t>├</w:t>
+      </w:r>
+      <w:r>
+        <w:rPr>
+          <w:rFonts w:ascii="Calibri" w:hAnsi="Calibri" w:cs="Calibri"/>
+        </w:rPr>
+        <w:t>──</w:t>
+      </w:r>
+      <w:r>
+        <w:t xml:space="preserve"> [+ Prescription] </w:t>
+      </w:r>
+      <w:r>
+        <w:rPr>
+          <w:rFonts w:ascii="Calibri" w:hAnsi="Calibri" w:cs="Calibri"/>
+        </w:rPr>
+        <w:t>→</w:t>
+      </w:r>
+      <w:r>
+        <w:t xml:space="preserve"> prescription create</w:t>
+      </w:r>
+    </w:p>
+    <w:p>
+      <w:r>
+        <w:t xml:space="preserve">      └── History tabs</w:t>
+      </w:r>
+    </w:p>
+    <w:p/>
+    <w:p>
+      <w:pPr>
+        <w:rPr>
+          <w:rFonts w:eastAsia="Calibri"/>
+        </w:rPr>
+      </w:pPr>
+    </w:p>
+    <w:p>
+      <w:pPr>
+        <w:rPr>
+          <w:rFonts w:eastAsia="Calibri"/>
+        </w:rPr>
+      </w:pPr>
+    </w:p>
+    <w:p>
+      <w:pPr>
+        <w:rPr>
+          <w:rFonts w:eastAsia="Calibri"/>
+          <w:b/>
+          <w:color w:val="FF0000"/>
+          <w:sz w:val="28"/>
+          <w:szCs w:val="28"/>
+        </w:rPr>
+      </w:pPr>
+      <w:r>
+        <w:rPr>
+          <w:rFonts w:eastAsia="Calibri"/>
+          <w:b/>
+          <w:color w:val="FF0000"/>
+          <w:sz w:val="28"/>
+          <w:szCs w:val="28"/>
+        </w:rPr>
+        <w:t>Credentials for users</w:t>
+      </w:r>
+    </w:p>
+    <w:p>
+      <w:pPr>
+        <w:rPr>
+          <w:rFonts w:eastAsia="Calibri"/>
+        </w:rPr>
+      </w:pPr>
+      <w:r>
+        <w:rPr>
+          <w:rFonts w:eastAsia="Calibri"/>
+        </w:rPr>
+        <w:t xml:space="preserve">Super </w:t>
+      </w:r>
+      <w:proofErr w:type="gramStart"/>
+      <w:r>
+        <w:rPr>
+          <w:rFonts w:eastAsia="Calibri"/>
+        </w:rPr>
+        <w:t>admin :</w:t>
+      </w:r>
+      <w:proofErr w:type="gramEnd"/>
+      <w:r>
+        <w:rPr>
+          <w:rFonts w:eastAsia="Calibri"/>
+        </w:rPr>
+        <w:t xml:space="preserve">: username: </w:t>
+      </w:r>
+      <w:proofErr w:type="spellStart"/>
+      <w:r>
+        <w:rPr>
+          <w:rFonts w:eastAsia="Calibri"/>
+        </w:rPr>
+        <w:t>superadmin</w:t>
+      </w:r>
+      <w:proofErr w:type="spellEnd"/>
+    </w:p>
+    <w:p>
+      <w:pPr>
+        <w:rPr>
+          <w:rFonts w:eastAsia="Calibri"/>
+        </w:rPr>
+      </w:pPr>
+      <w:r>
+        <w:rPr>
+          <w:rFonts w:eastAsia="Calibri"/>
+        </w:rPr>
+        <w:tab/>
+        <w:t xml:space="preserve">          </w:t>
+      </w:r>
+      <w:proofErr w:type="gramStart"/>
+      <w:r>
+        <w:rPr>
+          <w:rFonts w:eastAsia="Calibri"/>
+        </w:rPr>
+        <w:t>::</w:t>
+      </w:r>
+      <w:proofErr w:type="gramEnd"/>
+      <w:r>
+        <w:rPr>
+          <w:rFonts w:eastAsia="Calibri"/>
+        </w:rPr>
+        <w:t xml:space="preserve"> password : admin123</w:t>
+      </w:r>
+    </w:p>
+    <w:p>
+      <w:pPr>
+        <w:rPr>
+          <w:rFonts w:eastAsia="Calibri"/>
+        </w:rPr>
+      </w:pPr>
+      <w:proofErr w:type="gramStart"/>
+      <w:r>
+        <w:rPr>
+          <w:rFonts w:eastAsia="Calibri"/>
+        </w:rPr>
+        <w:t>Receptionist :</w:t>
+      </w:r>
+      <w:proofErr w:type="gramEnd"/>
+      <w:r>
+        <w:rPr>
+          <w:rFonts w:eastAsia="Calibri"/>
+        </w:rPr>
+        <w:t xml:space="preserve">: username  : </w:t>
+      </w:r>
+      <w:proofErr w:type="spellStart"/>
+      <w:r>
+        <w:rPr>
+          <w:rFonts w:eastAsia="Calibri"/>
+        </w:rPr>
+        <w:t>sadia</w:t>
+      </w:r>
+      <w:proofErr w:type="spellEnd"/>
+    </w:p>
+    <w:p>
+      <w:pPr>
+        <w:rPr>
+          <w:rFonts w:eastAsia="Calibri"/>
+        </w:rPr>
+      </w:pPr>
+      <w:r>
+        <w:rPr>
+          <w:rFonts w:eastAsia="Calibri"/>
+        </w:rPr>
+        <w:tab/>
+        <w:t xml:space="preserve">         </w:t>
+      </w:r>
+      <w:proofErr w:type="gramStart"/>
+      <w:r>
+        <w:rPr>
+          <w:rFonts w:eastAsia="Calibri"/>
+        </w:rPr>
+        <w:t>::</w:t>
+      </w:r>
+      <w:proofErr w:type="gramEnd"/>
+      <w:r>
+        <w:rPr>
+          <w:rFonts w:eastAsia="Calibri"/>
+        </w:rPr>
+        <w:t xml:space="preserve"> password  : sadia123</w:t>
+      </w:r>
+    </w:p>
+    <w:p>
+      <w:pPr>
+        <w:rPr>
+          <w:rFonts w:eastAsia="Calibri"/>
+        </w:rPr>
+      </w:pPr>
+      <w:proofErr w:type="gramStart"/>
+      <w:r>
+        <w:rPr>
+          <w:rFonts w:eastAsia="Calibri"/>
+        </w:rPr>
+        <w:t>Doctor           ::</w:t>
+      </w:r>
+      <w:proofErr w:type="gramEnd"/>
+      <w:r>
+        <w:rPr>
+          <w:rFonts w:eastAsia="Calibri"/>
+        </w:rPr>
+        <w:t xml:space="preserve"> username : </w:t>
+      </w:r>
+      <w:proofErr w:type="spellStart"/>
+      <w:r>
+        <w:rPr>
+          <w:rFonts w:eastAsia="Calibri"/>
+        </w:rPr>
+        <w:t>bilal</w:t>
+      </w:r>
+      <w:proofErr w:type="spellEnd"/>
+      <w:r>
+        <w:rPr>
+          <w:rFonts w:eastAsia="Calibri"/>
+        </w:rPr>
+        <w:t xml:space="preserve"> : password : bilal123</w:t>
+      </w:r>
+    </w:p>
+    <w:p>
+      <w:pPr>
+        <w:rPr>
+          <w:rFonts w:eastAsia="Calibri"/>
+        </w:rPr>
+      </w:pPr>
+      <w:r>
+        <w:rPr>
+          <w:rFonts w:eastAsia="Calibri"/>
+        </w:rPr>
+        <w:t xml:space="preserve">Lab </w:t>
+      </w:r>
+      <w:proofErr w:type="spellStart"/>
+      <w:r>
+        <w:rPr>
+          <w:rFonts w:eastAsia="Calibri"/>
+        </w:rPr>
+        <w:t>technication</w:t>
+      </w:r>
+      <w:proofErr w:type="spellEnd"/>
+      <w:r>
+        <w:rPr>
+          <w:rFonts w:eastAsia="Calibri"/>
+        </w:rPr>
+        <w:t xml:space="preserve"> :: username : </w:t>
+      </w:r>
+      <w:proofErr w:type="spellStart"/>
+      <w:r>
+        <w:rPr>
+          <w:rFonts w:eastAsia="Calibri"/>
+        </w:rPr>
+        <w:t>irfan</w:t>
+      </w:r>
+      <w:proofErr w:type="spellEnd"/>
+      <w:r>
+        <w:rPr>
+          <w:rFonts w:eastAsia="Calibri"/>
+        </w:rPr>
+        <w:t xml:space="preserve"> :password :: irfan123</w:t>
+      </w:r>
+    </w:p>
+    <w:p>
+      <w:pPr>
+        <w:rPr>
+          <w:rFonts w:eastAsia="Calibri"/>
+        </w:rPr>
+      </w:pPr>
+      <w:r>
+        <w:rPr>
+          <w:rFonts w:eastAsia="Calibri"/>
+        </w:rPr>
+        <w:t xml:space="preserve">Radiologist :: username : </w:t>
+      </w:r>
+      <w:proofErr w:type="spellStart"/>
+      <w:r>
+        <w:rPr>
+          <w:rFonts w:eastAsia="Calibri"/>
+        </w:rPr>
+        <w:t>pervaiz</w:t>
+      </w:r>
+      <w:proofErr w:type="spellEnd"/>
+      <w:r>
+        <w:rPr>
+          <w:rFonts w:eastAsia="Calibri"/>
+        </w:rPr>
+        <w:t xml:space="preserve"> , password :: parvaiz123</w:t>
+      </w:r>
+      <w:bookmarkStart w:id="0" w:name="_GoBack"/>
+      <w:bookmarkEnd w:id="0"/>
+    </w:p>
+    <w:p>
+      <w:pPr>
+        <w:rPr>
+          <w:rFonts w:eastAsia="Calibri"/>
+        </w:rPr>
+      </w:pPr>
     </w:p>
     <w:sectPr>
       <w:pgSz w:w="12240" w:h="15840"/>
@@ -3171,6 +7176,232 @@
     </w:lvl>
   </w:abstractNum>
   <w:abstractNum w:abstractNumId="1">
+    <w:nsid w:val="29637421"/>
+    <w:multiLevelType w:val="hybridMultilevel"/>
+    <w:tmpl w:val="E6F6F210"/>
+    <w:lvl w:ilvl="0" w:tplc="04090001">
+      <w:start w:val="1"/>
+      <w:numFmt w:val="bullet"/>
+      <w:lvlText w:val=""/>
+      <w:lvlJc w:val="left"/>
+      <w:pPr>
+        <w:ind w:left="1440" w:hanging="360"/>
+      </w:pPr>
+      <w:rPr>
+        <w:rFonts w:ascii="Symbol" w:hAnsi="Symbol" w:hint="default"/>
+      </w:rPr>
+    </w:lvl>
+    <w:lvl w:ilvl="1" w:tplc="04090003" w:tentative="1">
+      <w:start w:val="1"/>
+      <w:numFmt w:val="bullet"/>
+      <w:lvlText w:val="o"/>
+      <w:lvlJc w:val="left"/>
+      <w:pPr>
+        <w:ind w:left="2160" w:hanging="360"/>
+      </w:pPr>
+      <w:rPr>
+        <w:rFonts w:ascii="Courier New" w:hAnsi="Courier New" w:cs="Courier New" w:hint="default"/>
+      </w:rPr>
+    </w:lvl>
+    <w:lvl w:ilvl="2" w:tplc="04090005" w:tentative="1">
+      <w:start w:val="1"/>
+      <w:numFmt w:val="bullet"/>
+      <w:lvlText w:val=""/>
+      <w:lvlJc w:val="left"/>
+      <w:pPr>
+        <w:ind w:left="2880" w:hanging="360"/>
+      </w:pPr>
+      <w:rPr>
+        <w:rFonts w:ascii="Wingdings" w:hAnsi="Wingdings" w:hint="default"/>
+      </w:rPr>
+    </w:lvl>
+    <w:lvl w:ilvl="3" w:tplc="04090001" w:tentative="1">
+      <w:start w:val="1"/>
+      <w:numFmt w:val="bullet"/>
+      <w:lvlText w:val=""/>
+      <w:lvlJc w:val="left"/>
+      <w:pPr>
+        <w:ind w:left="3600" w:hanging="360"/>
+      </w:pPr>
+      <w:rPr>
+        <w:rFonts w:ascii="Symbol" w:hAnsi="Symbol" w:hint="default"/>
+      </w:rPr>
+    </w:lvl>
+    <w:lvl w:ilvl="4" w:tplc="04090003" w:tentative="1">
+      <w:start w:val="1"/>
+      <w:numFmt w:val="bullet"/>
+      <w:lvlText w:val="o"/>
+      <w:lvlJc w:val="left"/>
+      <w:pPr>
+        <w:ind w:left="4320" w:hanging="360"/>
+      </w:pPr>
+      <w:rPr>
+        <w:rFonts w:ascii="Courier New" w:hAnsi="Courier New" w:cs="Courier New" w:hint="default"/>
+      </w:rPr>
+    </w:lvl>
+    <w:lvl w:ilvl="5" w:tplc="04090005" w:tentative="1">
+      <w:start w:val="1"/>
+      <w:numFmt w:val="bullet"/>
+      <w:lvlText w:val=""/>
+      <w:lvlJc w:val="left"/>
+      <w:pPr>
+        <w:ind w:left="5040" w:hanging="360"/>
+      </w:pPr>
+      <w:rPr>
+        <w:rFonts w:ascii="Wingdings" w:hAnsi="Wingdings" w:hint="default"/>
+      </w:rPr>
+    </w:lvl>
+    <w:lvl w:ilvl="6" w:tplc="04090001" w:tentative="1">
+      <w:start w:val="1"/>
+      <w:numFmt w:val="bullet"/>
+      <w:lvlText w:val=""/>
+      <w:lvlJc w:val="left"/>
+      <w:pPr>
+        <w:ind w:left="5760" w:hanging="360"/>
+      </w:pPr>
+      <w:rPr>
+        <w:rFonts w:ascii="Symbol" w:hAnsi="Symbol" w:hint="default"/>
+      </w:rPr>
+    </w:lvl>
+    <w:lvl w:ilvl="7" w:tplc="04090003" w:tentative="1">
+      <w:start w:val="1"/>
+      <w:numFmt w:val="bullet"/>
+      <w:lvlText w:val="o"/>
+      <w:lvlJc w:val="left"/>
+      <w:pPr>
+        <w:ind w:left="6480" w:hanging="360"/>
+      </w:pPr>
+      <w:rPr>
+        <w:rFonts w:ascii="Courier New" w:hAnsi="Courier New" w:cs="Courier New" w:hint="default"/>
+      </w:rPr>
+    </w:lvl>
+    <w:lvl w:ilvl="8" w:tplc="04090005" w:tentative="1">
+      <w:start w:val="1"/>
+      <w:numFmt w:val="bullet"/>
+      <w:lvlText w:val=""/>
+      <w:lvlJc w:val="left"/>
+      <w:pPr>
+        <w:ind w:left="7200" w:hanging="360"/>
+      </w:pPr>
+      <w:rPr>
+        <w:rFonts w:ascii="Wingdings" w:hAnsi="Wingdings" w:hint="default"/>
+      </w:rPr>
+    </w:lvl>
+  </w:abstractNum>
+  <w:abstractNum w:abstractNumId="2">
+    <w:nsid w:val="2CF03E26"/>
+    <w:multiLevelType w:val="hybridMultilevel"/>
+    <w:tmpl w:val="DF8A325E"/>
+    <w:lvl w:ilvl="0" w:tplc="04090001">
+      <w:start w:val="1"/>
+      <w:numFmt w:val="bullet"/>
+      <w:lvlText w:val=""/>
+      <w:lvlJc w:val="left"/>
+      <w:pPr>
+        <w:ind w:left="1440" w:hanging="360"/>
+      </w:pPr>
+      <w:rPr>
+        <w:rFonts w:ascii="Symbol" w:hAnsi="Symbol" w:hint="default"/>
+      </w:rPr>
+    </w:lvl>
+    <w:lvl w:ilvl="1" w:tplc="04090003" w:tentative="1">
+      <w:start w:val="1"/>
+      <w:numFmt w:val="bullet"/>
+      <w:lvlText w:val="o"/>
+      <w:lvlJc w:val="left"/>
+      <w:pPr>
+        <w:ind w:left="2160" w:hanging="360"/>
+      </w:pPr>
+      <w:rPr>
+        <w:rFonts w:ascii="Courier New" w:hAnsi="Courier New" w:cs="Courier New" w:hint="default"/>
+      </w:rPr>
+    </w:lvl>
+    <w:lvl w:ilvl="2" w:tplc="04090005" w:tentative="1">
+      <w:start w:val="1"/>
+      <w:numFmt w:val="bullet"/>
+      <w:lvlText w:val=""/>
+      <w:lvlJc w:val="left"/>
+      <w:pPr>
+        <w:ind w:left="2880" w:hanging="360"/>
+      </w:pPr>
+      <w:rPr>
+        <w:rFonts w:ascii="Wingdings" w:hAnsi="Wingdings" w:hint="default"/>
+      </w:rPr>
+    </w:lvl>
+    <w:lvl w:ilvl="3" w:tplc="04090001" w:tentative="1">
+      <w:start w:val="1"/>
+      <w:numFmt w:val="bullet"/>
+      <w:lvlText w:val=""/>
+      <w:lvlJc w:val="left"/>
+      <w:pPr>
+        <w:ind w:left="3600" w:hanging="360"/>
+      </w:pPr>
+      <w:rPr>
+        <w:rFonts w:ascii="Symbol" w:hAnsi="Symbol" w:hint="default"/>
+      </w:rPr>
+    </w:lvl>
+    <w:lvl w:ilvl="4" w:tplc="04090003" w:tentative="1">
+      <w:start w:val="1"/>
+      <w:numFmt w:val="bullet"/>
+      <w:lvlText w:val="o"/>
+      <w:lvlJc w:val="left"/>
+      <w:pPr>
+        <w:ind w:left="4320" w:hanging="360"/>
+      </w:pPr>
+      <w:rPr>
+        <w:rFonts w:ascii="Courier New" w:hAnsi="Courier New" w:cs="Courier New" w:hint="default"/>
+      </w:rPr>
+    </w:lvl>
+    <w:lvl w:ilvl="5" w:tplc="04090005" w:tentative="1">
+      <w:start w:val="1"/>
+      <w:numFmt w:val="bullet"/>
+      <w:lvlText w:val=""/>
+      <w:lvlJc w:val="left"/>
+      <w:pPr>
+        <w:ind w:left="5040" w:hanging="360"/>
+      </w:pPr>
+      <w:rPr>
+        <w:rFonts w:ascii="Wingdings" w:hAnsi="Wingdings" w:hint="default"/>
+      </w:rPr>
+    </w:lvl>
+    <w:lvl w:ilvl="6" w:tplc="04090001" w:tentative="1">
+      <w:start w:val="1"/>
+      <w:numFmt w:val="bullet"/>
+      <w:lvlText w:val=""/>
+      <w:lvlJc w:val="left"/>
+      <w:pPr>
+        <w:ind w:left="5760" w:hanging="360"/>
+      </w:pPr>
+      <w:rPr>
+        <w:rFonts w:ascii="Symbol" w:hAnsi="Symbol" w:hint="default"/>
+      </w:rPr>
+    </w:lvl>
+    <w:lvl w:ilvl="7" w:tplc="04090003" w:tentative="1">
+      <w:start w:val="1"/>
+      <w:numFmt w:val="bullet"/>
+      <w:lvlText w:val="o"/>
+      <w:lvlJc w:val="left"/>
+      <w:pPr>
+        <w:ind w:left="6480" w:hanging="360"/>
+      </w:pPr>
+      <w:rPr>
+        <w:rFonts w:ascii="Courier New" w:hAnsi="Courier New" w:cs="Courier New" w:hint="default"/>
+      </w:rPr>
+    </w:lvl>
+    <w:lvl w:ilvl="8" w:tplc="04090005" w:tentative="1">
+      <w:start w:val="1"/>
+      <w:numFmt w:val="bullet"/>
+      <w:lvlText w:val=""/>
+      <w:lvlJc w:val="left"/>
+      <w:pPr>
+        <w:ind w:left="7200" w:hanging="360"/>
+      </w:pPr>
+      <w:rPr>
+        <w:rFonts w:ascii="Wingdings" w:hAnsi="Wingdings" w:hint="default"/>
+      </w:rPr>
+    </w:lvl>
+  </w:abstractNum>
+  <w:abstractNum w:abstractNumId="3">
     <w:nsid w:val="40F110D3"/>
     <w:multiLevelType w:val="multilevel"/>
     <w:tmpl w:val="28C8C8C8"/>
@@ -3221,7 +7452,7 @@
       <w:lvlJc w:val="left"/>
     </w:lvl>
   </w:abstractNum>
-  <w:abstractNum w:abstractNumId="2">
+  <w:abstractNum w:abstractNumId="4">
     <w:nsid w:val="6E5E56E7"/>
     <w:multiLevelType w:val="multilevel"/>
     <w:tmpl w:val="377617F2"/>
@@ -3272,7 +7503,7 @@
       <w:lvlJc w:val="left"/>
     </w:lvl>
   </w:abstractNum>
-  <w:abstractNum w:abstractNumId="3">
+  <w:abstractNum w:abstractNumId="5">
     <w:nsid w:val="7E222389"/>
     <w:multiLevelType w:val="multilevel"/>
     <w:tmpl w:val="DF1EFEE6"/>
@@ -3327,13 +7558,19 @@
     <w:abstractNumId w:val="0"/>
   </w:num>
   <w:num w:numId="2">
-    <w:abstractNumId w:val="1"/>
+    <w:abstractNumId w:val="3"/>
   </w:num>
   <w:num w:numId="3">
-    <w:abstractNumId w:val="3"/>
+    <w:abstractNumId w:val="5"/>
   </w:num>
   <w:num w:numId="4">
+    <w:abstractNumId w:val="4"/>
+  </w:num>
+  <w:num w:numId="5">
     <w:abstractNumId w:val="2"/>
+  </w:num>
+  <w:num w:numId="6">
+    <w:abstractNumId w:val="1"/>
   </w:num>
 </w:numbering>
 </file>
@@ -3732,6 +7969,25 @@
     <w:name w:val="Normal"/>
     <w:qFormat/>
   </w:style>
+  <w:style w:type="paragraph" w:styleId="Heading3">
+    <w:name w:val="heading 3"/>
+    <w:basedOn w:val="Normal"/>
+    <w:link w:val="Heading3Char"/>
+    <w:uiPriority w:val="9"/>
+    <w:qFormat/>
+    <w:rsid w:val="001E250A"/>
+    <w:pPr>
+      <w:spacing w:before="100" w:beforeAutospacing="1" w:after="100" w:afterAutospacing="1" w:line="240" w:lineRule="auto"/>
+      <w:outlineLvl w:val="2"/>
+    </w:pPr>
+    <w:rPr>
+      <w:rFonts w:ascii="Times New Roman" w:eastAsia="Times New Roman" w:hAnsi="Times New Roman" w:cs="Times New Roman"/>
+      <w:b/>
+      <w:bCs/>
+      <w:sz w:val="27"/>
+      <w:szCs w:val="27"/>
+    </w:rPr>
+  </w:style>
   <w:style w:type="character" w:default="1" w:styleId="DefaultParagraphFont">
     <w:name w:val="Default Paragraph Font"/>
     <w:uiPriority w:val="1"/>
@@ -3758,6 +8014,159 @@
     <w:uiPriority w:val="99"/>
     <w:semiHidden/>
     <w:unhideWhenUsed/>
+  </w:style>
+  <w:style w:type="paragraph" w:styleId="ListParagraph">
+    <w:name w:val="List Paragraph"/>
+    <w:basedOn w:val="Normal"/>
+    <w:uiPriority w:val="34"/>
+    <w:qFormat/>
+    <w:rsid w:val="007A06BE"/>
+    <w:pPr>
+      <w:ind w:left="720"/>
+      <w:contextualSpacing/>
+    </w:pPr>
+  </w:style>
+  <w:style w:type="character" w:customStyle="1" w:styleId="Heading3Char">
+    <w:name w:val="Heading 3 Char"/>
+    <w:basedOn w:val="DefaultParagraphFont"/>
+    <w:link w:val="Heading3"/>
+    <w:uiPriority w:val="9"/>
+    <w:rsid w:val="001E250A"/>
+    <w:rPr>
+      <w:rFonts w:ascii="Times New Roman" w:eastAsia="Times New Roman" w:hAnsi="Times New Roman" w:cs="Times New Roman"/>
+      <w:b/>
+      <w:bCs/>
+      <w:sz w:val="27"/>
+      <w:szCs w:val="27"/>
+    </w:rPr>
+  </w:style>
+  <w:style w:type="paragraph" w:customStyle="1" w:styleId="font-claude-response-body">
+    <w:name w:val="font-claude-response-body"/>
+    <w:basedOn w:val="Normal"/>
+    <w:rsid w:val="001E250A"/>
+    <w:pPr>
+      <w:spacing w:before="100" w:beforeAutospacing="1" w:after="100" w:afterAutospacing="1" w:line="240" w:lineRule="auto"/>
+    </w:pPr>
+    <w:rPr>
+      <w:rFonts w:ascii="Times New Roman" w:eastAsia="Times New Roman" w:hAnsi="Times New Roman" w:cs="Times New Roman"/>
+      <w:sz w:val="24"/>
+      <w:szCs w:val="24"/>
+    </w:rPr>
+  </w:style>
+  <w:style w:type="paragraph" w:styleId="HTMLPreformatted">
+    <w:name w:val="HTML Preformatted"/>
+    <w:basedOn w:val="Normal"/>
+    <w:link w:val="HTMLPreformattedChar"/>
+    <w:uiPriority w:val="99"/>
+    <w:semiHidden/>
+    <w:unhideWhenUsed/>
+    <w:rsid w:val="001E250A"/>
+    <w:pPr>
+      <w:tabs>
+        <w:tab w:val="left" w:pos="916"/>
+        <w:tab w:val="left" w:pos="1832"/>
+        <w:tab w:val="left" w:pos="2748"/>
+        <w:tab w:val="left" w:pos="3664"/>
+        <w:tab w:val="left" w:pos="4580"/>
+        <w:tab w:val="left" w:pos="5496"/>
+        <w:tab w:val="left" w:pos="6412"/>
+        <w:tab w:val="left" w:pos="7328"/>
+        <w:tab w:val="left" w:pos="8244"/>
+        <w:tab w:val="left" w:pos="9160"/>
+        <w:tab w:val="left" w:pos="10076"/>
+        <w:tab w:val="left" w:pos="10992"/>
+        <w:tab w:val="left" w:pos="11908"/>
+        <w:tab w:val="left" w:pos="12824"/>
+        <w:tab w:val="left" w:pos="13740"/>
+        <w:tab w:val="left" w:pos="14656"/>
+      </w:tabs>
+      <w:spacing w:after="0" w:line="240" w:lineRule="auto"/>
+    </w:pPr>
+    <w:rPr>
+      <w:rFonts w:ascii="Courier New" w:eastAsia="Times New Roman" w:hAnsi="Courier New" w:cs="Courier New"/>
+      <w:sz w:val="20"/>
+      <w:szCs w:val="20"/>
+    </w:rPr>
+  </w:style>
+  <w:style w:type="character" w:customStyle="1" w:styleId="HTMLPreformattedChar">
+    <w:name w:val="HTML Preformatted Char"/>
+    <w:basedOn w:val="DefaultParagraphFont"/>
+    <w:link w:val="HTMLPreformatted"/>
+    <w:uiPriority w:val="99"/>
+    <w:semiHidden/>
+    <w:rsid w:val="001E250A"/>
+    <w:rPr>
+      <w:rFonts w:ascii="Courier New" w:eastAsia="Times New Roman" w:hAnsi="Courier New" w:cs="Courier New"/>
+      <w:sz w:val="20"/>
+      <w:szCs w:val="20"/>
+    </w:rPr>
+  </w:style>
+  <w:style w:type="character" w:styleId="HTMLCode">
+    <w:name w:val="HTML Code"/>
+    <w:basedOn w:val="DefaultParagraphFont"/>
+    <w:uiPriority w:val="99"/>
+    <w:semiHidden/>
+    <w:unhideWhenUsed/>
+    <w:rsid w:val="001E250A"/>
+    <w:rPr>
+      <w:rFonts w:ascii="Courier New" w:eastAsia="Times New Roman" w:hAnsi="Courier New" w:cs="Courier New"/>
+      <w:sz w:val="20"/>
+      <w:szCs w:val="20"/>
+    </w:rPr>
+  </w:style>
+  <w:style w:type="character" w:styleId="Strong">
+    <w:name w:val="Strong"/>
+    <w:basedOn w:val="DefaultParagraphFont"/>
+    <w:uiPriority w:val="22"/>
+    <w:qFormat/>
+    <w:rsid w:val="001E250A"/>
+    <w:rPr>
+      <w:b/>
+      <w:bCs/>
+    </w:rPr>
+  </w:style>
+  <w:style w:type="paragraph" w:styleId="Title">
+    <w:name w:val="Title"/>
+    <w:basedOn w:val="Normal"/>
+    <w:next w:val="Normal"/>
+    <w:link w:val="TitleChar"/>
+    <w:uiPriority w:val="10"/>
+    <w:qFormat/>
+    <w:rsid w:val="001E250A"/>
+    <w:pPr>
+      <w:spacing w:after="0" w:line="240" w:lineRule="auto"/>
+      <w:contextualSpacing/>
+    </w:pPr>
+    <w:rPr>
+      <w:rFonts w:asciiTheme="majorHAnsi" w:eastAsiaTheme="majorEastAsia" w:hAnsiTheme="majorHAnsi" w:cstheme="majorBidi"/>
+      <w:spacing w:val="-10"/>
+      <w:kern w:val="28"/>
+      <w:sz w:val="56"/>
+      <w:szCs w:val="56"/>
+    </w:rPr>
+  </w:style>
+  <w:style w:type="character" w:customStyle="1" w:styleId="TitleChar">
+    <w:name w:val="Title Char"/>
+    <w:basedOn w:val="DefaultParagraphFont"/>
+    <w:link w:val="Title"/>
+    <w:uiPriority w:val="10"/>
+    <w:rsid w:val="001E250A"/>
+    <w:rPr>
+      <w:rFonts w:asciiTheme="majorHAnsi" w:eastAsiaTheme="majorEastAsia" w:hAnsiTheme="majorHAnsi" w:cstheme="majorBidi"/>
+      <w:spacing w:val="-10"/>
+      <w:kern w:val="28"/>
+      <w:sz w:val="56"/>
+      <w:szCs w:val="56"/>
+    </w:rPr>
+  </w:style>
+  <w:style w:type="paragraph" w:styleId="NoSpacing">
+    <w:name w:val="No Spacing"/>
+    <w:uiPriority w:val="1"/>
+    <w:qFormat/>
+    <w:rsid w:val="001E250A"/>
+    <w:pPr>
+      <w:spacing w:after="0" w:line="240" w:lineRule="auto"/>
+    </w:pPr>
   </w:style>
 </w:styles>
 </file>

--- a/Requirements .docx
+++ b/Requirements .docx
@@ -7109,6 +7109,41 @@
           <w:rFonts w:eastAsia="Calibri"/>
         </w:rPr>
       </w:pPr>
+      <w:r>
+        <w:rPr>
+          <w:rFonts w:eastAsia="Calibri"/>
+        </w:rPr>
+        <w:t>Nurse : username :</w:t>
+      </w:r>
+      <w:proofErr w:type="spellStart"/>
+      <w:r>
+        <w:rPr>
+          <w:rFonts w:eastAsia="Calibri"/>
+        </w:rPr>
+        <w:t>asma</w:t>
+      </w:r>
+      <w:proofErr w:type="spellEnd"/>
+      <w:r>
+        <w:rPr>
+          <w:rFonts w:eastAsia="Calibri"/>
+        </w:rPr>
+        <w:tab/>
+        <w:t>password :asma</w:t>
+      </w:r>
+      <w:r>
+        <w:rPr>
+          <w:rFonts w:eastAsia="Calibri"/>
+        </w:rPr>
+        <w:t>khan</w:t>
+      </w:r>
+      <w:bookmarkStart w:id="0" w:name="_GoBack"/>
+      <w:bookmarkEnd w:id="0"/>
+      <w:r>
+        <w:rPr>
+          <w:rFonts w:eastAsia="Calibri"/>
+        </w:rPr>
+        <w:t>123</w:t>
+      </w:r>
     </w:p>
     <w:p>
       <w:pPr>
@@ -7174,8 +7209,6 @@
           <w:rFonts w:eastAsia="Calibri"/>
         </w:rPr>
       </w:pPr>
-      <w:bookmarkStart w:id="0" w:name="_GoBack"/>
-      <w:bookmarkEnd w:id="0"/>
     </w:p>
     <w:p>
       <w:pPr>

--- a/Requirements .docx
+++ b/Requirements .docx
@@ -301,27 +301,7 @@
           <w:color w:val="FF0000"/>
           <w:sz w:val="32"/>
         </w:rPr>
-        <w:t xml:space="preserve">Mistakes </w:t>
-      </w:r>
-      <w:proofErr w:type="gramStart"/>
-      <w:r>
-        <w:rPr>
-          <w:rFonts w:ascii="Calibri" w:eastAsia="Calibri" w:hAnsi="Calibri" w:cs="Calibri"/>
-          <w:b/>
-          <w:color w:val="FF0000"/>
-          <w:sz w:val="32"/>
-        </w:rPr>
-        <w:t>And</w:t>
-      </w:r>
-      <w:proofErr w:type="gramEnd"/>
-      <w:r>
-        <w:rPr>
-          <w:rFonts w:ascii="Calibri" w:eastAsia="Calibri" w:hAnsi="Calibri" w:cs="Calibri"/>
-          <w:b/>
-          <w:color w:val="FF0000"/>
-          <w:sz w:val="32"/>
-        </w:rPr>
-        <w:t xml:space="preserve"> errors Should be resolve</w:t>
+        <w:t>Mistakes And errors Should be resolve</w:t>
       </w:r>
       <w:r>
         <w:rPr>
@@ -390,23 +370,7 @@
           <w:rFonts w:ascii="Calibri" w:eastAsia="Calibri" w:hAnsi="Calibri" w:cs="Calibri"/>
           <w:b/>
         </w:rPr>
-        <w:t xml:space="preserve">In the radiology when find </w:t>
-      </w:r>
-      <w:proofErr w:type="spellStart"/>
-      <w:r>
-        <w:rPr>
-          <w:rFonts w:ascii="Calibri" w:eastAsia="Calibri" w:hAnsi="Calibri" w:cs="Calibri"/>
-          <w:b/>
-        </w:rPr>
-        <w:t>some thing</w:t>
-      </w:r>
-      <w:proofErr w:type="spellEnd"/>
-      <w:r>
-        <w:rPr>
-          <w:rFonts w:ascii="Calibri" w:eastAsia="Calibri" w:hAnsi="Calibri" w:cs="Calibri"/>
-          <w:b/>
-        </w:rPr>
-        <w:t xml:space="preserve"> critical then need to make the system like this to notify by the doctor</w:t>
+        <w:t>In the radiology when find some thing critical then need to make the system like this to notify by the doctor</w:t>
       </w:r>
     </w:p>
     <w:p>
@@ -446,23 +410,7 @@
           <w:rFonts w:ascii="Calibri" w:eastAsia="Calibri" w:hAnsi="Calibri" w:cs="Calibri"/>
           <w:b/>
         </w:rPr>
-        <w:t xml:space="preserve">In patient index file </w:t>
-      </w:r>
-      <w:proofErr w:type="spellStart"/>
-      <w:r>
-        <w:rPr>
-          <w:rFonts w:ascii="Calibri" w:eastAsia="Calibri" w:hAnsi="Calibri" w:cs="Calibri"/>
-          <w:b/>
-        </w:rPr>
-        <w:t>seach</w:t>
-      </w:r>
-      <w:proofErr w:type="spellEnd"/>
-      <w:r>
-        <w:rPr>
-          <w:rFonts w:ascii="Calibri" w:eastAsia="Calibri" w:hAnsi="Calibri" w:cs="Calibri"/>
-          <w:b/>
-        </w:rPr>
-        <w:t xml:space="preserve"> patient by decease is missing in the filter</w:t>
+        <w:t>In patient index file seach patient by decease is missing in the filter</w:t>
       </w:r>
     </w:p>
     <w:p>
@@ -482,39 +430,7 @@
           <w:rFonts w:ascii="Calibri" w:eastAsia="Calibri" w:hAnsi="Calibri" w:cs="Calibri"/>
           <w:b/>
         </w:rPr>
-        <w:t xml:space="preserve">In patient update the decease and discharged patient are also can </w:t>
-      </w:r>
-      <w:proofErr w:type="spellStart"/>
-      <w:r>
-        <w:rPr>
-          <w:rFonts w:ascii="Calibri" w:eastAsia="Calibri" w:hAnsi="Calibri" w:cs="Calibri"/>
-          <w:b/>
-        </w:rPr>
-        <w:t>bi</w:t>
-      </w:r>
-      <w:proofErr w:type="spellEnd"/>
-      <w:r>
-        <w:rPr>
-          <w:rFonts w:ascii="Calibri" w:eastAsia="Calibri" w:hAnsi="Calibri" w:cs="Calibri"/>
-          <w:b/>
-        </w:rPr>
-        <w:t xml:space="preserve"> update so make </w:t>
-      </w:r>
-      <w:proofErr w:type="spellStart"/>
-      <w:r>
-        <w:rPr>
-          <w:rFonts w:ascii="Calibri" w:eastAsia="Calibri" w:hAnsi="Calibri" w:cs="Calibri"/>
-          <w:b/>
-        </w:rPr>
-        <w:t>restract</w:t>
-      </w:r>
-      <w:proofErr w:type="spellEnd"/>
-      <w:r>
-        <w:rPr>
-          <w:rFonts w:ascii="Calibri" w:eastAsia="Calibri" w:hAnsi="Calibri" w:cs="Calibri"/>
-          <w:b/>
-        </w:rPr>
-        <w:t xml:space="preserve"> It that decease and discharge patient are not updated</w:t>
+        <w:t>In patient update the decease and discharged patient are also can bi update so make restract It that decease and discharge patient are not updated</w:t>
       </w:r>
     </w:p>
     <w:p>
@@ -569,39 +485,7 @@
           <w:rFonts w:ascii="Calibri" w:eastAsia="Calibri" w:hAnsi="Calibri" w:cs="Calibri"/>
           <w:b/>
         </w:rPr>
-        <w:t xml:space="preserve">When we </w:t>
-      </w:r>
-      <w:proofErr w:type="spellStart"/>
-      <w:r>
-        <w:rPr>
-          <w:rFonts w:ascii="Calibri" w:eastAsia="Calibri" w:hAnsi="Calibri" w:cs="Calibri"/>
-          <w:b/>
-        </w:rPr>
-        <w:t>new</w:t>
-      </w:r>
-      <w:proofErr w:type="spellEnd"/>
-      <w:r>
-        <w:rPr>
-          <w:rFonts w:ascii="Calibri" w:eastAsia="Calibri" w:hAnsi="Calibri" w:cs="Calibri"/>
-          <w:b/>
-        </w:rPr>
-        <w:t xml:space="preserve"> creating </w:t>
-      </w:r>
-      <w:proofErr w:type="spellStart"/>
-      <w:r>
-        <w:rPr>
-          <w:rFonts w:ascii="Calibri" w:eastAsia="Calibri" w:hAnsi="Calibri" w:cs="Calibri"/>
-          <w:b/>
-        </w:rPr>
-        <w:t>prescribtion</w:t>
-      </w:r>
-      <w:proofErr w:type="spellEnd"/>
-      <w:r>
-        <w:rPr>
-          <w:rFonts w:ascii="Calibri" w:eastAsia="Calibri" w:hAnsi="Calibri" w:cs="Calibri"/>
-          <w:b/>
-        </w:rPr>
-        <w:t xml:space="preserve"> on the dispensing I think there is the issue of a add medicine so we need to manage this thing</w:t>
+        <w:t>When we new creating prescribtion on the dispensing I think there is the issue of a add medicine so we need to manage this thing</w:t>
       </w:r>
     </w:p>
     <w:p>
@@ -681,23 +565,7 @@
           <w:rFonts w:ascii="Calibri" w:eastAsia="Calibri" w:hAnsi="Calibri" w:cs="Calibri"/>
           <w:b/>
         </w:rPr>
-        <w:t xml:space="preserve">In all the places where if the patient discharge or deceased then it will not be accept </w:t>
-      </w:r>
-      <w:proofErr w:type="spellStart"/>
-      <w:r>
-        <w:rPr>
-          <w:rFonts w:ascii="Calibri" w:eastAsia="Calibri" w:hAnsi="Calibri" w:cs="Calibri"/>
-          <w:b/>
-        </w:rPr>
-        <w:t>there</w:t>
-      </w:r>
-      <w:proofErr w:type="spellEnd"/>
-      <w:r>
-        <w:rPr>
-          <w:rFonts w:ascii="Calibri" w:eastAsia="Calibri" w:hAnsi="Calibri" w:cs="Calibri"/>
-          <w:b/>
-        </w:rPr>
-        <w:t xml:space="preserve"> request </w:t>
+        <w:t xml:space="preserve">In all the places where if the patient discharge or deceased then it will not be accept there request </w:t>
       </w:r>
       <w:r>
         <w:rPr>
@@ -718,7 +586,6 @@
           <w:sz w:val="32"/>
         </w:rPr>
       </w:pPr>
-      <w:proofErr w:type="gramStart"/>
       <w:r>
         <w:rPr>
           <w:rFonts w:ascii="Calibri" w:eastAsia="Calibri" w:hAnsi="Calibri" w:cs="Calibri"/>
@@ -729,7 +596,6 @@
         </w:rPr>
         <w:t>Remaining  Module</w:t>
       </w:r>
-      <w:proofErr w:type="gramEnd"/>
     </w:p>
     <w:p>
       <w:pPr>
@@ -740,23 +606,13 @@
           <w:sz w:val="27"/>
         </w:rPr>
       </w:pPr>
-      <w:proofErr w:type="spellStart"/>
       <w:r>
         <w:rPr>
           <w:rFonts w:ascii="Times New Roman" w:eastAsia="Times New Roman" w:hAnsi="Times New Roman" w:cs="Times New Roman"/>
           <w:b/>
           <w:sz w:val="27"/>
         </w:rPr>
-        <w:t>Ab</w:t>
-      </w:r>
-      <w:proofErr w:type="spellEnd"/>
-      <w:r>
-        <w:rPr>
-          <w:rFonts w:ascii="Times New Roman" w:eastAsia="Times New Roman" w:hAnsi="Times New Roman" w:cs="Times New Roman"/>
-          <w:b/>
-          <w:sz w:val="27"/>
-        </w:rPr>
-        <w:t xml:space="preserve"> Remaining Modules — Priority Order</w:t>
+        <w:t>Ab Remaining Modules — Priority Order</w:t>
       </w:r>
     </w:p>
     <w:p>
@@ -782,36 +638,8 @@
           <w:b/>
           <w:sz w:val="24"/>
         </w:rPr>
-        <w:t xml:space="preserve"> HIGH — </w:t>
-      </w:r>
-      <w:proofErr w:type="spellStart"/>
-      <w:r>
-        <w:rPr>
-          <w:rFonts w:ascii="Times New Roman" w:eastAsia="Times New Roman" w:hAnsi="Times New Roman" w:cs="Times New Roman"/>
-          <w:b/>
-          <w:sz w:val="24"/>
-        </w:rPr>
-        <w:t>Zaroor</w:t>
-      </w:r>
-      <w:proofErr w:type="spellEnd"/>
-      <w:r>
-        <w:rPr>
-          <w:rFonts w:ascii="Times New Roman" w:eastAsia="Times New Roman" w:hAnsi="Times New Roman" w:cs="Times New Roman"/>
-          <w:b/>
-          <w:sz w:val="24"/>
-        </w:rPr>
-        <w:t xml:space="preserve"> banana </w:t>
-      </w:r>
-      <w:proofErr w:type="spellStart"/>
-      <w:r>
-        <w:rPr>
-          <w:rFonts w:ascii="Times New Roman" w:eastAsia="Times New Roman" w:hAnsi="Times New Roman" w:cs="Times New Roman"/>
-          <w:b/>
-          <w:sz w:val="24"/>
-        </w:rPr>
-        <w:t>hai</w:t>
-      </w:r>
-      <w:proofErr w:type="spellEnd"/>
+        <w:t xml:space="preserve"> HIGH — Zaroor banana hai</w:t>
+      </w:r>
     </w:p>
     <w:tbl>
       <w:tblPr>
@@ -915,34 +743,14 @@
               <w:spacing w:after="0" w:line="240" w:lineRule="auto"/>
               <w:jc w:val="center"/>
             </w:pPr>
-            <w:proofErr w:type="spellStart"/>
             <w:r>
               <w:rPr>
                 <w:rFonts w:ascii="Times New Roman" w:eastAsia="Times New Roman" w:hAnsi="Times New Roman" w:cs="Times New Roman"/>
                 <w:b/>
                 <w:sz w:val="24"/>
               </w:rPr>
-              <w:t>Kyun</w:t>
-            </w:r>
-            <w:proofErr w:type="spellEnd"/>
-            <w:r>
-              <w:rPr>
-                <w:rFonts w:ascii="Times New Roman" w:eastAsia="Times New Roman" w:hAnsi="Times New Roman" w:cs="Times New Roman"/>
-                <w:b/>
-                <w:sz w:val="24"/>
-              </w:rPr>
-              <w:t xml:space="preserve"> </w:t>
-            </w:r>
-            <w:proofErr w:type="spellStart"/>
-            <w:r>
-              <w:rPr>
-                <w:rFonts w:ascii="Times New Roman" w:eastAsia="Times New Roman" w:hAnsi="Times New Roman" w:cs="Times New Roman"/>
-                <w:b/>
-                <w:sz w:val="24"/>
-              </w:rPr>
-              <w:t>Zaroori</w:t>
-            </w:r>
-            <w:proofErr w:type="spellEnd"/>
+              <w:t>Kyun Zaroori</w:t>
+            </w:r>
           </w:p>
         </w:tc>
       </w:tr>
@@ -1127,39 +935,7 @@
                 <w:rFonts w:ascii="Times New Roman" w:eastAsia="Times New Roman" w:hAnsi="Times New Roman" w:cs="Times New Roman"/>
                 <w:sz w:val="24"/>
               </w:rPr>
-              <w:t xml:space="preserve">Patient surgery/emergency </w:t>
-            </w:r>
-            <w:proofErr w:type="spellStart"/>
-            <w:r>
-              <w:rPr>
-                <w:rFonts w:ascii="Times New Roman" w:eastAsia="Times New Roman" w:hAnsi="Times New Roman" w:cs="Times New Roman"/>
-                <w:sz w:val="24"/>
-              </w:rPr>
-              <w:t>ke</w:t>
-            </w:r>
-            <w:proofErr w:type="spellEnd"/>
-            <w:r>
-              <w:rPr>
-                <w:rFonts w:ascii="Times New Roman" w:eastAsia="Times New Roman" w:hAnsi="Times New Roman" w:cs="Times New Roman"/>
-                <w:sz w:val="24"/>
-              </w:rPr>
-              <w:t xml:space="preserve"> </w:t>
-            </w:r>
-            <w:proofErr w:type="spellStart"/>
-            <w:r>
-              <w:rPr>
-                <w:rFonts w:ascii="Times New Roman" w:eastAsia="Times New Roman" w:hAnsi="Times New Roman" w:cs="Times New Roman"/>
-                <w:sz w:val="24"/>
-              </w:rPr>
-              <w:t>liye</w:t>
-            </w:r>
-            <w:proofErr w:type="spellEnd"/>
-            <w:r>
-              <w:rPr>
-                <w:rFonts w:ascii="Times New Roman" w:eastAsia="Times New Roman" w:hAnsi="Times New Roman" w:cs="Times New Roman"/>
-                <w:sz w:val="24"/>
-              </w:rPr>
-              <w:t xml:space="preserve"> must-have</w:t>
+              <w:t>Patient surgery/emergency ke liye must-have</w:t>
             </w:r>
           </w:p>
         </w:tc>
@@ -1252,49 +1028,8 @@
                 <w:rFonts w:ascii="Times New Roman" w:eastAsia="Times New Roman" w:hAnsi="Times New Roman" w:cs="Times New Roman"/>
                 <w:sz w:val="24"/>
               </w:rPr>
-              <w:t xml:space="preserve">Patients </w:t>
-            </w:r>
-            <w:proofErr w:type="spellStart"/>
-            <w:r>
-              <w:rPr>
-                <w:rFonts w:ascii="Times New Roman" w:eastAsia="Times New Roman" w:hAnsi="Times New Roman" w:cs="Times New Roman"/>
-                <w:sz w:val="24"/>
-              </w:rPr>
-              <w:t>ka</w:t>
-            </w:r>
-            <w:proofErr w:type="spellEnd"/>
-            <w:r>
-              <w:rPr>
-                <w:rFonts w:ascii="Times New Roman" w:eastAsia="Times New Roman" w:hAnsi="Times New Roman" w:cs="Times New Roman"/>
-                <w:sz w:val="24"/>
-              </w:rPr>
-              <w:t xml:space="preserve"> insurance, claims — billing se </w:t>
-            </w:r>
-            <w:proofErr w:type="spellStart"/>
-            <w:r>
-              <w:rPr>
-                <w:rFonts w:ascii="Times New Roman" w:eastAsia="Times New Roman" w:hAnsi="Times New Roman" w:cs="Times New Roman"/>
-                <w:sz w:val="24"/>
-              </w:rPr>
-              <w:t>pehle</w:t>
-            </w:r>
-            <w:proofErr w:type="spellEnd"/>
-            <w:r>
-              <w:rPr>
-                <w:rFonts w:ascii="Times New Roman" w:eastAsia="Times New Roman" w:hAnsi="Times New Roman" w:cs="Times New Roman"/>
-                <w:sz w:val="24"/>
-              </w:rPr>
-              <w:t xml:space="preserve"> </w:t>
-            </w:r>
-            <w:proofErr w:type="spellStart"/>
-            <w:r>
-              <w:rPr>
-                <w:rFonts w:ascii="Times New Roman" w:eastAsia="Times New Roman" w:hAnsi="Times New Roman" w:cs="Times New Roman"/>
-                <w:sz w:val="24"/>
-              </w:rPr>
-              <w:t>chahiye</w:t>
-            </w:r>
-            <w:proofErr w:type="spellEnd"/>
+              <w:t>Patients ka insurance, claims — billing se pehle chahiye</w:t>
+            </w:r>
           </w:p>
         </w:tc>
       </w:tr>
@@ -1322,18 +1057,8 @@
           <w:b/>
           <w:sz w:val="24"/>
         </w:rPr>
-        <w:t xml:space="preserve"> MEDIUM — Banana </w:t>
-      </w:r>
-      <w:proofErr w:type="spellStart"/>
-      <w:r>
-        <w:rPr>
-          <w:rFonts w:ascii="Times New Roman" w:eastAsia="Times New Roman" w:hAnsi="Times New Roman" w:cs="Times New Roman"/>
-          <w:b/>
-          <w:sz w:val="24"/>
-        </w:rPr>
-        <w:t>chahiye</w:t>
-      </w:r>
-      <w:proofErr w:type="spellEnd"/>
+        <w:t xml:space="preserve"> MEDIUM — Banana chahiye</w:t>
+      </w:r>
     </w:p>
     <w:tbl>
       <w:tblPr>
@@ -1437,7 +1162,6 @@
               <w:spacing w:after="0" w:line="240" w:lineRule="auto"/>
               <w:jc w:val="center"/>
             </w:pPr>
-            <w:proofErr w:type="spellStart"/>
             <w:r>
               <w:rPr>
                 <w:rFonts w:ascii="Times New Roman" w:eastAsia="Times New Roman" w:hAnsi="Times New Roman" w:cs="Times New Roman"/>
@@ -1446,7 +1170,6 @@
               </w:rPr>
               <w:t>Kyun</w:t>
             </w:r>
-            <w:proofErr w:type="spellEnd"/>
           </w:p>
         </w:tc>
       </w:tr>
@@ -1538,39 +1261,7 @@
                 <w:rFonts w:ascii="Times New Roman" w:eastAsia="Times New Roman" w:hAnsi="Times New Roman" w:cs="Times New Roman"/>
                 <w:sz w:val="24"/>
               </w:rPr>
-              <w:t xml:space="preserve">OT </w:t>
-            </w:r>
-            <w:proofErr w:type="spellStart"/>
-            <w:r>
-              <w:rPr>
-                <w:rFonts w:ascii="Times New Roman" w:eastAsia="Times New Roman" w:hAnsi="Times New Roman" w:cs="Times New Roman"/>
-                <w:sz w:val="24"/>
-              </w:rPr>
-              <w:t>ke</w:t>
-            </w:r>
-            <w:proofErr w:type="spellEnd"/>
-            <w:r>
-              <w:rPr>
-                <w:rFonts w:ascii="Times New Roman" w:eastAsia="Times New Roman" w:hAnsi="Times New Roman" w:cs="Times New Roman"/>
-                <w:sz w:val="24"/>
-              </w:rPr>
-              <w:t xml:space="preserve"> </w:t>
-            </w:r>
-            <w:proofErr w:type="spellStart"/>
-            <w:r>
-              <w:rPr>
-                <w:rFonts w:ascii="Times New Roman" w:eastAsia="Times New Roman" w:hAnsi="Times New Roman" w:cs="Times New Roman"/>
-                <w:sz w:val="24"/>
-              </w:rPr>
-              <w:t>baad</w:t>
-            </w:r>
-            <w:proofErr w:type="spellEnd"/>
-            <w:r>
-              <w:rPr>
-                <w:rFonts w:ascii="Times New Roman" w:eastAsia="Times New Roman" w:hAnsi="Times New Roman" w:cs="Times New Roman"/>
-                <w:sz w:val="24"/>
-              </w:rPr>
-              <w:t xml:space="preserve"> recovery — common department</w:t>
+              <w:t>OT ke baad recovery — common department</w:t>
             </w:r>
           </w:p>
         </w:tc>
@@ -1663,39 +1354,7 @@
                 <w:rFonts w:ascii="Times New Roman" w:eastAsia="Times New Roman" w:hAnsi="Times New Roman" w:cs="Times New Roman"/>
                 <w:sz w:val="24"/>
               </w:rPr>
-              <w:t xml:space="preserve">IPD patients </w:t>
-            </w:r>
-            <w:proofErr w:type="spellStart"/>
-            <w:r>
-              <w:rPr>
-                <w:rFonts w:ascii="Times New Roman" w:eastAsia="Times New Roman" w:hAnsi="Times New Roman" w:cs="Times New Roman"/>
-                <w:sz w:val="24"/>
-              </w:rPr>
-              <w:t>ke</w:t>
-            </w:r>
-            <w:proofErr w:type="spellEnd"/>
-            <w:r>
-              <w:rPr>
-                <w:rFonts w:ascii="Times New Roman" w:eastAsia="Times New Roman" w:hAnsi="Times New Roman" w:cs="Times New Roman"/>
-                <w:sz w:val="24"/>
-              </w:rPr>
-              <w:t xml:space="preserve"> </w:t>
-            </w:r>
-            <w:proofErr w:type="spellStart"/>
-            <w:r>
-              <w:rPr>
-                <w:rFonts w:ascii="Times New Roman" w:eastAsia="Times New Roman" w:hAnsi="Times New Roman" w:cs="Times New Roman"/>
-                <w:sz w:val="24"/>
-              </w:rPr>
-              <w:t>liye</w:t>
-            </w:r>
-            <w:proofErr w:type="spellEnd"/>
-            <w:r>
-              <w:rPr>
-                <w:rFonts w:ascii="Times New Roman" w:eastAsia="Times New Roman" w:hAnsi="Times New Roman" w:cs="Times New Roman"/>
-                <w:sz w:val="24"/>
-              </w:rPr>
-              <w:t xml:space="preserve"> diet plans</w:t>
+              <w:t>IPD patients ke liye diet plans</w:t>
             </w:r>
           </w:p>
         </w:tc>
@@ -2334,59 +1993,13 @@
           <w:sz w:val="28"/>
         </w:rPr>
       </w:pPr>
-      <w:proofErr w:type="spellStart"/>
       <w:r>
         <w:rPr>
           <w:rFonts w:ascii="Calibri" w:eastAsia="Calibri" w:hAnsi="Calibri" w:cs="Calibri"/>
           <w:b/>
           <w:sz w:val="28"/>
         </w:rPr>
-        <w:t>Mera</w:t>
-      </w:r>
-      <w:proofErr w:type="spellEnd"/>
-      <w:r>
-        <w:rPr>
-          <w:rFonts w:ascii="Calibri" w:eastAsia="Calibri" w:hAnsi="Calibri" w:cs="Calibri"/>
-          <w:b/>
-          <w:sz w:val="28"/>
-        </w:rPr>
-        <w:t xml:space="preserve"> Hospital Management System </w:t>
-      </w:r>
-      <w:proofErr w:type="spellStart"/>
-      <w:r>
-        <w:rPr>
-          <w:rFonts w:ascii="Calibri" w:eastAsia="Calibri" w:hAnsi="Calibri" w:cs="Calibri"/>
-          <w:b/>
-          <w:sz w:val="28"/>
-        </w:rPr>
-        <w:t>Laravel</w:t>
-      </w:r>
-      <w:proofErr w:type="spellEnd"/>
-      <w:r>
-        <w:rPr>
-          <w:rFonts w:ascii="Calibri" w:eastAsia="Calibri" w:hAnsi="Calibri" w:cs="Calibri"/>
-          <w:b/>
-          <w:sz w:val="28"/>
-        </w:rPr>
-        <w:t xml:space="preserve"> 11 + </w:t>
-      </w:r>
-      <w:proofErr w:type="spellStart"/>
-      <w:r>
-        <w:rPr>
-          <w:rFonts w:ascii="Calibri" w:eastAsia="Calibri" w:hAnsi="Calibri" w:cs="Calibri"/>
-          <w:b/>
-          <w:sz w:val="28"/>
-        </w:rPr>
-        <w:t>PostgreSQL</w:t>
-      </w:r>
-      <w:proofErr w:type="spellEnd"/>
-      <w:r>
-        <w:rPr>
-          <w:rFonts w:ascii="Calibri" w:eastAsia="Calibri" w:hAnsi="Calibri" w:cs="Calibri"/>
-          <w:b/>
-          <w:sz w:val="28"/>
-        </w:rPr>
-        <w:t xml:space="preserve"> + </w:t>
+        <w:t xml:space="preserve">Mera Hospital Management System Laravel 11 + PostgreSQL + </w:t>
       </w:r>
     </w:p>
     <w:p>
@@ -2408,25 +2021,7 @@
           <w:b/>
           <w:sz w:val="28"/>
         </w:rPr>
-        <w:t xml:space="preserve">Bootstrap 5 + Tailwind CSS (CDN) + Bootstrap Icons </w:t>
-      </w:r>
-      <w:proofErr w:type="spellStart"/>
-      <w:r>
-        <w:rPr>
-          <w:rFonts w:ascii="Calibri" w:eastAsia="Calibri" w:hAnsi="Calibri" w:cs="Calibri"/>
-          <w:b/>
-          <w:sz w:val="28"/>
-        </w:rPr>
-        <w:t>hai</w:t>
-      </w:r>
-      <w:proofErr w:type="spellEnd"/>
-      <w:r>
-        <w:rPr>
-          <w:rFonts w:ascii="Calibri" w:eastAsia="Calibri" w:hAnsi="Calibri" w:cs="Calibri"/>
-          <w:b/>
-          <w:sz w:val="28"/>
-        </w:rPr>
-        <w:t>.</w:t>
+        <w:t>Bootstrap 5 + Tailwind CSS (CDN) + Bootstrap Icons hai.</w:t>
       </w:r>
     </w:p>
     <w:p>
@@ -2470,18 +2065,8 @@
           <w:b/>
           <w:sz w:val="28"/>
         </w:rPr>
-        <w:t>Master layout: resources/views/layouts/</w:t>
-      </w:r>
-      <w:proofErr w:type="spellStart"/>
-      <w:r>
-        <w:rPr>
-          <w:rFonts w:ascii="Calibri" w:eastAsia="Calibri" w:hAnsi="Calibri" w:cs="Calibri"/>
-          <w:b/>
-          <w:sz w:val="28"/>
-        </w:rPr>
-        <w:t>master.blade.php</w:t>
-      </w:r>
-      <w:proofErr w:type="spellEnd"/>
+        <w:t>Master layout: resources/views/layouts/master.blade.php</w:t>
+      </w:r>
     </w:p>
     <w:p>
       <w:pPr>
@@ -2502,25 +2087,7 @@
           <w:b/>
           <w:sz w:val="28"/>
         </w:rPr>
-        <w:t xml:space="preserve">Sidebar with </w:t>
-      </w:r>
-      <w:proofErr w:type="spellStart"/>
-      <w:r>
-        <w:rPr>
-          <w:rFonts w:ascii="Calibri" w:eastAsia="Calibri" w:hAnsi="Calibri" w:cs="Calibri"/>
-          <w:b/>
-          <w:sz w:val="28"/>
-        </w:rPr>
-        <w:t>nav</w:t>
-      </w:r>
-      <w:proofErr w:type="spellEnd"/>
-      <w:r>
-        <w:rPr>
-          <w:rFonts w:ascii="Calibri" w:eastAsia="Calibri" w:hAnsi="Calibri" w:cs="Calibri"/>
-          <w:b/>
-          <w:sz w:val="28"/>
-        </w:rPr>
-        <w:t>-item active classes</w:t>
+        <w:t>Sidebar with nav-item active classes</w:t>
       </w:r>
     </w:p>
     <w:p>
@@ -2536,23 +2103,13 @@
           <w:sz w:val="28"/>
         </w:rPr>
       </w:pPr>
-      <w:proofErr w:type="spellStart"/>
       <w:r>
         <w:rPr>
           <w:rFonts w:ascii="Calibri" w:eastAsia="Calibri" w:hAnsi="Calibri" w:cs="Calibri"/>
           <w:b/>
           <w:sz w:val="28"/>
         </w:rPr>
-        <w:t>Topbar</w:t>
-      </w:r>
-      <w:proofErr w:type="spellEnd"/>
-      <w:r>
-        <w:rPr>
-          <w:rFonts w:ascii="Calibri" w:eastAsia="Calibri" w:hAnsi="Calibri" w:cs="Calibri"/>
-          <w:b/>
-          <w:sz w:val="28"/>
-        </w:rPr>
-        <w:t xml:space="preserve"> with page-title and breadcrumb</w:t>
+        <w:t>Topbar with page-title and breadcrumb</w:t>
       </w:r>
     </w:p>
     <w:p>
@@ -2833,41 +2390,13 @@
           <w:sz w:val="28"/>
         </w:rPr>
       </w:pPr>
-      <w:proofErr w:type="spellStart"/>
       <w:r>
         <w:rPr>
           <w:rFonts w:ascii="Calibri" w:eastAsia="Calibri" w:hAnsi="Calibri" w:cs="Calibri"/>
           <w:b/>
           <w:sz w:val="28"/>
         </w:rPr>
-        <w:t>Har</w:t>
-      </w:r>
-      <w:proofErr w:type="spellEnd"/>
-      <w:r>
-        <w:rPr>
-          <w:rFonts w:ascii="Calibri" w:eastAsia="Calibri" w:hAnsi="Calibri" w:cs="Calibri"/>
-          <w:b/>
-          <w:sz w:val="28"/>
-        </w:rPr>
-        <w:t xml:space="preserve"> module </w:t>
-      </w:r>
-      <w:proofErr w:type="spellStart"/>
-      <w:r>
-        <w:rPr>
-          <w:rFonts w:ascii="Calibri" w:eastAsia="Calibri" w:hAnsi="Calibri" w:cs="Calibri"/>
-          <w:b/>
-          <w:sz w:val="28"/>
-        </w:rPr>
-        <w:t>mein</w:t>
-      </w:r>
-      <w:proofErr w:type="spellEnd"/>
-      <w:r>
-        <w:rPr>
-          <w:rFonts w:ascii="Calibri" w:eastAsia="Calibri" w:hAnsi="Calibri" w:cs="Calibri"/>
-          <w:b/>
-          <w:sz w:val="28"/>
-        </w:rPr>
-        <w:t>:</w:t>
+        <w:t>Har module mein:</w:t>
       </w:r>
     </w:p>
     <w:p>
@@ -2889,25 +2418,7 @@
           <w:b/>
           <w:sz w:val="28"/>
         </w:rPr>
-        <w:t xml:space="preserve">Migration (with </w:t>
-      </w:r>
-      <w:proofErr w:type="spellStart"/>
-      <w:r>
-        <w:rPr>
-          <w:rFonts w:ascii="Calibri" w:eastAsia="Calibri" w:hAnsi="Calibri" w:cs="Calibri"/>
-          <w:b/>
-          <w:sz w:val="28"/>
-        </w:rPr>
-        <w:t>softDeletes</w:t>
-      </w:r>
-      <w:proofErr w:type="spellEnd"/>
-      <w:r>
-        <w:rPr>
-          <w:rFonts w:ascii="Calibri" w:eastAsia="Calibri" w:hAnsi="Calibri" w:cs="Calibri"/>
-          <w:b/>
-          <w:sz w:val="28"/>
-        </w:rPr>
-        <w:t xml:space="preserve"> + timestamps + auto-code generation)</w:t>
+        <w:t>Migration (with softDeletes + timestamps + auto-code generation)</w:t>
       </w:r>
     </w:p>
     <w:p>
@@ -2929,25 +2440,7 @@
           <w:b/>
           <w:sz w:val="28"/>
         </w:rPr>
-        <w:t xml:space="preserve">Model (fillable, casts, boot, relationships, scopes, </w:t>
-      </w:r>
-      <w:proofErr w:type="spellStart"/>
-      <w:r>
-        <w:rPr>
-          <w:rFonts w:ascii="Calibri" w:eastAsia="Calibri" w:hAnsi="Calibri" w:cs="Calibri"/>
-          <w:b/>
-          <w:sz w:val="28"/>
-        </w:rPr>
-        <w:t>accessors</w:t>
-      </w:r>
-      <w:proofErr w:type="spellEnd"/>
-      <w:r>
-        <w:rPr>
-          <w:rFonts w:ascii="Calibri" w:eastAsia="Calibri" w:hAnsi="Calibri" w:cs="Calibri"/>
-          <w:b/>
-          <w:sz w:val="28"/>
-        </w:rPr>
-        <w:t>)</w:t>
+        <w:t>Model (fillable, casts, boot, relationships, scopes, accessors)</w:t>
       </w:r>
     </w:p>
     <w:p>
@@ -2991,18 +2484,8 @@
           <w:b/>
           <w:sz w:val="28"/>
         </w:rPr>
-        <w:t xml:space="preserve">Blade views (index, create, show, edit) extending </w:t>
-      </w:r>
-      <w:proofErr w:type="spellStart"/>
-      <w:r>
-        <w:rPr>
-          <w:rFonts w:ascii="Calibri" w:eastAsia="Calibri" w:hAnsi="Calibri" w:cs="Calibri"/>
-          <w:b/>
-          <w:sz w:val="28"/>
-        </w:rPr>
-        <w:t>layouts.master</w:t>
-      </w:r>
-      <w:proofErr w:type="spellEnd"/>
+        <w:t>Blade views (index, create, show, edit) extending layouts.master</w:t>
+      </w:r>
     </w:p>
     <w:p>
       <w:pPr>
@@ -3017,59 +2500,13 @@
           <w:sz w:val="28"/>
         </w:rPr>
       </w:pPr>
-      <w:proofErr w:type="spellStart"/>
       <w:r>
         <w:rPr>
           <w:rFonts w:ascii="Calibri" w:eastAsia="Calibri" w:hAnsi="Calibri" w:cs="Calibri"/>
           <w:b/>
           <w:sz w:val="28"/>
         </w:rPr>
-        <w:t>Ab</w:t>
-      </w:r>
-      <w:proofErr w:type="spellEnd"/>
-      <w:r>
-        <w:rPr>
-          <w:rFonts w:ascii="Calibri" w:eastAsia="Calibri" w:hAnsi="Calibri" w:cs="Calibri"/>
-          <w:b/>
-          <w:sz w:val="28"/>
-        </w:rPr>
-        <w:t xml:space="preserve"> [MODULE NAME] banana </w:t>
-      </w:r>
-      <w:proofErr w:type="spellStart"/>
-      <w:r>
-        <w:rPr>
-          <w:rFonts w:ascii="Calibri" w:eastAsia="Calibri" w:hAnsi="Calibri" w:cs="Calibri"/>
-          <w:b/>
-          <w:sz w:val="28"/>
-        </w:rPr>
-        <w:t>hai</w:t>
-      </w:r>
-      <w:proofErr w:type="spellEnd"/>
-      <w:r>
-        <w:rPr>
-          <w:rFonts w:ascii="Calibri" w:eastAsia="Calibri" w:hAnsi="Calibri" w:cs="Calibri"/>
-          <w:b/>
-          <w:sz w:val="28"/>
-        </w:rPr>
-        <w:t xml:space="preserve"> same pattern </w:t>
-      </w:r>
-      <w:proofErr w:type="spellStart"/>
-      <w:r>
-        <w:rPr>
-          <w:rFonts w:ascii="Calibri" w:eastAsia="Calibri" w:hAnsi="Calibri" w:cs="Calibri"/>
-          <w:b/>
-          <w:sz w:val="28"/>
-        </w:rPr>
-        <w:t>mein</w:t>
-      </w:r>
-      <w:proofErr w:type="spellEnd"/>
-      <w:r>
-        <w:rPr>
-          <w:rFonts w:ascii="Calibri" w:eastAsia="Calibri" w:hAnsi="Calibri" w:cs="Calibri"/>
-          <w:b/>
-          <w:sz w:val="28"/>
-        </w:rPr>
-        <w:t>.</w:t>
+        <w:t>Ab [MODULE NAME] banana hai same pattern mein.</w:t>
       </w:r>
     </w:p>
     <w:p>
@@ -3216,27 +2653,45 @@
         <w:rPr>
           <w:rFonts w:eastAsia="Calibri"/>
         </w:rPr>
-        <w:t xml:space="preserve">Patient </w:t>
-      </w:r>
-      <w:proofErr w:type="spellStart"/>
-      <w:r>
+        <w:t>Patient Aaya</w:t>
+      </w:r>
+    </w:p>
+    <w:p>
+      <w:pPr>
         <w:rPr>
           <w:rFonts w:eastAsia="Calibri"/>
         </w:rPr>
-        <w:t>Aaya</w:t>
-      </w:r>
-      <w:proofErr w:type="spellEnd"/>
-    </w:p>
-    <w:p>
-      <w:pPr>
+      </w:pPr>
+      <w:r>
         <w:rPr>
           <w:rFonts w:eastAsia="Calibri"/>
         </w:rPr>
-      </w:pPr>
-      <w:r>
+        <w:t xml:space="preserve">     ↓</w:t>
+      </w:r>
+    </w:p>
+    <w:p>
+      <w:pPr>
         <w:rPr>
           <w:rFonts w:eastAsia="Calibri"/>
         </w:rPr>
+      </w:pPr>
+      <w:r>
+        <w:rPr>
+          <w:rFonts w:eastAsia="Calibri"/>
+        </w:rPr>
+        <w:t>Receptionist → Patient Register karta hai</w:t>
+      </w:r>
+    </w:p>
+    <w:p>
+      <w:pPr>
+        <w:rPr>
+          <w:rFonts w:eastAsia="Calibri"/>
+        </w:rPr>
+      </w:pPr>
+      <w:r>
+        <w:rPr>
+          <w:rFonts w:eastAsia="Calibri"/>
+        </w:rPr>
         <w:t xml:space="preserve">     ↓</w:t>
       </w:r>
     </w:p>
@@ -3250,41 +2705,46 @@
         <w:rPr>
           <w:rFonts w:eastAsia="Calibri"/>
         </w:rPr>
-        <w:t xml:space="preserve">Receptionist → Patient Register </w:t>
-      </w:r>
-      <w:proofErr w:type="spellStart"/>
-      <w:r>
+        <w:t>Receptionist → Appointment book karta hai (doctor assign karta hai)</w:t>
+      </w:r>
+    </w:p>
+    <w:p>
+      <w:pPr>
         <w:rPr>
           <w:rFonts w:eastAsia="Calibri"/>
         </w:rPr>
-        <w:t>karta</w:t>
-      </w:r>
-      <w:proofErr w:type="spellEnd"/>
+      </w:pPr>
       <w:r>
         <w:rPr>
           <w:rFonts w:eastAsia="Calibri"/>
         </w:rPr>
-        <w:t xml:space="preserve"> </w:t>
-      </w:r>
-      <w:proofErr w:type="spellStart"/>
-      <w:r>
+        <w:t xml:space="preserve">     ↓</w:t>
+      </w:r>
+    </w:p>
+    <w:p>
+      <w:pPr>
         <w:rPr>
           <w:rFonts w:eastAsia="Calibri"/>
         </w:rPr>
-        <w:t>hai</w:t>
-      </w:r>
-      <w:proofErr w:type="spellEnd"/>
-    </w:p>
-    <w:p>
-      <w:pPr>
+      </w:pPr>
+      <w:r>
         <w:rPr>
           <w:rFonts w:eastAsia="Calibri"/>
         </w:rPr>
-      </w:pPr>
-      <w:r>
+        <w:lastRenderedPageBreak/>
+        <w:t>Doctor → Apne dashboard pe appointment dikhti hai</w:t>
+      </w:r>
+    </w:p>
+    <w:p>
+      <w:pPr>
         <w:rPr>
           <w:rFonts w:eastAsia="Calibri"/>
         </w:rPr>
+      </w:pPr>
+      <w:r>
+        <w:rPr>
+          <w:rFonts w:eastAsia="Calibri"/>
+        </w:rPr>
         <w:t xml:space="preserve">     ↓</w:t>
       </w:r>
     </w:p>
@@ -3298,75 +2758,151 @@
         <w:rPr>
           <w:rFonts w:eastAsia="Calibri"/>
         </w:rPr>
-        <w:t xml:space="preserve">Receptionist → Appointment book </w:t>
-      </w:r>
-      <w:proofErr w:type="spellStart"/>
-      <w:r>
+        <w:t>Doctor → Patient ko dekhta hai (consultation)</w:t>
+      </w:r>
+    </w:p>
+    <w:p>
+      <w:pPr>
         <w:rPr>
           <w:rFonts w:eastAsia="Calibri"/>
         </w:rPr>
-        <w:t>karta</w:t>
-      </w:r>
-      <w:proofErr w:type="spellEnd"/>
+      </w:pPr>
       <w:r>
         <w:rPr>
           <w:rFonts w:eastAsia="Calibri"/>
         </w:rPr>
-        <w:t xml:space="preserve"> </w:t>
-      </w:r>
-      <w:proofErr w:type="spellStart"/>
-      <w:r>
+        <w:t xml:space="preserve">     ↓</w:t>
+      </w:r>
+    </w:p>
+    <w:p>
+      <w:pPr>
         <w:rPr>
           <w:rFonts w:eastAsia="Calibri"/>
         </w:rPr>
-        <w:t>hai</w:t>
-      </w:r>
-      <w:proofErr w:type="spellEnd"/>
+      </w:pPr>
       <w:r>
         <w:rPr>
           <w:rFonts w:eastAsia="Calibri"/>
         </w:rPr>
-        <w:t xml:space="preserve"> (doctor assign </w:t>
-      </w:r>
-      <w:proofErr w:type="spellStart"/>
-      <w:r>
+        <w:t>Doctor → Orders karta hai:</w:t>
+      </w:r>
+    </w:p>
+    <w:p>
+      <w:pPr>
         <w:rPr>
           <w:rFonts w:eastAsia="Calibri"/>
         </w:rPr>
-        <w:t>karta</w:t>
-      </w:r>
-      <w:proofErr w:type="spellEnd"/>
+      </w:pPr>
       <w:r>
         <w:rPr>
           <w:rFonts w:eastAsia="Calibri"/>
         </w:rPr>
-        <w:t xml:space="preserve"> </w:t>
-      </w:r>
-      <w:proofErr w:type="spellStart"/>
+        <w:t xml:space="preserve">         </w:t>
+      </w:r>
+      <w:r>
+        <w:rPr>
+          <w:rFonts w:ascii="Arial" w:eastAsia="Calibri" w:hAnsi="Arial" w:cs="Arial"/>
+        </w:rPr>
+        <w:t>├</w:t>
+      </w:r>
+      <w:r>
+        <w:rPr>
+          <w:rFonts w:ascii="Calibri" w:eastAsia="Calibri" w:hAnsi="Calibri" w:cs="Calibri"/>
+        </w:rPr>
+        <w:t>──</w:t>
+      </w:r>
       <w:r>
         <w:rPr>
           <w:rFonts w:eastAsia="Calibri"/>
         </w:rPr>
-        <w:t>hai</w:t>
-      </w:r>
-      <w:proofErr w:type="spellEnd"/>
-      <w:r>
+        <w:t xml:space="preserve"> Lab Tests</w:t>
+      </w:r>
+    </w:p>
+    <w:p>
+      <w:pPr>
         <w:rPr>
           <w:rFonts w:eastAsia="Calibri"/>
         </w:rPr>
-        <w:t>)</w:t>
-      </w:r>
-    </w:p>
-    <w:p>
-      <w:pPr>
+      </w:pPr>
+      <w:r>
         <w:rPr>
           <w:rFonts w:eastAsia="Calibri"/>
         </w:rPr>
-      </w:pPr>
+        <w:t xml:space="preserve">         </w:t>
+      </w:r>
+      <w:r>
+        <w:rPr>
+          <w:rFonts w:ascii="Arial" w:eastAsia="Calibri" w:hAnsi="Arial" w:cs="Arial"/>
+        </w:rPr>
+        <w:t>├</w:t>
+      </w:r>
+      <w:r>
+        <w:rPr>
+          <w:rFonts w:ascii="Calibri" w:eastAsia="Calibri" w:hAnsi="Calibri" w:cs="Calibri"/>
+        </w:rPr>
+        <w:t>──</w:t>
+      </w:r>
       <w:r>
         <w:rPr>
           <w:rFonts w:eastAsia="Calibri"/>
         </w:rPr>
+        <w:t xml:space="preserve"> Radiology</w:t>
+      </w:r>
+    </w:p>
+    <w:p>
+      <w:pPr>
+        <w:rPr>
+          <w:rFonts w:eastAsia="Calibri"/>
+        </w:rPr>
+      </w:pPr>
+      <w:r>
+        <w:rPr>
+          <w:rFonts w:eastAsia="Calibri"/>
+        </w:rPr>
+        <w:t xml:space="preserve">         </w:t>
+      </w:r>
+      <w:r>
+        <w:rPr>
+          <w:rFonts w:ascii="Arial" w:eastAsia="Calibri" w:hAnsi="Arial" w:cs="Arial"/>
+        </w:rPr>
+        <w:t>├</w:t>
+      </w:r>
+      <w:r>
+        <w:rPr>
+          <w:rFonts w:ascii="Calibri" w:eastAsia="Calibri" w:hAnsi="Calibri" w:cs="Calibri"/>
+        </w:rPr>
+        <w:t>──</w:t>
+      </w:r>
+      <w:r>
+        <w:rPr>
+          <w:rFonts w:eastAsia="Calibri"/>
+        </w:rPr>
+        <w:t xml:space="preserve"> Prescription/Medicine</w:t>
+      </w:r>
+    </w:p>
+    <w:p>
+      <w:pPr>
+        <w:rPr>
+          <w:rFonts w:eastAsia="Calibri"/>
+        </w:rPr>
+      </w:pPr>
+      <w:r>
+        <w:rPr>
+          <w:rFonts w:eastAsia="Calibri"/>
+        </w:rPr>
+        <w:t xml:space="preserve">         └── Ward Admit (agar zaroorat ho)</w:t>
+      </w:r>
+    </w:p>
+    <w:p>
+      <w:pPr>
+        <w:rPr>
+          <w:rFonts w:eastAsia="Calibri"/>
+        </w:rPr>
+      </w:pPr>
+      <w:r>
+        <w:rPr>
+          <w:rFonts w:eastAsia="Calibri"/>
+        </w:rPr>
         <w:t xml:space="preserve">     ↓</w:t>
       </w:r>
     </w:p>
@@ -3380,129 +2916,167 @@
         <w:rPr>
           <w:rFonts w:eastAsia="Calibri"/>
         </w:rPr>
-        <w:lastRenderedPageBreak/>
-        <w:t xml:space="preserve">Doctor → </w:t>
-      </w:r>
-      <w:proofErr w:type="spellStart"/>
-      <w:r>
+        <w:t>Results aate hain → Doctor dashboard pe dikhte hain</w:t>
+      </w:r>
+    </w:p>
+    <w:p>
+      <w:pPr>
         <w:rPr>
           <w:rFonts w:eastAsia="Calibri"/>
         </w:rPr>
-        <w:t>Apne</w:t>
-      </w:r>
-      <w:proofErr w:type="spellEnd"/>
+      </w:pPr>
       <w:r>
         <w:rPr>
           <w:rFonts w:eastAsia="Calibri"/>
         </w:rPr>
-        <w:t xml:space="preserve"> dashboard </w:t>
-      </w:r>
-      <w:proofErr w:type="spellStart"/>
-      <w:r>
+        <w:t xml:space="preserve">     ↓</w:t>
+      </w:r>
+    </w:p>
+    <w:p>
+      <w:pPr>
         <w:rPr>
           <w:rFonts w:eastAsia="Calibri"/>
         </w:rPr>
-        <w:t>pe</w:t>
-      </w:r>
-      <w:proofErr w:type="spellEnd"/>
+      </w:pPr>
       <w:r>
         <w:rPr>
           <w:rFonts w:eastAsia="Calibri"/>
         </w:rPr>
-        <w:t xml:space="preserve"> appointment </w:t>
-      </w:r>
-      <w:proofErr w:type="spellStart"/>
-      <w:r>
+        <w:t>Billing → Receptionist/Accountant invoice banata hai</w:t>
+      </w:r>
+    </w:p>
+    <w:p>
+      <w:pPr>
         <w:rPr>
           <w:rFonts w:eastAsia="Calibri"/>
         </w:rPr>
-        <w:t>dikhti</w:t>
-      </w:r>
-      <w:proofErr w:type="spellEnd"/>
+      </w:pPr>
       <w:r>
         <w:rPr>
           <w:rFonts w:eastAsia="Calibri"/>
         </w:rPr>
-        <w:t xml:space="preserve"> </w:t>
-      </w:r>
-      <w:proofErr w:type="spellStart"/>
-      <w:r>
+        <w:t>RECEPTIONIST:</w:t>
+      </w:r>
+    </w:p>
+    <w:p>
+      <w:pPr>
         <w:rPr>
           <w:rFonts w:eastAsia="Calibri"/>
         </w:rPr>
-        <w:t>hai</w:t>
-      </w:r>
-      <w:proofErr w:type="spellEnd"/>
-    </w:p>
-    <w:p>
-      <w:pPr>
+      </w:pPr>
+      <w:r>
+        <w:rPr>
+          <w:rFonts w:ascii="Arial" w:eastAsia="Calibri" w:hAnsi="Arial" w:cs="Arial"/>
+        </w:rPr>
+        <w:t>├</w:t>
+      </w:r>
+      <w:r>
+        <w:rPr>
+          <w:rFonts w:ascii="Calibri" w:eastAsia="Calibri" w:hAnsi="Calibri" w:cs="Calibri"/>
+        </w:rPr>
+        <w:t>──</w:t>
+      </w:r>
+      <w:r>
         <w:rPr>
           <w:rFonts w:eastAsia="Calibri"/>
         </w:rPr>
-      </w:pPr>
-      <w:r>
+        <w:t xml:space="preserve"> Naya patient register karta hai</w:t>
+      </w:r>
+    </w:p>
+    <w:p>
+      <w:pPr>
         <w:rPr>
           <w:rFonts w:eastAsia="Calibri"/>
         </w:rPr>
-        <w:t xml:space="preserve">     ↓</w:t>
-      </w:r>
-    </w:p>
-    <w:p>
-      <w:pPr>
+      </w:pPr>
+      <w:r>
+        <w:rPr>
+          <w:rFonts w:ascii="Arial" w:eastAsia="Calibri" w:hAnsi="Arial" w:cs="Arial"/>
+        </w:rPr>
+        <w:t>├</w:t>
+      </w:r>
+      <w:r>
+        <w:rPr>
+          <w:rFonts w:ascii="Calibri" w:eastAsia="Calibri" w:hAnsi="Calibri" w:cs="Calibri"/>
+        </w:rPr>
+        <w:t>──</w:t>
+      </w:r>
+      <w:r>
         <w:rPr>
           <w:rFonts w:eastAsia="Calibri"/>
         </w:rPr>
-      </w:pPr>
-      <w:r>
+        <w:t xml:space="preserve"> Appointment book karta hai</w:t>
+      </w:r>
+    </w:p>
+    <w:p>
+      <w:pPr>
         <w:rPr>
           <w:rFonts w:eastAsia="Calibri"/>
         </w:rPr>
-        <w:t xml:space="preserve">Doctor → Patient </w:t>
-      </w:r>
-      <w:proofErr w:type="spellStart"/>
-      <w:proofErr w:type="gramStart"/>
+      </w:pPr>
+      <w:r>
+        <w:rPr>
+          <w:rFonts w:ascii="Arial" w:eastAsia="Calibri" w:hAnsi="Arial" w:cs="Arial"/>
+        </w:rPr>
+        <w:t>├</w:t>
+      </w:r>
+      <w:r>
+        <w:rPr>
+          <w:rFonts w:ascii="Calibri" w:eastAsia="Calibri" w:hAnsi="Calibri" w:cs="Calibri"/>
+        </w:rPr>
+        <w:t>──</w:t>
+      </w:r>
       <w:r>
         <w:rPr>
           <w:rFonts w:eastAsia="Calibri"/>
         </w:rPr>
-        <w:t>ko</w:t>
-      </w:r>
-      <w:proofErr w:type="spellEnd"/>
-      <w:proofErr w:type="gramEnd"/>
-      <w:r>
+        <w:t xml:space="preserve"> Doctor assign karta hai</w:t>
+      </w:r>
+    </w:p>
+    <w:p>
+      <w:pPr>
         <w:rPr>
           <w:rFonts w:eastAsia="Calibri"/>
         </w:rPr>
-        <w:t xml:space="preserve"> </w:t>
-      </w:r>
-      <w:proofErr w:type="spellStart"/>
+      </w:pPr>
+      <w:r>
+        <w:rPr>
+          <w:rFonts w:ascii="Arial" w:eastAsia="Calibri" w:hAnsi="Arial" w:cs="Arial"/>
+        </w:rPr>
+        <w:t>├</w:t>
+      </w:r>
+      <w:r>
+        <w:rPr>
+          <w:rFonts w:ascii="Calibri" w:eastAsia="Calibri" w:hAnsi="Calibri" w:cs="Calibri"/>
+        </w:rPr>
+        <w:t>──</w:t>
+      </w:r>
       <w:r>
         <w:rPr>
           <w:rFonts w:eastAsia="Calibri"/>
         </w:rPr>
-        <w:t>dekhta</w:t>
-      </w:r>
-      <w:proofErr w:type="spellEnd"/>
-      <w:r>
+        <w:t xml:space="preserve"> Billing karta hai</w:t>
+      </w:r>
+    </w:p>
+    <w:p>
+      <w:pPr>
         <w:rPr>
           <w:rFonts w:eastAsia="Calibri"/>
         </w:rPr>
-        <w:t xml:space="preserve"> </w:t>
-      </w:r>
-      <w:proofErr w:type="spellStart"/>
+      </w:pPr>
       <w:r>
         <w:rPr>
           <w:rFonts w:eastAsia="Calibri"/>
         </w:rPr>
-        <w:t>hai</w:t>
-      </w:r>
-      <w:proofErr w:type="spellEnd"/>
-      <w:r>
+        <w:t>└── Patient ko ward assign karta hai</w:t>
+      </w:r>
+    </w:p>
+    <w:p>
+      <w:pPr>
         <w:rPr>
           <w:rFonts w:eastAsia="Calibri"/>
         </w:rPr>
-        <w:t xml:space="preserve"> (consultation)</w:t>
-      </w:r>
+      </w:pPr>
     </w:p>
     <w:p>
       <w:pPr>
@@ -3514,7 +3088,7 @@
         <w:rPr>
           <w:rFonts w:eastAsia="Calibri"/>
         </w:rPr>
-        <w:t xml:space="preserve">     ↓</w:t>
+        <w:t>DOCTOR:</w:t>
       </w:r>
     </w:p>
     <w:p>
@@ -3525,37 +3099,71 @@
       </w:pPr>
       <w:r>
         <w:rPr>
+          <w:rFonts w:ascii="Arial" w:eastAsia="Calibri" w:hAnsi="Arial" w:cs="Arial"/>
+        </w:rPr>
+        <w:t>├</w:t>
+      </w:r>
+      <w:r>
+        <w:rPr>
+          <w:rFonts w:ascii="Calibri" w:eastAsia="Calibri" w:hAnsi="Calibri" w:cs="Calibri"/>
+        </w:rPr>
+        <w:t>──</w:t>
+      </w:r>
+      <w:r>
+        <w:rPr>
           <w:rFonts w:eastAsia="Calibri"/>
         </w:rPr>
-        <w:t xml:space="preserve">Doctor → Orders </w:t>
-      </w:r>
-      <w:proofErr w:type="spellStart"/>
-      <w:r>
+        <w:t xml:space="preserve"> Apni appointments dekhta hai</w:t>
+      </w:r>
+    </w:p>
+    <w:p>
+      <w:pPr>
         <w:rPr>
           <w:rFonts w:eastAsia="Calibri"/>
         </w:rPr>
-        <w:t>karta</w:t>
-      </w:r>
-      <w:proofErr w:type="spellEnd"/>
+      </w:pPr>
+      <w:r>
+        <w:rPr>
+          <w:rFonts w:ascii="Arial" w:eastAsia="Calibri" w:hAnsi="Arial" w:cs="Arial"/>
+        </w:rPr>
+        <w:t>├</w:t>
+      </w:r>
+      <w:r>
+        <w:rPr>
+          <w:rFonts w:ascii="Calibri" w:eastAsia="Calibri" w:hAnsi="Calibri" w:cs="Calibri"/>
+        </w:rPr>
+        <w:t>──</w:t>
+      </w:r>
       <w:r>
         <w:rPr>
           <w:rFonts w:eastAsia="Calibri"/>
         </w:rPr>
-        <w:t xml:space="preserve"> </w:t>
-      </w:r>
-      <w:proofErr w:type="spellStart"/>
-      <w:r>
+        <w:t xml:space="preserve"> Patient ko examine karta hai</w:t>
+      </w:r>
+    </w:p>
+    <w:p>
+      <w:pPr>
         <w:rPr>
           <w:rFonts w:eastAsia="Calibri"/>
         </w:rPr>
-        <w:t>hai</w:t>
-      </w:r>
-      <w:proofErr w:type="spellEnd"/>
+      </w:pPr>
+      <w:r>
+        <w:rPr>
+          <w:rFonts w:ascii="Arial" w:eastAsia="Calibri" w:hAnsi="Arial" w:cs="Arial"/>
+        </w:rPr>
+        <w:t>├</w:t>
+      </w:r>
+      <w:r>
+        <w:rPr>
+          <w:rFonts w:ascii="Calibri" w:eastAsia="Calibri" w:hAnsi="Calibri" w:cs="Calibri"/>
+        </w:rPr>
+        <w:t>──</w:t>
+      </w:r>
       <w:r>
         <w:rPr>
           <w:rFonts w:eastAsia="Calibri"/>
         </w:rPr>
-        <w:t>:</w:t>
+        <w:t xml:space="preserve"> Lab order deta hai</w:t>
       </w:r>
     </w:p>
     <w:p>
@@ -3566,10 +3174,29 @@
       </w:pPr>
       <w:r>
         <w:rPr>
+          <w:rFonts w:ascii="Arial" w:eastAsia="Calibri" w:hAnsi="Arial" w:cs="Arial"/>
+        </w:rPr>
+        <w:t>├</w:t>
+      </w:r>
+      <w:r>
+        <w:rPr>
+          <w:rFonts w:ascii="Calibri" w:eastAsia="Calibri" w:hAnsi="Calibri" w:cs="Calibri"/>
+        </w:rPr>
+        <w:t>──</w:t>
+      </w:r>
+      <w:r>
+        <w:rPr>
           <w:rFonts w:eastAsia="Calibri"/>
         </w:rPr>
-        <w:t xml:space="preserve">         </w:t>
-      </w:r>
+        <w:t xml:space="preserve"> Radiology order deta hai</w:t>
+      </w:r>
+    </w:p>
+    <w:p>
+      <w:pPr>
+        <w:rPr>
+          <w:rFonts w:eastAsia="Calibri"/>
+        </w:rPr>
+      </w:pPr>
       <w:r>
         <w:rPr>
           <w:rFonts w:ascii="Arial" w:eastAsia="Calibri" w:hAnsi="Arial" w:cs="Arial"/>
@@ -3586,7 +3213,7 @@
         <w:rPr>
           <w:rFonts w:eastAsia="Calibri"/>
         </w:rPr>
-        <w:t xml:space="preserve"> Lab Tests</w:t>
+        <w:t xml:space="preserve"> Prescription likhta hai</w:t>
       </w:r>
     </w:p>
     <w:p>
@@ -3599,836 +3226,8 @@
         <w:rPr>
           <w:rFonts w:eastAsia="Calibri"/>
         </w:rPr>
-        <w:t xml:space="preserve">         </w:t>
-      </w:r>
-      <w:r>
-        <w:rPr>
-          <w:rFonts w:ascii="Arial" w:eastAsia="Calibri" w:hAnsi="Arial" w:cs="Arial"/>
-        </w:rPr>
-        <w:t>├</w:t>
-      </w:r>
-      <w:r>
-        <w:rPr>
-          <w:rFonts w:ascii="Calibri" w:eastAsia="Calibri" w:hAnsi="Calibri" w:cs="Calibri"/>
-        </w:rPr>
-        <w:t>──</w:t>
-      </w:r>
-      <w:r>
-        <w:rPr>
-          <w:rFonts w:eastAsia="Calibri"/>
-        </w:rPr>
-        <w:t xml:space="preserve"> Radiology</w:t>
-      </w:r>
-    </w:p>
-    <w:p>
-      <w:pPr>
-        <w:rPr>
-          <w:rFonts w:eastAsia="Calibri"/>
-        </w:rPr>
-      </w:pPr>
-      <w:r>
-        <w:rPr>
-          <w:rFonts w:eastAsia="Calibri"/>
-        </w:rPr>
-        <w:t xml:space="preserve">         </w:t>
-      </w:r>
-      <w:r>
-        <w:rPr>
-          <w:rFonts w:ascii="Arial" w:eastAsia="Calibri" w:hAnsi="Arial" w:cs="Arial"/>
-        </w:rPr>
-        <w:t>├</w:t>
-      </w:r>
-      <w:r>
-        <w:rPr>
-          <w:rFonts w:ascii="Calibri" w:eastAsia="Calibri" w:hAnsi="Calibri" w:cs="Calibri"/>
-        </w:rPr>
-        <w:t>──</w:t>
-      </w:r>
-      <w:r>
-        <w:rPr>
-          <w:rFonts w:eastAsia="Calibri"/>
-        </w:rPr>
-        <w:t xml:space="preserve"> Prescription/Medicine</w:t>
-      </w:r>
-    </w:p>
-    <w:p>
-      <w:pPr>
-        <w:rPr>
-          <w:rFonts w:eastAsia="Calibri"/>
-        </w:rPr>
-      </w:pPr>
-      <w:r>
-        <w:rPr>
-          <w:rFonts w:eastAsia="Calibri"/>
-        </w:rPr>
-        <w:t xml:space="preserve">         └── Ward Admit (agar </w:t>
-      </w:r>
-      <w:proofErr w:type="spellStart"/>
-      <w:r>
-        <w:rPr>
-          <w:rFonts w:eastAsia="Calibri"/>
-        </w:rPr>
-        <w:t>zaroorat</w:t>
-      </w:r>
-      <w:proofErr w:type="spellEnd"/>
-      <w:r>
-        <w:rPr>
-          <w:rFonts w:eastAsia="Calibri"/>
-        </w:rPr>
-        <w:t xml:space="preserve"> ho)</w:t>
-      </w:r>
-    </w:p>
-    <w:p>
-      <w:pPr>
-        <w:rPr>
-          <w:rFonts w:eastAsia="Calibri"/>
-        </w:rPr>
-      </w:pPr>
-      <w:r>
-        <w:rPr>
-          <w:rFonts w:eastAsia="Calibri"/>
-        </w:rPr>
-        <w:t xml:space="preserve">     ↓</w:t>
-      </w:r>
-    </w:p>
-    <w:p>
-      <w:pPr>
-        <w:rPr>
-          <w:rFonts w:eastAsia="Calibri"/>
-        </w:rPr>
-      </w:pPr>
-      <w:r>
-        <w:rPr>
-          <w:rFonts w:eastAsia="Calibri"/>
-        </w:rPr>
-        <w:t xml:space="preserve">Results </w:t>
-      </w:r>
-      <w:proofErr w:type="spellStart"/>
-      <w:r>
-        <w:rPr>
-          <w:rFonts w:eastAsia="Calibri"/>
-        </w:rPr>
-        <w:t>aate</w:t>
-      </w:r>
-      <w:proofErr w:type="spellEnd"/>
-      <w:r>
-        <w:rPr>
-          <w:rFonts w:eastAsia="Calibri"/>
-        </w:rPr>
-        <w:t xml:space="preserve"> </w:t>
-      </w:r>
-      <w:proofErr w:type="spellStart"/>
-      <w:r>
-        <w:rPr>
-          <w:rFonts w:eastAsia="Calibri"/>
-        </w:rPr>
-        <w:t>hain</w:t>
-      </w:r>
-      <w:proofErr w:type="spellEnd"/>
-      <w:r>
-        <w:rPr>
-          <w:rFonts w:eastAsia="Calibri"/>
-        </w:rPr>
-        <w:t xml:space="preserve"> → Doctor </w:t>
-      </w:r>
-      <w:proofErr w:type="gramStart"/>
-      <w:r>
-        <w:rPr>
-          <w:rFonts w:eastAsia="Calibri"/>
-        </w:rPr>
-        <w:t>dashboard</w:t>
-      </w:r>
-      <w:proofErr w:type="gramEnd"/>
-      <w:r>
-        <w:rPr>
-          <w:rFonts w:eastAsia="Calibri"/>
-        </w:rPr>
-        <w:t xml:space="preserve"> </w:t>
-      </w:r>
-      <w:proofErr w:type="spellStart"/>
-      <w:r>
-        <w:rPr>
-          <w:rFonts w:eastAsia="Calibri"/>
-        </w:rPr>
-        <w:t>pe</w:t>
-      </w:r>
-      <w:proofErr w:type="spellEnd"/>
-      <w:r>
-        <w:rPr>
-          <w:rFonts w:eastAsia="Calibri"/>
-        </w:rPr>
-        <w:t xml:space="preserve"> </w:t>
-      </w:r>
-      <w:proofErr w:type="spellStart"/>
-      <w:r>
-        <w:rPr>
-          <w:rFonts w:eastAsia="Calibri"/>
-        </w:rPr>
-        <w:t>dikhte</w:t>
-      </w:r>
-      <w:proofErr w:type="spellEnd"/>
-      <w:r>
-        <w:rPr>
-          <w:rFonts w:eastAsia="Calibri"/>
-        </w:rPr>
-        <w:t xml:space="preserve"> </w:t>
-      </w:r>
-      <w:proofErr w:type="spellStart"/>
-      <w:r>
-        <w:rPr>
-          <w:rFonts w:eastAsia="Calibri"/>
-        </w:rPr>
-        <w:t>hain</w:t>
-      </w:r>
-      <w:proofErr w:type="spellEnd"/>
-    </w:p>
-    <w:p>
-      <w:pPr>
-        <w:rPr>
-          <w:rFonts w:eastAsia="Calibri"/>
-        </w:rPr>
-      </w:pPr>
-      <w:r>
-        <w:rPr>
-          <w:rFonts w:eastAsia="Calibri"/>
-        </w:rPr>
-        <w:t xml:space="preserve">     ↓</w:t>
-      </w:r>
-    </w:p>
-    <w:p>
-      <w:pPr>
-        <w:rPr>
-          <w:rFonts w:eastAsia="Calibri"/>
-        </w:rPr>
-      </w:pPr>
-      <w:r>
-        <w:rPr>
-          <w:rFonts w:eastAsia="Calibri"/>
-        </w:rPr>
-        <w:t xml:space="preserve">Billing → Receptionist/Accountant invoice </w:t>
-      </w:r>
-      <w:proofErr w:type="spellStart"/>
-      <w:r>
-        <w:rPr>
-          <w:rFonts w:eastAsia="Calibri"/>
-        </w:rPr>
-        <w:t>banata</w:t>
-      </w:r>
-      <w:proofErr w:type="spellEnd"/>
-      <w:r>
-        <w:rPr>
-          <w:rFonts w:eastAsia="Calibri"/>
-        </w:rPr>
-        <w:t xml:space="preserve"> </w:t>
-      </w:r>
-      <w:proofErr w:type="spellStart"/>
-      <w:r>
-        <w:rPr>
-          <w:rFonts w:eastAsia="Calibri"/>
-        </w:rPr>
-        <w:t>hai</w:t>
-      </w:r>
-      <w:proofErr w:type="spellEnd"/>
-    </w:p>
-    <w:p>
-      <w:pPr>
-        <w:rPr>
-          <w:rFonts w:eastAsia="Calibri"/>
-        </w:rPr>
-      </w:pPr>
-      <w:r>
-        <w:rPr>
-          <w:rFonts w:eastAsia="Calibri"/>
-        </w:rPr>
-        <w:t>RECEPTIONIST:</w:t>
-      </w:r>
-    </w:p>
-    <w:p>
-      <w:pPr>
-        <w:rPr>
-          <w:rFonts w:eastAsia="Calibri"/>
-        </w:rPr>
-      </w:pPr>
-      <w:r>
-        <w:rPr>
-          <w:rFonts w:ascii="Arial" w:eastAsia="Calibri" w:hAnsi="Arial" w:cs="Arial"/>
-        </w:rPr>
-        <w:t>├</w:t>
-      </w:r>
-      <w:r>
-        <w:rPr>
-          <w:rFonts w:ascii="Calibri" w:eastAsia="Calibri" w:hAnsi="Calibri" w:cs="Calibri"/>
-        </w:rPr>
-        <w:t>──</w:t>
-      </w:r>
-      <w:r>
-        <w:rPr>
-          <w:rFonts w:eastAsia="Calibri"/>
-        </w:rPr>
-        <w:t xml:space="preserve"> </w:t>
-      </w:r>
-      <w:proofErr w:type="spellStart"/>
-      <w:r>
-        <w:rPr>
-          <w:rFonts w:eastAsia="Calibri"/>
-        </w:rPr>
-        <w:t>Naya</w:t>
-      </w:r>
-      <w:proofErr w:type="spellEnd"/>
-      <w:r>
-        <w:rPr>
-          <w:rFonts w:eastAsia="Calibri"/>
-        </w:rPr>
-        <w:t xml:space="preserve"> patient register </w:t>
-      </w:r>
-      <w:proofErr w:type="spellStart"/>
-      <w:r>
-        <w:rPr>
-          <w:rFonts w:eastAsia="Calibri"/>
-        </w:rPr>
-        <w:t>karta</w:t>
-      </w:r>
-      <w:proofErr w:type="spellEnd"/>
-      <w:r>
-        <w:rPr>
-          <w:rFonts w:eastAsia="Calibri"/>
-        </w:rPr>
-        <w:t xml:space="preserve"> </w:t>
-      </w:r>
-      <w:proofErr w:type="spellStart"/>
-      <w:r>
-        <w:rPr>
-          <w:rFonts w:eastAsia="Calibri"/>
-        </w:rPr>
-        <w:t>hai</w:t>
-      </w:r>
-      <w:proofErr w:type="spellEnd"/>
-    </w:p>
-    <w:p>
-      <w:pPr>
-        <w:rPr>
-          <w:rFonts w:eastAsia="Calibri"/>
-        </w:rPr>
-      </w:pPr>
-      <w:r>
-        <w:rPr>
-          <w:rFonts w:ascii="Arial" w:eastAsia="Calibri" w:hAnsi="Arial" w:cs="Arial"/>
-        </w:rPr>
-        <w:t>├</w:t>
-      </w:r>
-      <w:r>
-        <w:rPr>
-          <w:rFonts w:ascii="Calibri" w:eastAsia="Calibri" w:hAnsi="Calibri" w:cs="Calibri"/>
-        </w:rPr>
-        <w:t>──</w:t>
-      </w:r>
-      <w:r>
-        <w:rPr>
-          <w:rFonts w:eastAsia="Calibri"/>
-        </w:rPr>
-        <w:t xml:space="preserve"> Appointment book </w:t>
-      </w:r>
-      <w:proofErr w:type="spellStart"/>
-      <w:r>
-        <w:rPr>
-          <w:rFonts w:eastAsia="Calibri"/>
-        </w:rPr>
-        <w:t>karta</w:t>
-      </w:r>
-      <w:proofErr w:type="spellEnd"/>
-      <w:r>
-        <w:rPr>
-          <w:rFonts w:eastAsia="Calibri"/>
-        </w:rPr>
-        <w:t xml:space="preserve"> </w:t>
-      </w:r>
-      <w:proofErr w:type="spellStart"/>
-      <w:r>
-        <w:rPr>
-          <w:rFonts w:eastAsia="Calibri"/>
-        </w:rPr>
-        <w:t>hai</w:t>
-      </w:r>
-      <w:proofErr w:type="spellEnd"/>
-    </w:p>
-    <w:p>
-      <w:pPr>
-        <w:rPr>
-          <w:rFonts w:eastAsia="Calibri"/>
-        </w:rPr>
-      </w:pPr>
-      <w:r>
-        <w:rPr>
-          <w:rFonts w:ascii="Arial" w:eastAsia="Calibri" w:hAnsi="Arial" w:cs="Arial"/>
-        </w:rPr>
-        <w:t>├</w:t>
-      </w:r>
-      <w:r>
-        <w:rPr>
-          <w:rFonts w:ascii="Calibri" w:eastAsia="Calibri" w:hAnsi="Calibri" w:cs="Calibri"/>
-        </w:rPr>
-        <w:t>──</w:t>
-      </w:r>
-      <w:r>
-        <w:rPr>
-          <w:rFonts w:eastAsia="Calibri"/>
-        </w:rPr>
-        <w:t xml:space="preserve"> Doctor assign </w:t>
-      </w:r>
-      <w:proofErr w:type="spellStart"/>
-      <w:r>
-        <w:rPr>
-          <w:rFonts w:eastAsia="Calibri"/>
-        </w:rPr>
-        <w:t>karta</w:t>
-      </w:r>
-      <w:proofErr w:type="spellEnd"/>
-      <w:r>
-        <w:rPr>
-          <w:rFonts w:eastAsia="Calibri"/>
-        </w:rPr>
-        <w:t xml:space="preserve"> </w:t>
-      </w:r>
-      <w:proofErr w:type="spellStart"/>
-      <w:r>
-        <w:rPr>
-          <w:rFonts w:eastAsia="Calibri"/>
-        </w:rPr>
-        <w:t>hai</w:t>
-      </w:r>
-      <w:proofErr w:type="spellEnd"/>
-    </w:p>
-    <w:p>
-      <w:pPr>
-        <w:rPr>
-          <w:rFonts w:eastAsia="Calibri"/>
-        </w:rPr>
-      </w:pPr>
-      <w:r>
-        <w:rPr>
-          <w:rFonts w:ascii="Arial" w:eastAsia="Calibri" w:hAnsi="Arial" w:cs="Arial"/>
-        </w:rPr>
-        <w:t>├</w:t>
-      </w:r>
-      <w:r>
-        <w:rPr>
-          <w:rFonts w:ascii="Calibri" w:eastAsia="Calibri" w:hAnsi="Calibri" w:cs="Calibri"/>
-        </w:rPr>
-        <w:t>──</w:t>
-      </w:r>
-      <w:r>
-        <w:rPr>
-          <w:rFonts w:eastAsia="Calibri"/>
-        </w:rPr>
-        <w:t xml:space="preserve"> </w:t>
-      </w:r>
-      <w:proofErr w:type="gramStart"/>
-      <w:r>
-        <w:rPr>
-          <w:rFonts w:eastAsia="Calibri"/>
-        </w:rPr>
-        <w:t>Billing</w:t>
-      </w:r>
-      <w:proofErr w:type="gramEnd"/>
-      <w:r>
-        <w:rPr>
-          <w:rFonts w:eastAsia="Calibri"/>
-        </w:rPr>
-        <w:t xml:space="preserve"> </w:t>
-      </w:r>
-      <w:proofErr w:type="spellStart"/>
-      <w:r>
-        <w:rPr>
-          <w:rFonts w:eastAsia="Calibri"/>
-        </w:rPr>
-        <w:t>karta</w:t>
-      </w:r>
-      <w:proofErr w:type="spellEnd"/>
-      <w:r>
-        <w:rPr>
-          <w:rFonts w:eastAsia="Calibri"/>
-        </w:rPr>
-        <w:t xml:space="preserve"> </w:t>
-      </w:r>
-      <w:proofErr w:type="spellStart"/>
-      <w:r>
-        <w:rPr>
-          <w:rFonts w:eastAsia="Calibri"/>
-        </w:rPr>
-        <w:t>hai</w:t>
-      </w:r>
-      <w:proofErr w:type="spellEnd"/>
-    </w:p>
-    <w:p>
-      <w:pPr>
-        <w:rPr>
-          <w:rFonts w:eastAsia="Calibri"/>
-        </w:rPr>
-      </w:pPr>
-      <w:r>
-        <w:rPr>
-          <w:rFonts w:eastAsia="Calibri"/>
-        </w:rPr>
-        <w:t xml:space="preserve">└── Patient </w:t>
-      </w:r>
-      <w:proofErr w:type="spellStart"/>
-      <w:proofErr w:type="gramStart"/>
-      <w:r>
-        <w:rPr>
-          <w:rFonts w:eastAsia="Calibri"/>
-        </w:rPr>
-        <w:t>ko</w:t>
-      </w:r>
-      <w:proofErr w:type="spellEnd"/>
-      <w:proofErr w:type="gramEnd"/>
-      <w:r>
-        <w:rPr>
-          <w:rFonts w:eastAsia="Calibri"/>
-        </w:rPr>
-        <w:t xml:space="preserve"> ward assign </w:t>
-      </w:r>
-      <w:proofErr w:type="spellStart"/>
-      <w:r>
-        <w:rPr>
-          <w:rFonts w:eastAsia="Calibri"/>
-        </w:rPr>
-        <w:t>karta</w:t>
-      </w:r>
-      <w:proofErr w:type="spellEnd"/>
-      <w:r>
-        <w:rPr>
-          <w:rFonts w:eastAsia="Calibri"/>
-        </w:rPr>
-        <w:t xml:space="preserve"> </w:t>
-      </w:r>
-      <w:proofErr w:type="spellStart"/>
-      <w:r>
-        <w:rPr>
-          <w:rFonts w:eastAsia="Calibri"/>
-        </w:rPr>
-        <w:t>hai</w:t>
-      </w:r>
-      <w:proofErr w:type="spellEnd"/>
-    </w:p>
-    <w:p>
-      <w:pPr>
-        <w:rPr>
-          <w:rFonts w:eastAsia="Calibri"/>
-        </w:rPr>
-      </w:pPr>
-    </w:p>
-    <w:p>
-      <w:pPr>
-        <w:rPr>
-          <w:rFonts w:eastAsia="Calibri"/>
-        </w:rPr>
-      </w:pPr>
-      <w:r>
-        <w:rPr>
-          <w:rFonts w:eastAsia="Calibri"/>
-        </w:rPr>
-        <w:t>DOCTOR:</w:t>
-      </w:r>
-    </w:p>
-    <w:p>
-      <w:pPr>
-        <w:rPr>
-          <w:rFonts w:eastAsia="Calibri"/>
-        </w:rPr>
-      </w:pPr>
-      <w:r>
-        <w:rPr>
-          <w:rFonts w:ascii="Arial" w:eastAsia="Calibri" w:hAnsi="Arial" w:cs="Arial"/>
-        </w:rPr>
-        <w:t>├</w:t>
-      </w:r>
-      <w:r>
-        <w:rPr>
-          <w:rFonts w:ascii="Calibri" w:eastAsia="Calibri" w:hAnsi="Calibri" w:cs="Calibri"/>
-        </w:rPr>
-        <w:t>──</w:t>
-      </w:r>
-      <w:r>
-        <w:rPr>
-          <w:rFonts w:eastAsia="Calibri"/>
-        </w:rPr>
-        <w:t xml:space="preserve"> </w:t>
-      </w:r>
-      <w:proofErr w:type="spellStart"/>
-      <w:r>
-        <w:rPr>
-          <w:rFonts w:eastAsia="Calibri"/>
-        </w:rPr>
-        <w:t>Apni</w:t>
-      </w:r>
-      <w:proofErr w:type="spellEnd"/>
-      <w:r>
-        <w:rPr>
-          <w:rFonts w:eastAsia="Calibri"/>
-        </w:rPr>
-        <w:t xml:space="preserve"> appointments </w:t>
-      </w:r>
-      <w:proofErr w:type="spellStart"/>
-      <w:r>
-        <w:rPr>
-          <w:rFonts w:eastAsia="Calibri"/>
-        </w:rPr>
-        <w:t>dekhta</w:t>
-      </w:r>
-      <w:proofErr w:type="spellEnd"/>
-      <w:r>
-        <w:rPr>
-          <w:rFonts w:eastAsia="Calibri"/>
-        </w:rPr>
-        <w:t xml:space="preserve"> </w:t>
-      </w:r>
-      <w:proofErr w:type="spellStart"/>
-      <w:r>
-        <w:rPr>
-          <w:rFonts w:eastAsia="Calibri"/>
-        </w:rPr>
-        <w:t>hai</w:t>
-      </w:r>
-      <w:proofErr w:type="spellEnd"/>
-    </w:p>
-    <w:p>
-      <w:pPr>
-        <w:rPr>
-          <w:rFonts w:eastAsia="Calibri"/>
-        </w:rPr>
-      </w:pPr>
-      <w:r>
-        <w:rPr>
-          <w:rFonts w:ascii="Arial" w:eastAsia="Calibri" w:hAnsi="Arial" w:cs="Arial"/>
-        </w:rPr>
-        <w:t>├</w:t>
-      </w:r>
-      <w:r>
-        <w:rPr>
-          <w:rFonts w:ascii="Calibri" w:eastAsia="Calibri" w:hAnsi="Calibri" w:cs="Calibri"/>
-        </w:rPr>
-        <w:t>──</w:t>
-      </w:r>
-      <w:r>
-        <w:rPr>
-          <w:rFonts w:eastAsia="Calibri"/>
-        </w:rPr>
-        <w:t xml:space="preserve"> Patient </w:t>
-      </w:r>
-      <w:proofErr w:type="spellStart"/>
-      <w:proofErr w:type="gramStart"/>
-      <w:r>
-        <w:rPr>
-          <w:rFonts w:eastAsia="Calibri"/>
-        </w:rPr>
-        <w:t>ko</w:t>
-      </w:r>
-      <w:proofErr w:type="spellEnd"/>
-      <w:proofErr w:type="gramEnd"/>
-      <w:r>
-        <w:rPr>
-          <w:rFonts w:eastAsia="Calibri"/>
-        </w:rPr>
-        <w:t xml:space="preserve"> examine </w:t>
-      </w:r>
-      <w:proofErr w:type="spellStart"/>
-      <w:r>
-        <w:rPr>
-          <w:rFonts w:eastAsia="Calibri"/>
-        </w:rPr>
-        <w:t>karta</w:t>
-      </w:r>
-      <w:proofErr w:type="spellEnd"/>
-      <w:r>
-        <w:rPr>
-          <w:rFonts w:eastAsia="Calibri"/>
-        </w:rPr>
-        <w:t xml:space="preserve"> </w:t>
-      </w:r>
-      <w:proofErr w:type="spellStart"/>
-      <w:r>
-        <w:rPr>
-          <w:rFonts w:eastAsia="Calibri"/>
-        </w:rPr>
-        <w:t>hai</w:t>
-      </w:r>
-      <w:proofErr w:type="spellEnd"/>
-    </w:p>
-    <w:p>
-      <w:pPr>
-        <w:rPr>
-          <w:rFonts w:eastAsia="Calibri"/>
-        </w:rPr>
-      </w:pPr>
-      <w:r>
-        <w:rPr>
-          <w:rFonts w:ascii="Arial" w:eastAsia="Calibri" w:hAnsi="Arial" w:cs="Arial"/>
-        </w:rPr>
-        <w:t>├</w:t>
-      </w:r>
-      <w:r>
-        <w:rPr>
-          <w:rFonts w:ascii="Calibri" w:eastAsia="Calibri" w:hAnsi="Calibri" w:cs="Calibri"/>
-        </w:rPr>
-        <w:t>──</w:t>
-      </w:r>
-      <w:r>
-        <w:rPr>
-          <w:rFonts w:eastAsia="Calibri"/>
-        </w:rPr>
-        <w:t xml:space="preserve"> Lab order </w:t>
-      </w:r>
-      <w:proofErr w:type="spellStart"/>
-      <w:r>
-        <w:rPr>
-          <w:rFonts w:eastAsia="Calibri"/>
-        </w:rPr>
-        <w:t>deta</w:t>
-      </w:r>
-      <w:proofErr w:type="spellEnd"/>
-      <w:r>
-        <w:rPr>
-          <w:rFonts w:eastAsia="Calibri"/>
-        </w:rPr>
-        <w:t xml:space="preserve"> </w:t>
-      </w:r>
-      <w:proofErr w:type="spellStart"/>
-      <w:r>
-        <w:rPr>
-          <w:rFonts w:eastAsia="Calibri"/>
-        </w:rPr>
-        <w:t>hai</w:t>
-      </w:r>
-      <w:proofErr w:type="spellEnd"/>
-    </w:p>
-    <w:p>
-      <w:pPr>
-        <w:rPr>
-          <w:rFonts w:eastAsia="Calibri"/>
-        </w:rPr>
-      </w:pPr>
-      <w:r>
-        <w:rPr>
-          <w:rFonts w:ascii="Arial" w:eastAsia="Calibri" w:hAnsi="Arial" w:cs="Arial"/>
-        </w:rPr>
-        <w:t>├</w:t>
-      </w:r>
-      <w:r>
-        <w:rPr>
-          <w:rFonts w:ascii="Calibri" w:eastAsia="Calibri" w:hAnsi="Calibri" w:cs="Calibri"/>
-        </w:rPr>
-        <w:t>──</w:t>
-      </w:r>
-      <w:r>
-        <w:rPr>
-          <w:rFonts w:eastAsia="Calibri"/>
-        </w:rPr>
-        <w:t xml:space="preserve"> Radiology order </w:t>
-      </w:r>
-      <w:proofErr w:type="spellStart"/>
-      <w:r>
-        <w:rPr>
-          <w:rFonts w:eastAsia="Calibri"/>
-        </w:rPr>
-        <w:t>deta</w:t>
-      </w:r>
-      <w:proofErr w:type="spellEnd"/>
-      <w:r>
-        <w:rPr>
-          <w:rFonts w:eastAsia="Calibri"/>
-        </w:rPr>
-        <w:t xml:space="preserve"> </w:t>
-      </w:r>
-      <w:proofErr w:type="spellStart"/>
-      <w:r>
-        <w:rPr>
-          <w:rFonts w:eastAsia="Calibri"/>
-        </w:rPr>
-        <w:t>hai</w:t>
-      </w:r>
-      <w:proofErr w:type="spellEnd"/>
-    </w:p>
-    <w:p>
-      <w:pPr>
-        <w:rPr>
-          <w:rFonts w:eastAsia="Calibri"/>
-        </w:rPr>
-      </w:pPr>
-      <w:r>
-        <w:rPr>
-          <w:rFonts w:ascii="Arial" w:eastAsia="Calibri" w:hAnsi="Arial" w:cs="Arial"/>
-        </w:rPr>
-        <w:t>├</w:t>
-      </w:r>
-      <w:r>
-        <w:rPr>
-          <w:rFonts w:ascii="Calibri" w:eastAsia="Calibri" w:hAnsi="Calibri" w:cs="Calibri"/>
-        </w:rPr>
-        <w:t>──</w:t>
-      </w:r>
-      <w:r>
-        <w:rPr>
-          <w:rFonts w:eastAsia="Calibri"/>
-        </w:rPr>
-        <w:t xml:space="preserve"> Prescription </w:t>
-      </w:r>
-      <w:proofErr w:type="spellStart"/>
-      <w:r>
-        <w:rPr>
-          <w:rFonts w:eastAsia="Calibri"/>
-        </w:rPr>
-        <w:t>likhta</w:t>
-      </w:r>
-      <w:proofErr w:type="spellEnd"/>
-      <w:r>
-        <w:rPr>
-          <w:rFonts w:eastAsia="Calibri"/>
-        </w:rPr>
-        <w:t xml:space="preserve"> </w:t>
-      </w:r>
-      <w:proofErr w:type="spellStart"/>
-      <w:r>
-        <w:rPr>
-          <w:rFonts w:eastAsia="Calibri"/>
-        </w:rPr>
-        <w:t>hai</w:t>
-      </w:r>
-      <w:proofErr w:type="spellEnd"/>
-    </w:p>
-    <w:p>
-      <w:pPr>
-        <w:rPr>
-          <w:rFonts w:eastAsia="Calibri"/>
-        </w:rPr>
-      </w:pPr>
-      <w:r>
-        <w:rPr>
-          <w:rFonts w:eastAsia="Calibri"/>
-        </w:rPr>
-        <w:t xml:space="preserve">└── Ward admit recommend </w:t>
-      </w:r>
-      <w:proofErr w:type="spellStart"/>
-      <w:r>
-        <w:rPr>
-          <w:rFonts w:eastAsia="Calibri"/>
-        </w:rPr>
-        <w:t>karta</w:t>
-      </w:r>
-      <w:proofErr w:type="spellEnd"/>
-      <w:r>
-        <w:rPr>
-          <w:rFonts w:eastAsia="Calibri"/>
-        </w:rPr>
-        <w:t xml:space="preserve"> </w:t>
-      </w:r>
-      <w:proofErr w:type="spellStart"/>
-      <w:r>
-        <w:rPr>
-          <w:rFonts w:eastAsia="Calibri"/>
-        </w:rPr>
-        <w:t>hai</w:t>
-      </w:r>
-      <w:proofErr w:type="spellEnd"/>
+        <w:t>└── Ward admit recommend karta hai</w:t>
+      </w:r>
     </w:p>
     <w:p>
       <w:pPr>
@@ -4473,36 +3272,72 @@
         <w:rPr>
           <w:rFonts w:eastAsia="Calibri"/>
         </w:rPr>
-        <w:t xml:space="preserve"> Lab orders </w:t>
-      </w:r>
-      <w:proofErr w:type="spellStart"/>
-      <w:r>
+        <w:t xml:space="preserve"> Lab orders dekhta hai</w:t>
+      </w:r>
+    </w:p>
+    <w:p>
+      <w:pPr>
         <w:rPr>
           <w:rFonts w:eastAsia="Calibri"/>
         </w:rPr>
-        <w:t>dekhta</w:t>
-      </w:r>
-      <w:proofErr w:type="spellEnd"/>
+      </w:pPr>
+      <w:r>
+        <w:rPr>
+          <w:rFonts w:ascii="Arial" w:eastAsia="Calibri" w:hAnsi="Arial" w:cs="Arial"/>
+        </w:rPr>
+        <w:t>├</w:t>
+      </w:r>
+      <w:r>
+        <w:rPr>
+          <w:rFonts w:ascii="Calibri" w:eastAsia="Calibri" w:hAnsi="Calibri" w:cs="Calibri"/>
+        </w:rPr>
+        <w:t>──</w:t>
+      </w:r>
       <w:r>
         <w:rPr>
           <w:rFonts w:eastAsia="Calibri"/>
         </w:rPr>
-        <w:t xml:space="preserve"> </w:t>
-      </w:r>
-      <w:proofErr w:type="spellStart"/>
-      <w:r>
+        <w:t xml:space="preserve"> Sample collect karta hai</w:t>
+      </w:r>
+    </w:p>
+    <w:p>
+      <w:pPr>
         <w:rPr>
           <w:rFonts w:eastAsia="Calibri"/>
         </w:rPr>
-        <w:t>hai</w:t>
-      </w:r>
-      <w:proofErr w:type="spellEnd"/>
-    </w:p>
-    <w:p>
-      <w:pPr>
+      </w:pPr>
+      <w:r>
         <w:rPr>
           <w:rFonts w:eastAsia="Calibri"/>
         </w:rPr>
+        <w:t>└── Results enter karta hai</w:t>
+      </w:r>
+    </w:p>
+    <w:p>
+      <w:pPr>
+        <w:rPr>
+          <w:rFonts w:eastAsia="Calibri"/>
+        </w:rPr>
+      </w:pPr>
+    </w:p>
+    <w:p>
+      <w:pPr>
+        <w:rPr>
+          <w:rFonts w:eastAsia="Calibri"/>
+        </w:rPr>
+      </w:pPr>
+      <w:r>
+        <w:rPr>
+          <w:rFonts w:eastAsia="Calibri"/>
+        </w:rPr>
+        <w:t>RADIOLOGIST:</w:t>
+      </w:r>
+    </w:p>
+    <w:p>
+      <w:pPr>
+        <w:rPr>
+          <w:rFonts w:eastAsia="Calibri"/>
+        </w:rPr>
       </w:pPr>
       <w:r>
         <w:rPr>
@@ -4520,72 +3355,91 @@
         <w:rPr>
           <w:rFonts w:eastAsia="Calibri"/>
         </w:rPr>
-        <w:t xml:space="preserve"> Sample collect </w:t>
-      </w:r>
-      <w:proofErr w:type="spellStart"/>
-      <w:r>
+        <w:t xml:space="preserve"> Radiology orders dekhta hai</w:t>
+      </w:r>
+    </w:p>
+    <w:p>
+      <w:pPr>
         <w:rPr>
           <w:rFonts w:eastAsia="Calibri"/>
         </w:rPr>
-        <w:t>karta</w:t>
-      </w:r>
-      <w:proofErr w:type="spellEnd"/>
+      </w:pPr>
+      <w:r>
+        <w:rPr>
+          <w:rFonts w:ascii="Arial" w:eastAsia="Calibri" w:hAnsi="Arial" w:cs="Arial"/>
+        </w:rPr>
+        <w:t>├</w:t>
+      </w:r>
+      <w:r>
+        <w:rPr>
+          <w:rFonts w:ascii="Calibri" w:eastAsia="Calibri" w:hAnsi="Calibri" w:cs="Calibri"/>
+        </w:rPr>
+        <w:t>──</w:t>
+      </w:r>
       <w:r>
         <w:rPr>
           <w:rFonts w:eastAsia="Calibri"/>
         </w:rPr>
-        <w:t xml:space="preserve"> </w:t>
-      </w:r>
-      <w:proofErr w:type="spellStart"/>
-      <w:r>
+        <w:t xml:space="preserve"> Scan karta hai</w:t>
+      </w:r>
+    </w:p>
+    <w:p>
+      <w:pPr>
         <w:rPr>
           <w:rFonts w:eastAsia="Calibri"/>
         </w:rPr>
-        <w:t>hai</w:t>
-      </w:r>
-      <w:proofErr w:type="spellEnd"/>
-    </w:p>
-    <w:p>
-      <w:pPr>
+      </w:pPr>
+      <w:r>
         <w:rPr>
           <w:rFonts w:eastAsia="Calibri"/>
         </w:rPr>
-      </w:pPr>
-      <w:r>
+        <w:t>└── Report likhta hai</w:t>
+      </w:r>
+    </w:p>
+    <w:p>
+      <w:pPr>
         <w:rPr>
           <w:rFonts w:eastAsia="Calibri"/>
         </w:rPr>
-        <w:t xml:space="preserve">└── Results enter </w:t>
-      </w:r>
-      <w:proofErr w:type="spellStart"/>
-      <w:r>
+      </w:pPr>
+    </w:p>
+    <w:p>
+      <w:pPr>
         <w:rPr>
           <w:rFonts w:eastAsia="Calibri"/>
         </w:rPr>
-        <w:t>karta</w:t>
-      </w:r>
-      <w:proofErr w:type="spellEnd"/>
+      </w:pPr>
       <w:r>
         <w:rPr>
           <w:rFonts w:eastAsia="Calibri"/>
         </w:rPr>
-        <w:t xml:space="preserve"> </w:t>
-      </w:r>
-      <w:proofErr w:type="spellStart"/>
-      <w:r>
+        <w:t>PHARMACIST:</w:t>
+      </w:r>
+    </w:p>
+    <w:p>
+      <w:pPr>
         <w:rPr>
           <w:rFonts w:eastAsia="Calibri"/>
         </w:rPr>
-        <w:t>hai</w:t>
-      </w:r>
-      <w:proofErr w:type="spellEnd"/>
-    </w:p>
-    <w:p>
-      <w:pPr>
+      </w:pPr>
+      <w:r>
+        <w:rPr>
+          <w:rFonts w:ascii="Arial" w:eastAsia="Calibri" w:hAnsi="Arial" w:cs="Arial"/>
+        </w:rPr>
+        <w:t>├</w:t>
+      </w:r>
+      <w:r>
+        <w:rPr>
+          <w:rFonts w:ascii="Calibri" w:eastAsia="Calibri" w:hAnsi="Calibri" w:cs="Calibri"/>
+        </w:rPr>
+        <w:t>──</w:t>
+      </w:r>
+      <w:r>
         <w:rPr>
           <w:rFonts w:eastAsia="Calibri"/>
         </w:rPr>
-      </w:pPr>
+        <w:t xml:space="preserve"> Prescriptions dekhta hai</w:t>
+      </w:r>
     </w:p>
     <w:p>
       <w:pPr>
@@ -4597,7 +3451,7 @@
         <w:rPr>
           <w:rFonts w:eastAsia="Calibri"/>
         </w:rPr>
-        <w:t>RADIOLOGIST:</w:t>
+        <w:t>└── Medicine dispense karta hai</w:t>
       </w:r>
     </w:p>
     <w:p>
@@ -4608,44 +3462,41 @@
       </w:pPr>
       <w:r>
         <w:rPr>
-          <w:rFonts w:ascii="Arial" w:eastAsia="Calibri" w:hAnsi="Arial" w:cs="Arial"/>
-        </w:rPr>
-        <w:t>├</w:t>
-      </w:r>
-      <w:r>
-        <w:rPr>
-          <w:rFonts w:ascii="Calibri" w:eastAsia="Calibri" w:hAnsi="Calibri" w:cs="Calibri"/>
-        </w:rPr>
-        <w:t>──</w:t>
-      </w:r>
-      <w:r>
-        <w:rPr>
           <w:rFonts w:eastAsia="Calibri"/>
         </w:rPr>
-        <w:t xml:space="preserve"> Radiology orders </w:t>
-      </w:r>
-      <w:proofErr w:type="spellStart"/>
-      <w:r>
+        <w:t>Receptionist:          Doctor:</w:t>
+      </w:r>
+    </w:p>
+    <w:p>
+      <w:pPr>
         <w:rPr>
           <w:rFonts w:eastAsia="Calibri"/>
         </w:rPr>
-        <w:t>dekhta</w:t>
-      </w:r>
-      <w:proofErr w:type="spellEnd"/>
+      </w:pPr>
+      <w:r>
+        <w:rPr>
+          <w:rFonts w:ascii="Segoe UI Symbol" w:eastAsia="Calibri" w:hAnsi="Segoe UI Symbol" w:cs="Segoe UI Symbol"/>
+        </w:rPr>
+        <w:t>✅</w:t>
+      </w:r>
       <w:r>
         <w:rPr>
           <w:rFonts w:eastAsia="Calibri"/>
         </w:rPr>
-        <w:t xml:space="preserve"> </w:t>
-      </w:r>
-      <w:proofErr w:type="spellStart"/>
+        <w:t xml:space="preserve"> Kisi bhi doctor     </w:t>
+      </w:r>
+      <w:r>
+        <w:rPr>
+          <w:rFonts w:ascii="Segoe UI Symbol" w:eastAsia="Calibri" w:hAnsi="Segoe UI Symbol" w:cs="Segoe UI Symbol"/>
+        </w:rPr>
+        <w:t>✅</w:t>
+      </w:r>
       <w:r>
         <w:rPr>
           <w:rFonts w:eastAsia="Calibri"/>
         </w:rPr>
-        <w:t>hai</w:t>
-      </w:r>
-      <w:proofErr w:type="spellEnd"/>
+        <w:t xml:space="preserve"> Sirf apni</w:t>
+      </w:r>
     </w:p>
     <w:p>
       <w:pPr>
@@ -4655,379 +3506,41 @@
       </w:pPr>
       <w:r>
         <w:rPr>
-          <w:rFonts w:ascii="Arial" w:eastAsia="Calibri" w:hAnsi="Arial" w:cs="Arial"/>
-        </w:rPr>
-        <w:t>├</w:t>
-      </w:r>
-      <w:r>
-        <w:rPr>
-          <w:rFonts w:ascii="Calibri" w:eastAsia="Calibri" w:hAnsi="Calibri" w:cs="Calibri"/>
-        </w:rPr>
-        <w:t>──</w:t>
-      </w:r>
-      <w:r>
-        <w:rPr>
           <w:rFonts w:eastAsia="Calibri"/>
         </w:rPr>
-        <w:t xml:space="preserve"> Scan </w:t>
-      </w:r>
-      <w:proofErr w:type="spellStart"/>
-      <w:r>
+        <w:t xml:space="preserve">   ki appointment         appointment</w:t>
+      </w:r>
+    </w:p>
+    <w:p>
+      <w:pPr>
         <w:rPr>
           <w:rFonts w:eastAsia="Calibri"/>
         </w:rPr>
-        <w:t>karta</w:t>
-      </w:r>
-      <w:proofErr w:type="spellEnd"/>
+      </w:pPr>
       <w:r>
         <w:rPr>
           <w:rFonts w:eastAsia="Calibri"/>
         </w:rPr>
-        <w:t xml:space="preserve"> </w:t>
-      </w:r>
-      <w:proofErr w:type="spellStart"/>
-      <w:r>
+        <w:t xml:space="preserve">   book kare             book kare</w:t>
+      </w:r>
+    </w:p>
+    <w:p>
+      <w:pPr>
         <w:rPr>
           <w:rFonts w:eastAsia="Calibri"/>
         </w:rPr>
-        <w:t>hai</w:t>
-      </w:r>
-      <w:proofErr w:type="spellEnd"/>
-    </w:p>
-    <w:p>
-      <w:pPr>
+      </w:pPr>
+      <w:r>
+        <w:rPr>
+          <w:rFonts w:ascii="Segoe UI Symbol" w:eastAsia="Calibri" w:hAnsi="Segoe UI Symbol" w:cs="Segoe UI Symbol"/>
+        </w:rPr>
+        <w:t>✅</w:t>
+      </w:r>
+      <w:r>
         <w:rPr>
           <w:rFonts w:eastAsia="Calibri"/>
         </w:rPr>
-      </w:pPr>
-      <w:r>
-        <w:rPr>
-          <w:rFonts w:eastAsia="Calibri"/>
-        </w:rPr>
-        <w:t xml:space="preserve">└── Report </w:t>
-      </w:r>
-      <w:proofErr w:type="spellStart"/>
-      <w:r>
-        <w:rPr>
-          <w:rFonts w:eastAsia="Calibri"/>
-        </w:rPr>
-        <w:t>likhta</w:t>
-      </w:r>
-      <w:proofErr w:type="spellEnd"/>
-      <w:r>
-        <w:rPr>
-          <w:rFonts w:eastAsia="Calibri"/>
-        </w:rPr>
-        <w:t xml:space="preserve"> </w:t>
-      </w:r>
-      <w:proofErr w:type="spellStart"/>
-      <w:r>
-        <w:rPr>
-          <w:rFonts w:eastAsia="Calibri"/>
-        </w:rPr>
-        <w:t>hai</w:t>
-      </w:r>
-      <w:proofErr w:type="spellEnd"/>
-    </w:p>
-    <w:p>
-      <w:pPr>
-        <w:rPr>
-          <w:rFonts w:eastAsia="Calibri"/>
-        </w:rPr>
-      </w:pPr>
-    </w:p>
-    <w:p>
-      <w:pPr>
-        <w:rPr>
-          <w:rFonts w:eastAsia="Calibri"/>
-        </w:rPr>
-      </w:pPr>
-      <w:r>
-        <w:rPr>
-          <w:rFonts w:eastAsia="Calibri"/>
-        </w:rPr>
-        <w:t>PHARMACIST:</w:t>
-      </w:r>
-    </w:p>
-    <w:p>
-      <w:pPr>
-        <w:rPr>
-          <w:rFonts w:eastAsia="Calibri"/>
-        </w:rPr>
-      </w:pPr>
-      <w:r>
-        <w:rPr>
-          <w:rFonts w:ascii="Arial" w:eastAsia="Calibri" w:hAnsi="Arial" w:cs="Arial"/>
-        </w:rPr>
-        <w:t>├</w:t>
-      </w:r>
-      <w:r>
-        <w:rPr>
-          <w:rFonts w:ascii="Calibri" w:eastAsia="Calibri" w:hAnsi="Calibri" w:cs="Calibri"/>
-        </w:rPr>
-        <w:t>──</w:t>
-      </w:r>
-      <w:r>
-        <w:rPr>
-          <w:rFonts w:eastAsia="Calibri"/>
-        </w:rPr>
-        <w:t xml:space="preserve"> Prescriptions </w:t>
-      </w:r>
-      <w:proofErr w:type="spellStart"/>
-      <w:r>
-        <w:rPr>
-          <w:rFonts w:eastAsia="Calibri"/>
-        </w:rPr>
-        <w:t>dekhta</w:t>
-      </w:r>
-      <w:proofErr w:type="spellEnd"/>
-      <w:r>
-        <w:rPr>
-          <w:rFonts w:eastAsia="Calibri"/>
-        </w:rPr>
-        <w:t xml:space="preserve"> </w:t>
-      </w:r>
-      <w:proofErr w:type="spellStart"/>
-      <w:r>
-        <w:rPr>
-          <w:rFonts w:eastAsia="Calibri"/>
-        </w:rPr>
-        <w:t>hai</w:t>
-      </w:r>
-      <w:proofErr w:type="spellEnd"/>
-    </w:p>
-    <w:p>
-      <w:pPr>
-        <w:rPr>
-          <w:rFonts w:eastAsia="Calibri"/>
-        </w:rPr>
-      </w:pPr>
-      <w:r>
-        <w:rPr>
-          <w:rFonts w:eastAsia="Calibri"/>
-        </w:rPr>
-        <w:t xml:space="preserve">└── Medicine dispense </w:t>
-      </w:r>
-      <w:proofErr w:type="spellStart"/>
-      <w:r>
-        <w:rPr>
-          <w:rFonts w:eastAsia="Calibri"/>
-        </w:rPr>
-        <w:t>karta</w:t>
-      </w:r>
-      <w:proofErr w:type="spellEnd"/>
-      <w:r>
-        <w:rPr>
-          <w:rFonts w:eastAsia="Calibri"/>
-        </w:rPr>
-        <w:t xml:space="preserve"> </w:t>
-      </w:r>
-      <w:proofErr w:type="spellStart"/>
-      <w:r>
-        <w:rPr>
-          <w:rFonts w:eastAsia="Calibri"/>
-        </w:rPr>
-        <w:t>hai</w:t>
-      </w:r>
-      <w:proofErr w:type="spellEnd"/>
-    </w:p>
-    <w:p>
-      <w:pPr>
-        <w:rPr>
-          <w:rFonts w:eastAsia="Calibri"/>
-        </w:rPr>
-      </w:pPr>
-      <w:r>
-        <w:rPr>
-          <w:rFonts w:eastAsia="Calibri"/>
-        </w:rPr>
-        <w:t>Receptionist:          Doctor:</w:t>
-      </w:r>
-    </w:p>
-    <w:p>
-      <w:pPr>
-        <w:rPr>
-          <w:rFonts w:eastAsia="Calibri"/>
-        </w:rPr>
-      </w:pPr>
-      <w:r>
-        <w:rPr>
-          <w:rFonts w:ascii="Segoe UI Symbol" w:eastAsia="Calibri" w:hAnsi="Segoe UI Symbol" w:cs="Segoe UI Symbol"/>
-        </w:rPr>
-        <w:t>✅</w:t>
-      </w:r>
-      <w:r>
-        <w:rPr>
-          <w:rFonts w:eastAsia="Calibri"/>
-        </w:rPr>
-        <w:t xml:space="preserve"> Kisi </w:t>
-      </w:r>
-      <w:proofErr w:type="spellStart"/>
-      <w:r>
-        <w:rPr>
-          <w:rFonts w:eastAsia="Calibri"/>
-        </w:rPr>
-        <w:t>bhi</w:t>
-      </w:r>
-      <w:proofErr w:type="spellEnd"/>
-      <w:r>
-        <w:rPr>
-          <w:rFonts w:eastAsia="Calibri"/>
-        </w:rPr>
-        <w:t xml:space="preserve"> doctor     </w:t>
-      </w:r>
-      <w:r>
-        <w:rPr>
-          <w:rFonts w:ascii="Segoe UI Symbol" w:eastAsia="Calibri" w:hAnsi="Segoe UI Symbol" w:cs="Segoe UI Symbol"/>
-        </w:rPr>
-        <w:t>✅</w:t>
-      </w:r>
-      <w:r>
-        <w:rPr>
-          <w:rFonts w:eastAsia="Calibri"/>
-        </w:rPr>
-        <w:t xml:space="preserve"> </w:t>
-      </w:r>
-      <w:proofErr w:type="spellStart"/>
-      <w:r>
-        <w:rPr>
-          <w:rFonts w:eastAsia="Calibri"/>
-        </w:rPr>
-        <w:t>Sirf</w:t>
-      </w:r>
-      <w:proofErr w:type="spellEnd"/>
-      <w:r>
-        <w:rPr>
-          <w:rFonts w:eastAsia="Calibri"/>
-        </w:rPr>
-        <w:t xml:space="preserve"> </w:t>
-      </w:r>
-      <w:proofErr w:type="spellStart"/>
-      <w:r>
-        <w:rPr>
-          <w:rFonts w:eastAsia="Calibri"/>
-        </w:rPr>
-        <w:t>apni</w:t>
-      </w:r>
-      <w:proofErr w:type="spellEnd"/>
-    </w:p>
-    <w:p>
-      <w:pPr>
-        <w:rPr>
-          <w:rFonts w:eastAsia="Calibri"/>
-        </w:rPr>
-      </w:pPr>
-      <w:r>
-        <w:rPr>
-          <w:rFonts w:eastAsia="Calibri"/>
-        </w:rPr>
-        <w:t xml:space="preserve">   </w:t>
-      </w:r>
-      <w:proofErr w:type="spellStart"/>
-      <w:proofErr w:type="gramStart"/>
-      <w:r>
-        <w:rPr>
-          <w:rFonts w:eastAsia="Calibri"/>
-        </w:rPr>
-        <w:t>ki</w:t>
-      </w:r>
-      <w:proofErr w:type="spellEnd"/>
-      <w:proofErr w:type="gramEnd"/>
-      <w:r>
-        <w:rPr>
-          <w:rFonts w:eastAsia="Calibri"/>
-        </w:rPr>
-        <w:t xml:space="preserve"> appointment         </w:t>
-      </w:r>
-      <w:proofErr w:type="spellStart"/>
-      <w:r>
-        <w:rPr>
-          <w:rFonts w:eastAsia="Calibri"/>
-        </w:rPr>
-        <w:t>appointment</w:t>
-      </w:r>
-      <w:proofErr w:type="spellEnd"/>
-    </w:p>
-    <w:p>
-      <w:pPr>
-        <w:rPr>
-          <w:rFonts w:eastAsia="Calibri"/>
-        </w:rPr>
-      </w:pPr>
-      <w:r>
-        <w:rPr>
-          <w:rFonts w:eastAsia="Calibri"/>
-        </w:rPr>
-        <w:t xml:space="preserve">   </w:t>
-      </w:r>
-      <w:proofErr w:type="gramStart"/>
-      <w:r>
-        <w:rPr>
-          <w:rFonts w:eastAsia="Calibri"/>
-        </w:rPr>
-        <w:t>book</w:t>
-      </w:r>
-      <w:proofErr w:type="gramEnd"/>
-      <w:r>
-        <w:rPr>
-          <w:rFonts w:eastAsia="Calibri"/>
-        </w:rPr>
-        <w:t xml:space="preserve"> </w:t>
-      </w:r>
-      <w:proofErr w:type="spellStart"/>
-      <w:r>
-        <w:rPr>
-          <w:rFonts w:eastAsia="Calibri"/>
-        </w:rPr>
-        <w:t>kare</w:t>
-      </w:r>
-      <w:proofErr w:type="spellEnd"/>
-      <w:r>
-        <w:rPr>
-          <w:rFonts w:eastAsia="Calibri"/>
-        </w:rPr>
-        <w:t xml:space="preserve">             book </w:t>
-      </w:r>
-      <w:proofErr w:type="spellStart"/>
-      <w:r>
-        <w:rPr>
-          <w:rFonts w:eastAsia="Calibri"/>
-        </w:rPr>
-        <w:t>kare</w:t>
-      </w:r>
-      <w:proofErr w:type="spellEnd"/>
-    </w:p>
-    <w:p>
-      <w:pPr>
-        <w:rPr>
-          <w:rFonts w:eastAsia="Calibri"/>
-        </w:rPr>
-      </w:pPr>
-      <w:r>
-        <w:rPr>
-          <w:rFonts w:ascii="Segoe UI Symbol" w:eastAsia="Calibri" w:hAnsi="Segoe UI Symbol" w:cs="Segoe UI Symbol"/>
-        </w:rPr>
-        <w:t>✅</w:t>
-      </w:r>
-      <w:r>
-        <w:rPr>
-          <w:rFonts w:eastAsia="Calibri"/>
-        </w:rPr>
-        <w:t xml:space="preserve"> Walk-in </w:t>
-      </w:r>
-      <w:proofErr w:type="gramStart"/>
-      <w:r>
-        <w:rPr>
-          <w:rFonts w:eastAsia="Calibri"/>
-        </w:rPr>
-        <w:t>patients</w:t>
-      </w:r>
-      <w:proofErr w:type="gramEnd"/>
-      <w:r>
-        <w:rPr>
-          <w:rFonts w:eastAsia="Calibri"/>
-        </w:rPr>
-        <w:t xml:space="preserve">    </w:t>
+        <w:t xml:space="preserve"> Walk-in patients    </w:t>
       </w:r>
       <w:r>
         <w:rPr>
@@ -5100,53 +3613,8 @@
       <w:pPr>
         <w:pStyle w:val="NoSpacing"/>
       </w:pPr>
-      <w:proofErr w:type="spellStart"/>
-      <w:r>
-        <w:t>Bilkul</w:t>
-      </w:r>
-      <w:proofErr w:type="spellEnd"/>
-      <w:r>
-        <w:t xml:space="preserve"> clear </w:t>
-      </w:r>
-      <w:proofErr w:type="spellStart"/>
-      <w:r>
-        <w:t>karta</w:t>
-      </w:r>
-      <w:proofErr w:type="spellEnd"/>
-      <w:r>
-        <w:t xml:space="preserve"> </w:t>
-      </w:r>
-      <w:proofErr w:type="spellStart"/>
-      <w:r>
-        <w:t>hoon</w:t>
-      </w:r>
-      <w:proofErr w:type="spellEnd"/>
-      <w:r>
-        <w:t xml:space="preserve">! </w:t>
-      </w:r>
-      <w:proofErr w:type="spellStart"/>
-      <w:r>
-        <w:t>Yeh</w:t>
-      </w:r>
-      <w:proofErr w:type="spellEnd"/>
-      <w:r>
-        <w:t xml:space="preserve"> </w:t>
-      </w:r>
-      <w:proofErr w:type="spellStart"/>
-      <w:r>
-        <w:t>bohot</w:t>
-      </w:r>
-      <w:proofErr w:type="spellEnd"/>
-      <w:r>
-        <w:t xml:space="preserve"> important architectural question </w:t>
-      </w:r>
-      <w:proofErr w:type="spellStart"/>
-      <w:r>
-        <w:t>hai</w:t>
-      </w:r>
-      <w:proofErr w:type="spellEnd"/>
-      <w:r>
-        <w:t>.</w:t>
+      <w:r>
+        <w:t>Bilkul clear karta hoon! Yeh bohot important architectural question hai.</w:t>
       </w:r>
     </w:p>
     <w:p>
@@ -5164,31 +3632,7 @@
         <w:pStyle w:val="NoSpacing"/>
       </w:pPr>
       <w:r>
-        <w:t xml:space="preserve">Industry Standard — Real Hospital Mein </w:t>
-      </w:r>
-      <w:proofErr w:type="spellStart"/>
-      <w:r>
-        <w:t>Kaisa</w:t>
-      </w:r>
-      <w:proofErr w:type="spellEnd"/>
-      <w:r>
-        <w:t xml:space="preserve"> </w:t>
-      </w:r>
-      <w:proofErr w:type="spellStart"/>
-      <w:r>
-        <w:t>Hota</w:t>
-      </w:r>
-      <w:proofErr w:type="spellEnd"/>
-      <w:r>
-        <w:t xml:space="preserve"> </w:t>
-      </w:r>
-      <w:proofErr w:type="spellStart"/>
-      <w:r>
-        <w:t>Hai</w:t>
-      </w:r>
-      <w:proofErr w:type="spellEnd"/>
-      <w:r>
-        <w:t>?</w:t>
+        <w:t>Industry Standard — Real Hospital Mein Kaisa Hota Hai?</w:t>
       </w:r>
     </w:p>
     <w:p>
@@ -5203,61 +3647,8 @@
       <w:pPr>
         <w:pStyle w:val="NoSpacing"/>
       </w:pPr>
-      <w:proofErr w:type="spellStart"/>
-      <w:r>
-        <w:t>Matlab</w:t>
-      </w:r>
-      <w:proofErr w:type="spellEnd"/>
-      <w:r>
-        <w:t xml:space="preserve"> </w:t>
-      </w:r>
-      <w:proofErr w:type="spellStart"/>
-      <w:r>
-        <w:t>alag</w:t>
-      </w:r>
-      <w:proofErr w:type="spellEnd"/>
-      <w:r>
-        <w:t xml:space="preserve"> controller </w:t>
-      </w:r>
-      <w:proofErr w:type="spellStart"/>
-      <w:r>
-        <w:t>nahi</w:t>
-      </w:r>
-      <w:proofErr w:type="spellEnd"/>
-      <w:r>
-        <w:t xml:space="preserve"> — </w:t>
-      </w:r>
-      <w:proofErr w:type="spellStart"/>
-      <w:r>
-        <w:t>alag</w:t>
-      </w:r>
-      <w:proofErr w:type="spellEnd"/>
-      <w:r>
-        <w:t xml:space="preserve"> dashboard </w:t>
-      </w:r>
-      <w:proofErr w:type="spellStart"/>
-      <w:r>
-        <w:t>aur</w:t>
-      </w:r>
-      <w:proofErr w:type="spellEnd"/>
-      <w:r>
-        <w:t xml:space="preserve"> filtered views </w:t>
-      </w:r>
-      <w:proofErr w:type="spellStart"/>
-      <w:r>
-        <w:t>hote</w:t>
-      </w:r>
-      <w:proofErr w:type="spellEnd"/>
-      <w:r>
-        <w:t xml:space="preserve"> </w:t>
-      </w:r>
-      <w:proofErr w:type="spellStart"/>
-      <w:r>
-        <w:t>hain</w:t>
-      </w:r>
-      <w:proofErr w:type="spellEnd"/>
-      <w:r>
-        <w:t>.</w:t>
+      <w:r>
+        <w:t>Matlab alag controller nahi — alag dashboard aur filtered views hote hain.</w:t>
       </w:r>
     </w:p>
     <w:p>
@@ -5275,44 +3666,15 @@
         <w:pStyle w:val="NoSpacing"/>
       </w:pPr>
       <w:r>
-        <w:t xml:space="preserve">Real Example — Aga Khan Hospital, </w:t>
-      </w:r>
-      <w:proofErr w:type="spellStart"/>
-      <w:r>
-        <w:t>Shaukat</w:t>
-      </w:r>
-      <w:proofErr w:type="spellEnd"/>
-      <w:r>
-        <w:t xml:space="preserve"> </w:t>
-      </w:r>
-      <w:proofErr w:type="spellStart"/>
-      <w:r>
-        <w:t>Khanum</w:t>
-      </w:r>
-      <w:proofErr w:type="spellEnd"/>
+        <w:t>Real Example — Aga Khan Hospital, Shaukat Khanum</w:t>
+      </w:r>
     </w:p>
     <w:p>
       <w:pPr>
         <w:pStyle w:val="NoSpacing"/>
       </w:pPr>
       <w:r>
-        <w:t xml:space="preserve">RECEPTIONIST login </w:t>
-      </w:r>
-      <w:proofErr w:type="spellStart"/>
-      <w:r>
-        <w:t>karta</w:t>
-      </w:r>
-      <w:proofErr w:type="spellEnd"/>
-      <w:r>
-        <w:t xml:space="preserve"> </w:t>
-      </w:r>
-      <w:proofErr w:type="spellStart"/>
-      <w:r>
-        <w:t>hai</w:t>
-      </w:r>
-      <w:proofErr w:type="spellEnd"/>
-      <w:r>
-        <w:t>:</w:t>
+        <w:t>RECEPTIONIST login karta hai:</w:t>
       </w:r>
     </w:p>
     <w:p>
@@ -5332,21 +3694,8 @@
         <w:t>──</w:t>
       </w:r>
       <w:r>
-        <w:t xml:space="preserve"> Patient register </w:t>
-      </w:r>
-      <w:proofErr w:type="spellStart"/>
-      <w:r>
-        <w:t>karta</w:t>
-      </w:r>
-      <w:proofErr w:type="spellEnd"/>
-      <w:r>
-        <w:t xml:space="preserve"> </w:t>
-      </w:r>
-      <w:proofErr w:type="spellStart"/>
-      <w:r>
-        <w:t>hai</w:t>
-      </w:r>
-      <w:proofErr w:type="spellEnd"/>
+        <w:t xml:space="preserve"> Patient register karta hai</w:t>
+      </w:r>
     </w:p>
     <w:p>
       <w:pPr>
@@ -5365,21 +3714,8 @@
         <w:t>──</w:t>
       </w:r>
       <w:r>
-        <w:t xml:space="preserve"> Appointment book </w:t>
-      </w:r>
-      <w:proofErr w:type="spellStart"/>
-      <w:r>
-        <w:t>karta</w:t>
-      </w:r>
-      <w:proofErr w:type="spellEnd"/>
-      <w:r>
-        <w:t xml:space="preserve"> </w:t>
-      </w:r>
-      <w:proofErr w:type="spellStart"/>
-      <w:r>
-        <w:t>hai</w:t>
-      </w:r>
-      <w:proofErr w:type="spellEnd"/>
+        <w:t xml:space="preserve"> Appointment book karta hai</w:t>
+      </w:r>
     </w:p>
     <w:p>
       <w:pPr>
@@ -5398,50 +3734,16 @@
         <w:t>──</w:t>
       </w:r>
       <w:r>
-        <w:t xml:space="preserve"> Doctor assign </w:t>
-      </w:r>
-      <w:proofErr w:type="spellStart"/>
-      <w:r>
-        <w:t>karta</w:t>
-      </w:r>
-      <w:proofErr w:type="spellEnd"/>
-      <w:r>
-        <w:t xml:space="preserve"> </w:t>
-      </w:r>
-      <w:proofErr w:type="spellStart"/>
-      <w:r>
-        <w:t>hai</w:t>
-      </w:r>
-      <w:proofErr w:type="spellEnd"/>
+        <w:t xml:space="preserve"> Doctor assign karta hai</w:t>
+      </w:r>
     </w:p>
     <w:p>
       <w:pPr>
         <w:pStyle w:val="NoSpacing"/>
       </w:pPr>
       <w:r>
-        <w:t xml:space="preserve">└── </w:t>
-      </w:r>
-      <w:proofErr w:type="gramStart"/>
-      <w:r>
-        <w:t>Billing</w:t>
-      </w:r>
-      <w:proofErr w:type="gramEnd"/>
-      <w:r>
-        <w:t xml:space="preserve"> </w:t>
-      </w:r>
-      <w:proofErr w:type="spellStart"/>
-      <w:r>
-        <w:t>karta</w:t>
-      </w:r>
-      <w:proofErr w:type="spellEnd"/>
-      <w:r>
-        <w:t xml:space="preserve"> </w:t>
-      </w:r>
-      <w:proofErr w:type="spellStart"/>
-      <w:r>
-        <w:t>hai</w:t>
-      </w:r>
-      <w:proofErr w:type="spellEnd"/>
+        <w:t>└── Billing karta hai</w:t>
+      </w:r>
     </w:p>
     <w:p>
       <w:pPr>
@@ -5453,23 +3755,7 @@
         <w:pStyle w:val="NoSpacing"/>
       </w:pPr>
       <w:r>
-        <w:t xml:space="preserve">DOCTOR login </w:t>
-      </w:r>
-      <w:proofErr w:type="spellStart"/>
-      <w:r>
-        <w:t>karta</w:t>
-      </w:r>
-      <w:proofErr w:type="spellEnd"/>
-      <w:r>
-        <w:t xml:space="preserve"> </w:t>
-      </w:r>
-      <w:proofErr w:type="spellStart"/>
-      <w:r>
-        <w:t>hai</w:t>
-      </w:r>
-      <w:proofErr w:type="spellEnd"/>
-      <w:r>
-        <w:t>:</w:t>
+        <w:t>DOCTOR login karta hai:</w:t>
       </w:r>
     </w:p>
     <w:p>
@@ -5489,29 +3775,8 @@
         <w:t>──</w:t>
       </w:r>
       <w:r>
-        <w:t xml:space="preserve"> </w:t>
-      </w:r>
-      <w:proofErr w:type="spellStart"/>
-      <w:r>
-        <w:t>Sirf</w:t>
-      </w:r>
-      <w:proofErr w:type="spellEnd"/>
-      <w:r>
-        <w:t xml:space="preserve"> APNI appointments </w:t>
-      </w:r>
-      <w:proofErr w:type="spellStart"/>
-      <w:r>
-        <w:t>dikhti</w:t>
-      </w:r>
-      <w:proofErr w:type="spellEnd"/>
-      <w:r>
-        <w:t xml:space="preserve"> </w:t>
-      </w:r>
-      <w:proofErr w:type="spellStart"/>
-      <w:r>
-        <w:t>hain</w:t>
-      </w:r>
-      <w:proofErr w:type="spellEnd"/>
+        <w:t xml:space="preserve"> Sirf APNI appointments dikhti hain</w:t>
+      </w:r>
     </w:p>
     <w:p>
       <w:pPr>
@@ -5530,21 +3795,8 @@
         <w:t>──</w:t>
       </w:r>
       <w:r>
-        <w:t xml:space="preserve"> Patient open </w:t>
-      </w:r>
-      <w:proofErr w:type="spellStart"/>
-      <w:r>
-        <w:t>karta</w:t>
-      </w:r>
-      <w:proofErr w:type="spellEnd"/>
-      <w:r>
-        <w:t xml:space="preserve"> </w:t>
-      </w:r>
-      <w:proofErr w:type="spellStart"/>
-      <w:r>
-        <w:t>hai</w:t>
-      </w:r>
-      <w:proofErr w:type="spellEnd"/>
+        <w:t xml:space="preserve"> Patient open karta hai</w:t>
+      </w:r>
     </w:p>
     <w:p>
       <w:pPr>
@@ -5563,31 +3815,7 @@
         <w:t>──</w:t>
       </w:r>
       <w:r>
-        <w:t xml:space="preserve"> Lab order DETA </w:t>
-      </w:r>
-      <w:proofErr w:type="spellStart"/>
-      <w:r>
-        <w:t>hai</w:t>
-      </w:r>
-      <w:proofErr w:type="spellEnd"/>
-      <w:r>
-        <w:t xml:space="preserve"> (create </w:t>
-      </w:r>
-      <w:proofErr w:type="spellStart"/>
-      <w:r>
-        <w:t>karta</w:t>
-      </w:r>
-      <w:proofErr w:type="spellEnd"/>
-      <w:r>
-        <w:t xml:space="preserve"> </w:t>
-      </w:r>
-      <w:proofErr w:type="spellStart"/>
-      <w:r>
-        <w:t>hai</w:t>
-      </w:r>
-      <w:proofErr w:type="spellEnd"/>
-      <w:r>
-        <w:t>)</w:t>
+        <w:t xml:space="preserve"> Lab order DETA hai (create karta hai)</w:t>
       </w:r>
     </w:p>
     <w:p>
@@ -5607,13 +3835,8 @@
         <w:t>──</w:t>
       </w:r>
       <w:r>
-        <w:t xml:space="preserve"> Radiology order DETA </w:t>
-      </w:r>
-      <w:proofErr w:type="spellStart"/>
-      <w:r>
-        <w:t>hai</w:t>
-      </w:r>
-      <w:proofErr w:type="spellEnd"/>
+        <w:t xml:space="preserve"> Radiology order DETA hai</w:t>
+      </w:r>
     </w:p>
     <w:p>
       <w:pPr>
@@ -5632,68 +3855,15 @@
         <w:t>──</w:t>
       </w:r>
       <w:r>
-        <w:t xml:space="preserve"> Prescription LIKHTA </w:t>
-      </w:r>
-      <w:proofErr w:type="spellStart"/>
-      <w:r>
-        <w:t>hai</w:t>
-      </w:r>
-      <w:proofErr w:type="spellEnd"/>
+        <w:t xml:space="preserve"> Prescription LIKHTA hai</w:t>
+      </w:r>
     </w:p>
     <w:p>
       <w:pPr>
         <w:pStyle w:val="NoSpacing"/>
       </w:pPr>
       <w:r>
-        <w:t xml:space="preserve">└── Results </w:t>
-      </w:r>
-      <w:proofErr w:type="spellStart"/>
-      <w:r>
-        <w:t>dekhta</w:t>
-      </w:r>
-      <w:proofErr w:type="spellEnd"/>
-      <w:r>
-        <w:t xml:space="preserve"> </w:t>
-      </w:r>
-      <w:proofErr w:type="spellStart"/>
-      <w:r>
-        <w:t>hai</w:t>
-      </w:r>
-      <w:proofErr w:type="spellEnd"/>
-      <w:r>
-        <w:t xml:space="preserve"> (</w:t>
-      </w:r>
-      <w:proofErr w:type="spellStart"/>
-      <w:r>
-        <w:t>sirf</w:t>
-      </w:r>
-      <w:proofErr w:type="spellEnd"/>
-      <w:r>
-        <w:t xml:space="preserve"> </w:t>
-      </w:r>
-      <w:proofErr w:type="spellStart"/>
-      <w:r>
-        <w:t>apne</w:t>
-      </w:r>
-      <w:proofErr w:type="spellEnd"/>
-      <w:r>
-        <w:t xml:space="preserve"> </w:t>
-      </w:r>
-      <w:proofErr w:type="gramStart"/>
-      <w:r>
-        <w:t>patients</w:t>
-      </w:r>
-      <w:proofErr w:type="gramEnd"/>
-      <w:r>
-        <w:t xml:space="preserve"> </w:t>
-      </w:r>
-      <w:proofErr w:type="spellStart"/>
-      <w:r>
-        <w:t>ke</w:t>
-      </w:r>
-      <w:proofErr w:type="spellEnd"/>
-      <w:r>
-        <w:t>)</w:t>
+        <w:t>└── Results dekhta hai (sirf apne patients ke)</w:t>
       </w:r>
     </w:p>
     <w:p>
@@ -5706,23 +3876,7 @@
         <w:pStyle w:val="NoSpacing"/>
       </w:pPr>
       <w:r>
-        <w:t xml:space="preserve">LAB TECHNICIAN login </w:t>
-      </w:r>
-      <w:proofErr w:type="spellStart"/>
-      <w:r>
-        <w:t>karta</w:t>
-      </w:r>
-      <w:proofErr w:type="spellEnd"/>
-      <w:r>
-        <w:t xml:space="preserve"> </w:t>
-      </w:r>
-      <w:proofErr w:type="spellStart"/>
-      <w:r>
-        <w:t>hai</w:t>
-      </w:r>
-      <w:proofErr w:type="spellEnd"/>
-      <w:r>
-        <w:t>:</w:t>
+        <w:t>LAB TECHNICIAN login karta hai:</w:t>
       </w:r>
     </w:p>
     <w:p>
@@ -5742,29 +3896,8 @@
         <w:t>──</w:t>
       </w:r>
       <w:r>
-        <w:t xml:space="preserve"> </w:t>
-      </w:r>
-      <w:proofErr w:type="spellStart"/>
-      <w:r>
-        <w:t>Saari</w:t>
-      </w:r>
-      <w:proofErr w:type="spellEnd"/>
-      <w:r>
-        <w:t xml:space="preserve"> pending lab orders </w:t>
-      </w:r>
-      <w:proofErr w:type="spellStart"/>
-      <w:r>
-        <w:t>dikhti</w:t>
-      </w:r>
-      <w:proofErr w:type="spellEnd"/>
-      <w:r>
-        <w:t xml:space="preserve"> </w:t>
-      </w:r>
-      <w:proofErr w:type="spellStart"/>
-      <w:r>
-        <w:t>hain</w:t>
-      </w:r>
-      <w:proofErr w:type="spellEnd"/>
+        <w:t xml:space="preserve"> Saari pending lab orders dikhti hain</w:t>
+      </w:r>
     </w:p>
     <w:p>
       <w:pPr>
@@ -5783,21 +3916,8 @@
         <w:t>──</w:t>
       </w:r>
       <w:r>
-        <w:t xml:space="preserve"> Sample collect </w:t>
-      </w:r>
-      <w:proofErr w:type="spellStart"/>
-      <w:r>
-        <w:t>karta</w:t>
-      </w:r>
-      <w:proofErr w:type="spellEnd"/>
-      <w:r>
-        <w:t xml:space="preserve"> </w:t>
-      </w:r>
-      <w:proofErr w:type="spellStart"/>
-      <w:r>
-        <w:t>hai</w:t>
-      </w:r>
-      <w:proofErr w:type="spellEnd"/>
+        <w:t xml:space="preserve"> Sample collect karta hai</w:t>
+      </w:r>
     </w:p>
     <w:p>
       <w:pPr>
@@ -5816,42 +3936,16 @@
         <w:t>──</w:t>
       </w:r>
       <w:r>
-        <w:t xml:space="preserve"> Results enter </w:t>
-      </w:r>
-      <w:proofErr w:type="spellStart"/>
-      <w:r>
-        <w:t>karta</w:t>
-      </w:r>
-      <w:proofErr w:type="spellEnd"/>
-      <w:r>
-        <w:t xml:space="preserve"> </w:t>
-      </w:r>
-      <w:proofErr w:type="spellStart"/>
-      <w:r>
-        <w:t>hai</w:t>
-      </w:r>
-      <w:proofErr w:type="spellEnd"/>
+        <w:t xml:space="preserve"> Results enter karta hai</w:t>
+      </w:r>
     </w:p>
     <w:p>
       <w:pPr>
         <w:pStyle w:val="NoSpacing"/>
       </w:pPr>
       <w:r>
-        <w:t xml:space="preserve">└── Report deliver </w:t>
-      </w:r>
-      <w:proofErr w:type="spellStart"/>
-      <w:r>
-        <w:t>karta</w:t>
-      </w:r>
-      <w:proofErr w:type="spellEnd"/>
-      <w:r>
-        <w:t xml:space="preserve"> </w:t>
-      </w:r>
-      <w:proofErr w:type="spellStart"/>
-      <w:r>
-        <w:t>hai</w:t>
-      </w:r>
-      <w:proofErr w:type="spellEnd"/>
+        <w:t>└── Report deliver karta hai</w:t>
+      </w:r>
     </w:p>
     <w:p>
       <w:pPr>
@@ -5863,23 +3957,7 @@
         <w:pStyle w:val="NoSpacing"/>
       </w:pPr>
       <w:r>
-        <w:t xml:space="preserve">RADIOLOGIST login </w:t>
-      </w:r>
-      <w:proofErr w:type="spellStart"/>
-      <w:r>
-        <w:t>karta</w:t>
-      </w:r>
-      <w:proofErr w:type="spellEnd"/>
-      <w:r>
-        <w:t xml:space="preserve"> </w:t>
-      </w:r>
-      <w:proofErr w:type="spellStart"/>
-      <w:r>
-        <w:t>hai</w:t>
-      </w:r>
-      <w:proofErr w:type="spellEnd"/>
-      <w:r>
-        <w:t>:</w:t>
+        <w:t>RADIOLOGIST login karta hai:</w:t>
       </w:r>
     </w:p>
     <w:p>
@@ -5919,42 +3997,16 @@
         <w:t>──</w:t>
       </w:r>
       <w:r>
-        <w:t xml:space="preserve"> Report </w:t>
-      </w:r>
-      <w:proofErr w:type="spellStart"/>
-      <w:r>
-        <w:t>likhta</w:t>
-      </w:r>
-      <w:proofErr w:type="spellEnd"/>
-      <w:r>
-        <w:t xml:space="preserve"> </w:t>
-      </w:r>
-      <w:proofErr w:type="spellStart"/>
-      <w:r>
-        <w:t>hai</w:t>
-      </w:r>
-      <w:proofErr w:type="spellEnd"/>
+        <w:t xml:space="preserve"> Report likhta hai</w:t>
+      </w:r>
     </w:p>
     <w:p>
       <w:pPr>
         <w:pStyle w:val="NoSpacing"/>
       </w:pPr>
       <w:r>
-        <w:t xml:space="preserve">└── Verify </w:t>
-      </w:r>
-      <w:proofErr w:type="spellStart"/>
-      <w:r>
-        <w:t>karta</w:t>
-      </w:r>
-      <w:proofErr w:type="spellEnd"/>
-      <w:r>
-        <w:t xml:space="preserve"> </w:t>
-      </w:r>
-      <w:proofErr w:type="spellStart"/>
-      <w:r>
-        <w:t>hai</w:t>
-      </w:r>
-      <w:proofErr w:type="spellEnd"/>
+        <w:t>└── Verify karta hai</w:t>
+      </w:r>
     </w:p>
     <w:p>
       <w:pPr>
@@ -5970,69 +4022,25 @@
       <w:pPr>
         <w:pStyle w:val="NoSpacing"/>
       </w:pPr>
-      <w:proofErr w:type="spellStart"/>
-      <w:r>
-        <w:t>Aapke</w:t>
-      </w:r>
-      <w:proofErr w:type="spellEnd"/>
-      <w:r>
-        <w:t xml:space="preserve"> System Mein Kya </w:t>
-      </w:r>
-      <w:proofErr w:type="spellStart"/>
-      <w:r>
-        <w:t>Karna</w:t>
-      </w:r>
-      <w:proofErr w:type="spellEnd"/>
-      <w:r>
-        <w:t xml:space="preserve"> </w:t>
-      </w:r>
-      <w:proofErr w:type="spellStart"/>
-      <w:r>
-        <w:t>Hai</w:t>
-      </w:r>
-      <w:proofErr w:type="spellEnd"/>
+      <w:r>
+        <w:t>Aapke System Mein Kya Karna Hai</w:t>
+      </w:r>
     </w:p>
     <w:p>
       <w:pPr>
         <w:pStyle w:val="NoSpacing"/>
       </w:pPr>
       <w:r>
-        <w:t xml:space="preserve">Same Controllers — </w:t>
-      </w:r>
-      <w:proofErr w:type="spellStart"/>
-      <w:r>
-        <w:t>sirf</w:t>
-      </w:r>
-      <w:proofErr w:type="spellEnd"/>
-      <w:r>
-        <w:t xml:space="preserve"> filtered data </w:t>
-      </w:r>
-      <w:proofErr w:type="spellStart"/>
-      <w:r>
-        <w:t>aur</w:t>
-      </w:r>
-      <w:proofErr w:type="spellEnd"/>
-      <w:r>
-        <w:t xml:space="preserve"> </w:t>
-      </w:r>
-      <w:proofErr w:type="spellStart"/>
-      <w:r>
-        <w:t>alag</w:t>
-      </w:r>
-      <w:proofErr w:type="spellEnd"/>
-      <w:r>
-        <w:t xml:space="preserve"> views:</w:t>
+        <w:t>Same Controllers — sirf filtered data aur alag views:</w:t>
       </w:r>
     </w:p>
     <w:p>
       <w:pPr>
         <w:pStyle w:val="NoSpacing"/>
       </w:pPr>
-      <w:proofErr w:type="spellStart"/>
       <w:r>
         <w:t>LabOrderController@index</w:t>
       </w:r>
-      <w:proofErr w:type="spellEnd"/>
     </w:p>
     <w:p>
       <w:pPr>
@@ -6051,11 +4059,7 @@
         <w:t>──</w:t>
       </w:r>
       <w:r>
-        <w:t xml:space="preserve"> Super </w:t>
-      </w:r>
-      <w:proofErr w:type="gramStart"/>
-      <w:r>
-        <w:t xml:space="preserve">Admin  </w:t>
+        <w:t xml:space="preserve"> Super Admin  </w:t>
       </w:r>
       <w:r>
         <w:rPr>
@@ -6063,23 +4067,9 @@
         </w:rPr>
         <w:t>→</w:t>
       </w:r>
-      <w:proofErr w:type="gramEnd"/>
-      <w:r>
-        <w:t xml:space="preserve"> sab orders </w:t>
-      </w:r>
-      <w:proofErr w:type="spellStart"/>
-      <w:r>
-        <w:t>dikhta</w:t>
-      </w:r>
-      <w:proofErr w:type="spellEnd"/>
-      <w:r>
-        <w:t xml:space="preserve"> </w:t>
-      </w:r>
-      <w:proofErr w:type="spellStart"/>
-      <w:r>
-        <w:t>hai</w:t>
-      </w:r>
-      <w:proofErr w:type="spellEnd"/>
+      <w:r>
+        <w:t xml:space="preserve"> sab orders dikhta hai</w:t>
+      </w:r>
     </w:p>
     <w:p>
       <w:pPr>
@@ -6098,39 +4088,7 @@
         <w:t>──</w:t>
       </w:r>
       <w:r>
-        <w:t xml:space="preserve"> Doctor       → </w:t>
-      </w:r>
-      <w:proofErr w:type="spellStart"/>
-      <w:r>
-        <w:t>sirf</w:t>
-      </w:r>
-      <w:proofErr w:type="spellEnd"/>
-      <w:r>
-        <w:t xml:space="preserve"> </w:t>
-      </w:r>
-      <w:proofErr w:type="spellStart"/>
-      <w:r>
-        <w:t>apne</w:t>
-      </w:r>
-      <w:proofErr w:type="spellEnd"/>
-      <w:r>
-        <w:t xml:space="preserve"> orders (</w:t>
-      </w:r>
-      <w:proofErr w:type="spellStart"/>
-      <w:r>
-        <w:t>doctor_id</w:t>
-      </w:r>
-      <w:proofErr w:type="spellEnd"/>
-      <w:r>
-        <w:t xml:space="preserve"> = </w:t>
-      </w:r>
-      <w:proofErr w:type="spellStart"/>
-      <w:r>
-        <w:t>auth</w:t>
-      </w:r>
-      <w:proofErr w:type="spellEnd"/>
-      <w:r>
-        <w:t xml:space="preserve"> user)</w:t>
+        <w:t xml:space="preserve"> Doctor       → sirf apne orders (doctor_id = auth user)</w:t>
       </w:r>
     </w:p>
     <w:p>
@@ -6159,15 +4117,7 @@
         <w:t>→</w:t>
       </w:r>
       <w:r>
-        <w:t xml:space="preserve"> </w:t>
-      </w:r>
-      <w:proofErr w:type="spellStart"/>
-      <w:r>
-        <w:t>sirf</w:t>
-      </w:r>
-      <w:proofErr w:type="spellEnd"/>
-      <w:r>
-        <w:t xml:space="preserve"> pending/processing orders</w:t>
+        <w:t xml:space="preserve"> sirf pending/processing orders</w:t>
       </w:r>
     </w:p>
     <w:p>
@@ -6180,34 +4130,13 @@
     </w:p>
     <w:p>
       <w:r>
-        <w:t xml:space="preserve">Doctor </w:t>
-      </w:r>
-      <w:proofErr w:type="spellStart"/>
-      <w:r>
-        <w:t>Ka</w:t>
-      </w:r>
-      <w:proofErr w:type="spellEnd"/>
-      <w:r>
-        <w:t xml:space="preserve"> Flow — Practically</w:t>
-      </w:r>
-    </w:p>
-    <w:p>
-      <w:r>
-        <w:t xml:space="preserve">Doctor login </w:t>
-      </w:r>
-      <w:proofErr w:type="spellStart"/>
-      <w:r>
-        <w:t>karta</w:t>
-      </w:r>
-      <w:proofErr w:type="spellEnd"/>
-      <w:r>
-        <w:t xml:space="preserve"> </w:t>
-      </w:r>
-      <w:proofErr w:type="spellStart"/>
-      <w:r>
-        <w:t>hai</w:t>
-      </w:r>
-      <w:proofErr w:type="spellEnd"/>
+        <w:t>Doctor Ka Flow — Practically</w:t>
+      </w:r>
+    </w:p>
+    <w:p>
+      <w:r>
+        <w:t>Doctor login karta hai</w:t>
+      </w:r>
     </w:p>
     <w:p>
       <w:r>
@@ -6216,33 +4145,12 @@
     </w:p>
     <w:p>
       <w:r>
-        <w:t xml:space="preserve">Doctor Dashboard </w:t>
-      </w:r>
-      <w:proofErr w:type="spellStart"/>
-      <w:r>
-        <w:t>dikhta</w:t>
-      </w:r>
-      <w:proofErr w:type="spellEnd"/>
-      <w:r>
-        <w:t xml:space="preserve"> </w:t>
-      </w:r>
-      <w:proofErr w:type="spellStart"/>
-      <w:r>
-        <w:t>hai</w:t>
-      </w:r>
-      <w:proofErr w:type="spellEnd"/>
-    </w:p>
-    <w:p>
-      <w:r>
-        <w:t>(</w:t>
-      </w:r>
-      <w:proofErr w:type="gramStart"/>
-      <w:r>
-        <w:t>today's</w:t>
-      </w:r>
-      <w:proofErr w:type="gramEnd"/>
-      <w:r>
-        <w:t xml:space="preserve"> appointments, pending results)</w:t>
+        <w:t>Doctor Dashboard dikhta hai</w:t>
+      </w:r>
+    </w:p>
+    <w:p>
+      <w:r>
+        <w:t>(today's appointments, pending results)</w:t>
       </w:r>
     </w:p>
     <w:p>
@@ -6252,29 +4160,8 @@
     </w:p>
     <w:p>
       <w:r>
-        <w:t xml:space="preserve">Appointment </w:t>
-      </w:r>
-      <w:proofErr w:type="spellStart"/>
-      <w:r>
-        <w:t>pe</w:t>
-      </w:r>
-      <w:proofErr w:type="spellEnd"/>
-      <w:r>
-        <w:t xml:space="preserve"> click </w:t>
-      </w:r>
-      <w:proofErr w:type="spellStart"/>
-      <w:r>
-        <w:t>karta</w:t>
-      </w:r>
-      <w:proofErr w:type="spellEnd"/>
-      <w:r>
-        <w:t xml:space="preserve"> </w:t>
-      </w:r>
-      <w:proofErr w:type="spellStart"/>
-      <w:r>
-        <w:t>hai</w:t>
-      </w:r>
-      <w:proofErr w:type="spellEnd"/>
+        <w:t>Appointment pe click karta hai</w:t>
+      </w:r>
     </w:p>
     <w:p>
       <w:r>
@@ -6283,21 +4170,8 @@
     </w:p>
     <w:p>
       <w:r>
-        <w:t xml:space="preserve">Appointment Show page </w:t>
-      </w:r>
-      <w:proofErr w:type="spellStart"/>
-      <w:r>
-        <w:t>khulta</w:t>
-      </w:r>
-      <w:proofErr w:type="spellEnd"/>
-      <w:r>
-        <w:t xml:space="preserve"> </w:t>
-      </w:r>
-      <w:proofErr w:type="spellStart"/>
-      <w:r>
-        <w:t>hai</w:t>
-      </w:r>
-      <w:proofErr w:type="spellEnd"/>
+        <w:t>Appointment Show page khulta hai</w:t>
+      </w:r>
     </w:p>
     <w:p>
       <w:r>
@@ -6305,23 +4179,13 @@
       </w:r>
     </w:p>
     <w:p>
-      <w:proofErr w:type="gramStart"/>
-      <w:r>
-        <w:t>│  Patient</w:t>
-      </w:r>
-      <w:proofErr w:type="gramEnd"/>
-      <w:r>
-        <w:t>: Ahmed Khan  MRN: P-00123  │</w:t>
-      </w:r>
-    </w:p>
-    <w:p>
-      <w:proofErr w:type="gramStart"/>
-      <w:r>
-        <w:t>│  Type</w:t>
-      </w:r>
-      <w:proofErr w:type="gramEnd"/>
-      <w:r>
-        <w:t>: OPD  │  Status: In-Progress  │</w:t>
+      <w:r>
+        <w:t>│  Patient: Ahmed Khan  MRN: P-00123  │</w:t>
+      </w:r>
+    </w:p>
+    <w:p>
+      <w:r>
+        <w:t>│  Type: OPD  │  Status: In-Progress  │</w:t>
       </w:r>
     </w:p>
     <w:p>
@@ -6330,14 +4194,9 @@
       </w:r>
     </w:p>
     <w:p>
-      <w:proofErr w:type="gramStart"/>
       <w:r>
         <w:lastRenderedPageBreak/>
-        <w:t>│  [</w:t>
-      </w:r>
-      <w:proofErr w:type="gramEnd"/>
-      <w:r>
-        <w:t>+ Lab Order] [+ Radiology] [+ Rx] │</w:t>
+        <w:t>│  [+ Lab Order] [+ Radiology] [+ Rx] │</w:t>
       </w:r>
     </w:p>
     <w:p>
@@ -6346,13 +4205,8 @@
       </w:r>
     </w:p>
     <w:p>
-      <w:proofErr w:type="gramStart"/>
-      <w:r>
-        <w:t>│  Previous</w:t>
-      </w:r>
-      <w:proofErr w:type="gramEnd"/>
-      <w:r>
-        <w:t xml:space="preserve"> visits | Lab | Radiology  │</w:t>
+      <w:r>
+        <w:t>│  Previous visits | Lab | Radiology  │</w:t>
       </w:r>
     </w:p>
     <w:p>
@@ -6367,21 +4221,8 @@
     </w:p>
     <w:p>
       <w:r>
-        <w:t xml:space="preserve">Doctor "Lab Order" button </w:t>
-      </w:r>
-      <w:proofErr w:type="spellStart"/>
-      <w:r>
-        <w:t>dabata</w:t>
-      </w:r>
-      <w:proofErr w:type="spellEnd"/>
-      <w:r>
-        <w:t xml:space="preserve"> </w:t>
-      </w:r>
-      <w:proofErr w:type="spellStart"/>
-      <w:r>
-        <w:t>hai</w:t>
-      </w:r>
-      <w:proofErr w:type="spellEnd"/>
+        <w:t>Doctor "Lab Order" button dabata hai</w:t>
+      </w:r>
     </w:p>
     <w:p>
       <w:r>
@@ -6390,33 +4231,12 @@
     </w:p>
     <w:p>
       <w:r>
-        <w:t xml:space="preserve">Lab Order Create Form </w:t>
-      </w:r>
-      <w:proofErr w:type="spellStart"/>
-      <w:r>
-        <w:t>khulta</w:t>
-      </w:r>
-      <w:proofErr w:type="spellEnd"/>
-      <w:r>
-        <w:t xml:space="preserve"> </w:t>
-      </w:r>
-      <w:proofErr w:type="spellStart"/>
-      <w:r>
-        <w:t>hai</w:t>
-      </w:r>
-      <w:proofErr w:type="spellEnd"/>
-    </w:p>
-    <w:p>
-      <w:r>
-        <w:t>(</w:t>
-      </w:r>
-      <w:proofErr w:type="gramStart"/>
-      <w:r>
-        <w:t>patient</w:t>
-      </w:r>
-      <w:proofErr w:type="gramEnd"/>
-      <w:r>
-        <w:t xml:space="preserve"> pre-filled, doctor pre-filled)</w:t>
+        <w:t>Lab Order Create Form khulta hai</w:t>
+      </w:r>
+    </w:p>
+    <w:p>
+      <w:r>
+        <w:t>(patient pre-filled, doctor pre-filled)</w:t>
       </w:r>
     </w:p>
     <w:p>
@@ -6426,31 +4246,8 @@
     </w:p>
     <w:p>
       <w:r>
-        <w:t xml:space="preserve">Lab Technician </w:t>
-      </w:r>
-      <w:proofErr w:type="spellStart"/>
-      <w:proofErr w:type="gramStart"/>
-      <w:r>
-        <w:t>ko</w:t>
-      </w:r>
-      <w:proofErr w:type="spellEnd"/>
-      <w:proofErr w:type="gramEnd"/>
-      <w:r>
-        <w:t xml:space="preserve"> </w:t>
-      </w:r>
-      <w:proofErr w:type="spellStart"/>
-      <w:r>
-        <w:t>dikhta</w:t>
-      </w:r>
-      <w:proofErr w:type="spellEnd"/>
-      <w:r>
-        <w:t xml:space="preserve"> </w:t>
-      </w:r>
-      <w:proofErr w:type="spellStart"/>
-      <w:r>
-        <w:t>hai</w:t>
-      </w:r>
-      <w:proofErr w:type="spellEnd"/>
+        <w:t>Lab Technician ko dikhta hai</w:t>
+      </w:r>
     </w:p>
     <w:p>
       <w:r>
@@ -6459,21 +4256,8 @@
     </w:p>
     <w:p>
       <w:r>
-        <w:t xml:space="preserve">Results enter </w:t>
-      </w:r>
-      <w:proofErr w:type="spellStart"/>
-      <w:r>
-        <w:t>hote</w:t>
-      </w:r>
-      <w:proofErr w:type="spellEnd"/>
-      <w:r>
-        <w:t xml:space="preserve"> </w:t>
-      </w:r>
-      <w:proofErr w:type="spellStart"/>
-      <w:r>
-        <w:t>hain</w:t>
-      </w:r>
-      <w:proofErr w:type="spellEnd"/>
+        <w:t>Results enter hote hain</w:t>
+      </w:r>
     </w:p>
     <w:p>
       <w:r>
@@ -6482,15 +4266,7 @@
     </w:p>
     <w:p>
       <w:r>
-        <w:t xml:space="preserve">Doctor dashboard </w:t>
-      </w:r>
-      <w:proofErr w:type="spellStart"/>
-      <w:r>
-        <w:t>pe</w:t>
-      </w:r>
-      <w:proofErr w:type="spellEnd"/>
-      <w:r>
-        <w:t xml:space="preserve"> notification</w:t>
+        <w:t>Doctor dashboard pe notification</w:t>
       </w:r>
     </w:p>
     <w:p>
@@ -6501,21 +4277,8 @@
       </w:r>
     </w:p>
     <w:p>
-      <w:proofErr w:type="spellStart"/>
-      <w:r>
-        <w:t>Aapko</w:t>
-      </w:r>
-      <w:proofErr w:type="spellEnd"/>
-      <w:r>
-        <w:t xml:space="preserve"> Kya Banana </w:t>
-      </w:r>
-      <w:proofErr w:type="spellStart"/>
-      <w:r>
-        <w:t>Hai</w:t>
-      </w:r>
-      <w:proofErr w:type="spellEnd"/>
-      <w:r>
-        <w:t xml:space="preserve"> — Checklist</w:t>
+      <w:r>
+        <w:t>Aapko Kya Banana Hai — Checklist</w:t>
       </w:r>
     </w:p>
     <w:p>
@@ -6525,15 +4288,7 @@
     </w:p>
     <w:p>
       <w:r>
-        <w:t xml:space="preserve">   └── Quick action buttons (Lab, Radiology, </w:t>
-      </w:r>
-      <w:proofErr w:type="gramStart"/>
-      <w:r>
-        <w:t>Rx</w:t>
-      </w:r>
-      <w:proofErr w:type="gramEnd"/>
-      <w:r>
-        <w:t>)</w:t>
+        <w:t xml:space="preserve">   └── Quick action buttons (Lab, Radiology, Rx)</w:t>
       </w:r>
     </w:p>
     <w:p>
@@ -6565,28 +4320,12 @@
     <w:p/>
     <w:p>
       <w:r>
-        <w:t xml:space="preserve">3. </w:t>
-      </w:r>
-      <w:proofErr w:type="spellStart"/>
-      <w:r>
-        <w:t>LabOrderController</w:t>
-      </w:r>
-      <w:proofErr w:type="spellEnd"/>
-      <w:r>
-        <w:t xml:space="preserve"> filter</w:t>
-      </w:r>
-    </w:p>
-    <w:p>
-      <w:r>
-        <w:t xml:space="preserve">   └── Doctor → </w:t>
-      </w:r>
-      <w:proofErr w:type="spellStart"/>
-      <w:r>
-        <w:t>apne</w:t>
-      </w:r>
-      <w:proofErr w:type="spellEnd"/>
-      <w:r>
-        <w:t xml:space="preserve"> orders</w:t>
+        <w:t>3. LabOrderController filter</w:t>
+      </w:r>
+    </w:p>
+    <w:p>
+      <w:r>
+        <w:t xml:space="preserve">   └── Doctor → apne orders</w:t>
       </w:r>
     </w:p>
     <w:p>
@@ -6597,28 +4336,12 @@
     <w:p/>
     <w:p>
       <w:r>
-        <w:t xml:space="preserve">4. </w:t>
-      </w:r>
-      <w:proofErr w:type="spellStart"/>
-      <w:r>
-        <w:t>RadiologyController</w:t>
-      </w:r>
-      <w:proofErr w:type="spellEnd"/>
-      <w:r>
-        <w:t xml:space="preserve"> filter</w:t>
-      </w:r>
-    </w:p>
-    <w:p>
-      <w:r>
-        <w:t xml:space="preserve">   └── </w:t>
-      </w:r>
-      <w:proofErr w:type="gramStart"/>
-      <w:r>
-        <w:t>Same</w:t>
-      </w:r>
-      <w:proofErr w:type="gramEnd"/>
-      <w:r>
-        <w:t xml:space="preserve"> pattern</w:t>
+        <w:t>4. RadiologyController filter</w:t>
+      </w:r>
+    </w:p>
+    <w:p>
+      <w:r>
+        <w:t xml:space="preserve">   └── Same pattern</w:t>
       </w:r>
     </w:p>
     <w:p/>
@@ -6629,41 +4352,13 @@
     </w:p>
     <w:p>
       <w:r>
-        <w:t xml:space="preserve">   └── Doctor </w:t>
-      </w:r>
-      <w:proofErr w:type="spellStart"/>
-      <w:proofErr w:type="gramStart"/>
-      <w:r>
-        <w:t>likhta</w:t>
-      </w:r>
-      <w:proofErr w:type="spellEnd"/>
-      <w:proofErr w:type="gramEnd"/>
-      <w:r>
-        <w:t xml:space="preserve"> </w:t>
-      </w:r>
-      <w:proofErr w:type="spellStart"/>
-      <w:r>
-        <w:t>hai</w:t>
-      </w:r>
-      <w:proofErr w:type="spellEnd"/>
-    </w:p>
-    <w:p>
-      <w:r>
-        <w:t xml:space="preserve">   └── Pharmacist dispense </w:t>
-      </w:r>
-      <w:proofErr w:type="spellStart"/>
-      <w:r>
-        <w:t>karta</w:t>
-      </w:r>
-      <w:proofErr w:type="spellEnd"/>
-      <w:r>
-        <w:t xml:space="preserve"> </w:t>
-      </w:r>
-      <w:proofErr w:type="spellStart"/>
-      <w:r>
-        <w:t>hai</w:t>
-      </w:r>
-      <w:proofErr w:type="spellEnd"/>
+        <w:t xml:space="preserve">   └── Doctor likhta hai</w:t>
+      </w:r>
+    </w:p>
+    <w:p>
+      <w:r>
+        <w:t xml:space="preserve">   └── Pharmacist dispense karta hai</w:t>
+      </w:r>
     </w:p>
     <w:p>
       <w:r>
@@ -6673,58 +4368,13 @@
       </w:r>
     </w:p>
     <w:p>
-      <w:proofErr w:type="spellStart"/>
-      <w:r>
-        <w:t>Sabse</w:t>
-      </w:r>
-      <w:proofErr w:type="spellEnd"/>
-      <w:r>
-        <w:t xml:space="preserve"> </w:t>
-      </w:r>
-      <w:proofErr w:type="spellStart"/>
-      <w:r>
-        <w:t>Pehle</w:t>
-      </w:r>
-      <w:proofErr w:type="spellEnd"/>
-      <w:r>
-        <w:t xml:space="preserve"> Kya </w:t>
-      </w:r>
-      <w:proofErr w:type="spellStart"/>
-      <w:r>
-        <w:t>Banayein</w:t>
-      </w:r>
-      <w:proofErr w:type="spellEnd"/>
-      <w:r>
-        <w:t>?</w:t>
-      </w:r>
-    </w:p>
-    <w:p>
-      <w:r>
-        <w:t xml:space="preserve">Appointment Show page — </w:t>
-      </w:r>
-      <w:proofErr w:type="spellStart"/>
-      <w:r>
-        <w:t>yeh</w:t>
-      </w:r>
-      <w:proofErr w:type="spellEnd"/>
-      <w:r>
-        <w:t xml:space="preserve"> sab </w:t>
-      </w:r>
-      <w:proofErr w:type="spellStart"/>
-      <w:r>
-        <w:t>ka</w:t>
-      </w:r>
-      <w:proofErr w:type="spellEnd"/>
-      <w:r>
-        <w:t xml:space="preserve"> gateway </w:t>
-      </w:r>
-      <w:proofErr w:type="spellStart"/>
-      <w:r>
-        <w:t>hai</w:t>
-      </w:r>
-      <w:proofErr w:type="spellEnd"/>
-      <w:r>
-        <w:t>:</w:t>
+      <w:r>
+        <w:t>Sabse Pehle Kya Banayein?</w:t>
+      </w:r>
+    </w:p>
+    <w:p>
+      <w:r>
+        <w:t>Appointment Show page — yeh sab ka gateway hai:</w:t>
       </w:r>
     </w:p>
     <w:p>
@@ -6890,57 +4540,61 @@
         <w:rPr>
           <w:rFonts w:eastAsia="Calibri"/>
         </w:rPr>
-        <w:t xml:space="preserve">Super </w:t>
-      </w:r>
-      <w:proofErr w:type="gramStart"/>
-      <w:r>
+        <w:t>Super admin :: username: superadmin</w:t>
+      </w:r>
+    </w:p>
+    <w:p>
+      <w:pPr>
         <w:rPr>
           <w:rFonts w:eastAsia="Calibri"/>
         </w:rPr>
-        <w:t>admin :</w:t>
-      </w:r>
-      <w:proofErr w:type="gramEnd"/>
+      </w:pPr>
       <w:r>
         <w:rPr>
           <w:rFonts w:eastAsia="Calibri"/>
         </w:rPr>
-        <w:t xml:space="preserve">: username: </w:t>
-      </w:r>
-      <w:proofErr w:type="spellStart"/>
-      <w:r>
+        <w:tab/>
+        <w:t xml:space="preserve">          :: password : admin123</w:t>
+      </w:r>
+    </w:p>
+    <w:p>
+      <w:pPr>
         <w:rPr>
           <w:rFonts w:eastAsia="Calibri"/>
         </w:rPr>
-        <w:t>superadmin</w:t>
-      </w:r>
-      <w:proofErr w:type="spellEnd"/>
-    </w:p>
-    <w:p>
-      <w:pPr>
+      </w:pPr>
+      <w:r>
         <w:rPr>
           <w:rFonts w:eastAsia="Calibri"/>
         </w:rPr>
-      </w:pPr>
-      <w:r>
+        <w:t>Receptionist :: username  : sadia</w:t>
+      </w:r>
+    </w:p>
+    <w:p>
+      <w:pPr>
         <w:rPr>
           <w:rFonts w:eastAsia="Calibri"/>
         </w:rPr>
+      </w:pPr>
+      <w:r>
+        <w:rPr>
+          <w:rFonts w:eastAsia="Calibri"/>
+        </w:rPr>
         <w:tab/>
-        <w:t xml:space="preserve">          </w:t>
-      </w:r>
-      <w:proofErr w:type="gramStart"/>
-      <w:r>
+        <w:t xml:space="preserve">         :: password  : sadia123</w:t>
+      </w:r>
+    </w:p>
+    <w:p>
+      <w:pPr>
         <w:rPr>
           <w:rFonts w:eastAsia="Calibri"/>
         </w:rPr>
-        <w:t>::</w:t>
-      </w:r>
-      <w:proofErr w:type="gramEnd"/>
+      </w:pPr>
       <w:r>
         <w:rPr>
           <w:rFonts w:eastAsia="Calibri"/>
         </w:rPr>
-        <w:t xml:space="preserve"> password : admin123</w:t>
+        <w:t>Doctor           :: username : bilal : password : bilal123</w:t>
       </w:r>
     </w:p>
     <w:p>
@@ -6949,28 +4603,25 @@
           <w:rFonts w:eastAsia="Calibri"/>
         </w:rPr>
       </w:pPr>
-      <w:proofErr w:type="gramStart"/>
       <w:r>
         <w:rPr>
           <w:rFonts w:eastAsia="Calibri"/>
         </w:rPr>
-        <w:t>Receptionist :</w:t>
-      </w:r>
-      <w:proofErr w:type="gramEnd"/>
-      <w:r>
+        <w:t>Lab technication :: username : irfan :password :: irfan123</w:t>
+      </w:r>
+    </w:p>
+    <w:p>
+      <w:pPr>
         <w:rPr>
           <w:rFonts w:eastAsia="Calibri"/>
         </w:rPr>
-        <w:t xml:space="preserve">: username  : </w:t>
-      </w:r>
-      <w:proofErr w:type="spellStart"/>
+      </w:pPr>
       <w:r>
         <w:rPr>
           <w:rFonts w:eastAsia="Calibri"/>
         </w:rPr>
-        <w:t>sadia</w:t>
-      </w:r>
-      <w:proofErr w:type="spellEnd"/>
+        <w:t>Radiologist :: username : pervaiz , password :: parvaiz123</w:t>
+      </w:r>
     </w:p>
     <w:p>
       <w:pPr>
@@ -6982,147 +4633,8 @@
         <w:rPr>
           <w:rFonts w:eastAsia="Calibri"/>
         </w:rPr>
-        <w:tab/>
-        <w:t xml:space="preserve">         </w:t>
-      </w:r>
-      <w:proofErr w:type="gramStart"/>
-      <w:r>
-        <w:rPr>
-          <w:rFonts w:eastAsia="Calibri"/>
-        </w:rPr>
-        <w:t>::</w:t>
-      </w:r>
-      <w:proofErr w:type="gramEnd"/>
-      <w:r>
-        <w:rPr>
-          <w:rFonts w:eastAsia="Calibri"/>
-        </w:rPr>
-        <w:t xml:space="preserve"> password  : sadia123</w:t>
-      </w:r>
-    </w:p>
-    <w:p>
-      <w:pPr>
-        <w:rPr>
-          <w:rFonts w:eastAsia="Calibri"/>
-        </w:rPr>
-      </w:pPr>
-      <w:proofErr w:type="gramStart"/>
-      <w:r>
-        <w:rPr>
-          <w:rFonts w:eastAsia="Calibri"/>
-        </w:rPr>
-        <w:t>Doctor           ::</w:t>
-      </w:r>
-      <w:proofErr w:type="gramEnd"/>
-      <w:r>
-        <w:rPr>
-          <w:rFonts w:eastAsia="Calibri"/>
-        </w:rPr>
-        <w:t xml:space="preserve"> username : </w:t>
-      </w:r>
-      <w:proofErr w:type="spellStart"/>
-      <w:r>
-        <w:rPr>
-          <w:rFonts w:eastAsia="Calibri"/>
-        </w:rPr>
-        <w:t>bilal</w:t>
-      </w:r>
-      <w:proofErr w:type="spellEnd"/>
-      <w:r>
-        <w:rPr>
-          <w:rFonts w:eastAsia="Calibri"/>
-        </w:rPr>
-        <w:t xml:space="preserve"> : password : bilal123</w:t>
-      </w:r>
-    </w:p>
-    <w:p>
-      <w:pPr>
-        <w:rPr>
-          <w:rFonts w:eastAsia="Calibri"/>
-        </w:rPr>
-      </w:pPr>
-      <w:r>
-        <w:rPr>
-          <w:rFonts w:eastAsia="Calibri"/>
-        </w:rPr>
-        <w:t xml:space="preserve">Lab </w:t>
-      </w:r>
-      <w:proofErr w:type="spellStart"/>
-      <w:r>
-        <w:rPr>
-          <w:rFonts w:eastAsia="Calibri"/>
-        </w:rPr>
-        <w:t>technication</w:t>
-      </w:r>
-      <w:proofErr w:type="spellEnd"/>
-      <w:r>
-        <w:rPr>
-          <w:rFonts w:eastAsia="Calibri"/>
-        </w:rPr>
-        <w:t xml:space="preserve"> :: username : </w:t>
-      </w:r>
-      <w:proofErr w:type="spellStart"/>
-      <w:r>
-        <w:rPr>
-          <w:rFonts w:eastAsia="Calibri"/>
-        </w:rPr>
-        <w:t>irfan</w:t>
-      </w:r>
-      <w:proofErr w:type="spellEnd"/>
-      <w:r>
-        <w:rPr>
-          <w:rFonts w:eastAsia="Calibri"/>
-        </w:rPr>
-        <w:t xml:space="preserve"> :password :: irfan123</w:t>
-      </w:r>
-    </w:p>
-    <w:p>
-      <w:pPr>
-        <w:rPr>
-          <w:rFonts w:eastAsia="Calibri"/>
-        </w:rPr>
-      </w:pPr>
-      <w:r>
-        <w:rPr>
-          <w:rFonts w:eastAsia="Calibri"/>
-        </w:rPr>
-        <w:t xml:space="preserve">Radiologist :: username : </w:t>
-      </w:r>
-      <w:proofErr w:type="spellStart"/>
-      <w:r>
-        <w:rPr>
-          <w:rFonts w:eastAsia="Calibri"/>
-        </w:rPr>
-        <w:t>pervaiz</w:t>
-      </w:r>
-      <w:proofErr w:type="spellEnd"/>
-      <w:r>
-        <w:rPr>
-          <w:rFonts w:eastAsia="Calibri"/>
-        </w:rPr>
-        <w:t xml:space="preserve"> , password :: parvaiz123</w:t>
-      </w:r>
-    </w:p>
-    <w:p>
-      <w:pPr>
-        <w:rPr>
-          <w:rFonts w:eastAsia="Calibri"/>
-        </w:rPr>
-      </w:pPr>
-      <w:r>
-        <w:rPr>
-          <w:rFonts w:eastAsia="Calibri"/>
-        </w:rPr>
-        <w:t>Nurse : username :</w:t>
-      </w:r>
-      <w:proofErr w:type="spellStart"/>
-      <w:r>
-        <w:rPr>
-          <w:rFonts w:eastAsia="Calibri"/>
-        </w:rPr>
-        <w:t>asma</w:t>
-      </w:r>
-      <w:proofErr w:type="spellEnd"/>
+        <w:t>Nurse : username :asma</w:t>
+      </w:r>
       <w:r>
         <w:rPr>
           <w:rFonts w:eastAsia="Calibri"/>
@@ -7136,8 +4648,6 @@
         </w:rPr>
         <w:t>khan</w:t>
       </w:r>
-      <w:bookmarkStart w:id="0" w:name="_GoBack"/>
-      <w:bookmarkEnd w:id="0"/>
       <w:r>
         <w:rPr>
           <w:rFonts w:eastAsia="Calibri"/>
@@ -7292,39 +4802,8 @@
           <w:sz w:val="21"/>
           <w:szCs w:val="21"/>
         </w:rPr>
-        <w:t> </w:t>
-      </w:r>
-      <w:proofErr w:type="spellStart"/>
-      <w:r>
-        <w:rPr>
-          <w:rFonts w:ascii="Segoe UI" w:hAnsi="Segoe UI" w:cs="Segoe UI"/>
-          <w:color w:val="CCCCCC"/>
-          <w:sz w:val="21"/>
-          <w:szCs w:val="21"/>
-        </w:rPr>
-        <w:t>Laravel</w:t>
-      </w:r>
-      <w:proofErr w:type="spellEnd"/>
-      <w:r>
-        <w:rPr>
-          <w:rFonts w:ascii="Segoe UI" w:hAnsi="Segoe UI" w:cs="Segoe UI"/>
-          <w:color w:val="CCCCCC"/>
-          <w:sz w:val="21"/>
-          <w:szCs w:val="21"/>
-        </w:rPr>
-        <w:t xml:space="preserve"> 12 · PHP 8.2 · MySQL · Blade · </w:t>
-      </w:r>
-      <w:proofErr w:type="spellStart"/>
-      <w:r>
-        <w:rPr>
-          <w:rFonts w:ascii="Segoe UI" w:hAnsi="Segoe UI" w:cs="Segoe UI"/>
-          <w:color w:val="CCCCCC"/>
-          <w:sz w:val="21"/>
-          <w:szCs w:val="21"/>
-        </w:rPr>
-        <w:t>Vite</w:t>
-      </w:r>
-      <w:proofErr w:type="spellEnd"/>
+        <w:t> Laravel 12 · PHP 8.2 · MySQL · Blade · Vite</w:t>
+      </w:r>
       <w:r>
         <w:rPr>
           <w:rFonts w:ascii="Segoe UI" w:hAnsi="Segoe UI" w:cs="Segoe UI"/>
@@ -7449,7 +4928,7 @@
     </w:p>
     <w:tbl>
       <w:tblPr>
-        <w:tblW w:w="0" w:type="auto"/>
+        <w:tblW w:w="9540" w:type="dxa"/>
         <w:tblCellSpacing w:w="15" w:type="dxa"/>
         <w:tblBorders>
           <w:top w:val="single" w:sz="2" w:space="0" w:color="auto"/>
@@ -7467,10 +4946,10 @@
       </w:tblPr>
       <w:tblGrid>
         <w:gridCol w:w="319"/>
-        <w:gridCol w:w="1623"/>
-        <w:gridCol w:w="2254"/>
-        <w:gridCol w:w="1234"/>
-        <w:gridCol w:w="4030"/>
+        <w:gridCol w:w="2179"/>
+        <w:gridCol w:w="1861"/>
+        <w:gridCol w:w="1109"/>
+        <w:gridCol w:w="4072"/>
       </w:tblGrid>
       <w:tr>
         <w:trPr>
@@ -7558,7 +5037,7 @@
         </w:tc>
         <w:tc>
           <w:tcPr>
-            <w:tcW w:w="0" w:type="auto"/>
+            <w:tcW w:w="4027" w:type="dxa"/>
             <w:tcBorders>
               <w:top w:val="single" w:sz="2" w:space="0" w:color="auto"/>
               <w:left w:val="single" w:sz="6" w:space="0" w:color="auto"/>
@@ -7657,7 +5136,7 @@
         </w:tc>
         <w:tc>
           <w:tcPr>
-            <w:tcW w:w="0" w:type="auto"/>
+            <w:tcW w:w="4027" w:type="dxa"/>
             <w:tcBorders>
               <w:top w:val="single" w:sz="6" w:space="0" w:color="auto"/>
               <w:left w:val="single" w:sz="6" w:space="0" w:color="auto"/>
@@ -7771,7 +5250,7 @@
         </w:tc>
         <w:tc>
           <w:tcPr>
-            <w:tcW w:w="0" w:type="auto"/>
+            <w:tcW w:w="4027" w:type="dxa"/>
             <w:tcBorders>
               <w:top w:val="single" w:sz="6" w:space="0" w:color="auto"/>
               <w:left w:val="single" w:sz="6" w:space="0" w:color="auto"/>
@@ -7798,15 +5277,7 @@
               <w:t>—</w:t>
             </w:r>
             <w:r>
-              <w:t xml:space="preserve"> </w:t>
-            </w:r>
-            <w:proofErr w:type="spellStart"/>
-            <w:r>
-              <w:t>super_admin</w:t>
-            </w:r>
-            <w:proofErr w:type="spellEnd"/>
-            <w:r>
-              <w:t xml:space="preserve"> only</w:t>
+              <w:t xml:space="preserve"> super_admin only</w:t>
             </w:r>
           </w:p>
         </w:tc>
@@ -7893,7 +5364,7 @@
         </w:tc>
         <w:tc>
           <w:tcPr>
-            <w:tcW w:w="0" w:type="auto"/>
+            <w:tcW w:w="4027" w:type="dxa"/>
             <w:tcBorders>
               <w:top w:val="single" w:sz="6" w:space="0" w:color="auto"/>
               <w:left w:val="single" w:sz="6" w:space="0" w:color="auto"/>
@@ -8007,7 +5478,7 @@
         </w:tc>
         <w:tc>
           <w:tcPr>
-            <w:tcW w:w="0" w:type="auto"/>
+            <w:tcW w:w="4027" w:type="dxa"/>
             <w:tcBorders>
               <w:top w:val="single" w:sz="6" w:space="0" w:color="auto"/>
               <w:left w:val="single" w:sz="6" w:space="0" w:color="auto"/>
@@ -8121,7 +5592,7 @@
         </w:tc>
         <w:tc>
           <w:tcPr>
-            <w:tcW w:w="0" w:type="auto"/>
+            <w:tcW w:w="4027" w:type="dxa"/>
             <w:tcBorders>
               <w:top w:val="single" w:sz="6" w:space="0" w:color="auto"/>
               <w:left w:val="single" w:sz="6" w:space="0" w:color="auto"/>
@@ -8235,7 +5706,7 @@
         </w:tc>
         <w:tc>
           <w:tcPr>
-            <w:tcW w:w="0" w:type="auto"/>
+            <w:tcW w:w="4027" w:type="dxa"/>
             <w:tcBorders>
               <w:top w:val="single" w:sz="6" w:space="0" w:color="auto"/>
               <w:left w:val="single" w:sz="6" w:space="0" w:color="auto"/>
@@ -8349,7 +5820,7 @@
         </w:tc>
         <w:tc>
           <w:tcPr>
-            <w:tcW w:w="0" w:type="auto"/>
+            <w:tcW w:w="4027" w:type="dxa"/>
             <w:tcBorders>
               <w:top w:val="single" w:sz="6" w:space="0" w:color="auto"/>
               <w:left w:val="single" w:sz="6" w:space="0" w:color="auto"/>
@@ -8441,12 +5912,10 @@
             <w:r>
               <w:t xml:space="preserve">Medicine, </w:t>
             </w:r>
-            <w:proofErr w:type="spellStart"/>
             <w:r>
               <w:lastRenderedPageBreak/>
               <w:t>MedicineBatch</w:t>
             </w:r>
-            <w:proofErr w:type="spellEnd"/>
           </w:p>
         </w:tc>
         <w:tc>
@@ -8470,7 +5939,7 @@
         </w:tc>
         <w:tc>
           <w:tcPr>
-            <w:tcW w:w="0" w:type="auto"/>
+            <w:tcW w:w="4027" w:type="dxa"/>
             <w:tcBorders>
               <w:top w:val="single" w:sz="6" w:space="0" w:color="auto"/>
               <w:left w:val="single" w:sz="6" w:space="0" w:color="auto"/>
@@ -8497,11 +5966,11 @@
               <w:t>—</w:t>
             </w:r>
             <w:r>
-              <w:t xml:space="preserve"> Stock management, </w:t>
+              <w:t xml:space="preserve"> Stock management, reorder </w:t>
             </w:r>
             <w:r>
               <w:lastRenderedPageBreak/>
-              <w:t>reorder tracking</w:t>
+              <w:t>tracking</w:t>
             </w:r>
           </w:p>
         </w:tc>
@@ -8565,13 +6034,8 @@
           </w:tcPr>
           <w:p>
             <w:r>
-              <w:t xml:space="preserve">Prescription, </w:t>
-            </w:r>
-            <w:proofErr w:type="spellStart"/>
-            <w:r>
-              <w:t>PrescriptionItem</w:t>
-            </w:r>
-            <w:proofErr w:type="spellEnd"/>
+              <w:t>Prescription, PrescriptionItem</w:t>
+            </w:r>
           </w:p>
         </w:tc>
         <w:tc>
@@ -8594,7 +6058,7 @@
         </w:tc>
         <w:tc>
           <w:tcPr>
-            <w:tcW w:w="0" w:type="auto"/>
+            <w:tcW w:w="4027" w:type="dxa"/>
             <w:tcBorders>
               <w:top w:val="single" w:sz="6" w:space="0" w:color="auto"/>
               <w:left w:val="single" w:sz="6" w:space="0" w:color="auto"/>
@@ -8684,13 +6148,8 @@
           </w:tcPr>
           <w:p>
             <w:r>
-              <w:t xml:space="preserve">Dispensing, </w:t>
-            </w:r>
-            <w:proofErr w:type="spellStart"/>
-            <w:r>
-              <w:t>DispensingItem</w:t>
-            </w:r>
-            <w:proofErr w:type="spellEnd"/>
+              <w:t>Dispensing, DispensingItem</w:t>
+            </w:r>
           </w:p>
         </w:tc>
         <w:tc>
@@ -8713,7 +6172,7 @@
         </w:tc>
         <w:tc>
           <w:tcPr>
-            <w:tcW w:w="0" w:type="auto"/>
+            <w:tcW w:w="4027" w:type="dxa"/>
             <w:tcBorders>
               <w:top w:val="single" w:sz="6" w:space="0" w:color="auto"/>
               <w:left w:val="single" w:sz="6" w:space="0" w:color="auto"/>
@@ -8802,37 +6261,8 @@
             <w:hideMark/>
           </w:tcPr>
           <w:p>
-            <w:proofErr w:type="spellStart"/>
-            <w:r>
-              <w:t>LabOrder</w:t>
-            </w:r>
-            <w:proofErr w:type="spellEnd"/>
-            <w:r>
-              <w:t xml:space="preserve">, </w:t>
-            </w:r>
-            <w:proofErr w:type="spellStart"/>
-            <w:r>
-              <w:t>LabTest</w:t>
-            </w:r>
-            <w:proofErr w:type="spellEnd"/>
-            <w:r>
-              <w:t xml:space="preserve">, </w:t>
-            </w:r>
-            <w:proofErr w:type="spellStart"/>
-            <w:r>
-              <w:t>LabResult</w:t>
-            </w:r>
-            <w:proofErr w:type="spellEnd"/>
-            <w:r>
-              <w:t xml:space="preserve">, </w:t>
-            </w:r>
-            <w:proofErr w:type="spellStart"/>
-            <w:r>
-              <w:t>LabSample</w:t>
-            </w:r>
-            <w:proofErr w:type="spellEnd"/>
-            <w:r>
-              <w:t xml:space="preserve"> +3</w:t>
+            <w:r>
+              <w:t>LabOrder, LabTest, LabResult, LabSample +3</w:t>
             </w:r>
           </w:p>
         </w:tc>
@@ -8856,7 +6286,7 @@
         </w:tc>
         <w:tc>
           <w:tcPr>
-            <w:tcW w:w="0" w:type="auto"/>
+            <w:tcW w:w="4027" w:type="dxa"/>
             <w:tcBorders>
               <w:top w:val="single" w:sz="6" w:space="0" w:color="auto"/>
               <w:left w:val="single" w:sz="6" w:space="0" w:color="auto"/>
@@ -8883,11 +6313,7 @@
               <w:t>—</w:t>
             </w:r>
             <w:r>
-              <w:t xml:space="preserve"> Full workflow: </w:t>
-            </w:r>
-            <w:proofErr w:type="spellStart"/>
-            <w:r>
-              <w:t>order</w:t>
+              <w:t xml:space="preserve"> Full workflow: order</w:t>
             </w:r>
             <w:r>
               <w:rPr>
@@ -8925,7 +6351,6 @@
             <w:r>
               <w:t>deliver</w:t>
             </w:r>
-            <w:proofErr w:type="spellEnd"/>
           </w:p>
         </w:tc>
       </w:tr>
@@ -8986,13 +6411,8 @@
             <w:hideMark/>
           </w:tcPr>
           <w:p>
-            <w:proofErr w:type="spellStart"/>
-            <w:r>
-              <w:t>RadiologyOrder</w:t>
-            </w:r>
-            <w:proofErr w:type="spellEnd"/>
-            <w:r>
-              <w:t>, Report, Image, Exam, Modality +3</w:t>
+            <w:r>
+              <w:t>RadiologyOrder, Report, Image, Exam, Modality +3</w:t>
             </w:r>
           </w:p>
         </w:tc>
@@ -9016,7 +6436,7 @@
         </w:tc>
         <w:tc>
           <w:tcPr>
-            <w:tcW w:w="0" w:type="auto"/>
+            <w:tcW w:w="4027" w:type="dxa"/>
             <w:tcBorders>
               <w:top w:val="single" w:sz="6" w:space="0" w:color="auto"/>
               <w:left w:val="single" w:sz="6" w:space="0" w:color="auto"/>
@@ -9105,27 +6525,9 @@
             <w:hideMark/>
           </w:tcPr>
           <w:p>
-            <w:proofErr w:type="spellStart"/>
-            <w:r>
-              <w:t>OtSchedule</w:t>
-            </w:r>
-            <w:proofErr w:type="spellEnd"/>
-            <w:r>
-              <w:t xml:space="preserve">, </w:t>
-            </w:r>
-            <w:proofErr w:type="spellStart"/>
-            <w:r>
-              <w:t>OtRoom</w:t>
-            </w:r>
-            <w:proofErr w:type="spellEnd"/>
-            <w:r>
-              <w:t xml:space="preserve">, </w:t>
-            </w:r>
-            <w:proofErr w:type="spellStart"/>
-            <w:r>
-              <w:t>OtTeam</w:t>
-            </w:r>
-            <w:proofErr w:type="spellEnd"/>
+            <w:r>
+              <w:t>OtSchedule, OtRoom, OtTeam</w:t>
+            </w:r>
           </w:p>
         </w:tc>
         <w:tc>
@@ -9148,7 +6550,7 @@
         </w:tc>
         <w:tc>
           <w:tcPr>
-            <w:tcW w:w="0" w:type="auto"/>
+            <w:tcW w:w="4027" w:type="dxa"/>
             <w:tcBorders>
               <w:top w:val="single" w:sz="6" w:space="0" w:color="auto"/>
               <w:left w:val="single" w:sz="6" w:space="0" w:color="auto"/>
@@ -9237,21 +6639,8 @@
             <w:hideMark/>
           </w:tcPr>
           <w:p>
-            <w:proofErr w:type="spellStart"/>
-            <w:r>
-              <w:t>BloodDonor</w:t>
-            </w:r>
-            <w:proofErr w:type="spellEnd"/>
-            <w:r>
-              <w:t xml:space="preserve">, Donation, Inventory, Request, </w:t>
-            </w:r>
-            <w:proofErr w:type="spellStart"/>
-            <w:r>
-              <w:t>Crossmatch</w:t>
-            </w:r>
-            <w:proofErr w:type="spellEnd"/>
-            <w:r>
-              <w:t>, Issue</w:t>
+            <w:r>
+              <w:t>BloodDonor, Donation, Inventory, Request, Crossmatch, Issue</w:t>
             </w:r>
           </w:p>
         </w:tc>
@@ -9275,7 +6664,7 @@
         </w:tc>
         <w:tc>
           <w:tcPr>
-            <w:tcW w:w="0" w:type="auto"/>
+            <w:tcW w:w="4027" w:type="dxa"/>
             <w:tcBorders>
               <w:top w:val="single" w:sz="6" w:space="0" w:color="auto"/>
               <w:left w:val="single" w:sz="6" w:space="0" w:color="auto"/>
@@ -9302,11 +6691,7 @@
               <w:t>—</w:t>
             </w:r>
             <w:r>
-              <w:t xml:space="preserve"> Full </w:t>
-            </w:r>
-            <w:proofErr w:type="spellStart"/>
-            <w:r>
-              <w:t>donor</w:t>
+              <w:t xml:space="preserve"> Full donor</w:t>
             </w:r>
             <w:r>
               <w:rPr>
@@ -9333,11 +6718,7 @@
               <w:t>→</w:t>
             </w:r>
             <w:r>
-              <w:t>issue</w:t>
-            </w:r>
-            <w:proofErr w:type="spellEnd"/>
-            <w:r>
-              <w:t xml:space="preserve"> pipeline</w:t>
+              <w:t>issue pipeline</w:t>
             </w:r>
           </w:p>
         </w:tc>
@@ -9400,29 +6781,8 @@
           </w:tcPr>
           <w:p>
             <w:r>
-              <w:t xml:space="preserve">Bill, </w:t>
-            </w:r>
-            <w:proofErr w:type="spellStart"/>
-            <w:r>
-              <w:t>BillItem</w:t>
-            </w:r>
-            <w:proofErr w:type="spellEnd"/>
-            <w:r>
-              <w:t xml:space="preserve">, </w:t>
-            </w:r>
-            <w:proofErr w:type="spellStart"/>
-            <w:r>
-              <w:t>BillPayment</w:t>
-            </w:r>
-            <w:proofErr w:type="spellEnd"/>
-            <w:r>
-              <w:t xml:space="preserve">, </w:t>
-            </w:r>
-            <w:proofErr w:type="spellStart"/>
-            <w:r>
-              <w:t>BillServiceCharge</w:t>
-            </w:r>
-            <w:proofErr w:type="spellEnd"/>
+              <w:t>Bill, BillItem, BillPayment, BillServiceCharge</w:t>
+            </w:r>
           </w:p>
         </w:tc>
         <w:tc>
@@ -9445,7 +6805,7 @@
         </w:tc>
         <w:tc>
           <w:tcPr>
-            <w:tcW w:w="0" w:type="auto"/>
+            <w:tcW w:w="4027" w:type="dxa"/>
             <w:tcBorders>
               <w:top w:val="single" w:sz="6" w:space="0" w:color="auto"/>
               <w:left w:val="single" w:sz="6" w:space="0" w:color="auto"/>
@@ -9472,11 +6832,7 @@
               <w:t>—</w:t>
             </w:r>
             <w:r>
-              <w:t xml:space="preserve"> </w:t>
-            </w:r>
-            <w:proofErr w:type="spellStart"/>
-            <w:r>
-              <w:t>Draft</w:t>
+              <w:t xml:space="preserve"> Draft</w:t>
             </w:r>
             <w:r>
               <w:rPr>
@@ -9494,11 +6850,7 @@
               <w:t>→</w:t>
             </w:r>
             <w:r>
-              <w:t>Pay</w:t>
-            </w:r>
-            <w:proofErr w:type="spellEnd"/>
-            <w:r>
-              <w:t>, invoice printing, source-sync</w:t>
+              <w:t>Pay, invoice printing, source-sync</w:t>
             </w:r>
           </w:p>
         </w:tc>
@@ -9560,27 +6912,9 @@
             <w:hideMark/>
           </w:tcPr>
           <w:p>
-            <w:proofErr w:type="spellStart"/>
-            <w:r>
-              <w:t>MortuaryRecord</w:t>
-            </w:r>
-            <w:proofErr w:type="spellEnd"/>
-            <w:r>
-              <w:t xml:space="preserve">, </w:t>
-            </w:r>
-            <w:proofErr w:type="spellStart"/>
-            <w:r>
-              <w:t>DeathCertificate</w:t>
-            </w:r>
-            <w:proofErr w:type="spellEnd"/>
-            <w:r>
-              <w:t xml:space="preserve">, </w:t>
-            </w:r>
-            <w:proofErr w:type="spellStart"/>
-            <w:r>
-              <w:t>BodyReleaseRecord</w:t>
-            </w:r>
-            <w:proofErr w:type="spellEnd"/>
+            <w:r>
+              <w:t>MortuaryRecord, DeathCertificate, BodyReleaseRecord</w:t>
+            </w:r>
           </w:p>
         </w:tc>
         <w:tc>
@@ -9603,7 +6937,7 @@
         </w:tc>
         <w:tc>
           <w:tcPr>
-            <w:tcW w:w="0" w:type="auto"/>
+            <w:tcW w:w="4027" w:type="dxa"/>
             <w:tcBorders>
               <w:top w:val="single" w:sz="6" w:space="0" w:color="auto"/>
               <w:left w:val="single" w:sz="6" w:space="0" w:color="auto"/>
@@ -9692,27 +7026,9 @@
             <w:hideMark/>
           </w:tcPr>
           <w:p>
-            <w:proofErr w:type="spellStart"/>
-            <w:r>
-              <w:t>LeaveType</w:t>
-            </w:r>
-            <w:proofErr w:type="spellEnd"/>
-            <w:r>
-              <w:t xml:space="preserve">, </w:t>
-            </w:r>
-            <w:proofErr w:type="spellStart"/>
-            <w:r>
-              <w:t>LeaveRequest</w:t>
-            </w:r>
-            <w:proofErr w:type="spellEnd"/>
-            <w:r>
-              <w:t xml:space="preserve">, </w:t>
-            </w:r>
-            <w:proofErr w:type="spellStart"/>
-            <w:r>
-              <w:t>LeaveBalance</w:t>
-            </w:r>
-            <w:proofErr w:type="spellEnd"/>
+            <w:r>
+              <w:t>LeaveType, LeaveRequest, LeaveBalance</w:t>
+            </w:r>
           </w:p>
         </w:tc>
         <w:tc>
@@ -9735,7 +7051,7 @@
         </w:tc>
         <w:tc>
           <w:tcPr>
-            <w:tcW w:w="0" w:type="auto"/>
+            <w:tcW w:w="4027" w:type="dxa"/>
             <w:tcBorders>
               <w:top w:val="single" w:sz="6" w:space="0" w:color="auto"/>
               <w:left w:val="single" w:sz="6" w:space="0" w:color="auto"/>
@@ -9762,15 +7078,7 @@
               <w:t>—</w:t>
             </w:r>
             <w:r>
-              <w:t xml:space="preserve"> Type </w:t>
-            </w:r>
-            <w:proofErr w:type="spellStart"/>
-            <w:r>
-              <w:t>config</w:t>
-            </w:r>
-            <w:proofErr w:type="spellEnd"/>
-            <w:r>
-              <w:t>, apply/approve/reject, balances</w:t>
+              <w:t xml:space="preserve"> Type config, apply/approve/reject, balances</w:t>
             </w:r>
           </w:p>
         </w:tc>
@@ -9857,7 +7165,7 @@
         </w:tc>
         <w:tc>
           <w:tcPr>
-            <w:tcW w:w="0" w:type="auto"/>
+            <w:tcW w:w="4027" w:type="dxa"/>
             <w:tcBorders>
               <w:top w:val="single" w:sz="6" w:space="0" w:color="auto"/>
               <w:left w:val="single" w:sz="6" w:space="0" w:color="auto"/>
@@ -9946,27 +7254,9 @@
             <w:hideMark/>
           </w:tcPr>
           <w:p>
-            <w:proofErr w:type="spellStart"/>
-            <w:r>
-              <w:t>SalaryStructure</w:t>
-            </w:r>
-            <w:proofErr w:type="spellEnd"/>
-            <w:r>
-              <w:t xml:space="preserve">, </w:t>
-            </w:r>
-            <w:proofErr w:type="spellStart"/>
-            <w:r>
-              <w:t>PayrollRun</w:t>
-            </w:r>
-            <w:proofErr w:type="spellEnd"/>
-            <w:r>
-              <w:t xml:space="preserve">, </w:t>
-            </w:r>
-            <w:proofErr w:type="spellStart"/>
-            <w:r>
-              <w:t>Payslip</w:t>
-            </w:r>
-            <w:proofErr w:type="spellEnd"/>
+            <w:r>
+              <w:t>SalaryStructure, PayrollRun, Payslip</w:t>
+            </w:r>
           </w:p>
         </w:tc>
         <w:tc>
@@ -9989,7 +7279,7 @@
         </w:tc>
         <w:tc>
           <w:tcPr>
-            <w:tcW w:w="0" w:type="auto"/>
+            <w:tcW w:w="4027" w:type="dxa"/>
             <w:tcBorders>
               <w:top w:val="single" w:sz="6" w:space="0" w:color="auto"/>
               <w:left w:val="single" w:sz="6" w:space="0" w:color="auto"/>
@@ -10016,11 +7306,7 @@
               <w:t>—</w:t>
             </w:r>
             <w:r>
-              <w:t xml:space="preserve"> Salary setup, </w:t>
-            </w:r>
-            <w:proofErr w:type="spellStart"/>
-            <w:r>
-              <w:t>run</w:t>
+              <w:t xml:space="preserve"> Salary setup, run</w:t>
             </w:r>
             <w:r>
               <w:rPr>
@@ -10038,19 +7324,7 @@
               <w:t>→</w:t>
             </w:r>
             <w:r>
-              <w:t>pay</w:t>
-            </w:r>
-            <w:proofErr w:type="spellEnd"/>
-            <w:r>
-              <w:t xml:space="preserve">, </w:t>
-            </w:r>
-            <w:proofErr w:type="spellStart"/>
-            <w:r>
-              <w:t>payslip</w:t>
-            </w:r>
-            <w:proofErr w:type="spellEnd"/>
-            <w:r>
-              <w:t xml:space="preserve"> print</w:t>
+              <w:t>pay, payslip print</w:t>
             </w:r>
           </w:p>
         </w:tc>
@@ -10095,15 +7369,7 @@
                 <w:rStyle w:val="Strong"/>
                 <w:bdr w:val="single" w:sz="2" w:space="0" w:color="auto" w:frame="1"/>
               </w:rPr>
-              <w:t xml:space="preserve">HR — </w:t>
-            </w:r>
-            <w:r>
-              <w:rPr>
-                <w:rStyle w:val="Strong"/>
-                <w:bdr w:val="single" w:sz="2" w:space="0" w:color="auto" w:frame="1"/>
-              </w:rPr>
-              <w:lastRenderedPageBreak/>
-              <w:t>Disciplinary</w:t>
+              <w:t>HR — Disciplinary</w:t>
             </w:r>
           </w:p>
         </w:tc>
@@ -10120,12 +7386,9 @@
             <w:hideMark/>
           </w:tcPr>
           <w:p>
-            <w:proofErr w:type="spellStart"/>
-            <w:r>
-              <w:lastRenderedPageBreak/>
+            <w:r>
               <w:t>DisciplinaryAction</w:t>
             </w:r>
-            <w:proofErr w:type="spellEnd"/>
           </w:p>
         </w:tc>
         <w:tc>
@@ -10148,7 +7411,7 @@
         </w:tc>
         <w:tc>
           <w:tcPr>
-            <w:tcW w:w="0" w:type="auto"/>
+            <w:tcW w:w="4027" w:type="dxa"/>
             <w:tcBorders>
               <w:top w:val="single" w:sz="6" w:space="0" w:color="auto"/>
               <w:left w:val="single" w:sz="6" w:space="0" w:color="auto"/>
@@ -10267,7 +7530,7 @@
         </w:tc>
         <w:tc>
           <w:tcPr>
-            <w:tcW w:w="0" w:type="auto"/>
+            <w:tcW w:w="4027" w:type="dxa"/>
             <w:tcBorders>
               <w:top w:val="single" w:sz="6" w:space="0" w:color="auto"/>
               <w:left w:val="single" w:sz="6" w:space="0" w:color="auto"/>
@@ -10381,7 +7644,7 @@
         </w:tc>
         <w:tc>
           <w:tcPr>
-            <w:tcW w:w="0" w:type="auto"/>
+            <w:tcW w:w="4027" w:type="dxa"/>
             <w:tcBorders>
               <w:top w:val="single" w:sz="6" w:space="0" w:color="auto"/>
               <w:left w:val="single" w:sz="6" w:space="0" w:color="auto"/>
@@ -10423,7 +7686,7 @@
             <w:tcBorders>
               <w:top w:val="single" w:sz="6" w:space="0" w:color="auto"/>
               <w:left w:val="single" w:sz="2" w:space="0" w:color="auto"/>
-              <w:bottom w:val="single" w:sz="2" w:space="0" w:color="auto"/>
+              <w:bottom w:val="single" w:sz="6" w:space="0" w:color="auto"/>
               <w:right w:val="single" w:sz="6" w:space="0" w:color="auto"/>
             </w:tcBorders>
             <w:vAlign w:val="center"/>
@@ -10441,7 +7704,7 @@
             <w:tcBorders>
               <w:top w:val="single" w:sz="6" w:space="0" w:color="auto"/>
               <w:left w:val="single" w:sz="6" w:space="0" w:color="auto"/>
-              <w:bottom w:val="single" w:sz="2" w:space="0" w:color="auto"/>
+              <w:bottom w:val="single" w:sz="6" w:space="0" w:color="auto"/>
               <w:right w:val="single" w:sz="6" w:space="0" w:color="auto"/>
             </w:tcBorders>
             <w:vAlign w:val="center"/>
@@ -10463,7 +7726,7 @@
             <w:tcBorders>
               <w:top w:val="single" w:sz="6" w:space="0" w:color="auto"/>
               <w:left w:val="single" w:sz="6" w:space="0" w:color="auto"/>
-              <w:bottom w:val="single" w:sz="2" w:space="0" w:color="auto"/>
+              <w:bottom w:val="single" w:sz="6" w:space="0" w:color="auto"/>
               <w:right w:val="single" w:sz="6" w:space="0" w:color="auto"/>
             </w:tcBorders>
             <w:vAlign w:val="center"/>
@@ -10481,7 +7744,7 @@
             <w:tcBorders>
               <w:top w:val="single" w:sz="6" w:space="0" w:color="auto"/>
               <w:left w:val="single" w:sz="6" w:space="0" w:color="auto"/>
-              <w:bottom w:val="single" w:sz="2" w:space="0" w:color="auto"/>
+              <w:bottom w:val="single" w:sz="6" w:space="0" w:color="auto"/>
               <w:right w:val="single" w:sz="6" w:space="0" w:color="auto"/>
             </w:tcBorders>
             <w:vAlign w:val="center"/>
@@ -10495,11 +7758,11 @@
         </w:tc>
         <w:tc>
           <w:tcPr>
-            <w:tcW w:w="0" w:type="auto"/>
+            <w:tcW w:w="4027" w:type="dxa"/>
             <w:tcBorders>
               <w:top w:val="single" w:sz="6" w:space="0" w:color="auto"/>
               <w:left w:val="single" w:sz="6" w:space="0" w:color="auto"/>
-              <w:bottom w:val="single" w:sz="2" w:space="0" w:color="auto"/>
+              <w:bottom w:val="single" w:sz="6" w:space="0" w:color="auto"/>
               <w:right w:val="single" w:sz="2" w:space="0" w:color="auto"/>
             </w:tcBorders>
             <w:vAlign w:val="center"/>
@@ -10523,6 +7786,327 @@
             </w:r>
             <w:r>
               <w:t xml:space="preserve"> Personal stats, appointments, results</w:t>
+            </w:r>
+          </w:p>
+        </w:tc>
+      </w:tr>
+      <w:tr>
+        <w:trPr>
+          <w:tblCellSpacing w:w="15" w:type="dxa"/>
+        </w:trPr>
+        <w:tc>
+          <w:tcPr>
+            <w:tcW w:w="0" w:type="auto"/>
+            <w:tcBorders>
+              <w:top w:val="single" w:sz="6" w:space="0" w:color="auto"/>
+              <w:left w:val="single" w:sz="2" w:space="0" w:color="auto"/>
+              <w:bottom w:val="single" w:sz="6" w:space="0" w:color="auto"/>
+              <w:right w:val="single" w:sz="6" w:space="0" w:color="auto"/>
+            </w:tcBorders>
+            <w:vAlign w:val="center"/>
+          </w:tcPr>
+          <w:p/>
+        </w:tc>
+        <w:tc>
+          <w:tcPr>
+            <w:tcW w:w="0" w:type="auto"/>
+            <w:tcBorders>
+              <w:top w:val="single" w:sz="6" w:space="0" w:color="auto"/>
+              <w:left w:val="single" w:sz="6" w:space="0" w:color="auto"/>
+              <w:bottom w:val="single" w:sz="6" w:space="0" w:color="auto"/>
+              <w:right w:val="single" w:sz="6" w:space="0" w:color="auto"/>
+            </w:tcBorders>
+            <w:vAlign w:val="center"/>
+          </w:tcPr>
+          <w:p>
+            <w:r>
+              <w:rPr>
+                <w:rStyle w:val="Strong"/>
+                <w:bdr w:val="single" w:sz="2" w:space="0" w:color="auto" w:frame="1"/>
+              </w:rPr>
+              <w:t>Activity/Audit Logging</w:t>
+            </w:r>
+          </w:p>
+        </w:tc>
+        <w:tc>
+          <w:tcPr>
+            <w:tcW w:w="0" w:type="auto"/>
+            <w:tcBorders>
+              <w:top w:val="single" w:sz="6" w:space="0" w:color="auto"/>
+              <w:left w:val="single" w:sz="6" w:space="0" w:color="auto"/>
+              <w:bottom w:val="single" w:sz="6" w:space="0" w:color="auto"/>
+              <w:right w:val="single" w:sz="6" w:space="0" w:color="auto"/>
+            </w:tcBorders>
+            <w:vAlign w:val="center"/>
+          </w:tcPr>
+          <w:p>
+            <w:r>
+              <w:rPr>
+                <w:rFonts w:ascii="Segoe UI Symbol" w:hAnsi="Segoe UI Symbol" w:cs="Segoe UI Symbol"/>
+              </w:rPr>
+              <w:t>🔴</w:t>
+            </w:r>
+            <w:r>
+              <w:t xml:space="preserve"> </w:t>
+            </w:r>
+            <w:r>
+              <w:t>Audit Log</w:t>
+            </w:r>
+          </w:p>
+        </w:tc>
+        <w:tc>
+          <w:tcPr>
+            <w:tcW w:w="0" w:type="auto"/>
+            <w:tcBorders>
+              <w:top w:val="single" w:sz="6" w:space="0" w:color="auto"/>
+              <w:left w:val="single" w:sz="6" w:space="0" w:color="auto"/>
+              <w:bottom w:val="single" w:sz="6" w:space="0" w:color="auto"/>
+              <w:right w:val="single" w:sz="6" w:space="0" w:color="auto"/>
+            </w:tcBorders>
+            <w:vAlign w:val="center"/>
+          </w:tcPr>
+          <w:p>
+            <w:r>
+              <w:t>Views in the hr template</w:t>
+            </w:r>
+          </w:p>
+        </w:tc>
+        <w:tc>
+          <w:tcPr>
+            <w:tcW w:w="4027" w:type="dxa"/>
+            <w:tcBorders>
+              <w:top w:val="single" w:sz="6" w:space="0" w:color="auto"/>
+              <w:left w:val="single" w:sz="6" w:space="0" w:color="auto"/>
+              <w:bottom w:val="single" w:sz="6" w:space="0" w:color="auto"/>
+              <w:right w:val="single" w:sz="2" w:space="0" w:color="auto"/>
+            </w:tcBorders>
+            <w:vAlign w:val="center"/>
+          </w:tcPr>
+          <w:p>
+            <w:pPr>
+              <w:rPr>
+                <w:rFonts w:ascii="Segoe UI Symbol" w:hAnsi="Segoe UI Symbol" w:cs="Segoe UI Symbol"/>
+              </w:rPr>
+            </w:pPr>
+            <w:r>
+              <w:rPr>
+                <w:rFonts w:ascii="Segoe UI Symbol" w:hAnsi="Segoe UI Symbol" w:cs="Segoe UI Symbol"/>
+              </w:rPr>
+              <w:t>✅</w:t>
+            </w:r>
+            <w:r>
+              <w:t xml:space="preserve"> </w:t>
+            </w:r>
+            <w:r>
+              <w:rPr>
+                <w:rFonts w:ascii="Segoe UI Symbol" w:hAnsi="Segoe UI Symbol" w:cs="Segoe UI Symbol"/>
+              </w:rPr>
+              <w:t xml:space="preserve"> </w:t>
+            </w:r>
+            <w:r>
+              <w:rPr>
+                <w:rFonts w:ascii="Segoe UI Symbol" w:hAnsi="Segoe UI Symbol" w:cs="Segoe UI Symbol"/>
+              </w:rPr>
+              <w:t>Completed who did what did all are auditing in the audit log</w:t>
+            </w:r>
+          </w:p>
+        </w:tc>
+      </w:tr>
+      <w:tr>
+        <w:trPr>
+          <w:tblCellSpacing w:w="15" w:type="dxa"/>
+        </w:trPr>
+        <w:tc>
+          <w:tcPr>
+            <w:tcW w:w="0" w:type="auto"/>
+            <w:tcBorders>
+              <w:top w:val="single" w:sz="6" w:space="0" w:color="auto"/>
+              <w:left w:val="single" w:sz="2" w:space="0" w:color="auto"/>
+              <w:bottom w:val="single" w:sz="6" w:space="0" w:color="auto"/>
+              <w:right w:val="single" w:sz="6" w:space="0" w:color="auto"/>
+            </w:tcBorders>
+            <w:vAlign w:val="center"/>
+          </w:tcPr>
+          <w:p/>
+        </w:tc>
+        <w:tc>
+          <w:tcPr>
+            <w:tcW w:w="0" w:type="auto"/>
+            <w:tcBorders>
+              <w:top w:val="single" w:sz="6" w:space="0" w:color="auto"/>
+              <w:left w:val="single" w:sz="6" w:space="0" w:color="auto"/>
+              <w:bottom w:val="single" w:sz="6" w:space="0" w:color="auto"/>
+              <w:right w:val="single" w:sz="6" w:space="0" w:color="auto"/>
+            </w:tcBorders>
+            <w:vAlign w:val="center"/>
+          </w:tcPr>
+          <w:p>
+            <w:r>
+              <w:rPr>
+                <w:rStyle w:val="Strong"/>
+                <w:bdr w:val="single" w:sz="2" w:space="0" w:color="auto" w:frame="1"/>
+              </w:rPr>
+              <w:t>Settings/Configuration</w:t>
+            </w:r>
+          </w:p>
+        </w:tc>
+        <w:tc>
+          <w:tcPr>
+            <w:tcW w:w="0" w:type="auto"/>
+            <w:tcBorders>
+              <w:top w:val="single" w:sz="6" w:space="0" w:color="auto"/>
+              <w:left w:val="single" w:sz="6" w:space="0" w:color="auto"/>
+              <w:bottom w:val="single" w:sz="6" w:space="0" w:color="auto"/>
+              <w:right w:val="single" w:sz="6" w:space="0" w:color="auto"/>
+            </w:tcBorders>
+            <w:vAlign w:val="center"/>
+          </w:tcPr>
+          <w:p>
+            <w:r>
+              <w:rPr>
+                <w:rFonts w:ascii="Segoe UI Symbol" w:hAnsi="Segoe UI Symbol" w:cs="Segoe UI Symbol"/>
+              </w:rPr>
+              <w:t>🔴</w:t>
+            </w:r>
+            <w:r>
+              <w:t xml:space="preserve"> setting done</w:t>
+            </w:r>
+          </w:p>
+        </w:tc>
+        <w:tc>
+          <w:tcPr>
+            <w:tcW w:w="0" w:type="auto"/>
+            <w:tcBorders>
+              <w:top w:val="single" w:sz="6" w:space="0" w:color="auto"/>
+              <w:left w:val="single" w:sz="6" w:space="0" w:color="auto"/>
+              <w:bottom w:val="single" w:sz="6" w:space="0" w:color="auto"/>
+              <w:right w:val="single" w:sz="6" w:space="0" w:color="auto"/>
+            </w:tcBorders>
+            <w:vAlign w:val="center"/>
+          </w:tcPr>
+          <w:p/>
+        </w:tc>
+        <w:tc>
+          <w:tcPr>
+            <w:tcW w:w="4027" w:type="dxa"/>
+            <w:tcBorders>
+              <w:top w:val="single" w:sz="6" w:space="0" w:color="auto"/>
+              <w:left w:val="single" w:sz="6" w:space="0" w:color="auto"/>
+              <w:bottom w:val="single" w:sz="6" w:space="0" w:color="auto"/>
+              <w:right w:val="single" w:sz="2" w:space="0" w:color="auto"/>
+            </w:tcBorders>
+            <w:vAlign w:val="center"/>
+          </w:tcPr>
+          <w:p>
+            <w:r>
+              <w:rPr>
+                <w:rFonts w:ascii="Segoe UI Symbol" w:hAnsi="Segoe UI Symbol" w:cs="Segoe UI Symbol"/>
+              </w:rPr>
+              <w:t>✅</w:t>
+            </w:r>
+            <w:r>
+              <w:t xml:space="preserve"> </w:t>
+            </w:r>
+            <w:r>
+              <w:t xml:space="preserve"> Hospital name, logo, address, tax rates, currency, timezone — currently nothing is configurable</w:t>
+            </w:r>
+          </w:p>
+        </w:tc>
+      </w:tr>
+      <w:tr>
+        <w:trPr>
+          <w:tblCellSpacing w:w="15" w:type="dxa"/>
+        </w:trPr>
+        <w:tc>
+          <w:tcPr>
+            <w:tcW w:w="0" w:type="auto"/>
+            <w:tcBorders>
+              <w:top w:val="single" w:sz="6" w:space="0" w:color="auto"/>
+              <w:left w:val="single" w:sz="2" w:space="0" w:color="auto"/>
+              <w:bottom w:val="single" w:sz="2" w:space="0" w:color="auto"/>
+              <w:right w:val="single" w:sz="6" w:space="0" w:color="auto"/>
+            </w:tcBorders>
+            <w:vAlign w:val="center"/>
+          </w:tcPr>
+          <w:p/>
+        </w:tc>
+        <w:tc>
+          <w:tcPr>
+            <w:tcW w:w="0" w:type="auto"/>
+            <w:tcBorders>
+              <w:top w:val="single" w:sz="6" w:space="0" w:color="auto"/>
+              <w:left w:val="single" w:sz="6" w:space="0" w:color="auto"/>
+              <w:bottom w:val="single" w:sz="2" w:space="0" w:color="auto"/>
+              <w:right w:val="single" w:sz="6" w:space="0" w:color="auto"/>
+            </w:tcBorders>
+            <w:vAlign w:val="center"/>
+          </w:tcPr>
+          <w:p>
+            <w:r>
+              <w:rPr>
+                <w:rStyle w:val="Strong"/>
+                <w:bdr w:val="single" w:sz="2" w:space="0" w:color="auto" w:frame="1"/>
+              </w:rPr>
+              <w:t>Nurse Station/Dashboard</w:t>
+            </w:r>
+          </w:p>
+        </w:tc>
+        <w:tc>
+          <w:tcPr>
+            <w:tcW w:w="0" w:type="auto"/>
+            <w:tcBorders>
+              <w:top w:val="single" w:sz="6" w:space="0" w:color="auto"/>
+              <w:left w:val="single" w:sz="6" w:space="0" w:color="auto"/>
+              <w:bottom w:val="single" w:sz="2" w:space="0" w:color="auto"/>
+              <w:right w:val="single" w:sz="6" w:space="0" w:color="auto"/>
+            </w:tcBorders>
+            <w:vAlign w:val="center"/>
+          </w:tcPr>
+          <w:p>
+            <w:r>
+              <w:rPr>
+                <w:rFonts w:ascii="Times New Roman" w:hAnsi="Times New Roman" w:cs="Times New Roman"/>
+              </w:rPr>
+              <w:t xml:space="preserve">Nurse activity </w:t>
+            </w:r>
+          </w:p>
+        </w:tc>
+        <w:tc>
+          <w:tcPr>
+            <w:tcW w:w="0" w:type="auto"/>
+            <w:tcBorders>
+              <w:top w:val="single" w:sz="6" w:space="0" w:color="auto"/>
+              <w:left w:val="single" w:sz="6" w:space="0" w:color="auto"/>
+              <w:bottom w:val="single" w:sz="2" w:space="0" w:color="auto"/>
+              <w:right w:val="single" w:sz="6" w:space="0" w:color="auto"/>
+            </w:tcBorders>
+            <w:vAlign w:val="center"/>
+          </w:tcPr>
+          <w:p/>
+        </w:tc>
+        <w:tc>
+          <w:tcPr>
+            <w:tcW w:w="4027" w:type="dxa"/>
+            <w:tcBorders>
+              <w:top w:val="single" w:sz="6" w:space="0" w:color="auto"/>
+              <w:left w:val="single" w:sz="6" w:space="0" w:color="auto"/>
+              <w:bottom w:val="single" w:sz="2" w:space="0" w:color="auto"/>
+              <w:right w:val="single" w:sz="2" w:space="0" w:color="auto"/>
+            </w:tcBorders>
+            <w:vAlign w:val="center"/>
+          </w:tcPr>
+          <w:p>
+            <w:r>
+              <w:rPr>
+                <w:rFonts w:ascii="Segoe UI Symbol" w:hAnsi="Segoe UI Symbol" w:cs="Segoe UI Symbol"/>
+              </w:rPr>
+              <w:t>✅</w:t>
+            </w:r>
+            <w:r>
+              <w:t xml:space="preserve"> </w:t>
+            </w:r>
+            <w:r>
+              <w:t xml:space="preserve"> Vital signs recording, medication administration, nursing notes</w:t>
             </w:r>
           </w:p>
         </w:tc>
@@ -10734,7 +8318,6 @@
         </w:rPr>
         <w:t>, </w:t>
       </w:r>
-      <w:proofErr w:type="gramStart"/>
       <w:r>
         <w:rPr>
           <w:rStyle w:val="HTMLCode"/>
@@ -10747,7 +8330,6 @@
         </w:rPr>
         <w:t>accountant</w:t>
       </w:r>
-      <w:proofErr w:type="gramEnd"/>
     </w:p>
     <w:p>
       <w:pPr>
@@ -10983,7 +8565,6 @@
             <w:r>
               <w:t>All validation is inline in controllers. Industry standard demands dedicated </w:t>
             </w:r>
-            <w:proofErr w:type="spellStart"/>
             <w:r>
               <w:rPr>
                 <w:rStyle w:val="HTMLCode"/>
@@ -10996,7 +8577,6 @@
               </w:rPr>
               <w:t>FormRequest</w:t>
             </w:r>
-            <w:proofErr w:type="spellEnd"/>
             <w:r>
               <w:t> classes for every store/update operation</w:t>
             </w:r>
@@ -11025,7 +8605,7 @@
                 <w:rStyle w:val="Strong"/>
                 <w:bdr w:val="single" w:sz="2" w:space="0" w:color="auto" w:frame="1"/>
               </w:rPr>
-              <w:t>No Activity/Audit Logging</w:t>
+              <w:t>No Authorization Policies</w:t>
             </w:r>
           </w:p>
         </w:tc>
@@ -11067,7 +8647,7 @@
           </w:tcPr>
           <w:p>
             <w:r>
-              <w:t>Zero audit trail. Healthcare systems MUST log who did what, when — for compliance (HIPAA/local regulations)</w:t>
+              <w:t>Using middleware-only RBAC. No Laravel Policies to guard model-level actions (e.g., can this doctor edit THIS patient?)</w:t>
             </w:r>
           </w:p>
         </w:tc>
@@ -11094,7 +8674,7 @@
                 <w:rStyle w:val="Strong"/>
                 <w:bdr w:val="single" w:sz="2" w:space="0" w:color="auto" w:frame="1"/>
               </w:rPr>
-              <w:t>No Authorization Policies</w:t>
+              <w:t>No Notifications System</w:t>
             </w:r>
           </w:p>
         </w:tc>
@@ -11113,12 +8693,12 @@
           <w:p>
             <w:r>
               <w:rPr>
-                <w:rFonts w:ascii="Segoe UI Symbol" w:hAnsi="Segoe UI Symbol" w:cs="Segoe UI Symbol"/>
+                <w:rFonts w:ascii="Times New Roman" w:hAnsi="Times New Roman" w:cs="Times New Roman"/>
               </w:rPr>
-              <w:t>🔴</w:t>
-            </w:r>
-            <w:r>
-              <w:t xml:space="preserve"> Critical</w:t>
+              <w:t>🟠</w:t>
+            </w:r>
+            <w:r>
+              <w:t xml:space="preserve"> High</w:t>
             </w:r>
           </w:p>
         </w:tc>
@@ -11136,15 +8716,7 @@
           </w:tcPr>
           <w:p>
             <w:r>
-              <w:t xml:space="preserve">Using middleware-only RBAC. No </w:t>
-            </w:r>
-            <w:proofErr w:type="spellStart"/>
-            <w:r>
-              <w:t>Laravel</w:t>
-            </w:r>
-            <w:proofErr w:type="spellEnd"/>
-            <w:r>
-              <w:t xml:space="preserve"> Policies to guard model-level actions (e.g., can this doctor edit THIS patient?)</w:t>
+              <w:t>No email/SMS/in-app notifications. Appointment reminders, lab results, leave approvals — all silent</w:t>
             </w:r>
           </w:p>
         </w:tc>
@@ -11171,7 +8743,7 @@
                 <w:rStyle w:val="Strong"/>
                 <w:bdr w:val="single" w:sz="2" w:space="0" w:color="auto" w:frame="1"/>
               </w:rPr>
-              <w:t>No Notifications System</w:t>
+              <w:t>No Events/Listeners</w:t>
             </w:r>
           </w:p>
         </w:tc>
@@ -11213,7 +8785,7 @@
           </w:tcPr>
           <w:p>
             <w:r>
-              <w:t>No email/SMS/in-app notifications. Appointment reminders, lab results, leave approvals — all silent</w:t>
+              <w:t>No event-driven architecture. Everything is synchronous inline code</w:t>
             </w:r>
           </w:p>
         </w:tc>
@@ -11240,7 +8812,8 @@
                 <w:rStyle w:val="Strong"/>
                 <w:bdr w:val="single" w:sz="2" w:space="0" w:color="auto" w:frame="1"/>
               </w:rPr>
-              <w:t>No Events/Listeners</w:t>
+              <w:lastRenderedPageBreak/>
+              <w:t>No API Layer</w:t>
             </w:r>
           </w:p>
         </w:tc>
@@ -11282,7 +8855,7 @@
           </w:tcPr>
           <w:p>
             <w:r>
-              <w:t>No event-driven architecture. Everything is synchronous inline code</w:t>
+              <w:t>No REST API. No mobile app support, no third-party integrations</w:t>
             </w:r>
           </w:p>
         </w:tc>
@@ -11309,75 +8882,6 @@
                 <w:rStyle w:val="Strong"/>
                 <w:bdr w:val="single" w:sz="2" w:space="0" w:color="auto" w:frame="1"/>
               </w:rPr>
-              <w:t>No API Layer</w:t>
-            </w:r>
-          </w:p>
-        </w:tc>
-        <w:tc>
-          <w:tcPr>
-            <w:tcW w:w="0" w:type="auto"/>
-            <w:tcBorders>
-              <w:top w:val="single" w:sz="6" w:space="0" w:color="auto"/>
-              <w:left w:val="single" w:sz="6" w:space="0" w:color="auto"/>
-              <w:bottom w:val="single" w:sz="6" w:space="0" w:color="auto"/>
-              <w:right w:val="single" w:sz="6" w:space="0" w:color="auto"/>
-            </w:tcBorders>
-            <w:vAlign w:val="center"/>
-            <w:hideMark/>
-          </w:tcPr>
-          <w:p>
-            <w:r>
-              <w:rPr>
-                <w:rFonts w:ascii="Times New Roman" w:hAnsi="Times New Roman" w:cs="Times New Roman"/>
-              </w:rPr>
-              <w:t>🟠</w:t>
-            </w:r>
-            <w:r>
-              <w:t xml:space="preserve"> High</w:t>
-            </w:r>
-          </w:p>
-        </w:tc>
-        <w:tc>
-          <w:tcPr>
-            <w:tcW w:w="0" w:type="auto"/>
-            <w:tcBorders>
-              <w:top w:val="single" w:sz="6" w:space="0" w:color="auto"/>
-              <w:left w:val="single" w:sz="6" w:space="0" w:color="auto"/>
-              <w:bottom w:val="single" w:sz="6" w:space="0" w:color="auto"/>
-              <w:right w:val="single" w:sz="2" w:space="0" w:color="auto"/>
-            </w:tcBorders>
-            <w:vAlign w:val="center"/>
-            <w:hideMark/>
-          </w:tcPr>
-          <w:p>
-            <w:r>
-              <w:t>No REST API. No mobile app support, no third-party integrations</w:t>
-            </w:r>
-          </w:p>
-        </w:tc>
-      </w:tr>
-      <w:tr>
-        <w:trPr>
-          <w:tblCellSpacing w:w="15" w:type="dxa"/>
-        </w:trPr>
-        <w:tc>
-          <w:tcPr>
-            <w:tcW w:w="0" w:type="auto"/>
-            <w:tcBorders>
-              <w:top w:val="single" w:sz="6" w:space="0" w:color="auto"/>
-              <w:left w:val="single" w:sz="2" w:space="0" w:color="auto"/>
-              <w:bottom w:val="single" w:sz="6" w:space="0" w:color="auto"/>
-              <w:right w:val="single" w:sz="6" w:space="0" w:color="auto"/>
-            </w:tcBorders>
-            <w:vAlign w:val="center"/>
-            <w:hideMark/>
-          </w:tcPr>
-          <w:p>
-            <w:r>
-              <w:rPr>
-                <w:rStyle w:val="Strong"/>
-                <w:bdr w:val="single" w:sz="2" w:space="0" w:color="auto" w:frame="1"/>
-              </w:rPr>
               <w:t>No Testing</w:t>
             </w:r>
           </w:p>
@@ -11422,7 +8926,6 @@
             <w:r>
               <w:t>Only default </w:t>
             </w:r>
-            <w:proofErr w:type="spellStart"/>
             <w:r>
               <w:rPr>
                 <w:rStyle w:val="HTMLCode"/>
@@ -11435,7 +8938,6 @@
               </w:rPr>
               <w:t>ExampleTest.php</w:t>
             </w:r>
-            <w:proofErr w:type="spellEnd"/>
             <w:r>
               <w:t>. Zero real tests for 22 controller groups</w:t>
             </w:r>
@@ -11533,7 +9035,6 @@
                 <w:rStyle w:val="Strong"/>
                 <w:bdr w:val="single" w:sz="2" w:space="0" w:color="auto" w:frame="1"/>
               </w:rPr>
-              <w:lastRenderedPageBreak/>
               <w:t>No Data Export (CSV/Excel)</w:t>
             </w:r>
           </w:p>
@@ -11637,9 +9138,9 @@
         <w:tblLook w:val="04A0" w:firstRow="1" w:lastRow="0" w:firstColumn="1" w:lastColumn="0" w:noHBand="0" w:noVBand="1"/>
       </w:tblPr>
       <w:tblGrid>
-        <w:gridCol w:w="2623"/>
-        <w:gridCol w:w="954"/>
-        <w:gridCol w:w="5883"/>
+        <w:gridCol w:w="2370"/>
+        <w:gridCol w:w="962"/>
+        <w:gridCol w:w="6128"/>
       </w:tblGrid>
       <w:tr>
         <w:trPr>
@@ -11728,7 +9229,7 @@
                 <w:rStyle w:val="Strong"/>
                 <w:bdr w:val="single" w:sz="2" w:space="0" w:color="auto" w:frame="1"/>
               </w:rPr>
-              <w:t>Settings/Configuration</w:t>
+              <w:t>IPD (In-Patient Department)</w:t>
             </w:r>
           </w:p>
         </w:tc>
@@ -11770,15 +9271,7 @@
           </w:tcPr>
           <w:p>
             <w:r>
-              <w:t xml:space="preserve">Hospital name, logo, address, tax rates, currency, </w:t>
-            </w:r>
-            <w:proofErr w:type="spellStart"/>
-            <w:r>
-              <w:t>timezone</w:t>
-            </w:r>
-            <w:proofErr w:type="spellEnd"/>
-            <w:r>
-              <w:t xml:space="preserve"> — currently nothing is configurable</w:t>
+              <w:t>Patient admission, daily rounds, treatment plans, discharge summary — you have beds but NO admission workflow</w:t>
             </w:r>
           </w:p>
         </w:tc>
@@ -11805,75 +9298,6 @@
                 <w:rStyle w:val="Strong"/>
                 <w:bdr w:val="single" w:sz="2" w:space="0" w:color="auto" w:frame="1"/>
               </w:rPr>
-              <w:t>IPD (In-Patient Department)</w:t>
-            </w:r>
-          </w:p>
-        </w:tc>
-        <w:tc>
-          <w:tcPr>
-            <w:tcW w:w="0" w:type="auto"/>
-            <w:tcBorders>
-              <w:top w:val="single" w:sz="6" w:space="0" w:color="auto"/>
-              <w:left w:val="single" w:sz="6" w:space="0" w:color="auto"/>
-              <w:bottom w:val="single" w:sz="6" w:space="0" w:color="auto"/>
-              <w:right w:val="single" w:sz="6" w:space="0" w:color="auto"/>
-            </w:tcBorders>
-            <w:vAlign w:val="center"/>
-            <w:hideMark/>
-          </w:tcPr>
-          <w:p>
-            <w:r>
-              <w:rPr>
-                <w:rFonts w:ascii="Segoe UI Symbol" w:hAnsi="Segoe UI Symbol" w:cs="Segoe UI Symbol"/>
-              </w:rPr>
-              <w:t>🔴</w:t>
-            </w:r>
-            <w:r>
-              <w:t xml:space="preserve"> Critical</w:t>
-            </w:r>
-          </w:p>
-        </w:tc>
-        <w:tc>
-          <w:tcPr>
-            <w:tcW w:w="0" w:type="auto"/>
-            <w:tcBorders>
-              <w:top w:val="single" w:sz="6" w:space="0" w:color="auto"/>
-              <w:left w:val="single" w:sz="6" w:space="0" w:color="auto"/>
-              <w:bottom w:val="single" w:sz="6" w:space="0" w:color="auto"/>
-              <w:right w:val="single" w:sz="2" w:space="0" w:color="auto"/>
-            </w:tcBorders>
-            <w:vAlign w:val="center"/>
-            <w:hideMark/>
-          </w:tcPr>
-          <w:p>
-            <w:r>
-              <w:t>Patient admission, daily rounds, treatment plans, discharge summary — you have beds but NO admission workflow</w:t>
-            </w:r>
-          </w:p>
-        </w:tc>
-      </w:tr>
-      <w:tr>
-        <w:trPr>
-          <w:tblCellSpacing w:w="15" w:type="dxa"/>
-        </w:trPr>
-        <w:tc>
-          <w:tcPr>
-            <w:tcW w:w="0" w:type="auto"/>
-            <w:tcBorders>
-              <w:top w:val="single" w:sz="6" w:space="0" w:color="auto"/>
-              <w:left w:val="single" w:sz="2" w:space="0" w:color="auto"/>
-              <w:bottom w:val="single" w:sz="6" w:space="0" w:color="auto"/>
-              <w:right w:val="single" w:sz="6" w:space="0" w:color="auto"/>
-            </w:tcBorders>
-            <w:vAlign w:val="center"/>
-            <w:hideMark/>
-          </w:tcPr>
-          <w:p>
-            <w:r>
-              <w:rPr>
-                <w:rStyle w:val="Strong"/>
-                <w:bdr w:val="single" w:sz="2" w:space="0" w:color="auto" w:frame="1"/>
-              </w:rPr>
               <w:t>Emergency Department</w:t>
             </w:r>
           </w:p>
@@ -11917,75 +9341,6 @@
           <w:p>
             <w:r>
               <w:t>Triage, emergency registration, priority queues</w:t>
-            </w:r>
-          </w:p>
-        </w:tc>
-      </w:tr>
-      <w:tr>
-        <w:trPr>
-          <w:tblCellSpacing w:w="15" w:type="dxa"/>
-        </w:trPr>
-        <w:tc>
-          <w:tcPr>
-            <w:tcW w:w="0" w:type="auto"/>
-            <w:tcBorders>
-              <w:top w:val="single" w:sz="6" w:space="0" w:color="auto"/>
-              <w:left w:val="single" w:sz="2" w:space="0" w:color="auto"/>
-              <w:bottom w:val="single" w:sz="6" w:space="0" w:color="auto"/>
-              <w:right w:val="single" w:sz="6" w:space="0" w:color="auto"/>
-            </w:tcBorders>
-            <w:vAlign w:val="center"/>
-            <w:hideMark/>
-          </w:tcPr>
-          <w:p>
-            <w:r>
-              <w:rPr>
-                <w:rStyle w:val="Strong"/>
-                <w:bdr w:val="single" w:sz="2" w:space="0" w:color="auto" w:frame="1"/>
-              </w:rPr>
-              <w:t>Nurse Station/Dashboard</w:t>
-            </w:r>
-          </w:p>
-        </w:tc>
-        <w:tc>
-          <w:tcPr>
-            <w:tcW w:w="0" w:type="auto"/>
-            <w:tcBorders>
-              <w:top w:val="single" w:sz="6" w:space="0" w:color="auto"/>
-              <w:left w:val="single" w:sz="6" w:space="0" w:color="auto"/>
-              <w:bottom w:val="single" w:sz="6" w:space="0" w:color="auto"/>
-              <w:right w:val="single" w:sz="6" w:space="0" w:color="auto"/>
-            </w:tcBorders>
-            <w:vAlign w:val="center"/>
-            <w:hideMark/>
-          </w:tcPr>
-          <w:p>
-            <w:r>
-              <w:rPr>
-                <w:rFonts w:ascii="Times New Roman" w:hAnsi="Times New Roman" w:cs="Times New Roman"/>
-              </w:rPr>
-              <w:t>🟠</w:t>
-            </w:r>
-            <w:r>
-              <w:t xml:space="preserve"> High</w:t>
-            </w:r>
-          </w:p>
-        </w:tc>
-        <w:tc>
-          <w:tcPr>
-            <w:tcW w:w="0" w:type="auto"/>
-            <w:tcBorders>
-              <w:top w:val="single" w:sz="6" w:space="0" w:color="auto"/>
-              <w:left w:val="single" w:sz="6" w:space="0" w:color="auto"/>
-              <w:bottom w:val="single" w:sz="6" w:space="0" w:color="auto"/>
-              <w:right w:val="single" w:sz="2" w:space="0" w:color="auto"/>
-            </w:tcBorders>
-            <w:vAlign w:val="center"/>
-            <w:hideMark/>
-          </w:tcPr>
-          <w:p>
-            <w:r>
-              <w:t>Vital signs recording, medication administration, nursing notes</w:t>
             </w:r>
           </w:p>
         </w:tc>
@@ -12502,6 +9857,7 @@
                 <w:rStyle w:val="Strong"/>
                 <w:bdr w:val="single" w:sz="2" w:space="0" w:color="auto" w:frame="1"/>
               </w:rPr>
+              <w:lastRenderedPageBreak/>
               <w:t>Lab/Radiology Analytics</w:t>
             </w:r>
             <w:r>
@@ -12610,7 +9966,6 @@
                 <w:rStyle w:val="Strong"/>
                 <w:bdr w:val="single" w:sz="2" w:space="0" w:color="auto" w:frame="1"/>
               </w:rPr>
-              <w:lastRenderedPageBreak/>
               <w:t>HR Reports</w:t>
             </w:r>
             <w:r>
@@ -12722,15 +10077,7 @@
               <w:t>Operational KPI Dashboard</w:t>
             </w:r>
             <w:r>
-              <w:t xml:space="preserve"> (Bed occupancy trends, </w:t>
-            </w:r>
-            <w:proofErr w:type="spellStart"/>
-            <w:r>
-              <w:t>avg</w:t>
-            </w:r>
-            <w:proofErr w:type="spellEnd"/>
-            <w:r>
-              <w:t xml:space="preserve"> length of stay)</w:t>
+              <w:t> (Bed occupancy trends, avg length of stay)</w:t>
             </w:r>
           </w:p>
         </w:tc>
@@ -12858,7 +10205,6 @@
         </w:rPr>
         <w:t>Doctor Model — Hardcoded </w:t>
       </w:r>
-      <w:proofErr w:type="spellStart"/>
       <w:r>
         <w:rPr>
           <w:rStyle w:val="HTMLCode"/>
@@ -12873,7 +10219,6 @@
         </w:rPr>
         <w:t>ilike</w:t>
       </w:r>
-      <w:proofErr w:type="spellEnd"/>
       <w:r>
         <w:rPr>
           <w:rFonts w:ascii="Segoe UI" w:hAnsi="Segoe UI" w:cs="Segoe UI"/>
@@ -12911,7 +10256,6 @@
         </w:rPr>
         <w:t>In </w:t>
       </w:r>
-      <w:proofErr w:type="spellStart"/>
       <w:r>
         <w:rPr>
           <w:rStyle w:val="inline-flex"/>
@@ -12923,7 +10267,6 @@
         </w:rPr>
         <w:t>Doctor.php</w:t>
       </w:r>
-      <w:proofErr w:type="spellEnd"/>
       <w:r>
         <w:rPr>
           <w:rFonts w:ascii="Segoe UI" w:hAnsi="Segoe UI" w:cs="Segoe UI"/>
@@ -12933,7 +10276,6 @@
         </w:rPr>
         <w:t>, the </w:t>
       </w:r>
-      <w:proofErr w:type="spellStart"/>
       <w:r>
         <w:rPr>
           <w:rStyle w:val="HTMLCode"/>
@@ -12946,7 +10288,6 @@
         </w:rPr>
         <w:t>scopeSearch</w:t>
       </w:r>
-      <w:proofErr w:type="spellEnd"/>
       <w:r>
         <w:rPr>
           <w:rFonts w:ascii="Segoe UI" w:hAnsi="Segoe UI" w:cs="Segoe UI"/>
@@ -12956,7 +10297,6 @@
         </w:rPr>
         <w:t> uses </w:t>
       </w:r>
-      <w:proofErr w:type="spellStart"/>
       <w:r>
         <w:rPr>
           <w:rStyle w:val="HTMLCode"/>
@@ -12969,35 +10309,14 @@
         </w:rPr>
         <w:t>ilike</w:t>
       </w:r>
-      <w:proofErr w:type="spellEnd"/>
-      <w:r>
-        <w:rPr>
-          <w:rFonts w:ascii="Segoe UI" w:hAnsi="Segoe UI" w:cs="Segoe UI"/>
-          <w:color w:val="CCCCCC"/>
-          <w:sz w:val="21"/>
-          <w:szCs w:val="21"/>
-        </w:rPr>
-        <w:t> (</w:t>
-      </w:r>
-      <w:proofErr w:type="spellStart"/>
-      <w:r>
-        <w:rPr>
-          <w:rFonts w:ascii="Segoe UI" w:hAnsi="Segoe UI" w:cs="Segoe UI"/>
-          <w:color w:val="CCCCCC"/>
-          <w:sz w:val="21"/>
-          <w:szCs w:val="21"/>
-        </w:rPr>
-        <w:t>PostgreSQL</w:t>
-      </w:r>
-      <w:proofErr w:type="spellEnd"/>
-      <w:r>
-        <w:rPr>
-          <w:rFonts w:ascii="Segoe UI" w:hAnsi="Segoe UI" w:cs="Segoe UI"/>
-          <w:color w:val="CCCCCC"/>
-          <w:sz w:val="21"/>
-          <w:szCs w:val="21"/>
-        </w:rPr>
-        <w:t>-only). Your </w:t>
+      <w:r>
+        <w:rPr>
+          <w:rFonts w:ascii="Segoe UI" w:hAnsi="Segoe UI" w:cs="Segoe UI"/>
+          <w:color w:val="CCCCCC"/>
+          <w:sz w:val="21"/>
+          <w:szCs w:val="21"/>
+        </w:rPr>
+        <w:t> (PostgreSQL-only). Your </w:t>
       </w:r>
       <w:r>
         <w:rPr>
@@ -13009,50 +10328,16 @@
           <w:bdr w:val="single" w:sz="2" w:space="0" w:color="auto" w:frame="1"/>
           <w:shd w:val="clear" w:color="auto" w:fill="3C3C3C"/>
         </w:rPr>
-        <w:t>.</w:t>
-      </w:r>
-      <w:proofErr w:type="spellStart"/>
-      <w:r>
-        <w:rPr>
-          <w:rStyle w:val="HTMLCode"/>
-          <w:rFonts w:ascii="Consolas" w:hAnsi="Consolas"/>
-          <w:color w:val="D0D0D0"/>
-          <w:sz w:val="19"/>
-          <w:szCs w:val="19"/>
-          <w:bdr w:val="single" w:sz="2" w:space="0" w:color="auto" w:frame="1"/>
-          <w:shd w:val="clear" w:color="auto" w:fill="3C3C3C"/>
-        </w:rPr>
-        <w:t>env</w:t>
-      </w:r>
-      <w:proofErr w:type="spellEnd"/>
-      <w:r>
-        <w:rPr>
-          <w:rFonts w:ascii="Segoe UI" w:hAnsi="Segoe UI" w:cs="Segoe UI"/>
-          <w:color w:val="CCCCCC"/>
-          <w:sz w:val="21"/>
-          <w:szCs w:val="21"/>
-        </w:rPr>
-        <w:t xml:space="preserve"> is set to MySQL, so this will throw an error. The Patient model correctly handles this with a driver check, but Doctor </w:t>
-      </w:r>
-      <w:proofErr w:type="gramStart"/>
-      <w:r>
-        <w:rPr>
-          <w:rFonts w:ascii="Segoe UI" w:hAnsi="Segoe UI" w:cs="Segoe UI"/>
-          <w:color w:val="CCCCCC"/>
-          <w:sz w:val="21"/>
-          <w:szCs w:val="21"/>
-        </w:rPr>
-        <w:t>model</w:t>
-      </w:r>
-      <w:proofErr w:type="gramEnd"/>
-      <w:r>
-        <w:rPr>
-          <w:rFonts w:ascii="Segoe UI" w:hAnsi="Segoe UI" w:cs="Segoe UI"/>
-          <w:color w:val="CCCCCC"/>
-          <w:sz w:val="21"/>
-          <w:szCs w:val="21"/>
-        </w:rPr>
-        <w:t xml:space="preserve"> doesn't.</w:t>
+        <w:t>.env</w:t>
+      </w:r>
+      <w:r>
+        <w:rPr>
+          <w:rFonts w:ascii="Segoe UI" w:hAnsi="Segoe UI" w:cs="Segoe UI"/>
+          <w:color w:val="CCCCCC"/>
+          <w:sz w:val="21"/>
+          <w:szCs w:val="21"/>
+        </w:rPr>
+        <w:t> is set to MySQL, so this will throw an error. The Patient model correctly handles this with a driver check, but Doctor model doesn't.</w:t>
       </w:r>
     </w:p>
     <w:p>
@@ -13190,27 +10475,7 @@
           <w:bCs w:val="0"/>
           <w:color w:val="CCCCCC"/>
         </w:rPr>
-        <w:t>APP_NAME Still "</w:t>
-      </w:r>
-      <w:proofErr w:type="spellStart"/>
-      <w:r>
-        <w:rPr>
-          <w:rFonts w:ascii="Segoe UI" w:hAnsi="Segoe UI" w:cs="Segoe UI"/>
-          <w:b w:val="0"/>
-          <w:bCs w:val="0"/>
-          <w:color w:val="CCCCCC"/>
-        </w:rPr>
-        <w:t>Laravel</w:t>
-      </w:r>
-      <w:proofErr w:type="spellEnd"/>
-      <w:r>
-        <w:rPr>
-          <w:rFonts w:ascii="Segoe UI" w:hAnsi="Segoe UI" w:cs="Segoe UI"/>
-          <w:b w:val="0"/>
-          <w:bCs w:val="0"/>
-          <w:color w:val="CCCCCC"/>
-        </w:rPr>
-        <w:t>"</w:t>
+        <w:t>APP_NAME Still "Laravel"</w:t>
       </w:r>
     </w:p>
     <w:p>
@@ -13250,9 +10515,17 @@
           <w:bdr w:val="single" w:sz="2" w:space="0" w:color="auto" w:frame="1"/>
           <w:shd w:val="clear" w:color="auto" w:fill="3C3C3C"/>
         </w:rPr>
-        <w:t>.</w:t>
-      </w:r>
-      <w:proofErr w:type="spellStart"/>
+        <w:t>.env</w:t>
+      </w:r>
+      <w:r>
+        <w:rPr>
+          <w:rFonts w:ascii="Segoe UI" w:hAnsi="Segoe UI" w:cs="Segoe UI"/>
+          <w:color w:val="CCCCCC"/>
+          <w:sz w:val="21"/>
+          <w:szCs w:val="21"/>
+        </w:rPr>
+        <w:t> file still has </w:t>
+      </w:r>
       <w:r>
         <w:rPr>
           <w:rStyle w:val="HTMLCode"/>
@@ -13263,44 +10536,8 @@
           <w:bdr w:val="single" w:sz="2" w:space="0" w:color="auto" w:frame="1"/>
           <w:shd w:val="clear" w:color="auto" w:fill="3C3C3C"/>
         </w:rPr>
-        <w:t>env</w:t>
-      </w:r>
-      <w:proofErr w:type="spellEnd"/>
-      <w:r>
-        <w:rPr>
-          <w:rFonts w:ascii="Segoe UI" w:hAnsi="Segoe UI" w:cs="Segoe UI"/>
-          <w:color w:val="CCCCCC"/>
-          <w:sz w:val="21"/>
-          <w:szCs w:val="21"/>
-        </w:rPr>
-        <w:t> file still has </w:t>
-      </w:r>
-      <w:r>
-        <w:rPr>
-          <w:rStyle w:val="HTMLCode"/>
-          <w:rFonts w:ascii="Consolas" w:hAnsi="Consolas"/>
-          <w:color w:val="D0D0D0"/>
-          <w:sz w:val="19"/>
-          <w:szCs w:val="19"/>
-          <w:bdr w:val="single" w:sz="2" w:space="0" w:color="auto" w:frame="1"/>
-          <w:shd w:val="clear" w:color="auto" w:fill="3C3C3C"/>
-        </w:rPr>
-        <w:t>APP_NAME=</w:t>
-      </w:r>
-      <w:proofErr w:type="spellStart"/>
-      <w:r>
-        <w:rPr>
-          <w:rStyle w:val="HTMLCode"/>
-          <w:rFonts w:ascii="Consolas" w:hAnsi="Consolas"/>
-          <w:color w:val="D0D0D0"/>
-          <w:sz w:val="19"/>
-          <w:szCs w:val="19"/>
-          <w:bdr w:val="single" w:sz="2" w:space="0" w:color="auto" w:frame="1"/>
-          <w:shd w:val="clear" w:color="auto" w:fill="3C3C3C"/>
-        </w:rPr>
-        <w:t>Laravel</w:t>
-      </w:r>
-      <w:proofErr w:type="spellEnd"/>
+        <w:t>APP_NAME=Laravel</w:t>
+      </w:r>
       <w:r>
         <w:rPr>
           <w:rFonts w:ascii="Segoe UI" w:hAnsi="Segoe UI" w:cs="Segoe UI"/>
@@ -13457,27 +10694,7 @@
           <w:sz w:val="21"/>
           <w:szCs w:val="21"/>
         </w:rPr>
-        <w:t xml:space="preserve">Create dedicated </w:t>
-      </w:r>
-      <w:proofErr w:type="spellStart"/>
-      <w:r>
-        <w:rPr>
-          <w:rFonts w:ascii="Segoe UI" w:hAnsi="Segoe UI" w:cs="Segoe UI"/>
-          <w:color w:val="CCCCCC"/>
-          <w:sz w:val="21"/>
-          <w:szCs w:val="21"/>
-        </w:rPr>
-        <w:t>FormRequest</w:t>
-      </w:r>
-      <w:proofErr w:type="spellEnd"/>
-      <w:r>
-        <w:rPr>
-          <w:rFonts w:ascii="Segoe UI" w:hAnsi="Segoe UI" w:cs="Segoe UI"/>
-          <w:color w:val="CCCCCC"/>
-          <w:sz w:val="21"/>
-          <w:szCs w:val="21"/>
-        </w:rPr>
-        <w:t xml:space="preserve"> classes for every store/update action across all modules. Example targets:</w:t>
+        <w:t>Create dedicated FormRequest classes for every store/update action across all modules. Example targets:</w:t>
       </w:r>
     </w:p>
     <w:p>
@@ -13501,7 +10718,6 @@
           <w:szCs w:val="21"/>
         </w:rPr>
       </w:pPr>
-      <w:proofErr w:type="spellStart"/>
       <w:r>
         <w:rPr>
           <w:rStyle w:val="HTMLCode"/>
@@ -13512,9 +10728,9 @@
           <w:bdr w:val="single" w:sz="2" w:space="0" w:color="auto" w:frame="1"/>
           <w:shd w:val="clear" w:color="auto" w:fill="3C3C3C"/>
         </w:rPr>
+        <w:lastRenderedPageBreak/>
         <w:t>StorePatientRequest</w:t>
       </w:r>
-      <w:proofErr w:type="spellEnd"/>
       <w:r>
         <w:rPr>
           <w:rFonts w:ascii="Segoe UI" w:hAnsi="Segoe UI" w:cs="Segoe UI"/>
@@ -13524,7 +10740,6 @@
         </w:rPr>
         <w:t>, </w:t>
       </w:r>
-      <w:proofErr w:type="spellStart"/>
       <w:r>
         <w:rPr>
           <w:rStyle w:val="HTMLCode"/>
@@ -13537,7 +10752,8 @@
         </w:rPr>
         <w:t>UpdatePatientRequest</w:t>
       </w:r>
-      <w:proofErr w:type="spellEnd"/>
+      <w:bookmarkStart w:id="0" w:name="_GoBack"/>
+      <w:bookmarkEnd w:id="0"/>
     </w:p>
     <w:p>
       <w:pPr>
@@ -13560,7 +10776,6 @@
           <w:szCs w:val="21"/>
         </w:rPr>
       </w:pPr>
-      <w:proofErr w:type="spellStart"/>
       <w:r>
         <w:rPr>
           <w:rStyle w:val="HTMLCode"/>
@@ -13573,7 +10788,6 @@
         </w:rPr>
         <w:t>StoreAppointmentRequest</w:t>
       </w:r>
-      <w:proofErr w:type="spellEnd"/>
       <w:r>
         <w:rPr>
           <w:rFonts w:ascii="Segoe UI" w:hAnsi="Segoe UI" w:cs="Segoe UI"/>
@@ -13583,7 +10797,6 @@
         </w:rPr>
         <w:t>, </w:t>
       </w:r>
-      <w:proofErr w:type="spellStart"/>
       <w:r>
         <w:rPr>
           <w:rStyle w:val="HTMLCode"/>
@@ -13596,7 +10809,6 @@
         </w:rPr>
         <w:t>UpdateAppointmentRequest</w:t>
       </w:r>
-      <w:proofErr w:type="spellEnd"/>
     </w:p>
     <w:p>
       <w:pPr>
@@ -13619,7 +10831,6 @@
           <w:szCs w:val="21"/>
         </w:rPr>
       </w:pPr>
-      <w:proofErr w:type="spellStart"/>
       <w:r>
         <w:rPr>
           <w:rStyle w:val="HTMLCode"/>
@@ -13632,7 +10843,6 @@
         </w:rPr>
         <w:t>StoreBillRequest</w:t>
       </w:r>
-      <w:proofErr w:type="spellEnd"/>
       <w:r>
         <w:rPr>
           <w:rFonts w:ascii="Segoe UI" w:hAnsi="Segoe UI" w:cs="Segoe UI"/>
@@ -13642,7 +10852,6 @@
         </w:rPr>
         <w:t>, </w:t>
       </w:r>
-      <w:proofErr w:type="spellStart"/>
       <w:r>
         <w:rPr>
           <w:rStyle w:val="HTMLCode"/>
@@ -13655,7 +10864,6 @@
         </w:rPr>
         <w:t>StoreLabOrderRequest</w:t>
       </w:r>
-      <w:proofErr w:type="spellEnd"/>
     </w:p>
     <w:p>
       <w:pPr>
@@ -13685,7 +10893,6 @@
           <w:sz w:val="21"/>
           <w:szCs w:val="21"/>
         </w:rPr>
-        <w:lastRenderedPageBreak/>
         <w:t>... (one per controller store/update)</w:t>
       </w:r>
     </w:p>
@@ -13727,24 +10934,8 @@
           <w:bdr w:val="single" w:sz="2" w:space="0" w:color="auto" w:frame="1"/>
           <w:shd w:val="clear" w:color="auto" w:fill="3C3C3C"/>
         </w:rPr>
-        <w:t>app/Models/</w:t>
-      </w:r>
-      <w:proofErr w:type="spellStart"/>
-      <w:r>
-        <w:rPr>
-          <w:rStyle w:val="HTMLCode"/>
-          <w:rFonts w:ascii="Consolas" w:eastAsiaTheme="majorEastAsia" w:hAnsi="Consolas"/>
-          <w:b/>
-          <w:bCs/>
-          <w:color w:val="D0D0D0"/>
-          <w:sz w:val="22"/>
-          <w:szCs w:val="22"/>
-          <w:bdr w:val="single" w:sz="2" w:space="0" w:color="auto" w:frame="1"/>
-          <w:shd w:val="clear" w:color="auto" w:fill="3C3C3C"/>
-        </w:rPr>
-        <w:t>ActivityLog.php</w:t>
-      </w:r>
-      <w:proofErr w:type="spellEnd"/>
+        <w:t>app/Models/ActivityLog.php</w:t>
+      </w:r>
       <w:r>
         <w:rPr>
           <w:rFonts w:ascii="Segoe UI" w:hAnsi="Segoe UI" w:cs="Segoe UI"/>
@@ -13985,7 +11176,6 @@
         </w:rPr>
         <w:t>Consider using </w:t>
       </w:r>
-      <w:proofErr w:type="spellStart"/>
       <w:r>
         <w:rPr>
           <w:rStyle w:val="HTMLCode"/>
@@ -13996,35 +11186,8 @@
           <w:bdr w:val="single" w:sz="2" w:space="0" w:color="auto" w:frame="1"/>
           <w:shd w:val="clear" w:color="auto" w:fill="3C3C3C"/>
         </w:rPr>
-        <w:t>spatie</w:t>
-      </w:r>
-      <w:proofErr w:type="spellEnd"/>
-      <w:r>
-        <w:rPr>
-          <w:rStyle w:val="HTMLCode"/>
-          <w:rFonts w:ascii="Consolas" w:eastAsiaTheme="minorEastAsia" w:hAnsi="Consolas"/>
-          <w:color w:val="D0D0D0"/>
-          <w:sz w:val="19"/>
-          <w:szCs w:val="19"/>
-          <w:bdr w:val="single" w:sz="2" w:space="0" w:color="auto" w:frame="1"/>
-          <w:shd w:val="clear" w:color="auto" w:fill="3C3C3C"/>
-        </w:rPr>
-        <w:t>/</w:t>
-      </w:r>
-      <w:proofErr w:type="spellStart"/>
-      <w:r>
-        <w:rPr>
-          <w:rStyle w:val="HTMLCode"/>
-          <w:rFonts w:ascii="Consolas" w:eastAsiaTheme="minorEastAsia" w:hAnsi="Consolas"/>
-          <w:color w:val="D0D0D0"/>
-          <w:sz w:val="19"/>
-          <w:szCs w:val="19"/>
-          <w:bdr w:val="single" w:sz="2" w:space="0" w:color="auto" w:frame="1"/>
-          <w:shd w:val="clear" w:color="auto" w:fill="3C3C3C"/>
-        </w:rPr>
-        <w:t>laravel-activitylog</w:t>
-      </w:r>
-      <w:proofErr w:type="spellEnd"/>
+        <w:t>spatie/laravel-activitylog</w:t>
+      </w:r>
       <w:r>
         <w:rPr>
           <w:rFonts w:ascii="Segoe UI" w:hAnsi="Segoe UI" w:cs="Segoe UI"/>
@@ -14113,47 +11276,7 @@
           <w:sz w:val="21"/>
           <w:szCs w:val="21"/>
         </w:rPr>
-        <w:t xml:space="preserve">Create policies for: Patient, Appointment, Bill, </w:t>
-      </w:r>
-      <w:proofErr w:type="spellStart"/>
-      <w:r>
-        <w:rPr>
-          <w:rFonts w:ascii="Segoe UI" w:hAnsi="Segoe UI" w:cs="Segoe UI"/>
-          <w:color w:val="CCCCCC"/>
-          <w:sz w:val="21"/>
-          <w:szCs w:val="21"/>
-        </w:rPr>
-        <w:t>LabOrder</w:t>
-      </w:r>
-      <w:proofErr w:type="spellEnd"/>
-      <w:r>
-        <w:rPr>
-          <w:rFonts w:ascii="Segoe UI" w:hAnsi="Segoe UI" w:cs="Segoe UI"/>
-          <w:color w:val="CCCCCC"/>
-          <w:sz w:val="21"/>
-          <w:szCs w:val="21"/>
-        </w:rPr>
-        <w:t xml:space="preserve">, </w:t>
-      </w:r>
-      <w:proofErr w:type="spellStart"/>
-      <w:r>
-        <w:rPr>
-          <w:rFonts w:ascii="Segoe UI" w:hAnsi="Segoe UI" w:cs="Segoe UI"/>
-          <w:color w:val="CCCCCC"/>
-          <w:sz w:val="21"/>
-          <w:szCs w:val="21"/>
-        </w:rPr>
-        <w:t>RadiologyOrder</w:t>
-      </w:r>
-      <w:proofErr w:type="spellEnd"/>
-      <w:r>
-        <w:rPr>
-          <w:rFonts w:ascii="Segoe UI" w:hAnsi="Segoe UI" w:cs="Segoe UI"/>
-          <w:color w:val="CCCCCC"/>
-          <w:sz w:val="21"/>
-          <w:szCs w:val="21"/>
-        </w:rPr>
-        <w:t>, Prescription, Employee</w:t>
+        <w:t>Create policies for: Patient, Appointment, Bill, LabOrder, RadiologyOrder, Prescription, Employee</w:t>
       </w:r>
     </w:p>
     <w:p>
@@ -14186,7 +11309,6 @@
         </w:rPr>
         <w:t>Register in </w:t>
       </w:r>
-      <w:proofErr w:type="spellStart"/>
       <w:r>
         <w:rPr>
           <w:rStyle w:val="HTMLCode"/>
@@ -14199,7 +11321,6 @@
         </w:rPr>
         <w:t>AuthServiceProvider</w:t>
       </w:r>
-      <w:proofErr w:type="spellEnd"/>
     </w:p>
     <w:p>
       <w:pPr>
@@ -14239,24 +11360,8 @@
           <w:bdr w:val="single" w:sz="2" w:space="0" w:color="auto" w:frame="1"/>
           <w:shd w:val="clear" w:color="auto" w:fill="3C3C3C"/>
         </w:rPr>
-        <w:t>app/Models/</w:t>
-      </w:r>
-      <w:proofErr w:type="spellStart"/>
-      <w:r>
-        <w:rPr>
-          <w:rStyle w:val="HTMLCode"/>
-          <w:rFonts w:ascii="Consolas" w:eastAsiaTheme="majorEastAsia" w:hAnsi="Consolas"/>
-          <w:b/>
-          <w:bCs/>
-          <w:color w:val="D0D0D0"/>
-          <w:sz w:val="22"/>
-          <w:szCs w:val="22"/>
-          <w:bdr w:val="single" w:sz="2" w:space="0" w:color="auto" w:frame="1"/>
-          <w:shd w:val="clear" w:color="auto" w:fill="3C3C3C"/>
-        </w:rPr>
-        <w:t>Doctor.php</w:t>
-      </w:r>
-      <w:proofErr w:type="spellEnd"/>
+        <w:t>app/Models/Doctor.php</w:t>
+      </w:r>
       <w:r>
         <w:rPr>
           <w:rFonts w:ascii="Segoe UI" w:hAnsi="Segoe UI" w:cs="Segoe UI"/>
@@ -14294,7 +11399,6 @@
         </w:rPr>
         <w:t>Fix the </w:t>
       </w:r>
-      <w:proofErr w:type="spellStart"/>
       <w:r>
         <w:rPr>
           <w:rStyle w:val="HTMLCode"/>
@@ -14307,7 +11411,6 @@
         </w:rPr>
         <w:t>scopeSearch</w:t>
       </w:r>
-      <w:proofErr w:type="spellEnd"/>
       <w:r>
         <w:rPr>
           <w:rFonts w:ascii="Segoe UI" w:hAnsi="Segoe UI" w:cs="Segoe UI"/>
@@ -14450,7 +11553,6 @@
           <w:szCs w:val="21"/>
         </w:rPr>
       </w:pPr>
-      <w:proofErr w:type="spellStart"/>
       <w:r>
         <w:rPr>
           <w:rStyle w:val="HTMLCode"/>
@@ -14463,7 +11565,6 @@
         </w:rPr>
         <w:t>SettingsController</w:t>
       </w:r>
-      <w:proofErr w:type="spellEnd"/>
       <w:r>
         <w:rPr>
           <w:rFonts w:ascii="Segoe UI" w:hAnsi="Segoe UI" w:cs="Segoe UI"/>
@@ -14855,6 +11956,7 @@
           <w:bCs w:val="0"/>
           <w:color w:val="CCCCCC"/>
         </w:rPr>
+        <w:lastRenderedPageBreak/>
         <w:t>Phase 4: Notifications, PDF &amp; Export</w:t>
       </w:r>
     </w:p>
@@ -14882,7 +11984,6 @@
           <w:bCs/>
           <w:color w:val="CCCCCC"/>
         </w:rPr>
-        <w:lastRenderedPageBreak/>
         <w:t>[NEW] Notification System</w:t>
       </w:r>
     </w:p>
@@ -15003,27 +12104,7 @@
           <w:bCs/>
           <w:color w:val="CCCCCC"/>
         </w:rPr>
-        <w:t>[NEW] PDF Generation (</w:t>
-      </w:r>
-      <w:proofErr w:type="spellStart"/>
-      <w:r>
-        <w:rPr>
-          <w:rFonts w:ascii="Segoe UI" w:hAnsi="Segoe UI" w:cs="Segoe UI"/>
-          <w:b/>
-          <w:bCs/>
-          <w:color w:val="CCCCCC"/>
-        </w:rPr>
-        <w:t>DomPDF</w:t>
-      </w:r>
-      <w:proofErr w:type="spellEnd"/>
-      <w:r>
-        <w:rPr>
-          <w:rFonts w:ascii="Segoe UI" w:hAnsi="Segoe UI" w:cs="Segoe UI"/>
-          <w:b/>
-          <w:bCs/>
-          <w:color w:val="CCCCCC"/>
-        </w:rPr>
-        <w:t xml:space="preserve"> or Snappy)</w:t>
+        <w:t>[NEW] PDF Generation (DomPDF or Snappy)</w:t>
       </w:r>
     </w:p>
     <w:p>
@@ -15171,25 +12252,14 @@
           <w:szCs w:val="21"/>
         </w:rPr>
       </w:pPr>
-      <w:proofErr w:type="spellStart"/>
-      <w:r>
-        <w:rPr>
-          <w:rFonts w:ascii="Segoe UI" w:hAnsi="Segoe UI" w:cs="Segoe UI"/>
-          <w:color w:val="CCCCCC"/>
-          <w:sz w:val="21"/>
-          <w:szCs w:val="21"/>
-        </w:rPr>
-        <w:t>Payslip</w:t>
-      </w:r>
-      <w:proofErr w:type="spellEnd"/>
-      <w:r>
-        <w:rPr>
-          <w:rFonts w:ascii="Segoe UI" w:hAnsi="Segoe UI" w:cs="Segoe UI"/>
-          <w:color w:val="CCCCCC"/>
-          <w:sz w:val="21"/>
-          <w:szCs w:val="21"/>
-        </w:rPr>
-        <w:t xml:space="preserve"> PDF (already has print view — convert to downloadable PDF)</w:t>
+      <w:r>
+        <w:rPr>
+          <w:rFonts w:ascii="Segoe UI" w:hAnsi="Segoe UI" w:cs="Segoe UI"/>
+          <w:color w:val="CCCCCC"/>
+          <w:sz w:val="21"/>
+          <w:szCs w:val="21"/>
+        </w:rPr>
+        <w:t>Payslip PDF (already has print view — convert to downloadable PDF)</w:t>
       </w:r>
     </w:p>
     <w:p>
@@ -15249,7 +12319,6 @@
         </w:rPr>
         <w:t>Install </w:t>
       </w:r>
-      <w:proofErr w:type="spellStart"/>
       <w:r>
         <w:rPr>
           <w:rStyle w:val="HTMLCode"/>
@@ -15260,20 +12329,7 @@
           <w:bdr w:val="single" w:sz="2" w:space="0" w:color="auto" w:frame="1"/>
           <w:shd w:val="clear" w:color="auto" w:fill="3C3C3C"/>
         </w:rPr>
-        <w:t>maatwebsite</w:t>
-      </w:r>
-      <w:proofErr w:type="spellEnd"/>
-      <w:r>
-        <w:rPr>
-          <w:rStyle w:val="HTMLCode"/>
-          <w:rFonts w:ascii="Consolas" w:eastAsiaTheme="minorEastAsia" w:hAnsi="Consolas"/>
-          <w:color w:val="D0D0D0"/>
-          <w:sz w:val="19"/>
-          <w:szCs w:val="19"/>
-          <w:bdr w:val="single" w:sz="2" w:space="0" w:color="auto" w:frame="1"/>
-          <w:shd w:val="clear" w:color="auto" w:fill="3C3C3C"/>
-        </w:rPr>
-        <w:t>/excel</w:t>
+        <w:t>maatwebsite/excel</w:t>
       </w:r>
     </w:p>
     <w:p>
@@ -15583,19 +12639,8 @@
           <w:sz w:val="21"/>
           <w:szCs w:val="21"/>
         </w:rPr>
-        <w:t xml:space="preserve"> Attendance %, leave utilization, headcount by </w:t>
-      </w:r>
-      <w:proofErr w:type="spellStart"/>
-      <w:r>
-        <w:rPr>
-          <w:rFonts w:ascii="Segoe UI" w:hAnsi="Segoe UI" w:cs="Segoe UI"/>
-          <w:color w:val="CCCCCC"/>
-          <w:sz w:val="21"/>
-          <w:szCs w:val="21"/>
-        </w:rPr>
-        <w:t>dept</w:t>
-      </w:r>
-      <w:proofErr w:type="spellEnd"/>
+        <w:t> Attendance %, leave utilization, headcount by dept</w:t>
+      </w:r>
     </w:p>
     <w:p>
       <w:pPr>
@@ -15625,27 +12670,7 @@
           <w:sz w:val="21"/>
           <w:szCs w:val="21"/>
         </w:rPr>
-        <w:t xml:space="preserve">Charts: Use Chart.js or </w:t>
-      </w:r>
-      <w:proofErr w:type="spellStart"/>
-      <w:r>
-        <w:rPr>
-          <w:rFonts w:ascii="Segoe UI" w:hAnsi="Segoe UI" w:cs="Segoe UI"/>
-          <w:color w:val="CCCCCC"/>
-          <w:sz w:val="21"/>
-          <w:szCs w:val="21"/>
-        </w:rPr>
-        <w:t>ApexCharts</w:t>
-      </w:r>
-      <w:proofErr w:type="spellEnd"/>
-      <w:r>
-        <w:rPr>
-          <w:rFonts w:ascii="Segoe UI" w:hAnsi="Segoe UI" w:cs="Segoe UI"/>
-          <w:color w:val="CCCCCC"/>
-          <w:sz w:val="21"/>
-          <w:szCs w:val="21"/>
-        </w:rPr>
-        <w:t xml:space="preserve"> (already in dashboard)</w:t>
+        <w:t>Charts: Use Chart.js or ApexCharts (already in dashboard)</w:t>
       </w:r>
     </w:p>
     <w:p>
@@ -15807,9 +12832,9 @@
           <w:sz w:val="21"/>
           <w:szCs w:val="21"/>
         </w:rPr>
+        <w:lastRenderedPageBreak/>
         <w:t>Factories for all models (only </w:t>
       </w:r>
-      <w:proofErr w:type="spellStart"/>
       <w:r>
         <w:rPr>
           <w:rStyle w:val="HTMLCode"/>
@@ -15822,7 +12847,6 @@
         </w:rPr>
         <w:t>UserFactory</w:t>
       </w:r>
-      <w:proofErr w:type="spellEnd"/>
       <w:r>
         <w:rPr>
           <w:rFonts w:ascii="Segoe UI" w:hAnsi="Segoe UI" w:cs="Segoe UI"/>
@@ -15857,7 +12881,6 @@
           <w:bCs/>
           <w:color w:val="CCCCCC"/>
         </w:rPr>
-        <w:lastRenderedPageBreak/>
         <w:t>[NEW] REST API (v1)</w:t>
       </w:r>
     </w:p>
@@ -16071,27 +13094,7 @@
           <w:sz w:val="21"/>
           <w:szCs w:val="21"/>
         </w:rPr>
-        <w:t xml:space="preserve">Add </w:t>
-      </w:r>
-      <w:proofErr w:type="spellStart"/>
-      <w:r>
-        <w:rPr>
-          <w:rFonts w:ascii="Segoe UI" w:hAnsi="Segoe UI" w:cs="Segoe UI"/>
-          <w:color w:val="CCCCCC"/>
-          <w:sz w:val="21"/>
-          <w:szCs w:val="21"/>
-        </w:rPr>
-        <w:t>PHPDoc</w:t>
-      </w:r>
-      <w:proofErr w:type="spellEnd"/>
-      <w:r>
-        <w:rPr>
-          <w:rFonts w:ascii="Segoe UI" w:hAnsi="Segoe UI" w:cs="Segoe UI"/>
-          <w:color w:val="CCCCCC"/>
-          <w:sz w:val="21"/>
-          <w:szCs w:val="21"/>
-        </w:rPr>
-        <w:t xml:space="preserve"> blocks to all controller methods</w:t>
+        <w:t>Add PHPDoc blocks to all controller methods</w:t>
       </w:r>
     </w:p>
     <w:p>
@@ -16124,7 +13127,6 @@
         </w:rPr>
         <w:t>Install and configure </w:t>
       </w:r>
-      <w:proofErr w:type="spellStart"/>
       <w:r>
         <w:rPr>
           <w:rStyle w:val="HTMLCode"/>
@@ -16135,49 +13137,16 @@
           <w:bdr w:val="single" w:sz="2" w:space="0" w:color="auto" w:frame="1"/>
           <w:shd w:val="clear" w:color="auto" w:fill="3C3C3C"/>
         </w:rPr>
-        <w:t>laravel</w:t>
-      </w:r>
-      <w:proofErr w:type="spellEnd"/>
-      <w:r>
-        <w:rPr>
-          <w:rStyle w:val="HTMLCode"/>
-          <w:rFonts w:ascii="Consolas" w:eastAsiaTheme="minorEastAsia" w:hAnsi="Consolas"/>
-          <w:color w:val="D0D0D0"/>
-          <w:sz w:val="19"/>
-          <w:szCs w:val="19"/>
-          <w:bdr w:val="single" w:sz="2" w:space="0" w:color="auto" w:frame="1"/>
-          <w:shd w:val="clear" w:color="auto" w:fill="3C3C3C"/>
-        </w:rPr>
-        <w:t>/pint</w:t>
-      </w:r>
-      <w:r>
-        <w:rPr>
-          <w:rFonts w:ascii="Segoe UI" w:hAnsi="Segoe UI" w:cs="Segoe UI"/>
-          <w:color w:val="CCCCCC"/>
-          <w:sz w:val="21"/>
-          <w:szCs w:val="21"/>
-        </w:rPr>
-        <w:t xml:space="preserve"> (already in </w:t>
-      </w:r>
-      <w:proofErr w:type="spellStart"/>
-      <w:r>
-        <w:rPr>
-          <w:rFonts w:ascii="Segoe UI" w:hAnsi="Segoe UI" w:cs="Segoe UI"/>
-          <w:color w:val="CCCCCC"/>
-          <w:sz w:val="21"/>
-          <w:szCs w:val="21"/>
-        </w:rPr>
-        <w:t>devDeps</w:t>
-      </w:r>
-      <w:proofErr w:type="spellEnd"/>
-      <w:r>
-        <w:rPr>
-          <w:rFonts w:ascii="Segoe UI" w:hAnsi="Segoe UI" w:cs="Segoe UI"/>
-          <w:color w:val="CCCCCC"/>
-          <w:sz w:val="21"/>
-          <w:szCs w:val="21"/>
-        </w:rPr>
-        <w:t xml:space="preserve"> — ensure it runs)</w:t>
+        <w:t>laravel/pint</w:t>
+      </w:r>
+      <w:r>
+        <w:rPr>
+          <w:rFonts w:ascii="Segoe UI" w:hAnsi="Segoe UI" w:cs="Segoe UI"/>
+          <w:color w:val="CCCCCC"/>
+          <w:sz w:val="21"/>
+          <w:szCs w:val="21"/>
+        </w:rPr>
+        <w:t> (already in devDeps — ensure it runs)</w:t>
       </w:r>
     </w:p>
     <w:p>
@@ -16436,27 +13405,7 @@
           <w:bCs w:val="0"/>
           <w:color w:val="CCCCCC"/>
         </w:rPr>
-        <w:t xml:space="preserve">Insurance/TPA Management — </w:t>
-      </w:r>
-      <w:proofErr w:type="gramStart"/>
-      <w:r>
-        <w:rPr>
-          <w:rFonts w:ascii="Segoe UI" w:hAnsi="Segoe UI" w:cs="Segoe UI"/>
-          <w:b w:val="0"/>
-          <w:bCs w:val="0"/>
-          <w:color w:val="CCCCCC"/>
-        </w:rPr>
-        <w:t>Is</w:t>
-      </w:r>
-      <w:proofErr w:type="gramEnd"/>
-      <w:r>
-        <w:rPr>
-          <w:rFonts w:ascii="Segoe UI" w:hAnsi="Segoe UI" w:cs="Segoe UI"/>
-          <w:b w:val="0"/>
-          <w:bCs w:val="0"/>
-          <w:color w:val="CCCCCC"/>
-        </w:rPr>
-        <w:t xml:space="preserve"> this needed?</w:t>
+        <w:t>Insurance/TPA Management — Is this needed?</w:t>
       </w:r>
     </w:p>
     <w:p>
@@ -16623,27 +13572,7 @@
           <w:color w:val="CCCCCC"/>
         </w:rPr>
         <w:lastRenderedPageBreak/>
-        <w:t xml:space="preserve">Mobile App / API — </w:t>
-      </w:r>
-      <w:proofErr w:type="gramStart"/>
-      <w:r>
-        <w:rPr>
-          <w:rFonts w:ascii="Segoe UI" w:hAnsi="Segoe UI" w:cs="Segoe UI"/>
-          <w:b w:val="0"/>
-          <w:bCs w:val="0"/>
-          <w:color w:val="CCCCCC"/>
-        </w:rPr>
-        <w:t>Is</w:t>
-      </w:r>
-      <w:proofErr w:type="gramEnd"/>
-      <w:r>
-        <w:rPr>
-          <w:rFonts w:ascii="Segoe UI" w:hAnsi="Segoe UI" w:cs="Segoe UI"/>
-          <w:b w:val="0"/>
-          <w:bCs w:val="0"/>
-          <w:color w:val="CCCCCC"/>
-        </w:rPr>
-        <w:t xml:space="preserve"> this a near-term need?</w:t>
+        <w:t>Mobile App / API — Is this a near-term need?</w:t>
       </w:r>
     </w:p>
     <w:p>
@@ -16768,7 +13697,6 @@
         </w:rPr>
         <w:t>Run </w:t>
       </w:r>
-      <w:proofErr w:type="spellStart"/>
       <w:r>
         <w:rPr>
           <w:rStyle w:val="HTMLCode"/>
@@ -16779,20 +13707,7 @@
           <w:bdr w:val="single" w:sz="2" w:space="0" w:color="auto" w:frame="1"/>
           <w:shd w:val="clear" w:color="auto" w:fill="3C3C3C"/>
         </w:rPr>
-        <w:t>php</w:t>
-      </w:r>
-      <w:proofErr w:type="spellEnd"/>
-      <w:r>
-        <w:rPr>
-          <w:rStyle w:val="HTMLCode"/>
-          <w:rFonts w:ascii="Consolas" w:eastAsiaTheme="minorEastAsia" w:hAnsi="Consolas"/>
-          <w:color w:val="D0D0D0"/>
-          <w:sz w:val="19"/>
-          <w:szCs w:val="19"/>
-          <w:bdr w:val="single" w:sz="2" w:space="0" w:color="auto" w:frame="1"/>
-          <w:shd w:val="clear" w:color="auto" w:fill="3C3C3C"/>
-        </w:rPr>
-        <w:t xml:space="preserve"> artisan test</w:t>
+        <w:t>php artisan test</w:t>
       </w:r>
       <w:r>
         <w:rPr>
@@ -16834,7 +13749,6 @@
         </w:rPr>
         <w:t>Verify migrations with </w:t>
       </w:r>
-      <w:proofErr w:type="spellStart"/>
       <w:r>
         <w:rPr>
           <w:rStyle w:val="HTMLCode"/>
@@ -16845,46 +13759,7 @@
           <w:bdr w:val="single" w:sz="2" w:space="0" w:color="auto" w:frame="1"/>
           <w:shd w:val="clear" w:color="auto" w:fill="3C3C3C"/>
         </w:rPr>
-        <w:t>php</w:t>
-      </w:r>
-      <w:proofErr w:type="spellEnd"/>
-      <w:r>
-        <w:rPr>
-          <w:rStyle w:val="HTMLCode"/>
-          <w:rFonts w:ascii="Consolas" w:eastAsiaTheme="minorEastAsia" w:hAnsi="Consolas"/>
-          <w:color w:val="D0D0D0"/>
-          <w:sz w:val="19"/>
-          <w:szCs w:val="19"/>
-          <w:bdr w:val="single" w:sz="2" w:space="0" w:color="auto" w:frame="1"/>
-          <w:shd w:val="clear" w:color="auto" w:fill="3C3C3C"/>
-        </w:rPr>
-        <w:t xml:space="preserve"> artisan </w:t>
-      </w:r>
-      <w:proofErr w:type="spellStart"/>
-      <w:r>
-        <w:rPr>
-          <w:rStyle w:val="HTMLCode"/>
-          <w:rFonts w:ascii="Consolas" w:eastAsiaTheme="minorEastAsia" w:hAnsi="Consolas"/>
-          <w:color w:val="D0D0D0"/>
-          <w:sz w:val="19"/>
-          <w:szCs w:val="19"/>
-          <w:bdr w:val="single" w:sz="2" w:space="0" w:color="auto" w:frame="1"/>
-          <w:shd w:val="clear" w:color="auto" w:fill="3C3C3C"/>
-        </w:rPr>
-        <w:t>migrate:fresh</w:t>
-      </w:r>
-      <w:proofErr w:type="spellEnd"/>
-      <w:r>
-        <w:rPr>
-          <w:rStyle w:val="HTMLCode"/>
-          <w:rFonts w:ascii="Consolas" w:eastAsiaTheme="minorEastAsia" w:hAnsi="Consolas"/>
-          <w:color w:val="D0D0D0"/>
-          <w:sz w:val="19"/>
-          <w:szCs w:val="19"/>
-          <w:bdr w:val="single" w:sz="2" w:space="0" w:color="auto" w:frame="1"/>
-          <w:shd w:val="clear" w:color="auto" w:fill="3C3C3C"/>
-        </w:rPr>
-        <w:t xml:space="preserve"> --seed</w:t>
+        <w:t>php artisan migrate:fresh --seed</w:t>
       </w:r>
     </w:p>
     <w:p>
@@ -16993,7 +13868,6 @@
           <w:szCs w:val="21"/>
         </w:rPr>
       </w:pPr>
-      <w:proofErr w:type="gramStart"/>
       <w:r>
         <w:rPr>
           <w:rFonts w:ascii="Arial" w:hAnsi="Arial" w:cs="Arial"/>
@@ -17003,7 +13877,6 @@
         </w:rPr>
         <w:t>bash</w:t>
       </w:r>
-      <w:proofErr w:type="gramEnd"/>
     </w:p>
     <w:p>
       <w:pPr>
@@ -17021,8 +13894,6 @@
           <w:szCs w:val="21"/>
         </w:rPr>
       </w:pPr>
-      <w:proofErr w:type="spellStart"/>
-      <w:proofErr w:type="gramStart"/>
       <w:r>
         <w:rPr>
           <w:rStyle w:val="mtk16"/>
@@ -17034,8 +13905,6 @@
         </w:rPr>
         <w:t>php</w:t>
       </w:r>
-      <w:proofErr w:type="spellEnd"/>
-      <w:proofErr w:type="gramEnd"/>
       <w:r>
         <w:rPr>
           <w:rStyle w:val="mtk1"/>
@@ -17094,20 +13963,8 @@
           <w:szCs w:val="21"/>
           <w:bdr w:val="single" w:sz="2" w:space="0" w:color="auto" w:frame="1"/>
         </w:rPr>
-        <w:t>--filter=</w:t>
-      </w:r>
-      <w:proofErr w:type="spellStart"/>
-      <w:r>
-        <w:rPr>
-          <w:rStyle w:val="mtk6"/>
-          <w:color w:val="569CD6"/>
-          <w:sz w:val="21"/>
-          <w:szCs w:val="21"/>
-          <w:bdr w:val="single" w:sz="2" w:space="0" w:color="auto" w:frame="1"/>
-        </w:rPr>
-        <w:t>PatientTest</w:t>
-      </w:r>
-      <w:proofErr w:type="spellEnd"/>
+        <w:t>--filter=PatientTest</w:t>
+      </w:r>
     </w:p>
     <w:p>
       <w:pPr>
@@ -17125,8 +13982,6 @@
           <w:szCs w:val="21"/>
         </w:rPr>
       </w:pPr>
-      <w:proofErr w:type="spellStart"/>
-      <w:proofErr w:type="gramStart"/>
       <w:r>
         <w:rPr>
           <w:rStyle w:val="mtk16"/>
@@ -17138,8 +13993,6 @@
         </w:rPr>
         <w:t>php</w:t>
       </w:r>
-      <w:proofErr w:type="spellEnd"/>
-      <w:proofErr w:type="gramEnd"/>
       <w:r>
         <w:rPr>
           <w:rStyle w:val="mtk1"/>
@@ -17198,20 +14051,8 @@
           <w:szCs w:val="21"/>
           <w:bdr w:val="single" w:sz="2" w:space="0" w:color="auto" w:frame="1"/>
         </w:rPr>
-        <w:t>--filter=</w:t>
-      </w:r>
-      <w:proofErr w:type="spellStart"/>
-      <w:r>
-        <w:rPr>
-          <w:rStyle w:val="mtk6"/>
-          <w:color w:val="569CD6"/>
-          <w:sz w:val="21"/>
-          <w:szCs w:val="21"/>
-          <w:bdr w:val="single" w:sz="2" w:space="0" w:color="auto" w:frame="1"/>
-        </w:rPr>
-        <w:t>BillingTest</w:t>
-      </w:r>
-      <w:proofErr w:type="spellEnd"/>
+        <w:t>--filter=BillingTest</w:t>
+      </w:r>
     </w:p>
     <w:p>
       <w:pPr>
@@ -17229,8 +14070,6 @@
           <w:szCs w:val="21"/>
         </w:rPr>
       </w:pPr>
-      <w:proofErr w:type="spellStart"/>
-      <w:proofErr w:type="gramStart"/>
       <w:r>
         <w:rPr>
           <w:rStyle w:val="mtk16"/>
@@ -17242,8 +14081,6 @@
         </w:rPr>
         <w:t>php</w:t>
       </w:r>
-      <w:proofErr w:type="spellEnd"/>
-      <w:proofErr w:type="gramEnd"/>
       <w:r>
         <w:rPr>
           <w:rStyle w:val="mtk1"/>
@@ -17302,20 +14139,8 @@
           <w:szCs w:val="21"/>
           <w:bdr w:val="single" w:sz="2" w:space="0" w:color="auto" w:frame="1"/>
         </w:rPr>
-        <w:t>--filter=</w:t>
-      </w:r>
-      <w:proofErr w:type="spellStart"/>
-      <w:r>
-        <w:rPr>
-          <w:rStyle w:val="mtk6"/>
-          <w:color w:val="569CD6"/>
-          <w:sz w:val="21"/>
-          <w:szCs w:val="21"/>
-          <w:bdr w:val="single" w:sz="2" w:space="0" w:color="auto" w:frame="1"/>
-        </w:rPr>
-        <w:t>LabOrderTest</w:t>
-      </w:r>
-      <w:proofErr w:type="spellEnd"/>
+        <w:t>--filter=LabOrderTest</w:t>
+      </w:r>
     </w:p>
     <w:p>
       <w:pPr>
@@ -20518,6 +17343,104 @@
     <w:basedOn w:val="DefaultParagraphFont"/>
     <w:rsid w:val="000E572E"/>
   </w:style>
+  <w:style w:type="character" w:styleId="CommentReference">
+    <w:name w:val="annotation reference"/>
+    <w:basedOn w:val="DefaultParagraphFont"/>
+    <w:uiPriority w:val="99"/>
+    <w:semiHidden/>
+    <w:unhideWhenUsed/>
+    <w:rsid w:val="00616538"/>
+    <w:rPr>
+      <w:sz w:val="16"/>
+      <w:szCs w:val="16"/>
+    </w:rPr>
+  </w:style>
+  <w:style w:type="paragraph" w:styleId="CommentText">
+    <w:name w:val="annotation text"/>
+    <w:basedOn w:val="Normal"/>
+    <w:link w:val="CommentTextChar"/>
+    <w:uiPriority w:val="99"/>
+    <w:semiHidden/>
+    <w:unhideWhenUsed/>
+    <w:rsid w:val="00616538"/>
+    <w:pPr>
+      <w:spacing w:line="240" w:lineRule="auto"/>
+    </w:pPr>
+    <w:rPr>
+      <w:sz w:val="20"/>
+      <w:szCs w:val="20"/>
+    </w:rPr>
+  </w:style>
+  <w:style w:type="character" w:customStyle="1" w:styleId="CommentTextChar">
+    <w:name w:val="Comment Text Char"/>
+    <w:basedOn w:val="DefaultParagraphFont"/>
+    <w:link w:val="CommentText"/>
+    <w:uiPriority w:val="99"/>
+    <w:semiHidden/>
+    <w:rsid w:val="00616538"/>
+    <w:rPr>
+      <w:sz w:val="20"/>
+      <w:szCs w:val="20"/>
+    </w:rPr>
+  </w:style>
+  <w:style w:type="paragraph" w:styleId="CommentSubject">
+    <w:name w:val="annotation subject"/>
+    <w:basedOn w:val="CommentText"/>
+    <w:next w:val="CommentText"/>
+    <w:link w:val="CommentSubjectChar"/>
+    <w:uiPriority w:val="99"/>
+    <w:semiHidden/>
+    <w:unhideWhenUsed/>
+    <w:rsid w:val="00616538"/>
+    <w:rPr>
+      <w:b/>
+      <w:bCs/>
+    </w:rPr>
+  </w:style>
+  <w:style w:type="character" w:customStyle="1" w:styleId="CommentSubjectChar">
+    <w:name w:val="Comment Subject Char"/>
+    <w:basedOn w:val="CommentTextChar"/>
+    <w:link w:val="CommentSubject"/>
+    <w:uiPriority w:val="99"/>
+    <w:semiHidden/>
+    <w:rsid w:val="00616538"/>
+    <w:rPr>
+      <w:b/>
+      <w:bCs/>
+      <w:sz w:val="20"/>
+      <w:szCs w:val="20"/>
+    </w:rPr>
+  </w:style>
+  <w:style w:type="paragraph" w:styleId="BalloonText">
+    <w:name w:val="Balloon Text"/>
+    <w:basedOn w:val="Normal"/>
+    <w:link w:val="BalloonTextChar"/>
+    <w:uiPriority w:val="99"/>
+    <w:semiHidden/>
+    <w:unhideWhenUsed/>
+    <w:rsid w:val="00616538"/>
+    <w:pPr>
+      <w:spacing w:after="0" w:line="240" w:lineRule="auto"/>
+    </w:pPr>
+    <w:rPr>
+      <w:rFonts w:ascii="Segoe UI" w:hAnsi="Segoe UI" w:cs="Segoe UI"/>
+      <w:sz w:val="18"/>
+      <w:szCs w:val="18"/>
+    </w:rPr>
+  </w:style>
+  <w:style w:type="character" w:customStyle="1" w:styleId="BalloonTextChar">
+    <w:name w:val="Balloon Text Char"/>
+    <w:basedOn w:val="DefaultParagraphFont"/>
+    <w:link w:val="BalloonText"/>
+    <w:uiPriority w:val="99"/>
+    <w:semiHidden/>
+    <w:rsid w:val="00616538"/>
+    <w:rPr>
+      <w:rFonts w:ascii="Segoe UI" w:hAnsi="Segoe UI" w:cs="Segoe UI"/>
+      <w:sz w:val="18"/>
+      <w:szCs w:val="18"/>
+    </w:rPr>
+  </w:style>
 </w:styles>
 </file>
 
